--- a/Report.docx
+++ b/Report.docx
@@ -1487,7 +1487,14 @@
           <w:b/>
           <w:bCs/>
         </w:rPr>
-        <w:t>η = 5 × 10</w:t>
+        <w:t xml:space="preserve">η = </w:t>
+      </w:r>
+      <w:r>
+        <w:rPr>
+          <w:b/>
+          <w:bCs/>
+        </w:rPr>
+        <w:t>1 × 10</w:t>
       </w:r>
       <w:r>
         <w:rPr>
@@ -1499,15 +1506,16 @@
       </w:r>
       <w:r>
         <w:rPr>
-          <w:rFonts w:cs="Aptos"/>
-          <w:b/>
-          <w:bCs/>
-        </w:rPr>
-        <w:t>³</w:t>
-      </w:r>
-      <w:r>
-        <w:rPr>
-          <w:lang w:val="en-IN"/>
+          <w:rFonts w:ascii="Aptos" w:hAnsi="Aptos" w:cs="Aptos"/>
+          <w:b/>
+          <w:bCs/>
+        </w:rPr>
+        <w:t>⁴</w:t>
+      </w:r>
+      <w:r>
+        <w:rPr>
+          <w:b/>
+          <w:bCs/>
         </w:rPr>
         <w:t xml:space="preserve"> </w:t>
       </w:r>
@@ -1535,7 +1543,23 @@
           <w:bCs/>
           <w:lang w:val="en-IN"/>
         </w:rPr>
-        <w:t xml:space="preserve">Batch Size: 128 </w:t>
+        <w:t xml:space="preserve">Batch Size: </w:t>
+      </w:r>
+      <w:r>
+        <w:rPr>
+          <w:b/>
+          <w:bCs/>
+          <w:lang w:val="en-IN"/>
+        </w:rPr>
+        <w:t>32</w:t>
+      </w:r>
+      <w:r>
+        <w:rPr>
+          <w:b/>
+          <w:bCs/>
+          <w:lang w:val="en-IN"/>
+        </w:rPr>
+        <w:t xml:space="preserve"> </w:t>
       </w:r>
       <w:r>
         <w:rPr>
@@ -1733,7 +1757,7 @@
           </m:f>
           <m:r>
             <m:rPr>
-              <m:sty m:val="b"/>
+              <m:sty m:val="p"/>
             </m:rPr>
             <w:rPr>
               <w:rFonts w:ascii="Cambria Math" w:hAnsi="Cambria Math"/>
@@ -1876,7 +1900,7 @@
           </m:f>
           <m:r>
             <m:rPr>
-              <m:sty m:val="b"/>
+              <m:sty m:val="p"/>
             </m:rPr>
             <w:rPr>
               <w:rFonts w:ascii="Cambria Math" w:hAnsi="Cambria Math"/>
@@ -2305,7 +2329,7 @@
           </m:func>
           <m:r>
             <m:rPr>
-              <m:sty m:val="bi"/>
+              <m:sty m:val="p"/>
             </m:rPr>
             <w:rPr>
               <w:color w:val="666666"/>
@@ -2484,7 +2508,6 @@
       <w:pPr>
         <w:rPr>
           <w:rFonts w:asciiTheme="majorHAnsi" w:hAnsiTheme="majorHAnsi"/>
-          <w:lang w:val="en-IN"/>
         </w:rPr>
       </w:pPr>
       <w:r>
@@ -2513,7 +2536,7 @@
           <w:b/>
           <w:bCs/>
         </w:rPr>
-        <w:t>03</w:t>
+        <w:t>14</w:t>
       </w:r>
       <w:r>
         <w:rPr>
@@ -2548,6 +2571,2911 @@
       <w:pPr>
         <w:rPr>
           <w:rFonts w:asciiTheme="majorHAnsi" w:hAnsiTheme="majorHAnsi"/>
+          <w:b/>
+          <w:bCs/>
+          <w:sz w:val="28"/>
+          <w:szCs w:val="28"/>
+          <w:lang w:val="en-IN"/>
+        </w:rPr>
+      </w:pPr>
+      <w:r>
+        <w:rPr>
+          <w:rFonts w:asciiTheme="majorHAnsi" w:hAnsiTheme="majorHAnsi"/>
+          <w:b/>
+          <w:bCs/>
+          <w:sz w:val="28"/>
+          <w:szCs w:val="28"/>
+          <w:lang w:val="en-IN"/>
+        </w:rPr>
+        <w:t>Empirical Results and Comparative Leaderboard Analysis</w:t>
+      </w:r>
+    </w:p>
+    <w:p>
+      <w:pPr>
+        <w:rPr>
+          <w:rFonts w:cs="Aptos"/>
+        </w:rPr>
+      </w:pPr>
+      <w:r>
+        <w:rPr>
+          <w:lang w:val="en-IN"/>
+        </w:rPr>
+        <w:t xml:space="preserve">Following the execution of the multi-stage training framework outlined in section 3, the final architectural standings were evaluated on the independent evaluation dataset. To provide an impartial comparison, all models were evaluated using dynamic </w:t>
+      </w:r>
+      <w:r>
+        <w:rPr>
+          <w:b/>
+          <w:bCs/>
+          <w:lang w:val="en-IN"/>
+        </w:rPr>
+        <w:t>Equal Error Rate (EER)</w:t>
+      </w:r>
+      <w:r>
+        <w:rPr>
+          <w:lang w:val="en-IN"/>
+        </w:rPr>
+        <w:t xml:space="preserve"> localization alongside standard threshold-independent area under the receiver operating characteristics curves </w:t>
+      </w:r>
+      <w:r>
+        <w:rPr>
+          <w:b/>
+          <w:bCs/>
+          <w:lang w:val="en-IN"/>
+        </w:rPr>
+        <w:t>(</w:t>
+      </w:r>
+      <w:r>
+        <w:rPr>
+          <w:b/>
+          <w:bCs/>
+          <w:lang w:val="en-IN"/>
+        </w:rPr>
+        <w:t xml:space="preserve">ROC-AUC) </w:t>
+      </w:r>
+      <w:r>
+        <w:rPr>
+          <w:lang w:val="en-IN"/>
+        </w:rPr>
+        <w:t>and all the pre</w:t>
+      </w:r>
+      <w:r>
+        <w:rPr>
+          <w:lang w:val="en-IN"/>
+        </w:rPr>
+        <w:t>-finetuning</w:t>
+      </w:r>
+      <w:r>
+        <w:rPr>
+          <w:lang w:val="en-IN"/>
+        </w:rPr>
+        <w:t xml:space="preserve"> was done uninterrupted over 100 epochs using a learning rate of </w:t>
+      </w:r>
+      <w:r>
+        <w:rPr>
+          <w:b/>
+          <w:bCs/>
+        </w:rPr>
+        <w:t>1 × 10</w:t>
+      </w:r>
+      <w:r>
+        <w:rPr>
+          <w:rFonts w:ascii="Cambria Math" w:hAnsi="Cambria Math" w:cs="Cambria Math"/>
+          <w:b/>
+          <w:bCs/>
+        </w:rPr>
+        <w:t>⁻</w:t>
+      </w:r>
+      <w:r>
+        <w:rPr>
+          <w:rFonts w:ascii="Aptos" w:hAnsi="Aptos" w:cs="Aptos"/>
+          <w:b/>
+          <w:bCs/>
+        </w:rPr>
+        <w:t>⁴</w:t>
+      </w:r>
+      <w:r>
+        <w:rPr>
+          <w:rFonts w:ascii="Aptos" w:hAnsi="Aptos" w:cs="Aptos"/>
+          <w:b/>
+          <w:bCs/>
+        </w:rPr>
+        <w:t xml:space="preserve"> </w:t>
+      </w:r>
+      <w:r>
+        <w:rPr>
+          <w:rFonts w:ascii="Aptos" w:hAnsi="Aptos" w:cs="Aptos"/>
+        </w:rPr>
+        <w:t xml:space="preserve">and </w:t>
+      </w:r>
+      <w:r>
+        <w:rPr>
+          <w:rFonts w:ascii="Aptos" w:hAnsi="Aptos" w:cs="Aptos"/>
+          <w:b/>
+          <w:bCs/>
+        </w:rPr>
+        <w:t>32 Batch Size</w:t>
+      </w:r>
+      <w:r>
+        <w:rPr>
+          <w:rFonts w:ascii="Aptos" w:hAnsi="Aptos" w:cs="Aptos"/>
+        </w:rPr>
+        <w:t xml:space="preserve">. </w:t>
+      </w:r>
+      <w:r>
+        <w:rPr>
+          <w:rFonts w:cs="Aptos"/>
+        </w:rPr>
+        <w:t>The empirical results compiled from the unified pipeline are structured in the baseline architecture leaderboard below.</w:t>
+      </w:r>
+    </w:p>
+    <w:p>
+      <w:pPr>
+        <w:pStyle w:val="ListParagraph"/>
+        <w:rPr>
+          <w:rFonts w:cs="Aptos"/>
+        </w:rPr>
+      </w:pPr>
+    </w:p>
+    <w:p>
+      <w:pPr>
+        <w:pStyle w:val="ListParagraph"/>
+        <w:rPr>
+          <w:rFonts w:cs="Aptos"/>
+        </w:rPr>
+      </w:pPr>
+    </w:p>
+    <w:p>
+      <w:pPr>
+        <w:pStyle w:val="ListParagraph"/>
+        <w:rPr>
+          <w:rFonts w:cs="Aptos"/>
+        </w:rPr>
+      </w:pPr>
+    </w:p>
+    <w:p>
+      <w:pPr>
+        <w:pStyle w:val="ListParagraph"/>
+        <w:rPr>
+          <w:rFonts w:cs="Aptos"/>
+        </w:rPr>
+      </w:pPr>
+    </w:p>
+    <w:p>
+      <w:pPr>
+        <w:pStyle w:val="ListParagraph"/>
+        <w:rPr>
+          <w:rFonts w:cs="Aptos"/>
+        </w:rPr>
+      </w:pPr>
+    </w:p>
+    <w:p>
+      <w:pPr>
+        <w:pStyle w:val="ListParagraph"/>
+        <w:rPr>
+          <w:rFonts w:cs="Aptos"/>
+        </w:rPr>
+      </w:pPr>
+    </w:p>
+    <w:p>
+      <w:pPr>
+        <w:pStyle w:val="ListParagraph"/>
+        <w:rPr>
+          <w:rFonts w:cs="Aptos"/>
+        </w:rPr>
+      </w:pPr>
+    </w:p>
+    <w:p>
+      <w:pPr>
+        <w:pStyle w:val="ListParagraph"/>
+        <w:rPr>
+          <w:rFonts w:cs="Aptos"/>
+        </w:rPr>
+      </w:pPr>
+    </w:p>
+    <w:p>
+      <w:pPr>
+        <w:pStyle w:val="ListParagraph"/>
+        <w:rPr>
+          <w:rFonts w:cs="Aptos"/>
+        </w:rPr>
+      </w:pPr>
+    </w:p>
+    <w:p>
+      <w:pPr>
+        <w:pStyle w:val="ListParagraph"/>
+        <w:rPr>
+          <w:rFonts w:cs="Aptos"/>
+        </w:rPr>
+      </w:pPr>
+    </w:p>
+    <w:p>
+      <w:pPr>
+        <w:pStyle w:val="ListParagraph"/>
+        <w:rPr>
+          <w:rFonts w:cs="Aptos"/>
+        </w:rPr>
+      </w:pPr>
+    </w:p>
+    <w:p>
+      <w:pPr>
+        <w:pStyle w:val="ListParagraph"/>
+        <w:rPr>
+          <w:rFonts w:cs="Aptos"/>
+        </w:rPr>
+      </w:pPr>
+    </w:p>
+    <w:p>
+      <w:pPr>
+        <w:pStyle w:val="ListParagraph"/>
+        <w:numPr>
+          <w:ilvl w:val="0"/>
+          <w:numId w:val="24"/>
+        </w:numPr>
+        <w:rPr>
+          <w:rFonts w:cs="Aptos"/>
+        </w:rPr>
+      </w:pPr>
+      <w:r>
+        <w:rPr>
+          <w:rFonts w:cs="Aptos"/>
+          <w:b/>
+          <w:bCs/>
+        </w:rPr>
+        <w:t>Comparative Baseline Leaderboard</w:t>
+      </w:r>
+    </w:p>
+    <w:tbl>
+      <w:tblPr>
+        <w:tblW w:w="0" w:type="auto"/>
+        <w:tblCellSpacing w:w="15" w:type="dxa"/>
+        <w:tblCellMar>
+          <w:left w:w="0" w:type="dxa"/>
+          <w:right w:w="0" w:type="dxa"/>
+        </w:tblCellMar>
+        <w:tblLook w:val="04A0" w:firstRow="1" w:lastRow="0" w:firstColumn="1" w:lastColumn="0" w:noHBand="0" w:noVBand="1"/>
+      </w:tblPr>
+      <w:tblGrid>
+        <w:gridCol w:w="2451"/>
+        <w:gridCol w:w="1907"/>
+        <w:gridCol w:w="1270"/>
+        <w:gridCol w:w="1783"/>
+        <w:gridCol w:w="1599"/>
+      </w:tblGrid>
+      <w:tr>
+        <w:trPr>
+          <w:tblHeader/>
+          <w:tblCellSpacing w:w="15" w:type="dxa"/>
+        </w:trPr>
+        <w:tc>
+          <w:tcPr>
+            <w:tcW w:w="0" w:type="auto"/>
+            <w:tcBorders>
+              <w:top w:val="single" w:sz="6" w:space="0" w:color="C4C7C5"/>
+              <w:left w:val="single" w:sz="6" w:space="0" w:color="C4C7C5"/>
+              <w:bottom w:val="single" w:sz="6" w:space="0" w:color="C4C7C5"/>
+              <w:right w:val="single" w:sz="6" w:space="0" w:color="C4C7C5"/>
+            </w:tcBorders>
+            <w:tcMar>
+              <w:top w:w="120" w:type="dxa"/>
+              <w:left w:w="180" w:type="dxa"/>
+              <w:bottom w:w="120" w:type="dxa"/>
+              <w:right w:w="180" w:type="dxa"/>
+            </w:tcMar>
+            <w:vAlign w:val="center"/>
+            <w:hideMark/>
+          </w:tcPr>
+          <w:p>
+            <w:pPr>
+              <w:rPr>
+                <w:rFonts w:cs="Aptos"/>
+                <w:lang w:val="en-IN"/>
+              </w:rPr>
+            </w:pPr>
+            <w:r>
+              <w:rPr>
+                <w:rFonts w:cs="Aptos"/>
+                <w:b/>
+                <w:bCs/>
+                <w:lang w:val="en-IN"/>
+              </w:rPr>
+              <w:t>Model Name</w:t>
+            </w:r>
+          </w:p>
+        </w:tc>
+        <w:tc>
+          <w:tcPr>
+            <w:tcW w:w="0" w:type="auto"/>
+            <w:tcBorders>
+              <w:top w:val="single" w:sz="6" w:space="0" w:color="C4C7C5"/>
+              <w:left w:val="single" w:sz="6" w:space="0" w:color="C4C7C5"/>
+              <w:bottom w:val="single" w:sz="6" w:space="0" w:color="C4C7C5"/>
+              <w:right w:val="single" w:sz="6" w:space="0" w:color="C4C7C5"/>
+            </w:tcBorders>
+            <w:tcMar>
+              <w:top w:w="120" w:type="dxa"/>
+              <w:left w:w="180" w:type="dxa"/>
+              <w:bottom w:w="120" w:type="dxa"/>
+              <w:right w:w="180" w:type="dxa"/>
+            </w:tcMar>
+            <w:vAlign w:val="center"/>
+            <w:hideMark/>
+          </w:tcPr>
+          <w:p>
+            <w:pPr>
+              <w:rPr>
+                <w:rFonts w:cs="Aptos"/>
+                <w:lang w:val="en-IN"/>
+              </w:rPr>
+            </w:pPr>
+            <w:r>
+              <w:rPr>
+                <w:rFonts w:cs="Aptos"/>
+                <w:b/>
+                <w:bCs/>
+                <w:lang w:val="en-IN"/>
+              </w:rPr>
+              <w:t>Highest Val Acc</w:t>
+            </w:r>
+          </w:p>
+        </w:tc>
+        <w:tc>
+          <w:tcPr>
+            <w:tcW w:w="0" w:type="auto"/>
+            <w:tcBorders>
+              <w:top w:val="single" w:sz="6" w:space="0" w:color="C4C7C5"/>
+              <w:left w:val="single" w:sz="6" w:space="0" w:color="C4C7C5"/>
+              <w:bottom w:val="single" w:sz="6" w:space="0" w:color="C4C7C5"/>
+              <w:right w:val="single" w:sz="6" w:space="0" w:color="C4C7C5"/>
+            </w:tcBorders>
+            <w:tcMar>
+              <w:top w:w="120" w:type="dxa"/>
+              <w:left w:w="180" w:type="dxa"/>
+              <w:bottom w:w="120" w:type="dxa"/>
+              <w:right w:w="180" w:type="dxa"/>
+            </w:tcMar>
+            <w:vAlign w:val="center"/>
+            <w:hideMark/>
+          </w:tcPr>
+          <w:p>
+            <w:pPr>
+              <w:rPr>
+                <w:rFonts w:cs="Aptos"/>
+                <w:lang w:val="en-IN"/>
+              </w:rPr>
+            </w:pPr>
+            <w:r>
+              <w:rPr>
+                <w:rFonts w:cs="Aptos"/>
+                <w:b/>
+                <w:bCs/>
+                <w:lang w:val="en-IN"/>
+              </w:rPr>
+              <w:t>Test Acc</w:t>
+            </w:r>
+          </w:p>
+        </w:tc>
+        <w:tc>
+          <w:tcPr>
+            <w:tcW w:w="0" w:type="auto"/>
+            <w:tcBorders>
+              <w:top w:val="single" w:sz="6" w:space="0" w:color="C4C7C5"/>
+              <w:left w:val="single" w:sz="6" w:space="0" w:color="C4C7C5"/>
+              <w:bottom w:val="single" w:sz="6" w:space="0" w:color="C4C7C5"/>
+              <w:right w:val="single" w:sz="6" w:space="0" w:color="C4C7C5"/>
+            </w:tcBorders>
+            <w:tcMar>
+              <w:top w:w="120" w:type="dxa"/>
+              <w:left w:w="180" w:type="dxa"/>
+              <w:bottom w:w="120" w:type="dxa"/>
+              <w:right w:w="180" w:type="dxa"/>
+            </w:tcMar>
+            <w:vAlign w:val="center"/>
+            <w:hideMark/>
+          </w:tcPr>
+          <w:p>
+            <w:pPr>
+              <w:rPr>
+                <w:rFonts w:cs="Aptos"/>
+                <w:lang w:val="en-IN"/>
+              </w:rPr>
+            </w:pPr>
+            <w:r>
+              <w:rPr>
+                <w:rFonts w:cs="Aptos"/>
+                <w:b/>
+                <w:bCs/>
+                <w:lang w:val="en-IN"/>
+              </w:rPr>
+              <w:t>Test ROC-AUC</w:t>
+            </w:r>
+          </w:p>
+        </w:tc>
+        <w:tc>
+          <w:tcPr>
+            <w:tcW w:w="0" w:type="auto"/>
+            <w:tcBorders>
+              <w:top w:val="single" w:sz="6" w:space="0" w:color="C4C7C5"/>
+              <w:left w:val="single" w:sz="6" w:space="0" w:color="C4C7C5"/>
+              <w:bottom w:val="single" w:sz="6" w:space="0" w:color="C4C7C5"/>
+              <w:right w:val="single" w:sz="6" w:space="0" w:color="C4C7C5"/>
+            </w:tcBorders>
+            <w:tcMar>
+              <w:top w:w="120" w:type="dxa"/>
+              <w:left w:w="180" w:type="dxa"/>
+              <w:bottom w:w="120" w:type="dxa"/>
+              <w:right w:w="180" w:type="dxa"/>
+            </w:tcMar>
+            <w:vAlign w:val="center"/>
+            <w:hideMark/>
+          </w:tcPr>
+          <w:p>
+            <w:pPr>
+              <w:rPr>
+                <w:rFonts w:cs="Aptos"/>
+                <w:lang w:val="en-IN"/>
+              </w:rPr>
+            </w:pPr>
+            <w:r>
+              <w:rPr>
+                <w:rFonts w:cs="Aptos"/>
+                <w:b/>
+                <w:bCs/>
+                <w:lang w:val="en-IN"/>
+              </w:rPr>
+              <w:t>Test EER (%)</w:t>
+            </w:r>
+          </w:p>
+        </w:tc>
+      </w:tr>
+      <w:tr>
+        <w:trPr>
+          <w:tblCellSpacing w:w="15" w:type="dxa"/>
+        </w:trPr>
+        <w:tc>
+          <w:tcPr>
+            <w:tcW w:w="0" w:type="auto"/>
+            <w:tcBorders>
+              <w:top w:val="single" w:sz="6" w:space="0" w:color="C4C7C5"/>
+              <w:left w:val="single" w:sz="6" w:space="0" w:color="C4C7C5"/>
+              <w:bottom w:val="single" w:sz="6" w:space="0" w:color="C4C7C5"/>
+              <w:right w:val="single" w:sz="6" w:space="0" w:color="C4C7C5"/>
+            </w:tcBorders>
+            <w:tcMar>
+              <w:top w:w="120" w:type="dxa"/>
+              <w:left w:w="180" w:type="dxa"/>
+              <w:bottom w:w="120" w:type="dxa"/>
+              <w:right w:w="180" w:type="dxa"/>
+            </w:tcMar>
+            <w:vAlign w:val="center"/>
+            <w:hideMark/>
+          </w:tcPr>
+          <w:p>
+            <w:pPr>
+              <w:rPr>
+                <w:rFonts w:cs="Aptos"/>
+                <w:lang w:val="en-IN"/>
+              </w:rPr>
+            </w:pPr>
+            <w:r>
+              <w:rPr>
+                <w:rFonts w:cs="Aptos"/>
+                <w:b/>
+                <w:bCs/>
+                <w:lang w:val="en-IN"/>
+              </w:rPr>
+              <w:t>SwinTransformer</w:t>
+            </w:r>
+          </w:p>
+        </w:tc>
+        <w:tc>
+          <w:tcPr>
+            <w:tcW w:w="0" w:type="auto"/>
+            <w:tcBorders>
+              <w:top w:val="single" w:sz="6" w:space="0" w:color="C4C7C5"/>
+              <w:left w:val="single" w:sz="6" w:space="0" w:color="C4C7C5"/>
+              <w:bottom w:val="single" w:sz="6" w:space="0" w:color="C4C7C5"/>
+              <w:right w:val="single" w:sz="6" w:space="0" w:color="C4C7C5"/>
+            </w:tcBorders>
+            <w:tcMar>
+              <w:top w:w="120" w:type="dxa"/>
+              <w:left w:w="180" w:type="dxa"/>
+              <w:bottom w:w="120" w:type="dxa"/>
+              <w:right w:w="180" w:type="dxa"/>
+            </w:tcMar>
+            <w:vAlign w:val="center"/>
+            <w:hideMark/>
+          </w:tcPr>
+          <w:p>
+            <w:pPr>
+              <w:rPr>
+                <w:rFonts w:cs="Aptos"/>
+                <w:lang w:val="en-IN"/>
+              </w:rPr>
+            </w:pPr>
+            <m:oMathPara>
+              <m:oMath>
+                <m:r>
+                  <w:rPr>
+                    <w:rFonts w:ascii="Cambria Math" w:hAnsi="Cambria Math" w:cs="Aptos"/>
+                    <w:lang w:val="en-IN"/>
+                  </w:rPr>
+                  <m:t>99.65%</m:t>
+                </m:r>
+              </m:oMath>
+            </m:oMathPara>
+          </w:p>
+        </w:tc>
+        <w:tc>
+          <w:tcPr>
+            <w:tcW w:w="0" w:type="auto"/>
+            <w:tcBorders>
+              <w:top w:val="single" w:sz="6" w:space="0" w:color="C4C7C5"/>
+              <w:left w:val="single" w:sz="6" w:space="0" w:color="C4C7C5"/>
+              <w:bottom w:val="single" w:sz="6" w:space="0" w:color="C4C7C5"/>
+              <w:right w:val="single" w:sz="6" w:space="0" w:color="C4C7C5"/>
+            </w:tcBorders>
+            <w:tcMar>
+              <w:top w:w="120" w:type="dxa"/>
+              <w:left w:w="180" w:type="dxa"/>
+              <w:bottom w:w="120" w:type="dxa"/>
+              <w:right w:w="180" w:type="dxa"/>
+            </w:tcMar>
+            <w:vAlign w:val="center"/>
+            <w:hideMark/>
+          </w:tcPr>
+          <w:p>
+            <w:pPr>
+              <w:rPr>
+                <w:rFonts w:cs="Aptos"/>
+                <w:lang w:val="en-IN"/>
+              </w:rPr>
+            </w:pPr>
+            <m:oMathPara>
+              <m:oMath>
+                <m:r>
+                  <w:rPr>
+                    <w:rFonts w:ascii="Cambria Math" w:hAnsi="Cambria Math" w:cs="Aptos"/>
+                    <w:lang w:val="en-IN"/>
+                  </w:rPr>
+                  <m:t>92.85%</m:t>
+                </m:r>
+              </m:oMath>
+            </m:oMathPara>
+          </w:p>
+        </w:tc>
+        <w:tc>
+          <w:tcPr>
+            <w:tcW w:w="0" w:type="auto"/>
+            <w:tcBorders>
+              <w:top w:val="single" w:sz="6" w:space="0" w:color="C4C7C5"/>
+              <w:left w:val="single" w:sz="6" w:space="0" w:color="C4C7C5"/>
+              <w:bottom w:val="single" w:sz="6" w:space="0" w:color="C4C7C5"/>
+              <w:right w:val="single" w:sz="6" w:space="0" w:color="C4C7C5"/>
+            </w:tcBorders>
+            <w:tcMar>
+              <w:top w:w="120" w:type="dxa"/>
+              <w:left w:w="180" w:type="dxa"/>
+              <w:bottom w:w="120" w:type="dxa"/>
+              <w:right w:w="180" w:type="dxa"/>
+            </w:tcMar>
+            <w:vAlign w:val="center"/>
+            <w:hideMark/>
+          </w:tcPr>
+          <w:p>
+            <w:pPr>
+              <w:rPr>
+                <w:rFonts w:cs="Aptos"/>
+                <w:lang w:val="en-IN"/>
+              </w:rPr>
+            </w:pPr>
+            <m:oMathPara>
+              <m:oMath>
+                <m:r>
+                  <w:rPr>
+                    <w:rFonts w:ascii="Cambria Math" w:hAnsi="Cambria Math" w:cs="Aptos"/>
+                    <w:lang w:val="en-IN"/>
+                  </w:rPr>
+                  <m:t>0.9767</m:t>
+                </m:r>
+              </m:oMath>
+            </m:oMathPara>
+          </w:p>
+        </w:tc>
+        <w:tc>
+          <w:tcPr>
+            <w:tcW w:w="0" w:type="auto"/>
+            <w:tcBorders>
+              <w:top w:val="single" w:sz="6" w:space="0" w:color="C4C7C5"/>
+              <w:left w:val="single" w:sz="6" w:space="0" w:color="C4C7C5"/>
+              <w:bottom w:val="single" w:sz="6" w:space="0" w:color="C4C7C5"/>
+              <w:right w:val="single" w:sz="6" w:space="0" w:color="C4C7C5"/>
+            </w:tcBorders>
+            <w:tcMar>
+              <w:top w:w="120" w:type="dxa"/>
+              <w:left w:w="180" w:type="dxa"/>
+              <w:bottom w:w="120" w:type="dxa"/>
+              <w:right w:w="180" w:type="dxa"/>
+            </w:tcMar>
+            <w:vAlign w:val="center"/>
+            <w:hideMark/>
+          </w:tcPr>
+          <w:p>
+            <w:pPr>
+              <w:rPr>
+                <w:rFonts w:cs="Aptos"/>
+                <w:lang w:val="en-IN"/>
+              </w:rPr>
+            </w:pPr>
+            <m:oMathPara>
+              <m:oMath>
+                <m:r>
+                  <w:rPr>
+                    <w:rFonts w:ascii="Cambria Math" w:hAnsi="Cambria Math" w:cs="Aptos"/>
+                    <w:lang w:val="en-IN"/>
+                  </w:rPr>
+                  <m:t>7.14%</m:t>
+                </m:r>
+              </m:oMath>
+            </m:oMathPara>
+          </w:p>
+        </w:tc>
+      </w:tr>
+      <w:tr>
+        <w:trPr>
+          <w:tblCellSpacing w:w="15" w:type="dxa"/>
+        </w:trPr>
+        <w:tc>
+          <w:tcPr>
+            <w:tcW w:w="0" w:type="auto"/>
+            <w:tcBorders>
+              <w:top w:val="single" w:sz="6" w:space="0" w:color="C4C7C5"/>
+              <w:left w:val="single" w:sz="6" w:space="0" w:color="C4C7C5"/>
+              <w:bottom w:val="single" w:sz="6" w:space="0" w:color="C4C7C5"/>
+              <w:right w:val="single" w:sz="6" w:space="0" w:color="C4C7C5"/>
+            </w:tcBorders>
+            <w:tcMar>
+              <w:top w:w="120" w:type="dxa"/>
+              <w:left w:w="180" w:type="dxa"/>
+              <w:bottom w:w="120" w:type="dxa"/>
+              <w:right w:w="180" w:type="dxa"/>
+            </w:tcMar>
+            <w:vAlign w:val="center"/>
+            <w:hideMark/>
+          </w:tcPr>
+          <w:p>
+            <w:pPr>
+              <w:rPr>
+                <w:rFonts w:cs="Aptos"/>
+                <w:lang w:val="en-IN"/>
+              </w:rPr>
+            </w:pPr>
+            <w:r>
+              <w:rPr>
+                <w:rFonts w:cs="Aptos"/>
+                <w:b/>
+                <w:bCs/>
+                <w:lang w:val="en-IN"/>
+              </w:rPr>
+              <w:t>Resnet50</w:t>
+            </w:r>
+          </w:p>
+        </w:tc>
+        <w:tc>
+          <w:tcPr>
+            <w:tcW w:w="0" w:type="auto"/>
+            <w:tcBorders>
+              <w:top w:val="single" w:sz="6" w:space="0" w:color="C4C7C5"/>
+              <w:left w:val="single" w:sz="6" w:space="0" w:color="C4C7C5"/>
+              <w:bottom w:val="single" w:sz="6" w:space="0" w:color="C4C7C5"/>
+              <w:right w:val="single" w:sz="6" w:space="0" w:color="C4C7C5"/>
+            </w:tcBorders>
+            <w:tcMar>
+              <w:top w:w="120" w:type="dxa"/>
+              <w:left w:w="180" w:type="dxa"/>
+              <w:bottom w:w="120" w:type="dxa"/>
+              <w:right w:w="180" w:type="dxa"/>
+            </w:tcMar>
+            <w:vAlign w:val="center"/>
+            <w:hideMark/>
+          </w:tcPr>
+          <w:p>
+            <w:pPr>
+              <w:rPr>
+                <w:rFonts w:cs="Aptos"/>
+                <w:lang w:val="en-IN"/>
+              </w:rPr>
+            </w:pPr>
+            <m:oMathPara>
+              <m:oMath>
+                <m:r>
+                  <w:rPr>
+                    <w:rFonts w:ascii="Cambria Math" w:hAnsi="Cambria Math" w:cs="Aptos"/>
+                    <w:lang w:val="en-IN"/>
+                  </w:rPr>
+                  <m:t>99.98%</m:t>
+                </m:r>
+              </m:oMath>
+            </m:oMathPara>
+          </w:p>
+        </w:tc>
+        <w:tc>
+          <w:tcPr>
+            <w:tcW w:w="0" w:type="auto"/>
+            <w:tcBorders>
+              <w:top w:val="single" w:sz="6" w:space="0" w:color="C4C7C5"/>
+              <w:left w:val="single" w:sz="6" w:space="0" w:color="C4C7C5"/>
+              <w:bottom w:val="single" w:sz="6" w:space="0" w:color="C4C7C5"/>
+              <w:right w:val="single" w:sz="6" w:space="0" w:color="C4C7C5"/>
+            </w:tcBorders>
+            <w:tcMar>
+              <w:top w:w="120" w:type="dxa"/>
+              <w:left w:w="180" w:type="dxa"/>
+              <w:bottom w:w="120" w:type="dxa"/>
+              <w:right w:w="180" w:type="dxa"/>
+            </w:tcMar>
+            <w:vAlign w:val="center"/>
+            <w:hideMark/>
+          </w:tcPr>
+          <w:p>
+            <w:pPr>
+              <w:rPr>
+                <w:rFonts w:cs="Aptos"/>
+                <w:lang w:val="en-IN"/>
+              </w:rPr>
+            </w:pPr>
+            <m:oMathPara>
+              <m:oMath>
+                <m:r>
+                  <w:rPr>
+                    <w:rFonts w:ascii="Cambria Math" w:hAnsi="Cambria Math" w:cs="Aptos"/>
+                    <w:lang w:val="en-IN"/>
+                  </w:rPr>
+                  <m:t>92.85%</m:t>
+                </m:r>
+              </m:oMath>
+            </m:oMathPara>
+          </w:p>
+        </w:tc>
+        <w:tc>
+          <w:tcPr>
+            <w:tcW w:w="0" w:type="auto"/>
+            <w:tcBorders>
+              <w:top w:val="single" w:sz="6" w:space="0" w:color="C4C7C5"/>
+              <w:left w:val="single" w:sz="6" w:space="0" w:color="C4C7C5"/>
+              <w:bottom w:val="single" w:sz="6" w:space="0" w:color="C4C7C5"/>
+              <w:right w:val="single" w:sz="6" w:space="0" w:color="C4C7C5"/>
+            </w:tcBorders>
+            <w:tcMar>
+              <w:top w:w="120" w:type="dxa"/>
+              <w:left w:w="180" w:type="dxa"/>
+              <w:bottom w:w="120" w:type="dxa"/>
+              <w:right w:w="180" w:type="dxa"/>
+            </w:tcMar>
+            <w:vAlign w:val="center"/>
+            <w:hideMark/>
+          </w:tcPr>
+          <w:p>
+            <w:pPr>
+              <w:rPr>
+                <w:rFonts w:cs="Aptos"/>
+                <w:lang w:val="en-IN"/>
+              </w:rPr>
+            </w:pPr>
+            <m:oMathPara>
+              <m:oMath>
+                <m:r>
+                  <w:rPr>
+                    <w:rFonts w:ascii="Cambria Math" w:hAnsi="Cambria Math" w:cs="Aptos"/>
+                    <w:lang w:val="en-IN"/>
+                  </w:rPr>
+                  <m:t>0.9797</m:t>
+                </m:r>
+              </m:oMath>
+            </m:oMathPara>
+          </w:p>
+        </w:tc>
+        <w:tc>
+          <w:tcPr>
+            <w:tcW w:w="0" w:type="auto"/>
+            <w:tcBorders>
+              <w:top w:val="single" w:sz="6" w:space="0" w:color="C4C7C5"/>
+              <w:left w:val="single" w:sz="6" w:space="0" w:color="C4C7C5"/>
+              <w:bottom w:val="single" w:sz="6" w:space="0" w:color="C4C7C5"/>
+              <w:right w:val="single" w:sz="6" w:space="0" w:color="C4C7C5"/>
+            </w:tcBorders>
+            <w:tcMar>
+              <w:top w:w="120" w:type="dxa"/>
+              <w:left w:w="180" w:type="dxa"/>
+              <w:bottom w:w="120" w:type="dxa"/>
+              <w:right w:w="180" w:type="dxa"/>
+            </w:tcMar>
+            <w:vAlign w:val="center"/>
+            <w:hideMark/>
+          </w:tcPr>
+          <w:p>
+            <w:pPr>
+              <w:rPr>
+                <w:rFonts w:cs="Aptos"/>
+                <w:lang w:val="en-IN"/>
+              </w:rPr>
+            </w:pPr>
+            <m:oMathPara>
+              <m:oMath>
+                <m:r>
+                  <w:rPr>
+                    <w:rFonts w:ascii="Cambria Math" w:hAnsi="Cambria Math" w:cs="Aptos"/>
+                    <w:lang w:val="en-IN"/>
+                  </w:rPr>
+                  <m:t>7.15%</m:t>
+                </m:r>
+              </m:oMath>
+            </m:oMathPara>
+          </w:p>
+        </w:tc>
+      </w:tr>
+      <w:tr>
+        <w:trPr>
+          <w:tblCellSpacing w:w="15" w:type="dxa"/>
+        </w:trPr>
+        <w:tc>
+          <w:tcPr>
+            <w:tcW w:w="0" w:type="auto"/>
+            <w:tcBorders>
+              <w:top w:val="single" w:sz="6" w:space="0" w:color="C4C7C5"/>
+              <w:left w:val="single" w:sz="6" w:space="0" w:color="C4C7C5"/>
+              <w:bottom w:val="single" w:sz="6" w:space="0" w:color="C4C7C5"/>
+              <w:right w:val="single" w:sz="6" w:space="0" w:color="C4C7C5"/>
+            </w:tcBorders>
+            <w:tcMar>
+              <w:top w:w="120" w:type="dxa"/>
+              <w:left w:w="180" w:type="dxa"/>
+              <w:bottom w:w="120" w:type="dxa"/>
+              <w:right w:w="180" w:type="dxa"/>
+            </w:tcMar>
+            <w:vAlign w:val="center"/>
+            <w:hideMark/>
+          </w:tcPr>
+          <w:p>
+            <w:pPr>
+              <w:rPr>
+                <w:rFonts w:cs="Aptos"/>
+                <w:lang w:val="en-IN"/>
+              </w:rPr>
+            </w:pPr>
+            <w:r>
+              <w:rPr>
+                <w:rFonts w:cs="Aptos"/>
+                <w:b/>
+                <w:bCs/>
+                <w:lang w:val="en-IN"/>
+              </w:rPr>
+              <w:t>Resnet18</w:t>
+            </w:r>
+          </w:p>
+        </w:tc>
+        <w:tc>
+          <w:tcPr>
+            <w:tcW w:w="0" w:type="auto"/>
+            <w:tcBorders>
+              <w:top w:val="single" w:sz="6" w:space="0" w:color="C4C7C5"/>
+              <w:left w:val="single" w:sz="6" w:space="0" w:color="C4C7C5"/>
+              <w:bottom w:val="single" w:sz="6" w:space="0" w:color="C4C7C5"/>
+              <w:right w:val="single" w:sz="6" w:space="0" w:color="C4C7C5"/>
+            </w:tcBorders>
+            <w:tcMar>
+              <w:top w:w="120" w:type="dxa"/>
+              <w:left w:w="180" w:type="dxa"/>
+              <w:bottom w:w="120" w:type="dxa"/>
+              <w:right w:w="180" w:type="dxa"/>
+            </w:tcMar>
+            <w:vAlign w:val="center"/>
+            <w:hideMark/>
+          </w:tcPr>
+          <w:p>
+            <w:pPr>
+              <w:rPr>
+                <w:rFonts w:cs="Aptos"/>
+                <w:lang w:val="en-IN"/>
+              </w:rPr>
+            </w:pPr>
+            <m:oMathPara>
+              <m:oMath>
+                <m:r>
+                  <w:rPr>
+                    <w:rFonts w:ascii="Cambria Math" w:hAnsi="Cambria Math" w:cs="Aptos"/>
+                    <w:lang w:val="en-IN"/>
+                  </w:rPr>
+                  <m:t>99.98%</m:t>
+                </m:r>
+              </m:oMath>
+            </m:oMathPara>
+          </w:p>
+        </w:tc>
+        <w:tc>
+          <w:tcPr>
+            <w:tcW w:w="0" w:type="auto"/>
+            <w:tcBorders>
+              <w:top w:val="single" w:sz="6" w:space="0" w:color="C4C7C5"/>
+              <w:left w:val="single" w:sz="6" w:space="0" w:color="C4C7C5"/>
+              <w:bottom w:val="single" w:sz="6" w:space="0" w:color="C4C7C5"/>
+              <w:right w:val="single" w:sz="6" w:space="0" w:color="C4C7C5"/>
+            </w:tcBorders>
+            <w:tcMar>
+              <w:top w:w="120" w:type="dxa"/>
+              <w:left w:w="180" w:type="dxa"/>
+              <w:bottom w:w="120" w:type="dxa"/>
+              <w:right w:w="180" w:type="dxa"/>
+            </w:tcMar>
+            <w:vAlign w:val="center"/>
+            <w:hideMark/>
+          </w:tcPr>
+          <w:p>
+            <w:pPr>
+              <w:rPr>
+                <w:rFonts w:cs="Aptos"/>
+                <w:lang w:val="en-IN"/>
+              </w:rPr>
+            </w:pPr>
+            <m:oMathPara>
+              <m:oMath>
+                <m:r>
+                  <w:rPr>
+                    <w:rFonts w:ascii="Cambria Math" w:hAnsi="Cambria Math" w:cs="Aptos"/>
+                    <w:lang w:val="en-IN"/>
+                  </w:rPr>
+                  <m:t>92.34%</m:t>
+                </m:r>
+              </m:oMath>
+            </m:oMathPara>
+          </w:p>
+        </w:tc>
+        <w:tc>
+          <w:tcPr>
+            <w:tcW w:w="0" w:type="auto"/>
+            <w:tcBorders>
+              <w:top w:val="single" w:sz="6" w:space="0" w:color="C4C7C5"/>
+              <w:left w:val="single" w:sz="6" w:space="0" w:color="C4C7C5"/>
+              <w:bottom w:val="single" w:sz="6" w:space="0" w:color="C4C7C5"/>
+              <w:right w:val="single" w:sz="6" w:space="0" w:color="C4C7C5"/>
+            </w:tcBorders>
+            <w:tcMar>
+              <w:top w:w="120" w:type="dxa"/>
+              <w:left w:w="180" w:type="dxa"/>
+              <w:bottom w:w="120" w:type="dxa"/>
+              <w:right w:w="180" w:type="dxa"/>
+            </w:tcMar>
+            <w:vAlign w:val="center"/>
+            <w:hideMark/>
+          </w:tcPr>
+          <w:p>
+            <w:pPr>
+              <w:rPr>
+                <w:rFonts w:cs="Aptos"/>
+                <w:lang w:val="en-IN"/>
+              </w:rPr>
+            </w:pPr>
+            <m:oMathPara>
+              <m:oMath>
+                <m:r>
+                  <w:rPr>
+                    <w:rFonts w:ascii="Cambria Math" w:hAnsi="Cambria Math" w:cs="Aptos"/>
+                    <w:lang w:val="en-IN"/>
+                  </w:rPr>
+                  <m:t>0.9825</m:t>
+                </m:r>
+              </m:oMath>
+            </m:oMathPara>
+          </w:p>
+        </w:tc>
+        <w:tc>
+          <w:tcPr>
+            <w:tcW w:w="0" w:type="auto"/>
+            <w:tcBorders>
+              <w:top w:val="single" w:sz="6" w:space="0" w:color="C4C7C5"/>
+              <w:left w:val="single" w:sz="6" w:space="0" w:color="C4C7C5"/>
+              <w:bottom w:val="single" w:sz="6" w:space="0" w:color="C4C7C5"/>
+              <w:right w:val="single" w:sz="6" w:space="0" w:color="C4C7C5"/>
+            </w:tcBorders>
+            <w:tcMar>
+              <w:top w:w="120" w:type="dxa"/>
+              <w:left w:w="180" w:type="dxa"/>
+              <w:bottom w:w="120" w:type="dxa"/>
+              <w:right w:w="180" w:type="dxa"/>
+            </w:tcMar>
+            <w:vAlign w:val="center"/>
+            <w:hideMark/>
+          </w:tcPr>
+          <w:p>
+            <w:pPr>
+              <w:rPr>
+                <w:rFonts w:cs="Aptos"/>
+                <w:lang w:val="en-IN"/>
+              </w:rPr>
+            </w:pPr>
+            <m:oMathPara>
+              <m:oMath>
+                <m:r>
+                  <w:rPr>
+                    <w:rFonts w:ascii="Cambria Math" w:hAnsi="Cambria Math" w:cs="Aptos"/>
+                    <w:lang w:val="en-IN"/>
+                  </w:rPr>
+                  <m:t>7.65%</m:t>
+                </m:r>
+              </m:oMath>
+            </m:oMathPara>
+          </w:p>
+        </w:tc>
+      </w:tr>
+      <w:tr>
+        <w:trPr>
+          <w:tblCellSpacing w:w="15" w:type="dxa"/>
+        </w:trPr>
+        <w:tc>
+          <w:tcPr>
+            <w:tcW w:w="0" w:type="auto"/>
+            <w:tcBorders>
+              <w:top w:val="single" w:sz="6" w:space="0" w:color="C4C7C5"/>
+              <w:left w:val="single" w:sz="6" w:space="0" w:color="C4C7C5"/>
+              <w:bottom w:val="single" w:sz="6" w:space="0" w:color="C4C7C5"/>
+              <w:right w:val="single" w:sz="6" w:space="0" w:color="C4C7C5"/>
+            </w:tcBorders>
+            <w:tcMar>
+              <w:top w:w="120" w:type="dxa"/>
+              <w:left w:w="180" w:type="dxa"/>
+              <w:bottom w:w="120" w:type="dxa"/>
+              <w:right w:w="180" w:type="dxa"/>
+            </w:tcMar>
+            <w:vAlign w:val="center"/>
+            <w:hideMark/>
+          </w:tcPr>
+          <w:p>
+            <w:pPr>
+              <w:rPr>
+                <w:rFonts w:cs="Aptos"/>
+                <w:lang w:val="en-IN"/>
+              </w:rPr>
+            </w:pPr>
+            <w:r>
+              <w:rPr>
+                <w:rFonts w:cs="Aptos"/>
+                <w:b/>
+                <w:bCs/>
+                <w:lang w:val="en-IN"/>
+              </w:rPr>
+              <w:t>CNNTRANSFORMER</w:t>
+            </w:r>
+          </w:p>
+        </w:tc>
+        <w:tc>
+          <w:tcPr>
+            <w:tcW w:w="0" w:type="auto"/>
+            <w:tcBorders>
+              <w:top w:val="single" w:sz="6" w:space="0" w:color="C4C7C5"/>
+              <w:left w:val="single" w:sz="6" w:space="0" w:color="C4C7C5"/>
+              <w:bottom w:val="single" w:sz="6" w:space="0" w:color="C4C7C5"/>
+              <w:right w:val="single" w:sz="6" w:space="0" w:color="C4C7C5"/>
+            </w:tcBorders>
+            <w:tcMar>
+              <w:top w:w="120" w:type="dxa"/>
+              <w:left w:w="180" w:type="dxa"/>
+              <w:bottom w:w="120" w:type="dxa"/>
+              <w:right w:w="180" w:type="dxa"/>
+            </w:tcMar>
+            <w:vAlign w:val="center"/>
+            <w:hideMark/>
+          </w:tcPr>
+          <w:p>
+            <w:pPr>
+              <w:rPr>
+                <w:rFonts w:cs="Aptos"/>
+                <w:lang w:val="en-IN"/>
+              </w:rPr>
+            </w:pPr>
+            <m:oMathPara>
+              <m:oMath>
+                <m:r>
+                  <w:rPr>
+                    <w:rFonts w:ascii="Cambria Math" w:hAnsi="Cambria Math" w:cs="Aptos"/>
+                    <w:lang w:val="en-IN"/>
+                  </w:rPr>
+                  <m:t>99.98%</m:t>
+                </m:r>
+              </m:oMath>
+            </m:oMathPara>
+          </w:p>
+        </w:tc>
+        <w:tc>
+          <w:tcPr>
+            <w:tcW w:w="0" w:type="auto"/>
+            <w:tcBorders>
+              <w:top w:val="single" w:sz="6" w:space="0" w:color="C4C7C5"/>
+              <w:left w:val="single" w:sz="6" w:space="0" w:color="C4C7C5"/>
+              <w:bottom w:val="single" w:sz="6" w:space="0" w:color="C4C7C5"/>
+              <w:right w:val="single" w:sz="6" w:space="0" w:color="C4C7C5"/>
+            </w:tcBorders>
+            <w:tcMar>
+              <w:top w:w="120" w:type="dxa"/>
+              <w:left w:w="180" w:type="dxa"/>
+              <w:bottom w:w="120" w:type="dxa"/>
+              <w:right w:w="180" w:type="dxa"/>
+            </w:tcMar>
+            <w:vAlign w:val="center"/>
+            <w:hideMark/>
+          </w:tcPr>
+          <w:p>
+            <w:pPr>
+              <w:rPr>
+                <w:rFonts w:cs="Aptos"/>
+                <w:lang w:val="en-IN"/>
+              </w:rPr>
+            </w:pPr>
+            <m:oMathPara>
+              <m:oMath>
+                <m:r>
+                  <w:rPr>
+                    <w:rFonts w:ascii="Cambria Math" w:hAnsi="Cambria Math" w:cs="Aptos"/>
+                    <w:lang w:val="en-IN"/>
+                  </w:rPr>
+                  <m:t>92.11%</m:t>
+                </m:r>
+              </m:oMath>
+            </m:oMathPara>
+          </w:p>
+        </w:tc>
+        <w:tc>
+          <w:tcPr>
+            <w:tcW w:w="0" w:type="auto"/>
+            <w:tcBorders>
+              <w:top w:val="single" w:sz="6" w:space="0" w:color="C4C7C5"/>
+              <w:left w:val="single" w:sz="6" w:space="0" w:color="C4C7C5"/>
+              <w:bottom w:val="single" w:sz="6" w:space="0" w:color="C4C7C5"/>
+              <w:right w:val="single" w:sz="6" w:space="0" w:color="C4C7C5"/>
+            </w:tcBorders>
+            <w:tcMar>
+              <w:top w:w="120" w:type="dxa"/>
+              <w:left w:w="180" w:type="dxa"/>
+              <w:bottom w:w="120" w:type="dxa"/>
+              <w:right w:w="180" w:type="dxa"/>
+            </w:tcMar>
+            <w:vAlign w:val="center"/>
+            <w:hideMark/>
+          </w:tcPr>
+          <w:p>
+            <w:pPr>
+              <w:rPr>
+                <w:rFonts w:cs="Aptos"/>
+                <w:lang w:val="en-IN"/>
+              </w:rPr>
+            </w:pPr>
+            <m:oMathPara>
+              <m:oMath>
+                <m:r>
+                  <w:rPr>
+                    <w:rFonts w:ascii="Cambria Math" w:hAnsi="Cambria Math" w:cs="Aptos"/>
+                    <w:lang w:val="en-IN"/>
+                  </w:rPr>
+                  <m:t>0.9800</m:t>
+                </m:r>
+              </m:oMath>
+            </m:oMathPara>
+          </w:p>
+        </w:tc>
+        <w:tc>
+          <w:tcPr>
+            <w:tcW w:w="0" w:type="auto"/>
+            <w:tcBorders>
+              <w:top w:val="single" w:sz="6" w:space="0" w:color="C4C7C5"/>
+              <w:left w:val="single" w:sz="6" w:space="0" w:color="C4C7C5"/>
+              <w:bottom w:val="single" w:sz="6" w:space="0" w:color="C4C7C5"/>
+              <w:right w:val="single" w:sz="6" w:space="0" w:color="C4C7C5"/>
+            </w:tcBorders>
+            <w:tcMar>
+              <w:top w:w="120" w:type="dxa"/>
+              <w:left w:w="180" w:type="dxa"/>
+              <w:bottom w:w="120" w:type="dxa"/>
+              <w:right w:w="180" w:type="dxa"/>
+            </w:tcMar>
+            <w:vAlign w:val="center"/>
+            <w:hideMark/>
+          </w:tcPr>
+          <w:p>
+            <w:pPr>
+              <w:rPr>
+                <w:rFonts w:cs="Aptos"/>
+                <w:lang w:val="en-IN"/>
+              </w:rPr>
+            </w:pPr>
+            <m:oMathPara>
+              <m:oMath>
+                <m:r>
+                  <w:rPr>
+                    <w:rFonts w:ascii="Cambria Math" w:hAnsi="Cambria Math" w:cs="Aptos"/>
+                    <w:lang w:val="en-IN"/>
+                  </w:rPr>
+                  <m:t>7.89%</m:t>
+                </m:r>
+              </m:oMath>
+            </m:oMathPara>
+          </w:p>
+        </w:tc>
+      </w:tr>
+      <w:tr>
+        <w:trPr>
+          <w:tblCellSpacing w:w="15" w:type="dxa"/>
+        </w:trPr>
+        <w:tc>
+          <w:tcPr>
+            <w:tcW w:w="0" w:type="auto"/>
+            <w:tcBorders>
+              <w:top w:val="single" w:sz="6" w:space="0" w:color="C4C7C5"/>
+              <w:left w:val="single" w:sz="6" w:space="0" w:color="C4C7C5"/>
+              <w:bottom w:val="single" w:sz="6" w:space="0" w:color="C4C7C5"/>
+              <w:right w:val="single" w:sz="6" w:space="0" w:color="C4C7C5"/>
+            </w:tcBorders>
+            <w:tcMar>
+              <w:top w:w="120" w:type="dxa"/>
+              <w:left w:w="180" w:type="dxa"/>
+              <w:bottom w:w="120" w:type="dxa"/>
+              <w:right w:w="180" w:type="dxa"/>
+            </w:tcMar>
+            <w:vAlign w:val="center"/>
+            <w:hideMark/>
+          </w:tcPr>
+          <w:p>
+            <w:pPr>
+              <w:rPr>
+                <w:rFonts w:cs="Aptos"/>
+                <w:lang w:val="en-IN"/>
+              </w:rPr>
+            </w:pPr>
+            <w:r>
+              <w:rPr>
+                <w:rFonts w:cs="Aptos"/>
+                <w:b/>
+                <w:bCs/>
+                <w:lang w:val="en-IN"/>
+              </w:rPr>
+              <w:t>VIT</w:t>
+            </w:r>
+          </w:p>
+        </w:tc>
+        <w:tc>
+          <w:tcPr>
+            <w:tcW w:w="0" w:type="auto"/>
+            <w:tcBorders>
+              <w:top w:val="single" w:sz="6" w:space="0" w:color="C4C7C5"/>
+              <w:left w:val="single" w:sz="6" w:space="0" w:color="C4C7C5"/>
+              <w:bottom w:val="single" w:sz="6" w:space="0" w:color="C4C7C5"/>
+              <w:right w:val="single" w:sz="6" w:space="0" w:color="C4C7C5"/>
+            </w:tcBorders>
+            <w:tcMar>
+              <w:top w:w="120" w:type="dxa"/>
+              <w:left w:w="180" w:type="dxa"/>
+              <w:bottom w:w="120" w:type="dxa"/>
+              <w:right w:w="180" w:type="dxa"/>
+            </w:tcMar>
+            <w:vAlign w:val="center"/>
+            <w:hideMark/>
+          </w:tcPr>
+          <w:p>
+            <w:pPr>
+              <w:rPr>
+                <w:rFonts w:cs="Aptos"/>
+                <w:lang w:val="en-IN"/>
+              </w:rPr>
+            </w:pPr>
+            <m:oMathPara>
+              <m:oMath>
+                <m:r>
+                  <w:rPr>
+                    <w:rFonts w:ascii="Cambria Math" w:hAnsi="Cambria Math" w:cs="Aptos"/>
+                    <w:lang w:val="en-IN"/>
+                  </w:rPr>
+                  <m:t>99.54%</m:t>
+                </m:r>
+              </m:oMath>
+            </m:oMathPara>
+          </w:p>
+        </w:tc>
+        <w:tc>
+          <w:tcPr>
+            <w:tcW w:w="0" w:type="auto"/>
+            <w:tcBorders>
+              <w:top w:val="single" w:sz="6" w:space="0" w:color="C4C7C5"/>
+              <w:left w:val="single" w:sz="6" w:space="0" w:color="C4C7C5"/>
+              <w:bottom w:val="single" w:sz="6" w:space="0" w:color="C4C7C5"/>
+              <w:right w:val="single" w:sz="6" w:space="0" w:color="C4C7C5"/>
+            </w:tcBorders>
+            <w:tcMar>
+              <w:top w:w="120" w:type="dxa"/>
+              <w:left w:w="180" w:type="dxa"/>
+              <w:bottom w:w="120" w:type="dxa"/>
+              <w:right w:w="180" w:type="dxa"/>
+            </w:tcMar>
+            <w:vAlign w:val="center"/>
+            <w:hideMark/>
+          </w:tcPr>
+          <w:p>
+            <w:pPr>
+              <w:rPr>
+                <w:rFonts w:cs="Aptos"/>
+                <w:lang w:val="en-IN"/>
+              </w:rPr>
+            </w:pPr>
+            <m:oMathPara>
+              <m:oMath>
+                <m:r>
+                  <w:rPr>
+                    <w:rFonts w:ascii="Cambria Math" w:hAnsi="Cambria Math" w:cs="Aptos"/>
+                    <w:lang w:val="en-IN"/>
+                  </w:rPr>
+                  <m:t>91.67%</m:t>
+                </m:r>
+              </m:oMath>
+            </m:oMathPara>
+          </w:p>
+        </w:tc>
+        <w:tc>
+          <w:tcPr>
+            <w:tcW w:w="0" w:type="auto"/>
+            <w:tcBorders>
+              <w:top w:val="single" w:sz="6" w:space="0" w:color="C4C7C5"/>
+              <w:left w:val="single" w:sz="6" w:space="0" w:color="C4C7C5"/>
+              <w:bottom w:val="single" w:sz="6" w:space="0" w:color="C4C7C5"/>
+              <w:right w:val="single" w:sz="6" w:space="0" w:color="C4C7C5"/>
+            </w:tcBorders>
+            <w:tcMar>
+              <w:top w:w="120" w:type="dxa"/>
+              <w:left w:w="180" w:type="dxa"/>
+              <w:bottom w:w="120" w:type="dxa"/>
+              <w:right w:w="180" w:type="dxa"/>
+            </w:tcMar>
+            <w:vAlign w:val="center"/>
+            <w:hideMark/>
+          </w:tcPr>
+          <w:p>
+            <w:pPr>
+              <w:rPr>
+                <w:rFonts w:cs="Aptos"/>
+                <w:lang w:val="en-IN"/>
+              </w:rPr>
+            </w:pPr>
+            <m:oMathPara>
+              <m:oMath>
+                <m:r>
+                  <w:rPr>
+                    <w:rFonts w:ascii="Cambria Math" w:hAnsi="Cambria Math" w:cs="Aptos"/>
+                    <w:lang w:val="en-IN"/>
+                  </w:rPr>
+                  <m:t>0.9689</m:t>
+                </m:r>
+              </m:oMath>
+            </m:oMathPara>
+          </w:p>
+        </w:tc>
+        <w:tc>
+          <w:tcPr>
+            <w:tcW w:w="0" w:type="auto"/>
+            <w:tcBorders>
+              <w:top w:val="single" w:sz="6" w:space="0" w:color="C4C7C5"/>
+              <w:left w:val="single" w:sz="6" w:space="0" w:color="C4C7C5"/>
+              <w:bottom w:val="single" w:sz="6" w:space="0" w:color="C4C7C5"/>
+              <w:right w:val="single" w:sz="6" w:space="0" w:color="C4C7C5"/>
+            </w:tcBorders>
+            <w:tcMar>
+              <w:top w:w="120" w:type="dxa"/>
+              <w:left w:w="180" w:type="dxa"/>
+              <w:bottom w:w="120" w:type="dxa"/>
+              <w:right w:w="180" w:type="dxa"/>
+            </w:tcMar>
+            <w:vAlign w:val="center"/>
+            <w:hideMark/>
+          </w:tcPr>
+          <w:p>
+            <w:pPr>
+              <w:rPr>
+                <w:rFonts w:cs="Aptos"/>
+                <w:lang w:val="en-IN"/>
+              </w:rPr>
+            </w:pPr>
+            <m:oMathPara>
+              <m:oMath>
+                <m:r>
+                  <w:rPr>
+                    <w:rFonts w:ascii="Cambria Math" w:hAnsi="Cambria Math" w:cs="Aptos"/>
+                    <w:lang w:val="en-IN"/>
+                  </w:rPr>
+                  <m:t>8.32%</m:t>
+                </m:r>
+              </m:oMath>
+            </m:oMathPara>
+          </w:p>
+        </w:tc>
+      </w:tr>
+      <w:tr>
+        <w:trPr>
+          <w:tblCellSpacing w:w="15" w:type="dxa"/>
+        </w:trPr>
+        <w:tc>
+          <w:tcPr>
+            <w:tcW w:w="0" w:type="auto"/>
+            <w:tcBorders>
+              <w:top w:val="single" w:sz="6" w:space="0" w:color="C4C7C5"/>
+              <w:left w:val="single" w:sz="6" w:space="0" w:color="C4C7C5"/>
+              <w:bottom w:val="single" w:sz="6" w:space="0" w:color="C4C7C5"/>
+              <w:right w:val="single" w:sz="6" w:space="0" w:color="C4C7C5"/>
+            </w:tcBorders>
+            <w:tcMar>
+              <w:top w:w="120" w:type="dxa"/>
+              <w:left w:w="180" w:type="dxa"/>
+              <w:bottom w:w="120" w:type="dxa"/>
+              <w:right w:w="180" w:type="dxa"/>
+            </w:tcMar>
+            <w:vAlign w:val="center"/>
+            <w:hideMark/>
+          </w:tcPr>
+          <w:p>
+            <w:pPr>
+              <w:rPr>
+                <w:rFonts w:cs="Aptos"/>
+                <w:lang w:val="en-IN"/>
+              </w:rPr>
+            </w:pPr>
+            <w:r>
+              <w:rPr>
+                <w:rFonts w:cs="Aptos"/>
+                <w:b/>
+                <w:bCs/>
+                <w:lang w:val="en-IN"/>
+              </w:rPr>
+              <w:t>DEIT_Hard</w:t>
+            </w:r>
+          </w:p>
+        </w:tc>
+        <w:tc>
+          <w:tcPr>
+            <w:tcW w:w="0" w:type="auto"/>
+            <w:tcBorders>
+              <w:top w:val="single" w:sz="6" w:space="0" w:color="C4C7C5"/>
+              <w:left w:val="single" w:sz="6" w:space="0" w:color="C4C7C5"/>
+              <w:bottom w:val="single" w:sz="6" w:space="0" w:color="C4C7C5"/>
+              <w:right w:val="single" w:sz="6" w:space="0" w:color="C4C7C5"/>
+            </w:tcBorders>
+            <w:tcMar>
+              <w:top w:w="120" w:type="dxa"/>
+              <w:left w:w="180" w:type="dxa"/>
+              <w:bottom w:w="120" w:type="dxa"/>
+              <w:right w:w="180" w:type="dxa"/>
+            </w:tcMar>
+            <w:vAlign w:val="center"/>
+            <w:hideMark/>
+          </w:tcPr>
+          <w:p>
+            <w:pPr>
+              <w:rPr>
+                <w:rFonts w:cs="Aptos"/>
+                <w:lang w:val="en-IN"/>
+              </w:rPr>
+            </w:pPr>
+            <m:oMathPara>
+              <m:oMath>
+                <m:r>
+                  <w:rPr>
+                    <w:rFonts w:ascii="Cambria Math" w:hAnsi="Cambria Math" w:cs="Aptos"/>
+                    <w:lang w:val="en-IN"/>
+                  </w:rPr>
+                  <m:t>99.62%</m:t>
+                </m:r>
+              </m:oMath>
+            </m:oMathPara>
+          </w:p>
+        </w:tc>
+        <w:tc>
+          <w:tcPr>
+            <w:tcW w:w="0" w:type="auto"/>
+            <w:tcBorders>
+              <w:top w:val="single" w:sz="6" w:space="0" w:color="C4C7C5"/>
+              <w:left w:val="single" w:sz="6" w:space="0" w:color="C4C7C5"/>
+              <w:bottom w:val="single" w:sz="6" w:space="0" w:color="C4C7C5"/>
+              <w:right w:val="single" w:sz="6" w:space="0" w:color="C4C7C5"/>
+            </w:tcBorders>
+            <w:tcMar>
+              <w:top w:w="120" w:type="dxa"/>
+              <w:left w:w="180" w:type="dxa"/>
+              <w:bottom w:w="120" w:type="dxa"/>
+              <w:right w:w="180" w:type="dxa"/>
+            </w:tcMar>
+            <w:vAlign w:val="center"/>
+            <w:hideMark/>
+          </w:tcPr>
+          <w:p>
+            <w:pPr>
+              <w:rPr>
+                <w:rFonts w:cs="Aptos"/>
+                <w:lang w:val="en-IN"/>
+              </w:rPr>
+            </w:pPr>
+            <m:oMathPara>
+              <m:oMath>
+                <m:r>
+                  <w:rPr>
+                    <w:rFonts w:ascii="Cambria Math" w:hAnsi="Cambria Math" w:cs="Aptos"/>
+                    <w:lang w:val="en-IN"/>
+                  </w:rPr>
+                  <m:t>90.04%</m:t>
+                </m:r>
+              </m:oMath>
+            </m:oMathPara>
+          </w:p>
+        </w:tc>
+        <w:tc>
+          <w:tcPr>
+            <w:tcW w:w="0" w:type="auto"/>
+            <w:tcBorders>
+              <w:top w:val="single" w:sz="6" w:space="0" w:color="C4C7C5"/>
+              <w:left w:val="single" w:sz="6" w:space="0" w:color="C4C7C5"/>
+              <w:bottom w:val="single" w:sz="6" w:space="0" w:color="C4C7C5"/>
+              <w:right w:val="single" w:sz="6" w:space="0" w:color="C4C7C5"/>
+            </w:tcBorders>
+            <w:tcMar>
+              <w:top w:w="120" w:type="dxa"/>
+              <w:left w:w="180" w:type="dxa"/>
+              <w:bottom w:w="120" w:type="dxa"/>
+              <w:right w:w="180" w:type="dxa"/>
+            </w:tcMar>
+            <w:vAlign w:val="center"/>
+            <w:hideMark/>
+          </w:tcPr>
+          <w:p>
+            <w:pPr>
+              <w:rPr>
+                <w:rFonts w:cs="Aptos"/>
+                <w:lang w:val="en-IN"/>
+              </w:rPr>
+            </w:pPr>
+            <m:oMathPara>
+              <m:oMath>
+                <m:r>
+                  <w:rPr>
+                    <w:rFonts w:ascii="Cambria Math" w:hAnsi="Cambria Math" w:cs="Aptos"/>
+                    <w:lang w:val="en-IN"/>
+                  </w:rPr>
+                  <m:t>0.9620</m:t>
+                </m:r>
+              </m:oMath>
+            </m:oMathPara>
+          </w:p>
+        </w:tc>
+        <w:tc>
+          <w:tcPr>
+            <w:tcW w:w="0" w:type="auto"/>
+            <w:tcBorders>
+              <w:top w:val="single" w:sz="6" w:space="0" w:color="C4C7C5"/>
+              <w:left w:val="single" w:sz="6" w:space="0" w:color="C4C7C5"/>
+              <w:bottom w:val="single" w:sz="6" w:space="0" w:color="C4C7C5"/>
+              <w:right w:val="single" w:sz="6" w:space="0" w:color="C4C7C5"/>
+            </w:tcBorders>
+            <w:tcMar>
+              <w:top w:w="120" w:type="dxa"/>
+              <w:left w:w="180" w:type="dxa"/>
+              <w:bottom w:w="120" w:type="dxa"/>
+              <w:right w:w="180" w:type="dxa"/>
+            </w:tcMar>
+            <w:vAlign w:val="center"/>
+            <w:hideMark/>
+          </w:tcPr>
+          <w:p>
+            <w:pPr>
+              <w:rPr>
+                <w:rFonts w:cs="Aptos"/>
+                <w:lang w:val="en-IN"/>
+              </w:rPr>
+            </w:pPr>
+            <m:oMathPara>
+              <m:oMath>
+                <m:r>
+                  <w:rPr>
+                    <w:rFonts w:ascii="Cambria Math" w:hAnsi="Cambria Math" w:cs="Aptos"/>
+                    <w:lang w:val="en-IN"/>
+                  </w:rPr>
+                  <m:t>9.97%</m:t>
+                </m:r>
+              </m:oMath>
+            </m:oMathPara>
+          </w:p>
+        </w:tc>
+      </w:tr>
+      <w:tr>
+        <w:trPr>
+          <w:tblCellSpacing w:w="15" w:type="dxa"/>
+        </w:trPr>
+        <w:tc>
+          <w:tcPr>
+            <w:tcW w:w="0" w:type="auto"/>
+            <w:tcBorders>
+              <w:top w:val="single" w:sz="6" w:space="0" w:color="C4C7C5"/>
+              <w:left w:val="single" w:sz="6" w:space="0" w:color="C4C7C5"/>
+              <w:bottom w:val="single" w:sz="6" w:space="0" w:color="C4C7C5"/>
+              <w:right w:val="single" w:sz="6" w:space="0" w:color="C4C7C5"/>
+            </w:tcBorders>
+            <w:tcMar>
+              <w:top w:w="120" w:type="dxa"/>
+              <w:left w:w="180" w:type="dxa"/>
+              <w:bottom w:w="120" w:type="dxa"/>
+              <w:right w:w="180" w:type="dxa"/>
+            </w:tcMar>
+            <w:vAlign w:val="center"/>
+            <w:hideMark/>
+          </w:tcPr>
+          <w:p>
+            <w:pPr>
+              <w:rPr>
+                <w:rFonts w:cs="Aptos"/>
+                <w:lang w:val="en-IN"/>
+              </w:rPr>
+            </w:pPr>
+            <w:r>
+              <w:rPr>
+                <w:rFonts w:cs="Aptos"/>
+                <w:b/>
+                <w:bCs/>
+                <w:lang w:val="en-IN"/>
+              </w:rPr>
+              <w:t>DEIT_Soft</w:t>
+            </w:r>
+          </w:p>
+        </w:tc>
+        <w:tc>
+          <w:tcPr>
+            <w:tcW w:w="0" w:type="auto"/>
+            <w:tcBorders>
+              <w:top w:val="single" w:sz="6" w:space="0" w:color="C4C7C5"/>
+              <w:left w:val="single" w:sz="6" w:space="0" w:color="C4C7C5"/>
+              <w:bottom w:val="single" w:sz="6" w:space="0" w:color="C4C7C5"/>
+              <w:right w:val="single" w:sz="6" w:space="0" w:color="C4C7C5"/>
+            </w:tcBorders>
+            <w:tcMar>
+              <w:top w:w="120" w:type="dxa"/>
+              <w:left w:w="180" w:type="dxa"/>
+              <w:bottom w:w="120" w:type="dxa"/>
+              <w:right w:w="180" w:type="dxa"/>
+            </w:tcMar>
+            <w:vAlign w:val="center"/>
+            <w:hideMark/>
+          </w:tcPr>
+          <w:p>
+            <w:pPr>
+              <w:rPr>
+                <w:rFonts w:cs="Aptos"/>
+                <w:lang w:val="en-IN"/>
+              </w:rPr>
+            </w:pPr>
+            <m:oMathPara>
+              <m:oMath>
+                <m:r>
+                  <w:rPr>
+                    <w:rFonts w:ascii="Cambria Math" w:hAnsi="Cambria Math" w:cs="Aptos"/>
+                    <w:lang w:val="en-IN"/>
+                  </w:rPr>
+                  <m:t>99.61%</m:t>
+                </m:r>
+              </m:oMath>
+            </m:oMathPara>
+          </w:p>
+        </w:tc>
+        <w:tc>
+          <w:tcPr>
+            <w:tcW w:w="0" w:type="auto"/>
+            <w:tcBorders>
+              <w:top w:val="single" w:sz="6" w:space="0" w:color="C4C7C5"/>
+              <w:left w:val="single" w:sz="6" w:space="0" w:color="C4C7C5"/>
+              <w:bottom w:val="single" w:sz="6" w:space="0" w:color="C4C7C5"/>
+              <w:right w:val="single" w:sz="6" w:space="0" w:color="C4C7C5"/>
+            </w:tcBorders>
+            <w:tcMar>
+              <w:top w:w="120" w:type="dxa"/>
+              <w:left w:w="180" w:type="dxa"/>
+              <w:bottom w:w="120" w:type="dxa"/>
+              <w:right w:w="180" w:type="dxa"/>
+            </w:tcMar>
+            <w:vAlign w:val="center"/>
+            <w:hideMark/>
+          </w:tcPr>
+          <w:p>
+            <w:pPr>
+              <w:rPr>
+                <w:rFonts w:cs="Aptos"/>
+                <w:lang w:val="en-IN"/>
+              </w:rPr>
+            </w:pPr>
+            <m:oMathPara>
+              <m:oMath>
+                <m:r>
+                  <w:rPr>
+                    <w:rFonts w:ascii="Cambria Math" w:hAnsi="Cambria Math" w:cs="Aptos"/>
+                    <w:lang w:val="en-IN"/>
+                  </w:rPr>
+                  <m:t>0.8925%</m:t>
+                </m:r>
+              </m:oMath>
+            </m:oMathPara>
+          </w:p>
+        </w:tc>
+        <w:tc>
+          <w:tcPr>
+            <w:tcW w:w="0" w:type="auto"/>
+            <w:tcBorders>
+              <w:top w:val="single" w:sz="6" w:space="0" w:color="C4C7C5"/>
+              <w:left w:val="single" w:sz="6" w:space="0" w:color="C4C7C5"/>
+              <w:bottom w:val="single" w:sz="6" w:space="0" w:color="C4C7C5"/>
+              <w:right w:val="single" w:sz="6" w:space="0" w:color="C4C7C5"/>
+            </w:tcBorders>
+            <w:tcMar>
+              <w:top w:w="120" w:type="dxa"/>
+              <w:left w:w="180" w:type="dxa"/>
+              <w:bottom w:w="120" w:type="dxa"/>
+              <w:right w:w="180" w:type="dxa"/>
+            </w:tcMar>
+            <w:vAlign w:val="center"/>
+            <w:hideMark/>
+          </w:tcPr>
+          <w:p>
+            <w:pPr>
+              <w:rPr>
+                <w:rFonts w:cs="Aptos"/>
+                <w:lang w:val="en-IN"/>
+              </w:rPr>
+            </w:pPr>
+            <m:oMathPara>
+              <m:oMath>
+                <m:r>
+                  <w:rPr>
+                    <w:rFonts w:ascii="Cambria Math" w:hAnsi="Cambria Math" w:cs="Aptos"/>
+                    <w:lang w:val="en-IN"/>
+                  </w:rPr>
+                  <m:t>0.9535</m:t>
+                </m:r>
+              </m:oMath>
+            </m:oMathPara>
+          </w:p>
+        </w:tc>
+        <w:tc>
+          <w:tcPr>
+            <w:tcW w:w="0" w:type="auto"/>
+            <w:tcBorders>
+              <w:top w:val="single" w:sz="6" w:space="0" w:color="C4C7C5"/>
+              <w:left w:val="single" w:sz="6" w:space="0" w:color="C4C7C5"/>
+              <w:bottom w:val="single" w:sz="6" w:space="0" w:color="C4C7C5"/>
+              <w:right w:val="single" w:sz="6" w:space="0" w:color="C4C7C5"/>
+            </w:tcBorders>
+            <w:tcMar>
+              <w:top w:w="120" w:type="dxa"/>
+              <w:left w:w="180" w:type="dxa"/>
+              <w:bottom w:w="120" w:type="dxa"/>
+              <w:right w:w="180" w:type="dxa"/>
+            </w:tcMar>
+            <w:vAlign w:val="center"/>
+            <w:hideMark/>
+          </w:tcPr>
+          <w:p>
+            <w:pPr>
+              <w:rPr>
+                <w:rFonts w:cs="Aptos"/>
+                <w:lang w:val="en-IN"/>
+              </w:rPr>
+            </w:pPr>
+            <m:oMathPara>
+              <m:oMath>
+                <m:r>
+                  <w:rPr>
+                    <w:rFonts w:ascii="Cambria Math" w:hAnsi="Cambria Math" w:cs="Aptos"/>
+                    <w:lang w:val="en-IN"/>
+                  </w:rPr>
+                  <m:t>10.75%</m:t>
+                </m:r>
+              </m:oMath>
+            </m:oMathPara>
+          </w:p>
+        </w:tc>
+      </w:tr>
+    </w:tbl>
+    <w:p>
+      <w:pPr>
+        <w:rPr>
+          <w:rFonts w:cs="Aptos"/>
+        </w:rPr>
+      </w:pPr>
+    </w:p>
+    <w:p>
+      <w:pPr>
+        <w:rPr>
+          <w:rFonts w:cs="Aptos"/>
+        </w:rPr>
+      </w:pPr>
+      <w:r>
+        <w:rPr>
+          <w:rFonts w:cs="Aptos"/>
+          <w:highlight w:val="black"/>
+        </w:rPr>
+        <w:drawing>
+          <wp:inline distT="0" distB="0" distL="0" distR="0" wp14:anchorId="19304E76" wp14:editId="3466FF25">
+            <wp:extent cx="5731510" cy="2363470"/>
+            <wp:effectExtent l="0" t="0" r="0" b="0"/>
+            <wp:docPr id="482961619" name="Graphic 1"/>
+            <wp:cNvGraphicFramePr>
+              <a:graphicFrameLocks xmlns:a="http://schemas.openxmlformats.org/drawingml/2006/main" noChangeAspect="1"/>
+            </wp:cNvGraphicFramePr>
+            <a:graphic xmlns:a="http://schemas.openxmlformats.org/drawingml/2006/main">
+              <a:graphicData uri="http://schemas.openxmlformats.org/drawingml/2006/picture">
+                <pic:pic xmlns:pic="http://schemas.openxmlformats.org/drawingml/2006/picture">
+                  <pic:nvPicPr>
+                    <pic:cNvPr id="482961619" name=""/>
+                    <pic:cNvPicPr/>
+                  </pic:nvPicPr>
+                  <pic:blipFill>
+                    <a:blip r:embed="rId8">
+                      <a:extLst>
+                        <a:ext uri="{96DAC541-7B7A-43D3-8B79-37D633B846F1}">
+                          <asvg:svgBlip xmlns:asvg="http://schemas.microsoft.com/office/drawing/2016/SVG/main" r:embed="rId9"/>
+                        </a:ext>
+                      </a:extLst>
+                    </a:blip>
+                    <a:stretch>
+                      <a:fillRect/>
+                    </a:stretch>
+                  </pic:blipFill>
+                  <pic:spPr>
+                    <a:xfrm>
+                      <a:off x="0" y="0"/>
+                      <a:ext cx="5731510" cy="2363470"/>
+                    </a:xfrm>
+                    <a:prstGeom prst="rect">
+                      <a:avLst/>
+                    </a:prstGeom>
+                  </pic:spPr>
+                </pic:pic>
+              </a:graphicData>
+            </a:graphic>
+          </wp:inline>
+        </w:drawing>
+      </w:r>
+    </w:p>
+    <w:p>
+      <w:pPr>
+        <w:rPr>
+          <w:rFonts w:cs="Aptos"/>
+          <w:b/>
+          <w:bCs/>
+        </w:rPr>
+      </w:pPr>
+      <w:r>
+        <w:rPr>
+          <w:rFonts w:cs="Aptos"/>
+          <w:b/>
+          <w:bCs/>
+          <w:i/>
+          <w:iCs/>
+        </w:rPr>
+        <w:t xml:space="preserve">Fig 4: </w:t>
+      </w:r>
+      <w:r>
+        <w:rPr>
+          <w:rFonts w:cs="Aptos"/>
+          <w:b/>
+          <w:bCs/>
+        </w:rPr>
+        <w:t xml:space="preserve">EER VS Total Training Time graph shows how all models scored during pre-finetuning phase, clearly SwinTransformer was the slowest but scored the lowest EER and DEIT architecture were fast to compute but performed poorly </w:t>
+      </w:r>
+    </w:p>
+    <w:p>
+      <w:pPr>
+        <w:rPr>
+          <w:rFonts w:cs="Aptos"/>
+        </w:rPr>
+      </w:pPr>
+    </w:p>
+    <w:p>
+      <w:pPr>
+        <w:rPr>
+          <w:rFonts w:cs="Aptos"/>
+        </w:rPr>
+      </w:pPr>
+    </w:p>
+    <w:p>
+      <w:pPr>
+        <w:rPr>
+          <w:rFonts w:cs="Aptos"/>
+        </w:rPr>
+      </w:pPr>
+    </w:p>
+    <w:p>
+      <w:pPr>
+        <w:pStyle w:val="ListParagraph"/>
+        <w:numPr>
+          <w:ilvl w:val="0"/>
+          <w:numId w:val="25"/>
+        </w:numPr>
+        <w:rPr>
+          <w:rFonts w:asciiTheme="majorHAnsi" w:hAnsiTheme="majorHAnsi" w:cs="Aptos"/>
+          <w:b/>
+          <w:bCs/>
+        </w:rPr>
+      </w:pPr>
+      <w:r>
+        <w:rPr>
+          <w:rFonts w:asciiTheme="majorHAnsi" w:hAnsiTheme="majorHAnsi" w:cs="Aptos"/>
+          <w:b/>
+          <w:bCs/>
+        </w:rPr>
+        <w:lastRenderedPageBreak/>
+        <w:t>Structural Analysis of Top-Performing Frameworks</w:t>
+      </w:r>
+    </w:p>
+    <w:p>
+      <w:pPr>
+        <w:pStyle w:val="ListParagraph"/>
+        <w:numPr>
+          <w:ilvl w:val="0"/>
+          <w:numId w:val="25"/>
+        </w:numPr>
+        <w:rPr>
+          <w:rFonts w:asciiTheme="majorHAnsi" w:hAnsiTheme="majorHAnsi" w:cs="Aptos"/>
+          <w:b/>
+          <w:bCs/>
+        </w:rPr>
+      </w:pPr>
+      <w:r>
+        <w:rPr>
+          <w:rFonts w:asciiTheme="majorHAnsi" w:hAnsiTheme="majorHAnsi" w:cs="Aptos"/>
+          <w:b/>
+          <w:bCs/>
+        </w:rPr>
+        <w:t>Hierarchical Windowing vs Pure Convolutional Capacity</w:t>
+      </w:r>
+    </w:p>
+    <w:p>
+      <w:pPr>
+        <w:ind w:left="360"/>
+        <w:rPr>
+          <w:rFonts w:cs="Aptos"/>
+        </w:rPr>
+      </w:pPr>
+      <w:r>
+        <w:rPr>
+          <w:rFonts w:cs="Aptos"/>
+        </w:rPr>
+        <w:t xml:space="preserve">The empirical data demonstrates a competitive convergence between the top-performing hierarchical attention mechanism and deep residual convolutional blocks. The </w:t>
+      </w:r>
+      <w:r>
+        <w:rPr>
+          <w:rFonts w:cs="Aptos"/>
+          <w:b/>
+          <w:bCs/>
+        </w:rPr>
+        <w:t xml:space="preserve">Swin Transformer </w:t>
+      </w:r>
+      <w:r>
+        <w:rPr>
+          <w:rFonts w:cs="Aptos"/>
+        </w:rPr>
+        <w:t xml:space="preserve">achieved the lowest baseline error margin with </w:t>
+      </w:r>
+      <w:r>
+        <w:rPr>
+          <w:rFonts w:cs="Aptos"/>
+          <w:b/>
+          <w:bCs/>
+        </w:rPr>
+        <w:t>EER of 7.14%</w:t>
+      </w:r>
+      <w:r>
+        <w:rPr>
+          <w:rFonts w:cs="Aptos"/>
+        </w:rPr>
+        <w:t xml:space="preserve">. This performance confirms that calculating multi-head self-attention within non-overlapping performance confirms that calculating multi-head self-attention within non-overlapping localized grids- and communicating those features via shifted windowing operations </w:t>
+      </w:r>
+      <w:r>
+        <w:rPr>
+          <w:rFonts w:cs="Aptos"/>
+          <w:b/>
+          <w:bCs/>
+        </w:rPr>
+        <w:t>(SW-MSA)</w:t>
+      </w:r>
+      <w:r>
+        <w:rPr>
+          <w:rFonts w:cs="Aptos"/>
+          <w:b/>
+          <w:bCs/>
+        </w:rPr>
+        <w:t xml:space="preserve"> </w:t>
+      </w:r>
+      <w:r>
+        <w:rPr>
+          <w:rFonts w:cs="Aptos"/>
+        </w:rPr>
+        <w:t>– allows the network to isolate micro-acoustic anomalies across adjacent frequency bins that traditional attention topologies tend to wash out.</w:t>
+      </w:r>
+    </w:p>
+    <w:p>
+      <w:pPr>
+        <w:ind w:left="360"/>
+        <w:rPr>
+          <w:rFonts w:cs="Aptos"/>
+          <w:lang w:val="en-IN"/>
+        </w:rPr>
+      </w:pPr>
+      <w:r>
+        <w:rPr>
+          <w:rFonts w:cs="Aptos"/>
+          <w:lang w:val="en-IN"/>
+        </w:rPr>
+        <w:t xml:space="preserve">Simultaneously, </w:t>
+      </w:r>
+      <w:r>
+        <w:rPr>
+          <w:rFonts w:cs="Aptos"/>
+          <w:b/>
+          <w:bCs/>
+          <w:lang w:val="en-IN"/>
+        </w:rPr>
+        <w:t>ResNet50</w:t>
+      </w:r>
+      <w:r>
+        <w:rPr>
+          <w:rFonts w:cs="Aptos"/>
+          <w:lang w:val="en-IN"/>
+        </w:rPr>
+        <w:t xml:space="preserve"> demonstrated nearly identical performance, achieving an </w:t>
+      </w:r>
+      <m:oMath>
+        <m:r>
+          <w:rPr>
+            <w:rFonts w:ascii="Cambria Math" w:hAnsi="Cambria Math" w:cs="Aptos"/>
+            <w:lang w:val="en-IN"/>
+          </w:rPr>
+          <m:t>EER</m:t>
+        </m:r>
+      </m:oMath>
+      <w:r>
+        <w:rPr>
+          <w:rFonts w:cs="Aptos"/>
+          <w:lang w:val="en-IN"/>
+        </w:rPr>
+        <w:t xml:space="preserve"> of </w:t>
+      </w:r>
+      <m:oMath>
+        <m:r>
+          <w:rPr>
+            <w:rFonts w:ascii="Cambria Math" w:hAnsi="Cambria Math" w:cs="Aptos"/>
+            <w:lang w:val="en-IN"/>
+          </w:rPr>
+          <m:t>7.15%</m:t>
+        </m:r>
+      </m:oMath>
+      <w:r>
+        <w:rPr>
+          <w:rFonts w:cs="Aptos"/>
+          <w:lang w:val="en-IN"/>
+        </w:rPr>
+        <w:t xml:space="preserve"> and capturing the highest overall discriminative surface with an </w:t>
+      </w:r>
+      <m:oMath>
+        <m:r>
+          <w:rPr>
+            <w:rFonts w:ascii="Cambria Math" w:hAnsi="Cambria Math" w:cs="Aptos"/>
+            <w:lang w:val="en-IN"/>
+          </w:rPr>
+          <m:t>ROC</m:t>
+        </m:r>
+        <m:r>
+          <m:rPr>
+            <m:nor/>
+          </m:rPr>
+          <w:rPr>
+            <w:rFonts w:cs="Aptos"/>
+            <w:lang w:val="en-IN"/>
+          </w:rPr>
+          <m:t>-</m:t>
+        </m:r>
+        <m:r>
+          <w:rPr>
+            <w:rFonts w:ascii="Cambria Math" w:hAnsi="Cambria Math" w:cs="Aptos"/>
+            <w:lang w:val="en-IN"/>
+          </w:rPr>
+          <m:t>AUC</m:t>
+        </m:r>
+      </m:oMath>
+      <w:r>
+        <w:rPr>
+          <w:rFonts w:cs="Aptos"/>
+          <w:lang w:val="en-IN"/>
+        </w:rPr>
+        <w:t xml:space="preserve"> of </w:t>
+      </w:r>
+      <m:oMath>
+        <m:r>
+          <w:rPr>
+            <w:rFonts w:ascii="Cambria Math" w:hAnsi="Cambria Math" w:cs="Aptos"/>
+            <w:lang w:val="en-IN"/>
+          </w:rPr>
+          <m:t>0.9797</m:t>
+        </m:r>
+      </m:oMath>
+      <w:r>
+        <w:rPr>
+          <w:rFonts w:cs="Aptos"/>
+          <w:lang w:val="en-IN"/>
+        </w:rPr>
+        <w:t xml:space="preserve">. This underscores the value of model capacity when processing audio features from scratch; by expanding network depth from </w:t>
+      </w:r>
+      <m:oMath>
+        <m:r>
+          <w:rPr>
+            <w:rFonts w:ascii="Cambria Math" w:hAnsi="Cambria Math" w:cs="Aptos"/>
+            <w:lang w:val="en-IN"/>
+          </w:rPr>
+          <m:t>18</m:t>
+        </m:r>
+      </m:oMath>
+      <w:r>
+        <w:rPr>
+          <w:rFonts w:cs="Aptos"/>
+          <w:lang w:val="en-IN"/>
+        </w:rPr>
+        <w:t xml:space="preserve"> layers (</w:t>
+      </w:r>
+      <m:oMath>
+        <m:r>
+          <w:rPr>
+            <w:rFonts w:ascii="Cambria Math" w:hAnsi="Cambria Math" w:cs="Aptos"/>
+            <w:lang w:val="en-IN"/>
+          </w:rPr>
+          <m:t>7.65%</m:t>
+        </m:r>
+      </m:oMath>
+      <w:r>
+        <w:rPr>
+          <w:rFonts w:cs="Aptos"/>
+          <w:lang w:val="en-IN"/>
+        </w:rPr>
+        <w:t xml:space="preserve"> </w:t>
+      </w:r>
+      <m:oMath>
+        <m:r>
+          <w:rPr>
+            <w:rFonts w:ascii="Cambria Math" w:hAnsi="Cambria Math" w:cs="Aptos"/>
+            <w:lang w:val="en-IN"/>
+          </w:rPr>
+          <m:t>EER</m:t>
+        </m:r>
+      </m:oMath>
+      <w:r>
+        <w:rPr>
+          <w:rFonts w:cs="Aptos"/>
+          <w:lang w:val="en-IN"/>
+        </w:rPr>
+        <w:t xml:space="preserve">) to </w:t>
+      </w:r>
+      <m:oMath>
+        <m:r>
+          <w:rPr>
+            <w:rFonts w:ascii="Cambria Math" w:hAnsi="Cambria Math" w:cs="Aptos"/>
+            <w:lang w:val="en-IN"/>
+          </w:rPr>
+          <m:t>50</m:t>
+        </m:r>
+      </m:oMath>
+      <w:r>
+        <w:rPr>
+          <w:rFonts w:cs="Aptos"/>
+          <w:lang w:val="en-IN"/>
+        </w:rPr>
+        <w:t xml:space="preserve"> bottleneck layers, the residual network successfully mapped complex, high-dimensional frequency discrepancies without succumbing to spatial overfitting.</w:t>
+      </w:r>
+    </w:p>
+    <w:p>
+      <w:pPr>
+        <w:ind w:left="360"/>
+        <w:rPr>
+          <w:rFonts w:cs="Aptos"/>
+          <w:lang w:val="en-IN"/>
+        </w:rPr>
+      </w:pPr>
+    </w:p>
+    <w:p>
+      <w:pPr>
+        <w:pStyle w:val="ListParagraph"/>
+        <w:numPr>
+          <w:ilvl w:val="0"/>
+          <w:numId w:val="25"/>
+        </w:numPr>
+        <w:rPr>
+          <w:rFonts w:cs="Aptos"/>
+          <w:lang w:val="en-IN"/>
+        </w:rPr>
+      </w:pPr>
+      <w:r>
+        <w:rPr>
+          <w:rFonts w:asciiTheme="majorHAnsi" w:hAnsiTheme="majorHAnsi" w:cs="Aptos"/>
+          <w:b/>
+          <w:bCs/>
+          <w:lang w:val="en-IN"/>
+        </w:rPr>
+        <w:t>Hybridization and Global Projection Trade-Offs</w:t>
+      </w:r>
+    </w:p>
+    <w:p>
+      <w:pPr>
+        <w:ind w:left="360"/>
+        <w:rPr>
+          <w:rFonts w:cs="Aptos"/>
+          <w:lang w:val="en-IN"/>
+        </w:rPr>
+      </w:pPr>
+      <w:r>
+        <w:rPr>
+          <w:rFonts w:cs="Aptos"/>
+          <w:lang w:val="en-IN"/>
+        </w:rPr>
+        <w:t xml:space="preserve">The custom </w:t>
+      </w:r>
+      <w:r>
+        <w:rPr>
+          <w:rFonts w:cs="Aptos"/>
+          <w:b/>
+          <w:bCs/>
+          <w:lang w:val="en-IN"/>
+        </w:rPr>
+        <w:t xml:space="preserve">CNN-Transformer Hybrid </w:t>
+      </w:r>
+      <w:r>
+        <w:rPr>
+          <w:rFonts w:cs="Aptos"/>
+          <w:lang w:val="en-IN"/>
+        </w:rPr>
+        <w:t>generated a balanced performance grid (</w:t>
+      </w:r>
+      <w:r>
+        <w:rPr>
+          <w:rFonts w:cs="Aptos"/>
+          <w:b/>
+          <w:bCs/>
+          <w:lang w:val="en-IN"/>
+        </w:rPr>
+        <w:t xml:space="preserve">7.89% EER, </w:t>
+      </w:r>
+      <m:oMath>
+        <m:r>
+          <m:rPr>
+            <m:sty m:val="bi"/>
+          </m:rPr>
+          <w:rPr>
+            <w:rFonts w:ascii="Cambria Math" w:hAnsi="Cambria Math" w:cs="Aptos"/>
+            <w:lang w:val="en-IN"/>
+          </w:rPr>
+          <m:t>0.9800</m:t>
+        </m:r>
+      </m:oMath>
+      <w:r>
+        <w:rPr>
+          <w:rFonts w:cs="Aptos"/>
+          <w:b/>
+          <w:bCs/>
+          <w:lang w:val="en-IN"/>
+        </w:rPr>
+        <w:t xml:space="preserve"> </w:t>
+      </w:r>
+      <m:oMath>
+        <m:r>
+          <m:rPr>
+            <m:sty m:val="bi"/>
+          </m:rPr>
+          <w:rPr>
+            <w:rFonts w:ascii="Cambria Math" w:hAnsi="Cambria Math" w:cs="Aptos"/>
+            <w:lang w:val="en-IN"/>
+          </w:rPr>
+          <m:t>ROC</m:t>
+        </m:r>
+        <m:r>
+          <m:rPr>
+            <m:nor/>
+          </m:rPr>
+          <w:rPr>
+            <w:rFonts w:cs="Aptos"/>
+            <w:b/>
+            <w:bCs/>
+            <w:lang w:val="en-IN"/>
+          </w:rPr>
+          <m:t>-</m:t>
+        </m:r>
+        <m:r>
+          <m:rPr>
+            <m:sty m:val="bi"/>
+          </m:rPr>
+          <w:rPr>
+            <w:rFonts w:ascii="Cambria Math" w:hAnsi="Cambria Math" w:cs="Aptos"/>
+            <w:lang w:val="en-IN"/>
+          </w:rPr>
+          <m:t>AUC</m:t>
+        </m:r>
+      </m:oMath>
+      <w:r>
+        <w:rPr>
+          <w:rFonts w:cs="Aptos"/>
+          <w:lang w:val="en-IN"/>
+        </w:rPr>
+        <w:t>). By extracting localized early structural weights via a convolutional front-end before feeding the sequence into a transformer tail, the network avoided the erratic optimization trajectories often observed in pure attention frameworks.</w:t>
+      </w:r>
+    </w:p>
+    <w:p>
+      <w:pPr>
+        <w:ind w:left="360"/>
+        <w:rPr>
+          <w:rFonts w:cs="Aptos"/>
+          <w:lang w:val="en-IN"/>
+        </w:rPr>
+      </w:pPr>
+      <w:r>
+        <w:rPr>
+          <w:rFonts w:cs="Aptos"/>
+          <w:lang w:val="en-IN"/>
+        </w:rPr>
+        <w:t xml:space="preserve">Conversely, the plain </w:t>
+      </w:r>
+      <w:r>
+        <w:rPr>
+          <w:rFonts w:cs="Aptos"/>
+          <w:b/>
+          <w:bCs/>
+          <w:lang w:val="en-IN"/>
+        </w:rPr>
+        <w:t>Vision Transformer (ViT)</w:t>
+      </w:r>
+      <w:r>
+        <w:rPr>
+          <w:rFonts w:cs="Aptos"/>
+          <w:lang w:val="en-IN"/>
+        </w:rPr>
+        <w:t xml:space="preserve"> lagged behind at an </w:t>
+      </w:r>
+      <m:oMath>
+        <m:r>
+          <w:rPr>
+            <w:rFonts w:ascii="Cambria Math" w:hAnsi="Cambria Math" w:cs="Aptos"/>
+            <w:lang w:val="en-IN"/>
+          </w:rPr>
+          <m:t>EER</m:t>
+        </m:r>
+      </m:oMath>
+      <w:r>
+        <w:rPr>
+          <w:rFonts w:cs="Aptos"/>
+          <w:lang w:val="en-IN"/>
+        </w:rPr>
+        <w:t xml:space="preserve"> of </w:t>
+      </w:r>
+      <m:oMath>
+        <m:r>
+          <w:rPr>
+            <w:rFonts w:ascii="Cambria Math" w:hAnsi="Cambria Math" w:cs="Aptos"/>
+            <w:lang w:val="en-IN"/>
+          </w:rPr>
+          <m:t>8.32%</m:t>
+        </m:r>
+      </m:oMath>
+      <w:r>
+        <w:rPr>
+          <w:rFonts w:cs="Aptos"/>
+          <w:lang w:val="en-IN"/>
+        </w:rPr>
+        <w:t>. Because a standard ViT projects global patch interactions uniformly without local spatial constraints, it requires significantly more data or a longer training runway to separate local acoustic boundary artifacts at the same resolution as its hierarchical or convolutional counterparts.</w:t>
+      </w:r>
+    </w:p>
+    <w:p>
+      <w:pPr>
+        <w:pStyle w:val="ListParagraph"/>
+        <w:numPr>
+          <w:ilvl w:val="0"/>
+          <w:numId w:val="25"/>
+        </w:numPr>
+        <w:rPr>
+          <w:rFonts w:cs="Aptos"/>
+          <w:b/>
+          <w:bCs/>
+          <w:lang w:val="en-IN"/>
+        </w:rPr>
+      </w:pPr>
+      <w:r>
+        <w:rPr>
+          <w:rFonts w:asciiTheme="majorHAnsi" w:hAnsiTheme="majorHAnsi" w:cs="Aptos"/>
+          <w:b/>
+          <w:bCs/>
+          <w:lang w:val="en-IN"/>
+        </w:rPr>
+        <w:t>Evaluation of Knowledge Distillation Constraints</w:t>
+      </w:r>
+    </w:p>
+    <w:p>
+      <w:pPr>
+        <w:ind w:left="360"/>
+        <w:rPr>
+          <w:rFonts w:cs="Aptos"/>
+          <w:b/>
+          <w:bCs/>
+          <w:lang w:val="en-IN"/>
+        </w:rPr>
+      </w:pPr>
+      <w:r>
+        <w:rPr>
+          <w:rFonts w:cs="Aptos"/>
+          <w:lang w:val="en-IN"/>
+        </w:rPr>
+        <w:t>The Data-Efficient Image Transformer variants (</w:t>
+      </w:r>
+      <w:r>
+        <w:rPr>
+          <w:rFonts w:cs="Aptos"/>
+          <w:b/>
+          <w:bCs/>
+          <w:lang w:val="en-IN"/>
+        </w:rPr>
+        <w:t xml:space="preserve">DEIT-Hard </w:t>
+      </w:r>
+      <w:r>
+        <w:rPr>
+          <w:rFonts w:cs="Aptos"/>
+          <w:lang w:val="en-IN"/>
+        </w:rPr>
+        <w:t xml:space="preserve">and </w:t>
+      </w:r>
+      <w:r>
+        <w:rPr>
+          <w:rFonts w:cs="Aptos"/>
+          <w:b/>
+          <w:bCs/>
+          <w:lang w:val="en-IN"/>
+        </w:rPr>
+        <w:t xml:space="preserve">DeiT-Soft) </w:t>
+      </w:r>
+      <w:r>
+        <w:rPr>
+          <w:rFonts w:cs="Aptos"/>
+          <w:lang w:val="en-IN"/>
+        </w:rPr>
+        <w:t xml:space="preserve">occupied the lower tier of the leaderboard, posting </w:t>
+      </w:r>
+      <w:r>
+        <w:rPr>
+          <w:rFonts w:cs="Aptos"/>
+          <w:b/>
+          <w:bCs/>
+          <w:i/>
+          <w:iCs/>
+          <w:lang w:val="en-IN"/>
+        </w:rPr>
+        <w:t xml:space="preserve">EER </w:t>
+      </w:r>
+      <w:r>
+        <w:rPr>
+          <w:rFonts w:cs="Aptos"/>
+          <w:lang w:val="en-IN"/>
+        </w:rPr>
+        <w:t xml:space="preserve">values of </w:t>
+      </w:r>
+      <w:r>
+        <w:rPr>
+          <w:rFonts w:cs="Aptos"/>
+          <w:b/>
+          <w:bCs/>
+          <w:lang w:val="en-IN"/>
+        </w:rPr>
+        <w:t xml:space="preserve">9.97% </w:t>
+      </w:r>
+      <w:r>
+        <w:rPr>
+          <w:rFonts w:cs="Aptos"/>
+          <w:lang w:val="en-IN"/>
+        </w:rPr>
+        <w:t xml:space="preserve">and </w:t>
+      </w:r>
+      <w:r>
+        <w:rPr>
+          <w:rFonts w:cs="Aptos"/>
+          <w:b/>
+          <w:bCs/>
+          <w:lang w:val="en-IN"/>
+        </w:rPr>
+        <w:t xml:space="preserve">10.75% </w:t>
+      </w:r>
+      <w:r>
+        <w:rPr>
+          <w:rFonts w:cs="Aptos"/>
+          <w:lang w:val="en-IN"/>
+        </w:rPr>
+        <w:t>respectively</w:t>
+      </w:r>
+      <w:r>
+        <w:rPr>
+          <w:rFonts w:cs="Aptos"/>
+          <w:b/>
+          <w:bCs/>
+          <w:lang w:val="en-IN"/>
+        </w:rPr>
+        <w:t>.</w:t>
+      </w:r>
+    </w:p>
+    <w:p>
+      <w:pPr>
+        <w:ind w:left="360"/>
+        <w:rPr>
+          <w:rFonts w:cs="Aptos"/>
+          <w:b/>
+          <w:bCs/>
+          <w:lang w:val="en-IN"/>
+        </w:rPr>
+      </w:pPr>
+      <w:r>
+        <w:rPr>
+          <w:rFonts w:cs="Aptos"/>
+          <w:b/>
+          <w:bCs/>
+          <w:lang w:val="en-IN"/>
+        </w:rPr>
+        <w:drawing>
+          <wp:inline distT="0" distB="0" distL="0" distR="0" wp14:anchorId="0D8E1C38" wp14:editId="7CD8FA1D">
+            <wp:extent cx="5731510" cy="1361440"/>
+            <wp:effectExtent l="0" t="0" r="2540" b="0"/>
+            <wp:docPr id="359049243" name="Picture 1"/>
+            <wp:cNvGraphicFramePr>
+              <a:graphicFrameLocks xmlns:a="http://schemas.openxmlformats.org/drawingml/2006/main" noChangeAspect="1"/>
+            </wp:cNvGraphicFramePr>
+            <a:graphic xmlns:a="http://schemas.openxmlformats.org/drawingml/2006/main">
+              <a:graphicData uri="http://schemas.openxmlformats.org/drawingml/2006/picture">
+                <pic:pic xmlns:pic="http://schemas.openxmlformats.org/drawingml/2006/picture">
+                  <pic:nvPicPr>
+                    <pic:cNvPr id="359049243" name=""/>
+                    <pic:cNvPicPr/>
+                  </pic:nvPicPr>
+                  <pic:blipFill>
+                    <a:blip r:embed="rId10"/>
+                    <a:stretch>
+                      <a:fillRect/>
+                    </a:stretch>
+                  </pic:blipFill>
+                  <pic:spPr>
+                    <a:xfrm>
+                      <a:off x="0" y="0"/>
+                      <a:ext cx="5731510" cy="1361440"/>
+                    </a:xfrm>
+                    <a:prstGeom prst="rect">
+                      <a:avLst/>
+                    </a:prstGeom>
+                  </pic:spPr>
+                </pic:pic>
+              </a:graphicData>
+            </a:graphic>
+          </wp:inline>
+        </w:drawing>
+      </w:r>
+    </w:p>
+    <w:p>
+      <w:pPr>
+        <w:ind w:left="360"/>
+        <w:rPr>
+          <w:rFonts w:cs="Aptos"/>
+          <w:lang w:val="en-IN"/>
+        </w:rPr>
+      </w:pPr>
+      <w:r>
+        <w:rPr>
+          <w:rFonts w:cs="Aptos"/>
+          <w:lang w:val="en-IN"/>
+        </w:rPr>
+        <w:t xml:space="preserve">While knowledge distillation through a specialized token is designed to let a transformer, student inherit a CNN’s built-in spatial assumptions, the higher error rates imply an optimization conflict in this domain. Forcing the student network to mimic the hard predictions or smooth logit distributions of a frozen </w:t>
+      </w:r>
+      <w:r>
+        <w:rPr>
+          <w:rFonts w:cs="Aptos"/>
+          <w:b/>
+          <w:bCs/>
+          <w:lang w:val="en-IN"/>
+        </w:rPr>
+        <w:t xml:space="preserve">ResNet50 </w:t>
+      </w:r>
+      <w:r>
+        <w:rPr>
+          <w:rFonts w:cs="Aptos"/>
+          <w:lang w:val="en-IN"/>
+        </w:rPr>
+        <w:t>teacher layer constrained the attention maps from building their own unique, non-linear relationships across the audio spectrogram.</w:t>
+      </w:r>
+      <w:r>
+        <w:rPr>
+          <w:rFonts w:cs="Aptos"/>
+          <w:lang w:val="en-IN"/>
+        </w:rPr>
+        <w:t xml:space="preserve"> The </w:t>
+      </w:r>
+      <w:r>
+        <w:rPr>
+          <w:rFonts w:cs="Aptos"/>
+          <w:b/>
+          <w:bCs/>
+          <w:lang w:val="en-IN"/>
+        </w:rPr>
+        <w:t xml:space="preserve">Soft labels </w:t>
+      </w:r>
+      <w:r>
+        <w:rPr>
+          <w:rFonts w:cs="Aptos"/>
+          <w:lang w:val="en-IN"/>
+        </w:rPr>
+        <w:t xml:space="preserve">scored lower in comparison to the </w:t>
+      </w:r>
+      <w:r>
+        <w:rPr>
+          <w:rFonts w:cs="Aptos"/>
+          <w:b/>
+          <w:bCs/>
+          <w:lang w:val="en-IN"/>
+        </w:rPr>
+        <w:t xml:space="preserve">Hard labels </w:t>
+      </w:r>
+      <w:r>
+        <w:rPr>
+          <w:rFonts w:cs="Aptos"/>
+          <w:lang w:val="en-IN"/>
+        </w:rPr>
+        <w:t xml:space="preserve">as we use a </w:t>
+      </w:r>
+      <w:r>
+        <w:rPr>
+          <w:rFonts w:cs="Aptos"/>
+          <w:lang w:val="en-IN"/>
+        </w:rPr>
+        <w:lastRenderedPageBreak/>
+        <w:t xml:space="preserve">Convolutional neural network as a teacher model and student is a VIT model with distillation token, </w:t>
+      </w:r>
+      <w:r>
+        <w:rPr>
+          <w:rFonts w:cs="Aptos"/>
+          <w:lang w:val="en-IN"/>
+        </w:rPr>
+        <w:t>otherwise</w:t>
+      </w:r>
+      <w:r>
+        <w:rPr>
+          <w:rFonts w:cs="Aptos"/>
+          <w:lang w:val="en-IN"/>
+        </w:rPr>
+        <w:t xml:space="preserve"> if we used a VIT as a trainer then soft label would have performed better</w:t>
+      </w:r>
+    </w:p>
+    <w:p>
+      <w:pPr>
+        <w:pStyle w:val="ListParagraph"/>
+        <w:numPr>
+          <w:ilvl w:val="0"/>
+          <w:numId w:val="25"/>
+        </w:numPr>
+        <w:rPr>
+          <w:rFonts w:asciiTheme="majorHAnsi" w:hAnsiTheme="majorHAnsi"/>
+          <w:b/>
+          <w:bCs/>
+          <w:lang w:val="en-IN"/>
+        </w:rPr>
+      </w:pPr>
+      <w:r>
+        <w:rPr>
+          <w:rFonts w:asciiTheme="majorHAnsi" w:hAnsiTheme="majorHAnsi"/>
+          <w:b/>
+          <w:bCs/>
+          <w:lang w:val="en-IN"/>
+        </w:rPr>
+        <w:t>Key Architectural Takeaways</w:t>
+      </w:r>
+    </w:p>
+    <w:p>
+      <w:pPr>
+        <w:pStyle w:val="ListParagraph"/>
+        <w:numPr>
+          <w:ilvl w:val="0"/>
+          <w:numId w:val="17"/>
+        </w:numPr>
+        <w:rPr>
+          <w:lang w:val="en-IN"/>
+        </w:rPr>
+      </w:pPr>
+      <w:r>
+        <w:rPr>
+          <w:b/>
+          <w:bCs/>
+          <w:lang w:val="en-IN"/>
+        </w:rPr>
+        <w:t xml:space="preserve">Local Context is Essential: </w:t>
+      </w:r>
+      <w:r>
+        <w:rPr>
+          <w:lang w:val="en-IN"/>
+        </w:rPr>
+        <w:t xml:space="preserve">The framework that constrain feature extraction locally (Swin via windowed boundaries and ResNet via small </w:t>
+      </w:r>
+      <w:r>
+        <w:rPr>
+          <w:b/>
+          <w:bCs/>
+          <w:lang w:val="en-IN"/>
+        </w:rPr>
+        <w:t xml:space="preserve">3 X 3 </w:t>
+      </w:r>
+      <w:r>
+        <w:rPr>
+          <w:lang w:val="en-IN"/>
+        </w:rPr>
+        <w:t>convolutional filters) systematically outpaced architectures that rely purely on unconstrained global projections (VIT).</w:t>
+      </w:r>
+    </w:p>
+    <w:p>
+      <w:pPr>
+        <w:pStyle w:val="ListParagraph"/>
+        <w:numPr>
+          <w:ilvl w:val="0"/>
+          <w:numId w:val="17"/>
+        </w:numPr>
+        <w:rPr>
+          <w:lang w:val="en-IN"/>
+        </w:rPr>
+      </w:pPr>
+      <w:r>
+        <w:rPr>
+          <w:b/>
+          <w:bCs/>
+          <w:lang w:val="en-IN"/>
+        </w:rPr>
+        <w:t>The Metric Dichotomy:</w:t>
+      </w:r>
+      <w:r>
+        <w:rPr>
+          <w:lang w:val="en-IN"/>
+        </w:rPr>
+        <w:t xml:space="preserve"> Across all models, high validation accuracies </w:t>
+      </w:r>
+      <w:r>
+        <w:rPr>
+          <w:b/>
+          <w:bCs/>
+          <w:lang w:val="en-IN"/>
+        </w:rPr>
+        <w:t>(&gt;99.5%)</w:t>
+      </w:r>
+      <w:r>
+        <w:rPr>
+          <w:b/>
+          <w:bCs/>
+          <w:lang w:val="en-IN"/>
+        </w:rPr>
+        <w:t xml:space="preserve"> </w:t>
+      </w:r>
+      <w:r>
+        <w:rPr>
+          <w:lang w:val="en-IN"/>
+        </w:rPr>
+        <w:t xml:space="preserve">contrasted with marginally lower test accuracies </w:t>
+      </w:r>
+      <w:r>
+        <w:rPr>
+          <w:b/>
+          <w:bCs/>
+          <w:lang w:val="en-IN"/>
+        </w:rPr>
+        <w:t>(</w:t>
+      </w:r>
+      <w:r>
+        <w:rPr>
+          <w:b/>
+          <w:bCs/>
+          <w:lang w:val="en-IN"/>
+        </w:rPr>
+        <w:t xml:space="preserve">89.2% - 92.8%). </w:t>
+      </w:r>
+      <w:r>
+        <w:rPr>
+          <w:lang w:val="en-IN"/>
+        </w:rPr>
+        <w:t xml:space="preserve">This discrepancy highlights a mild acoustic domain mismatch between the training and evaluation splits of the </w:t>
+      </w:r>
+      <w:r>
+        <w:rPr>
+          <w:b/>
+          <w:bCs/>
+          <w:lang w:val="en-IN"/>
+        </w:rPr>
+        <w:t xml:space="preserve">ASVspoof2019 </w:t>
+      </w:r>
+      <w:r>
+        <w:rPr>
+          <w:lang w:val="en-IN"/>
+        </w:rPr>
+        <w:t xml:space="preserve">dataset, reinforcing why threshold-independent metrics like </w:t>
+      </w:r>
+      <w:r>
+        <w:rPr>
+          <w:b/>
+          <w:bCs/>
+          <w:i/>
+          <w:iCs/>
+          <w:lang w:val="en-IN"/>
+        </w:rPr>
+        <w:t xml:space="preserve">EER </w:t>
+      </w:r>
+      <w:r>
+        <w:rPr>
+          <w:lang w:val="en-IN"/>
+        </w:rPr>
+        <w:t>are preferred over standard accuracy</w:t>
+      </w:r>
+      <w:r>
+        <w:rPr>
+          <w:lang w:val="en-IN"/>
+        </w:rPr>
+        <w:t xml:space="preserve"> scores when benchmarking audio security configurations.</w:t>
+      </w:r>
+    </w:p>
+    <w:p>
+      <w:pPr>
+        <w:rPr>
+          <w:rFonts w:asciiTheme="majorHAnsi" w:hAnsiTheme="majorHAnsi"/>
+          <w:b/>
+          <w:bCs/>
+          <w:sz w:val="28"/>
+          <w:szCs w:val="28"/>
+          <w:lang w:val="en-IN"/>
+        </w:rPr>
+      </w:pPr>
+    </w:p>
+    <w:p>
+      <w:pPr>
+        <w:rPr>
+          <w:rFonts w:asciiTheme="majorHAnsi" w:hAnsiTheme="majorHAnsi"/>
+          <w:b/>
+          <w:bCs/>
+          <w:sz w:val="28"/>
+          <w:szCs w:val="28"/>
+          <w:lang w:val="en-IN"/>
+        </w:rPr>
+      </w:pPr>
+    </w:p>
+    <w:p>
+      <w:pPr>
+        <w:rPr>
+          <w:rFonts w:asciiTheme="majorHAnsi" w:hAnsiTheme="majorHAnsi"/>
+          <w:b/>
+          <w:bCs/>
+          <w:sz w:val="28"/>
+          <w:szCs w:val="28"/>
+          <w:lang w:val="en-IN"/>
+        </w:rPr>
+      </w:pPr>
+    </w:p>
+    <w:p>
+      <w:pPr>
+        <w:rPr>
+          <w:rFonts w:asciiTheme="majorHAnsi" w:hAnsiTheme="majorHAnsi"/>
+          <w:b/>
+          <w:bCs/>
+          <w:sz w:val="28"/>
+          <w:szCs w:val="28"/>
+          <w:lang w:val="en-IN"/>
+        </w:rPr>
+      </w:pPr>
+    </w:p>
+    <w:p>
+      <w:pPr>
+        <w:rPr>
+          <w:rFonts w:asciiTheme="majorHAnsi" w:hAnsiTheme="majorHAnsi"/>
+          <w:b/>
+          <w:bCs/>
           <w:sz w:val="28"/>
           <w:szCs w:val="28"/>
           <w:lang w:val="en-IN"/>
@@ -2680,6 +5608,367 @@
 <file path=word/numbering.xml><?xml version="1.0" encoding="utf-8"?>
 <w:numbering xmlns:wpc="http://schemas.microsoft.com/office/word/2010/wordprocessingCanvas" xmlns:cx="http://schemas.microsoft.com/office/drawing/2014/chartex" xmlns:cx1="http://schemas.microsoft.com/office/drawing/2015/9/8/chartex" xmlns:cx2="http://schemas.microsoft.com/office/drawing/2015/10/21/chartex" xmlns:cx3="http://schemas.microsoft.com/office/drawing/2016/5/9/chartex" xmlns:cx4="http://schemas.microsoft.com/office/drawing/2016/5/10/chartex" xmlns:cx5="http://schemas.microsoft.com/office/drawing/2016/5/11/chartex" xmlns:cx6="http://schemas.microsoft.com/office/drawing/2016/5/12/chartex" xmlns:cx7="http://schemas.microsoft.com/office/drawing/2016/5/13/chartex" xmlns:cx8="http://schemas.microsoft.com/office/drawing/2016/5/14/chartex" xmlns:mc="http://schemas.openxmlformats.org/markup-compatibility/2006" xmlns:aink="http://schemas.microsoft.com/office/drawing/2016/ink" xmlns:am3d="http://schemas.microsoft.com/office/drawing/2017/model3d" xmlns:o="urn:schemas-microsoft-com:office:office" xmlns:oel="http://schemas.microsoft.com/office/2019/extlst" xmlns:r="http://schemas.openxmlformats.org/officeDocument/2006/relationships" xmlns:m="http://schemas.openxmlformats.org/officeDocument/2006/math" xmlns:v="urn:schemas-microsoft-com:vml" xmlns:wp14="http://schemas.microsoft.com/office/word/2010/wordprocessingDrawing" xmlns:wp="http://schemas.openxmlformats.org/drawingml/2006/wordprocessingDrawing" xmlns:w10="urn:schemas-microsoft-com:office:word" xmlns:w="http://schemas.openxmlformats.org/wordprocessingml/2006/main" xmlns:w14="http://schemas.microsoft.com/office/word/2010/wordml" xmlns:w15="http://schemas.microsoft.com/office/word/2012/wordml" xmlns:w16cex="http://schemas.microsoft.com/office/word/2018/wordml/cex" xmlns:w16cid="http://schemas.microsoft.com/office/word/2016/wordml/cid" xmlns:w16="http://schemas.microsoft.com/office/word/2018/wordml" xmlns:w16du="http://schemas.microsoft.com/office/word/2023/wordml/word16du" xmlns:w16sdtdh="http://schemas.microsoft.com/office/word/2020/wordml/sdtdatahash" xmlns:w16sdtfl="http://schemas.microsoft.com/office/word/2024/wordml/sdtformatlock" xmlns:w16se="http://schemas.microsoft.com/office/word/2015/wordml/symex" xmlns:wpg="http://schemas.microsoft.com/office/word/2010/wordprocessingGroup" xmlns:wpi="http://schemas.microsoft.com/office/word/2010/wordprocessingInk" xmlns:wne="http://schemas.microsoft.com/office/word/2006/wordml" xmlns:wps="http://schemas.microsoft.com/office/word/2010/wordprocessingShape" mc:Ignorable="w14 w15 w16se w16cid w16 w16cex w16sdtdh w16sdtfl w16du wp14">
   <w:abstractNum w:abstractNumId="0" w15:restartNumberingAfterBreak="0">
+    <w:nsid w:val="02B92B8E"/>
+    <w:multiLevelType w:val="hybridMultilevel"/>
+    <w:tmpl w:val="650A981E"/>
+    <w:lvl w:ilvl="0" w:tplc="3200A69E">
+      <w:numFmt w:val="decimal"/>
+      <w:lvlText w:val="4.1%1"/>
+      <w:lvlJc w:val="left"/>
+      <w:pPr>
+        <w:ind w:left="720" w:hanging="360"/>
+      </w:pPr>
+      <w:rPr>
+        <w:rFonts w:asciiTheme="majorHAnsi" w:hAnsiTheme="majorHAnsi" w:hint="default"/>
+        <w:b/>
+        <w:bCs/>
+        <w:sz w:val="22"/>
+        <w:szCs w:val="22"/>
+      </w:rPr>
+    </w:lvl>
+    <w:lvl w:ilvl="1" w:tplc="40090019" w:tentative="1">
+      <w:start w:val="1"/>
+      <w:numFmt w:val="lowerLetter"/>
+      <w:lvlText w:val="%2."/>
+      <w:lvlJc w:val="left"/>
+      <w:pPr>
+        <w:ind w:left="1440" w:hanging="360"/>
+      </w:pPr>
+    </w:lvl>
+    <w:lvl w:ilvl="2" w:tplc="4009001B" w:tentative="1">
+      <w:start w:val="1"/>
+      <w:numFmt w:val="lowerRoman"/>
+      <w:lvlText w:val="%3."/>
+      <w:lvlJc w:val="right"/>
+      <w:pPr>
+        <w:ind w:left="2160" w:hanging="180"/>
+      </w:pPr>
+    </w:lvl>
+    <w:lvl w:ilvl="3" w:tplc="4009000F" w:tentative="1">
+      <w:start w:val="1"/>
+      <w:numFmt w:val="decimal"/>
+      <w:lvlText w:val="%4."/>
+      <w:lvlJc w:val="left"/>
+      <w:pPr>
+        <w:ind w:left="2880" w:hanging="360"/>
+      </w:pPr>
+    </w:lvl>
+    <w:lvl w:ilvl="4" w:tplc="40090019" w:tentative="1">
+      <w:start w:val="1"/>
+      <w:numFmt w:val="lowerLetter"/>
+      <w:lvlText w:val="%5."/>
+      <w:lvlJc w:val="left"/>
+      <w:pPr>
+        <w:ind w:left="3600" w:hanging="360"/>
+      </w:pPr>
+    </w:lvl>
+    <w:lvl w:ilvl="5" w:tplc="4009001B" w:tentative="1">
+      <w:start w:val="1"/>
+      <w:numFmt w:val="lowerRoman"/>
+      <w:lvlText w:val="%6."/>
+      <w:lvlJc w:val="right"/>
+      <w:pPr>
+        <w:ind w:left="4320" w:hanging="180"/>
+      </w:pPr>
+    </w:lvl>
+    <w:lvl w:ilvl="6" w:tplc="4009000F" w:tentative="1">
+      <w:start w:val="1"/>
+      <w:numFmt w:val="decimal"/>
+      <w:lvlText w:val="%7."/>
+      <w:lvlJc w:val="left"/>
+      <w:pPr>
+        <w:ind w:left="5040" w:hanging="360"/>
+      </w:pPr>
+    </w:lvl>
+    <w:lvl w:ilvl="7" w:tplc="40090019" w:tentative="1">
+      <w:start w:val="1"/>
+      <w:numFmt w:val="lowerLetter"/>
+      <w:lvlText w:val="%8."/>
+      <w:lvlJc w:val="left"/>
+      <w:pPr>
+        <w:ind w:left="5760" w:hanging="360"/>
+      </w:pPr>
+    </w:lvl>
+    <w:lvl w:ilvl="8" w:tplc="4009001B" w:tentative="1">
+      <w:start w:val="1"/>
+      <w:numFmt w:val="lowerRoman"/>
+      <w:lvlText w:val="%9."/>
+      <w:lvlJc w:val="right"/>
+      <w:pPr>
+        <w:ind w:left="6480" w:hanging="180"/>
+      </w:pPr>
+    </w:lvl>
+  </w:abstractNum>
+  <w:abstractNum w:abstractNumId="1" w15:restartNumberingAfterBreak="0">
+    <w:nsid w:val="06896A0A"/>
+    <w:multiLevelType w:val="hybridMultilevel"/>
+    <w:tmpl w:val="BBC2B672"/>
+    <w:lvl w:ilvl="0" w:tplc="726C07E6">
+      <w:start w:val="1"/>
+      <w:numFmt w:val="decimal"/>
+      <w:lvlText w:val="4.1%1"/>
+      <w:lvlJc w:val="left"/>
+      <w:pPr>
+        <w:ind w:left="720" w:hanging="360"/>
+      </w:pPr>
+      <w:rPr>
+        <w:rFonts w:hint="default"/>
+      </w:rPr>
+    </w:lvl>
+    <w:lvl w:ilvl="1" w:tplc="40090019" w:tentative="1">
+      <w:start w:val="1"/>
+      <w:numFmt w:val="lowerLetter"/>
+      <w:lvlText w:val="%2."/>
+      <w:lvlJc w:val="left"/>
+      <w:pPr>
+        <w:ind w:left="1440" w:hanging="360"/>
+      </w:pPr>
+    </w:lvl>
+    <w:lvl w:ilvl="2" w:tplc="4009001B" w:tentative="1">
+      <w:start w:val="1"/>
+      <w:numFmt w:val="lowerRoman"/>
+      <w:lvlText w:val="%3."/>
+      <w:lvlJc w:val="right"/>
+      <w:pPr>
+        <w:ind w:left="2160" w:hanging="180"/>
+      </w:pPr>
+    </w:lvl>
+    <w:lvl w:ilvl="3" w:tplc="4009000F" w:tentative="1">
+      <w:start w:val="1"/>
+      <w:numFmt w:val="decimal"/>
+      <w:lvlText w:val="%4."/>
+      <w:lvlJc w:val="left"/>
+      <w:pPr>
+        <w:ind w:left="2880" w:hanging="360"/>
+      </w:pPr>
+    </w:lvl>
+    <w:lvl w:ilvl="4" w:tplc="40090019" w:tentative="1">
+      <w:start w:val="1"/>
+      <w:numFmt w:val="lowerLetter"/>
+      <w:lvlText w:val="%5."/>
+      <w:lvlJc w:val="left"/>
+      <w:pPr>
+        <w:ind w:left="3600" w:hanging="360"/>
+      </w:pPr>
+    </w:lvl>
+    <w:lvl w:ilvl="5" w:tplc="4009001B" w:tentative="1">
+      <w:start w:val="1"/>
+      <w:numFmt w:val="lowerRoman"/>
+      <w:lvlText w:val="%6."/>
+      <w:lvlJc w:val="right"/>
+      <w:pPr>
+        <w:ind w:left="4320" w:hanging="180"/>
+      </w:pPr>
+    </w:lvl>
+    <w:lvl w:ilvl="6" w:tplc="4009000F" w:tentative="1">
+      <w:start w:val="1"/>
+      <w:numFmt w:val="decimal"/>
+      <w:lvlText w:val="%7."/>
+      <w:lvlJc w:val="left"/>
+      <w:pPr>
+        <w:ind w:left="5040" w:hanging="360"/>
+      </w:pPr>
+    </w:lvl>
+    <w:lvl w:ilvl="7" w:tplc="40090019" w:tentative="1">
+      <w:start w:val="1"/>
+      <w:numFmt w:val="lowerLetter"/>
+      <w:lvlText w:val="%8."/>
+      <w:lvlJc w:val="left"/>
+      <w:pPr>
+        <w:ind w:left="5760" w:hanging="360"/>
+      </w:pPr>
+    </w:lvl>
+    <w:lvl w:ilvl="8" w:tplc="4009001B" w:tentative="1">
+      <w:start w:val="1"/>
+      <w:numFmt w:val="lowerRoman"/>
+      <w:lvlText w:val="%9."/>
+      <w:lvlJc w:val="right"/>
+      <w:pPr>
+        <w:ind w:left="6480" w:hanging="180"/>
+      </w:pPr>
+    </w:lvl>
+  </w:abstractNum>
+  <w:abstractNum w:abstractNumId="2" w15:restartNumberingAfterBreak="0">
+    <w:nsid w:val="0B6714A9"/>
+    <w:multiLevelType w:val="hybridMultilevel"/>
+    <w:tmpl w:val="AF247848"/>
+    <w:lvl w:ilvl="0" w:tplc="78001B14">
+      <w:start w:val="4"/>
+      <w:numFmt w:val="decimal"/>
+      <w:lvlText w:val="%1."/>
+      <w:lvlJc w:val="left"/>
+      <w:pPr>
+        <w:ind w:left="720" w:hanging="360"/>
+      </w:pPr>
+      <w:rPr>
+        <w:rFonts w:hint="default"/>
+      </w:rPr>
+    </w:lvl>
+    <w:lvl w:ilvl="1" w:tplc="40090019" w:tentative="1">
+      <w:start w:val="1"/>
+      <w:numFmt w:val="lowerLetter"/>
+      <w:lvlText w:val="%2."/>
+      <w:lvlJc w:val="left"/>
+      <w:pPr>
+        <w:ind w:left="1440" w:hanging="360"/>
+      </w:pPr>
+    </w:lvl>
+    <w:lvl w:ilvl="2" w:tplc="4009001B" w:tentative="1">
+      <w:start w:val="1"/>
+      <w:numFmt w:val="lowerRoman"/>
+      <w:lvlText w:val="%3."/>
+      <w:lvlJc w:val="right"/>
+      <w:pPr>
+        <w:ind w:left="2160" w:hanging="180"/>
+      </w:pPr>
+    </w:lvl>
+    <w:lvl w:ilvl="3" w:tplc="4009000F" w:tentative="1">
+      <w:start w:val="1"/>
+      <w:numFmt w:val="decimal"/>
+      <w:lvlText w:val="%4."/>
+      <w:lvlJc w:val="left"/>
+      <w:pPr>
+        <w:ind w:left="2880" w:hanging="360"/>
+      </w:pPr>
+    </w:lvl>
+    <w:lvl w:ilvl="4" w:tplc="40090019" w:tentative="1">
+      <w:start w:val="1"/>
+      <w:numFmt w:val="lowerLetter"/>
+      <w:lvlText w:val="%5."/>
+      <w:lvlJc w:val="left"/>
+      <w:pPr>
+        <w:ind w:left="3600" w:hanging="360"/>
+      </w:pPr>
+    </w:lvl>
+    <w:lvl w:ilvl="5" w:tplc="4009001B" w:tentative="1">
+      <w:start w:val="1"/>
+      <w:numFmt w:val="lowerRoman"/>
+      <w:lvlText w:val="%6."/>
+      <w:lvlJc w:val="right"/>
+      <w:pPr>
+        <w:ind w:left="4320" w:hanging="180"/>
+      </w:pPr>
+    </w:lvl>
+    <w:lvl w:ilvl="6" w:tplc="4009000F" w:tentative="1">
+      <w:start w:val="1"/>
+      <w:numFmt w:val="decimal"/>
+      <w:lvlText w:val="%7."/>
+      <w:lvlJc w:val="left"/>
+      <w:pPr>
+        <w:ind w:left="5040" w:hanging="360"/>
+      </w:pPr>
+    </w:lvl>
+    <w:lvl w:ilvl="7" w:tplc="40090019" w:tentative="1">
+      <w:start w:val="1"/>
+      <w:numFmt w:val="lowerLetter"/>
+      <w:lvlText w:val="%8."/>
+      <w:lvlJc w:val="left"/>
+      <w:pPr>
+        <w:ind w:left="5760" w:hanging="360"/>
+      </w:pPr>
+    </w:lvl>
+    <w:lvl w:ilvl="8" w:tplc="4009001B" w:tentative="1">
+      <w:start w:val="1"/>
+      <w:numFmt w:val="lowerRoman"/>
+      <w:lvlText w:val="%9."/>
+      <w:lvlJc w:val="right"/>
+      <w:pPr>
+        <w:ind w:left="6480" w:hanging="180"/>
+      </w:pPr>
+    </w:lvl>
+  </w:abstractNum>
+  <w:abstractNum w:abstractNumId="3" w15:restartNumberingAfterBreak="0">
+    <w:nsid w:val="0CFF4F8C"/>
+    <w:multiLevelType w:val="hybridMultilevel"/>
+    <w:tmpl w:val="904883E0"/>
+    <w:lvl w:ilvl="0" w:tplc="FA120A8A">
+      <w:start w:val="1"/>
+      <w:numFmt w:val="decimal"/>
+      <w:lvlText w:val="4.1%1"/>
+      <w:lvlJc w:val="left"/>
+      <w:pPr>
+        <w:ind w:left="720" w:hanging="360"/>
+      </w:pPr>
+      <w:rPr>
+        <w:rFonts w:asciiTheme="majorHAnsi" w:hAnsiTheme="majorHAnsi" w:hint="default"/>
+        <w:b/>
+        <w:bCs/>
+      </w:rPr>
+    </w:lvl>
+    <w:lvl w:ilvl="1" w:tplc="40090019" w:tentative="1">
+      <w:start w:val="1"/>
+      <w:numFmt w:val="lowerLetter"/>
+      <w:lvlText w:val="%2."/>
+      <w:lvlJc w:val="left"/>
+      <w:pPr>
+        <w:ind w:left="1440" w:hanging="360"/>
+      </w:pPr>
+    </w:lvl>
+    <w:lvl w:ilvl="2" w:tplc="4009001B" w:tentative="1">
+      <w:start w:val="1"/>
+      <w:numFmt w:val="lowerRoman"/>
+      <w:lvlText w:val="%3."/>
+      <w:lvlJc w:val="right"/>
+      <w:pPr>
+        <w:ind w:left="2160" w:hanging="180"/>
+      </w:pPr>
+    </w:lvl>
+    <w:lvl w:ilvl="3" w:tplc="4009000F" w:tentative="1">
+      <w:start w:val="1"/>
+      <w:numFmt w:val="decimal"/>
+      <w:lvlText w:val="%4."/>
+      <w:lvlJc w:val="left"/>
+      <w:pPr>
+        <w:ind w:left="2880" w:hanging="360"/>
+      </w:pPr>
+    </w:lvl>
+    <w:lvl w:ilvl="4" w:tplc="40090019" w:tentative="1">
+      <w:start w:val="1"/>
+      <w:numFmt w:val="lowerLetter"/>
+      <w:lvlText w:val="%5."/>
+      <w:lvlJc w:val="left"/>
+      <w:pPr>
+        <w:ind w:left="3600" w:hanging="360"/>
+      </w:pPr>
+    </w:lvl>
+    <w:lvl w:ilvl="5" w:tplc="4009001B" w:tentative="1">
+      <w:start w:val="1"/>
+      <w:numFmt w:val="lowerRoman"/>
+      <w:lvlText w:val="%6."/>
+      <w:lvlJc w:val="right"/>
+      <w:pPr>
+        <w:ind w:left="4320" w:hanging="180"/>
+      </w:pPr>
+    </w:lvl>
+    <w:lvl w:ilvl="6" w:tplc="4009000F" w:tentative="1">
+      <w:start w:val="1"/>
+      <w:numFmt w:val="decimal"/>
+      <w:lvlText w:val="%7."/>
+      <w:lvlJc w:val="left"/>
+      <w:pPr>
+        <w:ind w:left="5040" w:hanging="360"/>
+      </w:pPr>
+    </w:lvl>
+    <w:lvl w:ilvl="7" w:tplc="40090019" w:tentative="1">
+      <w:start w:val="1"/>
+      <w:numFmt w:val="lowerLetter"/>
+      <w:lvlText w:val="%8."/>
+      <w:lvlJc w:val="left"/>
+      <w:pPr>
+        <w:ind w:left="5760" w:hanging="360"/>
+      </w:pPr>
+    </w:lvl>
+    <w:lvl w:ilvl="8" w:tplc="4009001B" w:tentative="1">
+      <w:start w:val="1"/>
+      <w:numFmt w:val="lowerRoman"/>
+      <w:lvlText w:val="%9."/>
+      <w:lvlJc w:val="right"/>
+      <w:pPr>
+        <w:ind w:left="6480" w:hanging="180"/>
+      </w:pPr>
+    </w:lvl>
+  </w:abstractNum>
+  <w:abstractNum w:abstractNumId="4" w15:restartNumberingAfterBreak="0">
     <w:nsid w:val="0D8137FF"/>
     <w:multiLevelType w:val="hybridMultilevel"/>
     <w:tmpl w:val="D5F83358"/>
@@ -2792,7 +6081,7 @@
       </w:rPr>
     </w:lvl>
   </w:abstractNum>
-  <w:abstractNum w:abstractNumId="1" w15:restartNumberingAfterBreak="0">
+  <w:abstractNum w:abstractNumId="5" w15:restartNumberingAfterBreak="0">
     <w:nsid w:val="0E091C50"/>
     <w:multiLevelType w:val="multilevel"/>
     <w:tmpl w:val="E834CC1A"/>
@@ -2907,10 +6196,10 @@
       </w:rPr>
     </w:lvl>
   </w:abstractNum>
-  <w:abstractNum w:abstractNumId="2" w15:restartNumberingAfterBreak="0">
+  <w:abstractNum w:abstractNumId="6" w15:restartNumberingAfterBreak="0">
     <w:nsid w:val="0F4C060D"/>
     <w:multiLevelType w:val="hybridMultilevel"/>
-    <w:tmpl w:val="A240160C"/>
+    <w:tmpl w:val="3B14EFF8"/>
     <w:lvl w:ilvl="0" w:tplc="4009000F">
       <w:start w:val="1"/>
       <w:numFmt w:val="decimal"/>
@@ -2920,7 +6209,7 @@
         <w:ind w:left="720" w:hanging="360"/>
       </w:pPr>
     </w:lvl>
-    <w:lvl w:ilvl="1" w:tplc="40090019" w:tentative="1">
+    <w:lvl w:ilvl="1" w:tplc="40090019">
       <w:start w:val="1"/>
       <w:numFmt w:val="lowerLetter"/>
       <w:lvlText w:val="%2."/>
@@ -2993,7 +6282,7 @@
       </w:pPr>
     </w:lvl>
   </w:abstractNum>
-  <w:abstractNum w:abstractNumId="3" w15:restartNumberingAfterBreak="0">
+  <w:abstractNum w:abstractNumId="7" w15:restartNumberingAfterBreak="0">
     <w:nsid w:val="13597609"/>
     <w:multiLevelType w:val="hybridMultilevel"/>
     <w:tmpl w:val="0BE22724"/>
@@ -3106,7 +6395,7 @@
       </w:rPr>
     </w:lvl>
   </w:abstractNum>
-  <w:abstractNum w:abstractNumId="4" w15:restartNumberingAfterBreak="0">
+  <w:abstractNum w:abstractNumId="8" w15:restartNumberingAfterBreak="0">
     <w:nsid w:val="13D20EC9"/>
     <w:multiLevelType w:val="hybridMultilevel"/>
     <w:tmpl w:val="C7F0BA1C"/>
@@ -3219,7 +6508,187 @@
       </w:rPr>
     </w:lvl>
   </w:abstractNum>
-  <w:abstractNum w:abstractNumId="5" w15:restartNumberingAfterBreak="0">
+  <w:abstractNum w:abstractNumId="9" w15:restartNumberingAfterBreak="0">
+    <w:nsid w:val="1FCC124C"/>
+    <w:multiLevelType w:val="hybridMultilevel"/>
+    <w:tmpl w:val="3418E4E6"/>
+    <w:lvl w:ilvl="0" w:tplc="F1724924">
+      <w:start w:val="1"/>
+      <w:numFmt w:val="decimal"/>
+      <w:lvlText w:val="4.1%1"/>
+      <w:lvlJc w:val="left"/>
+      <w:pPr>
+        <w:ind w:left="1080" w:hanging="360"/>
+      </w:pPr>
+      <w:rPr>
+        <w:rFonts w:hint="default"/>
+        <w:b/>
+        <w:bCs/>
+      </w:rPr>
+    </w:lvl>
+    <w:lvl w:ilvl="1" w:tplc="40090019" w:tentative="1">
+      <w:start w:val="1"/>
+      <w:numFmt w:val="lowerLetter"/>
+      <w:lvlText w:val="%2."/>
+      <w:lvlJc w:val="left"/>
+      <w:pPr>
+        <w:ind w:left="1800" w:hanging="360"/>
+      </w:pPr>
+    </w:lvl>
+    <w:lvl w:ilvl="2" w:tplc="4009001B" w:tentative="1">
+      <w:start w:val="1"/>
+      <w:numFmt w:val="lowerRoman"/>
+      <w:lvlText w:val="%3."/>
+      <w:lvlJc w:val="right"/>
+      <w:pPr>
+        <w:ind w:left="2520" w:hanging="180"/>
+      </w:pPr>
+    </w:lvl>
+    <w:lvl w:ilvl="3" w:tplc="4009000F" w:tentative="1">
+      <w:start w:val="1"/>
+      <w:numFmt w:val="decimal"/>
+      <w:lvlText w:val="%4."/>
+      <w:lvlJc w:val="left"/>
+      <w:pPr>
+        <w:ind w:left="3240" w:hanging="360"/>
+      </w:pPr>
+    </w:lvl>
+    <w:lvl w:ilvl="4" w:tplc="40090019" w:tentative="1">
+      <w:start w:val="1"/>
+      <w:numFmt w:val="lowerLetter"/>
+      <w:lvlText w:val="%5."/>
+      <w:lvlJc w:val="left"/>
+      <w:pPr>
+        <w:ind w:left="3960" w:hanging="360"/>
+      </w:pPr>
+    </w:lvl>
+    <w:lvl w:ilvl="5" w:tplc="4009001B" w:tentative="1">
+      <w:start w:val="1"/>
+      <w:numFmt w:val="lowerRoman"/>
+      <w:lvlText w:val="%6."/>
+      <w:lvlJc w:val="right"/>
+      <w:pPr>
+        <w:ind w:left="4680" w:hanging="180"/>
+      </w:pPr>
+    </w:lvl>
+    <w:lvl w:ilvl="6" w:tplc="4009000F" w:tentative="1">
+      <w:start w:val="1"/>
+      <w:numFmt w:val="decimal"/>
+      <w:lvlText w:val="%7."/>
+      <w:lvlJc w:val="left"/>
+      <w:pPr>
+        <w:ind w:left="5400" w:hanging="360"/>
+      </w:pPr>
+    </w:lvl>
+    <w:lvl w:ilvl="7" w:tplc="40090019" w:tentative="1">
+      <w:start w:val="1"/>
+      <w:numFmt w:val="lowerLetter"/>
+      <w:lvlText w:val="%8."/>
+      <w:lvlJc w:val="left"/>
+      <w:pPr>
+        <w:ind w:left="6120" w:hanging="360"/>
+      </w:pPr>
+    </w:lvl>
+    <w:lvl w:ilvl="8" w:tplc="4009001B" w:tentative="1">
+      <w:start w:val="1"/>
+      <w:numFmt w:val="lowerRoman"/>
+      <w:lvlText w:val="%9."/>
+      <w:lvlJc w:val="right"/>
+      <w:pPr>
+        <w:ind w:left="6840" w:hanging="180"/>
+      </w:pPr>
+    </w:lvl>
+  </w:abstractNum>
+  <w:abstractNum w:abstractNumId="10" w15:restartNumberingAfterBreak="0">
+    <w:nsid w:val="2314648C"/>
+    <w:multiLevelType w:val="hybridMultilevel"/>
+    <w:tmpl w:val="484851EA"/>
+    <w:lvl w:ilvl="0" w:tplc="1AD49A90">
+      <w:start w:val="4"/>
+      <w:numFmt w:val="decimal"/>
+      <w:lvlText w:val="%1."/>
+      <w:lvlJc w:val="left"/>
+      <w:pPr>
+        <w:ind w:left="720" w:hanging="360"/>
+      </w:pPr>
+      <w:rPr>
+        <w:rFonts w:hint="default"/>
+      </w:rPr>
+    </w:lvl>
+    <w:lvl w:ilvl="1" w:tplc="40090019" w:tentative="1">
+      <w:start w:val="1"/>
+      <w:numFmt w:val="lowerLetter"/>
+      <w:lvlText w:val="%2."/>
+      <w:lvlJc w:val="left"/>
+      <w:pPr>
+        <w:ind w:left="1440" w:hanging="360"/>
+      </w:pPr>
+    </w:lvl>
+    <w:lvl w:ilvl="2" w:tplc="4009001B" w:tentative="1">
+      <w:start w:val="1"/>
+      <w:numFmt w:val="lowerRoman"/>
+      <w:lvlText w:val="%3."/>
+      <w:lvlJc w:val="right"/>
+      <w:pPr>
+        <w:ind w:left="2160" w:hanging="180"/>
+      </w:pPr>
+    </w:lvl>
+    <w:lvl w:ilvl="3" w:tplc="4009000F" w:tentative="1">
+      <w:start w:val="1"/>
+      <w:numFmt w:val="decimal"/>
+      <w:lvlText w:val="%4."/>
+      <w:lvlJc w:val="left"/>
+      <w:pPr>
+        <w:ind w:left="2880" w:hanging="360"/>
+      </w:pPr>
+    </w:lvl>
+    <w:lvl w:ilvl="4" w:tplc="40090019" w:tentative="1">
+      <w:start w:val="1"/>
+      <w:numFmt w:val="lowerLetter"/>
+      <w:lvlText w:val="%5."/>
+      <w:lvlJc w:val="left"/>
+      <w:pPr>
+        <w:ind w:left="3600" w:hanging="360"/>
+      </w:pPr>
+    </w:lvl>
+    <w:lvl w:ilvl="5" w:tplc="4009001B" w:tentative="1">
+      <w:start w:val="1"/>
+      <w:numFmt w:val="lowerRoman"/>
+      <w:lvlText w:val="%6."/>
+      <w:lvlJc w:val="right"/>
+      <w:pPr>
+        <w:ind w:left="4320" w:hanging="180"/>
+      </w:pPr>
+    </w:lvl>
+    <w:lvl w:ilvl="6" w:tplc="4009000F" w:tentative="1">
+      <w:start w:val="1"/>
+      <w:numFmt w:val="decimal"/>
+      <w:lvlText w:val="%7."/>
+      <w:lvlJc w:val="left"/>
+      <w:pPr>
+        <w:ind w:left="5040" w:hanging="360"/>
+      </w:pPr>
+    </w:lvl>
+    <w:lvl w:ilvl="7" w:tplc="40090019" w:tentative="1">
+      <w:start w:val="1"/>
+      <w:numFmt w:val="lowerLetter"/>
+      <w:lvlText w:val="%8."/>
+      <w:lvlJc w:val="left"/>
+      <w:pPr>
+        <w:ind w:left="5760" w:hanging="360"/>
+      </w:pPr>
+    </w:lvl>
+    <w:lvl w:ilvl="8" w:tplc="4009001B" w:tentative="1">
+      <w:start w:val="1"/>
+      <w:numFmt w:val="lowerRoman"/>
+      <w:lvlText w:val="%9."/>
+      <w:lvlJc w:val="right"/>
+      <w:pPr>
+        <w:ind w:left="6480" w:hanging="180"/>
+      </w:pPr>
+    </w:lvl>
+  </w:abstractNum>
+  <w:abstractNum w:abstractNumId="11" w15:restartNumberingAfterBreak="0">
     <w:nsid w:val="2CBF5895"/>
     <w:multiLevelType w:val="multilevel"/>
     <w:tmpl w:val="2D44D4AA"/>
@@ -3334,7 +6803,7 @@
       </w:rPr>
     </w:lvl>
   </w:abstractNum>
-  <w:abstractNum w:abstractNumId="6" w15:restartNumberingAfterBreak="0">
+  <w:abstractNum w:abstractNumId="12" w15:restartNumberingAfterBreak="0">
     <w:nsid w:val="302070CB"/>
     <w:multiLevelType w:val="multilevel"/>
     <w:tmpl w:val="B7A4AB46"/>
@@ -3449,7 +6918,7 @@
       </w:rPr>
     </w:lvl>
   </w:abstractNum>
-  <w:abstractNum w:abstractNumId="7" w15:restartNumberingAfterBreak="0">
+  <w:abstractNum w:abstractNumId="13" w15:restartNumberingAfterBreak="0">
     <w:nsid w:val="398E3804"/>
     <w:multiLevelType w:val="multilevel"/>
     <w:tmpl w:val="0EA2A37A"/>
@@ -3564,7 +7033,7 @@
       </w:rPr>
     </w:lvl>
   </w:abstractNum>
-  <w:abstractNum w:abstractNumId="8" w15:restartNumberingAfterBreak="0">
+  <w:abstractNum w:abstractNumId="14" w15:restartNumberingAfterBreak="0">
     <w:nsid w:val="3B3056E8"/>
     <w:multiLevelType w:val="multilevel"/>
     <w:tmpl w:val="A2E01392"/>
@@ -3679,7 +7148,7 @@
       </w:rPr>
     </w:lvl>
   </w:abstractNum>
-  <w:abstractNum w:abstractNumId="9" w15:restartNumberingAfterBreak="0">
+  <w:abstractNum w:abstractNumId="15" w15:restartNumberingAfterBreak="0">
     <w:nsid w:val="40CF1515"/>
     <w:multiLevelType w:val="hybridMultilevel"/>
     <w:tmpl w:val="FE3AB952"/>
@@ -3792,7 +7261,96 @@
       </w:rPr>
     </w:lvl>
   </w:abstractNum>
-  <w:abstractNum w:abstractNumId="10" w15:restartNumberingAfterBreak="0">
+  <w:abstractNum w:abstractNumId="16" w15:restartNumberingAfterBreak="0">
+    <w:nsid w:val="45A50ACB"/>
+    <w:multiLevelType w:val="hybridMultilevel"/>
+    <w:tmpl w:val="87C616A0"/>
+    <w:lvl w:ilvl="0" w:tplc="726C07E6">
+      <w:start w:val="1"/>
+      <w:numFmt w:val="decimal"/>
+      <w:lvlText w:val="4.1%1"/>
+      <w:lvlJc w:val="left"/>
+      <w:pPr>
+        <w:ind w:left="1080" w:hanging="360"/>
+      </w:pPr>
+      <w:rPr>
+        <w:rFonts w:hint="default"/>
+      </w:rPr>
+    </w:lvl>
+    <w:lvl w:ilvl="1" w:tplc="40090019" w:tentative="1">
+      <w:start w:val="1"/>
+      <w:numFmt w:val="lowerLetter"/>
+      <w:lvlText w:val="%2."/>
+      <w:lvlJc w:val="left"/>
+      <w:pPr>
+        <w:ind w:left="1800" w:hanging="360"/>
+      </w:pPr>
+    </w:lvl>
+    <w:lvl w:ilvl="2" w:tplc="4009001B" w:tentative="1">
+      <w:start w:val="1"/>
+      <w:numFmt w:val="lowerRoman"/>
+      <w:lvlText w:val="%3."/>
+      <w:lvlJc w:val="right"/>
+      <w:pPr>
+        <w:ind w:left="2520" w:hanging="180"/>
+      </w:pPr>
+    </w:lvl>
+    <w:lvl w:ilvl="3" w:tplc="4009000F" w:tentative="1">
+      <w:start w:val="1"/>
+      <w:numFmt w:val="decimal"/>
+      <w:lvlText w:val="%4."/>
+      <w:lvlJc w:val="left"/>
+      <w:pPr>
+        <w:ind w:left="3240" w:hanging="360"/>
+      </w:pPr>
+    </w:lvl>
+    <w:lvl w:ilvl="4" w:tplc="40090019" w:tentative="1">
+      <w:start w:val="1"/>
+      <w:numFmt w:val="lowerLetter"/>
+      <w:lvlText w:val="%5."/>
+      <w:lvlJc w:val="left"/>
+      <w:pPr>
+        <w:ind w:left="3960" w:hanging="360"/>
+      </w:pPr>
+    </w:lvl>
+    <w:lvl w:ilvl="5" w:tplc="4009001B" w:tentative="1">
+      <w:start w:val="1"/>
+      <w:numFmt w:val="lowerRoman"/>
+      <w:lvlText w:val="%6."/>
+      <w:lvlJc w:val="right"/>
+      <w:pPr>
+        <w:ind w:left="4680" w:hanging="180"/>
+      </w:pPr>
+    </w:lvl>
+    <w:lvl w:ilvl="6" w:tplc="4009000F" w:tentative="1">
+      <w:start w:val="1"/>
+      <w:numFmt w:val="decimal"/>
+      <w:lvlText w:val="%7."/>
+      <w:lvlJc w:val="left"/>
+      <w:pPr>
+        <w:ind w:left="5400" w:hanging="360"/>
+      </w:pPr>
+    </w:lvl>
+    <w:lvl w:ilvl="7" w:tplc="40090019" w:tentative="1">
+      <w:start w:val="1"/>
+      <w:numFmt w:val="lowerLetter"/>
+      <w:lvlText w:val="%8."/>
+      <w:lvlJc w:val="left"/>
+      <w:pPr>
+        <w:ind w:left="6120" w:hanging="360"/>
+      </w:pPr>
+    </w:lvl>
+    <w:lvl w:ilvl="8" w:tplc="4009001B" w:tentative="1">
+      <w:start w:val="1"/>
+      <w:numFmt w:val="lowerRoman"/>
+      <w:lvlText w:val="%9."/>
+      <w:lvlJc w:val="right"/>
+      <w:pPr>
+        <w:ind w:left="6840" w:hanging="180"/>
+      </w:pPr>
+    </w:lvl>
+  </w:abstractNum>
+  <w:abstractNum w:abstractNumId="17" w15:restartNumberingAfterBreak="0">
     <w:nsid w:val="48774FC0"/>
     <w:multiLevelType w:val="multilevel"/>
     <w:tmpl w:val="5E72CD12"/>
@@ -3907,7 +7465,7 @@
       </w:rPr>
     </w:lvl>
   </w:abstractNum>
-  <w:abstractNum w:abstractNumId="11" w15:restartNumberingAfterBreak="0">
+  <w:abstractNum w:abstractNumId="18" w15:restartNumberingAfterBreak="0">
     <w:nsid w:val="52AA020D"/>
     <w:multiLevelType w:val="multilevel"/>
     <w:tmpl w:val="C22EFFA2"/>
@@ -4022,7 +7580,96 @@
       </w:rPr>
     </w:lvl>
   </w:abstractNum>
-  <w:abstractNum w:abstractNumId="12" w15:restartNumberingAfterBreak="0">
+  <w:abstractNum w:abstractNumId="19" w15:restartNumberingAfterBreak="0">
+    <w:nsid w:val="546D1F79"/>
+    <w:multiLevelType w:val="hybridMultilevel"/>
+    <w:tmpl w:val="55367A40"/>
+    <w:lvl w:ilvl="0" w:tplc="78001B14">
+      <w:start w:val="4"/>
+      <w:numFmt w:val="decimal"/>
+      <w:lvlText w:val="%1."/>
+      <w:lvlJc w:val="left"/>
+      <w:pPr>
+        <w:ind w:left="720" w:hanging="360"/>
+      </w:pPr>
+      <w:rPr>
+        <w:rFonts w:hint="default"/>
+      </w:rPr>
+    </w:lvl>
+    <w:lvl w:ilvl="1" w:tplc="40090019" w:tentative="1">
+      <w:start w:val="1"/>
+      <w:numFmt w:val="lowerLetter"/>
+      <w:lvlText w:val="%2."/>
+      <w:lvlJc w:val="left"/>
+      <w:pPr>
+        <w:ind w:left="1440" w:hanging="360"/>
+      </w:pPr>
+    </w:lvl>
+    <w:lvl w:ilvl="2" w:tplc="4009001B" w:tentative="1">
+      <w:start w:val="1"/>
+      <w:numFmt w:val="lowerRoman"/>
+      <w:lvlText w:val="%3."/>
+      <w:lvlJc w:val="right"/>
+      <w:pPr>
+        <w:ind w:left="2160" w:hanging="180"/>
+      </w:pPr>
+    </w:lvl>
+    <w:lvl w:ilvl="3" w:tplc="4009000F" w:tentative="1">
+      <w:start w:val="1"/>
+      <w:numFmt w:val="decimal"/>
+      <w:lvlText w:val="%4."/>
+      <w:lvlJc w:val="left"/>
+      <w:pPr>
+        <w:ind w:left="2880" w:hanging="360"/>
+      </w:pPr>
+    </w:lvl>
+    <w:lvl w:ilvl="4" w:tplc="40090019" w:tentative="1">
+      <w:start w:val="1"/>
+      <w:numFmt w:val="lowerLetter"/>
+      <w:lvlText w:val="%5."/>
+      <w:lvlJc w:val="left"/>
+      <w:pPr>
+        <w:ind w:left="3600" w:hanging="360"/>
+      </w:pPr>
+    </w:lvl>
+    <w:lvl w:ilvl="5" w:tplc="4009001B" w:tentative="1">
+      <w:start w:val="1"/>
+      <w:numFmt w:val="lowerRoman"/>
+      <w:lvlText w:val="%6."/>
+      <w:lvlJc w:val="right"/>
+      <w:pPr>
+        <w:ind w:left="4320" w:hanging="180"/>
+      </w:pPr>
+    </w:lvl>
+    <w:lvl w:ilvl="6" w:tplc="4009000F" w:tentative="1">
+      <w:start w:val="1"/>
+      <w:numFmt w:val="decimal"/>
+      <w:lvlText w:val="%7."/>
+      <w:lvlJc w:val="left"/>
+      <w:pPr>
+        <w:ind w:left="5040" w:hanging="360"/>
+      </w:pPr>
+    </w:lvl>
+    <w:lvl w:ilvl="7" w:tplc="40090019" w:tentative="1">
+      <w:start w:val="1"/>
+      <w:numFmt w:val="lowerLetter"/>
+      <w:lvlText w:val="%8."/>
+      <w:lvlJc w:val="left"/>
+      <w:pPr>
+        <w:ind w:left="5760" w:hanging="360"/>
+      </w:pPr>
+    </w:lvl>
+    <w:lvl w:ilvl="8" w:tplc="4009001B" w:tentative="1">
+      <w:start w:val="1"/>
+      <w:numFmt w:val="lowerRoman"/>
+      <w:lvlText w:val="%9."/>
+      <w:lvlJc w:val="right"/>
+      <w:pPr>
+        <w:ind w:left="6480" w:hanging="180"/>
+      </w:pPr>
+    </w:lvl>
+  </w:abstractNum>
+  <w:abstractNum w:abstractNumId="20" w15:restartNumberingAfterBreak="0">
     <w:nsid w:val="55254124"/>
     <w:multiLevelType w:val="multilevel"/>
     <w:tmpl w:val="D9984924"/>
@@ -4139,7 +7786,7 @@
       </w:rPr>
     </w:lvl>
   </w:abstractNum>
-  <w:abstractNum w:abstractNumId="13" w15:restartNumberingAfterBreak="0">
+  <w:abstractNum w:abstractNumId="21" w15:restartNumberingAfterBreak="0">
     <w:nsid w:val="55475769"/>
     <w:multiLevelType w:val="multilevel"/>
     <w:tmpl w:val="52342A0E"/>
@@ -4252,10 +7899,10 @@
       </w:rPr>
     </w:lvl>
   </w:abstractNum>
-  <w:abstractNum w:abstractNumId="14" w15:restartNumberingAfterBreak="0">
+  <w:abstractNum w:abstractNumId="22" w15:restartNumberingAfterBreak="0">
     <w:nsid w:val="572A38BA"/>
     <w:multiLevelType w:val="hybridMultilevel"/>
-    <w:tmpl w:val="D8B05BEE"/>
+    <w:tmpl w:val="442CE04E"/>
     <w:lvl w:ilvl="0" w:tplc="40090001">
       <w:start w:val="1"/>
       <w:numFmt w:val="bullet"/>
@@ -4365,7 +8012,179 @@
       </w:rPr>
     </w:lvl>
   </w:abstractNum>
-  <w:abstractNum w:abstractNumId="15" w15:restartNumberingAfterBreak="0">
+  <w:abstractNum w:abstractNumId="23" w15:restartNumberingAfterBreak="0">
+    <w:nsid w:val="65A41DD0"/>
+    <w:multiLevelType w:val="hybridMultilevel"/>
+    <w:tmpl w:val="E2A0BB8C"/>
+    <w:lvl w:ilvl="0" w:tplc="40090011">
+      <w:start w:val="1"/>
+      <w:numFmt w:val="decimal"/>
+      <w:lvlText w:val="%1)"/>
+      <w:lvlJc w:val="left"/>
+      <w:pPr>
+        <w:ind w:left="720" w:hanging="360"/>
+      </w:pPr>
+    </w:lvl>
+    <w:lvl w:ilvl="1" w:tplc="40090019" w:tentative="1">
+      <w:start w:val="1"/>
+      <w:numFmt w:val="lowerLetter"/>
+      <w:lvlText w:val="%2."/>
+      <w:lvlJc w:val="left"/>
+      <w:pPr>
+        <w:ind w:left="1440" w:hanging="360"/>
+      </w:pPr>
+    </w:lvl>
+    <w:lvl w:ilvl="2" w:tplc="4009001B" w:tentative="1">
+      <w:start w:val="1"/>
+      <w:numFmt w:val="lowerRoman"/>
+      <w:lvlText w:val="%3."/>
+      <w:lvlJc w:val="right"/>
+      <w:pPr>
+        <w:ind w:left="2160" w:hanging="180"/>
+      </w:pPr>
+    </w:lvl>
+    <w:lvl w:ilvl="3" w:tplc="4009000F" w:tentative="1">
+      <w:start w:val="1"/>
+      <w:numFmt w:val="decimal"/>
+      <w:lvlText w:val="%4."/>
+      <w:lvlJc w:val="left"/>
+      <w:pPr>
+        <w:ind w:left="2880" w:hanging="360"/>
+      </w:pPr>
+    </w:lvl>
+    <w:lvl w:ilvl="4" w:tplc="40090019" w:tentative="1">
+      <w:start w:val="1"/>
+      <w:numFmt w:val="lowerLetter"/>
+      <w:lvlText w:val="%5."/>
+      <w:lvlJc w:val="left"/>
+      <w:pPr>
+        <w:ind w:left="3600" w:hanging="360"/>
+      </w:pPr>
+    </w:lvl>
+    <w:lvl w:ilvl="5" w:tplc="4009001B" w:tentative="1">
+      <w:start w:val="1"/>
+      <w:numFmt w:val="lowerRoman"/>
+      <w:lvlText w:val="%6."/>
+      <w:lvlJc w:val="right"/>
+      <w:pPr>
+        <w:ind w:left="4320" w:hanging="180"/>
+      </w:pPr>
+    </w:lvl>
+    <w:lvl w:ilvl="6" w:tplc="4009000F" w:tentative="1">
+      <w:start w:val="1"/>
+      <w:numFmt w:val="decimal"/>
+      <w:lvlText w:val="%7."/>
+      <w:lvlJc w:val="left"/>
+      <w:pPr>
+        <w:ind w:left="5040" w:hanging="360"/>
+      </w:pPr>
+    </w:lvl>
+    <w:lvl w:ilvl="7" w:tplc="40090019" w:tentative="1">
+      <w:start w:val="1"/>
+      <w:numFmt w:val="lowerLetter"/>
+      <w:lvlText w:val="%8."/>
+      <w:lvlJc w:val="left"/>
+      <w:pPr>
+        <w:ind w:left="5760" w:hanging="360"/>
+      </w:pPr>
+    </w:lvl>
+    <w:lvl w:ilvl="8" w:tplc="4009001B" w:tentative="1">
+      <w:start w:val="1"/>
+      <w:numFmt w:val="lowerRoman"/>
+      <w:lvlText w:val="%9."/>
+      <w:lvlJc w:val="right"/>
+      <w:pPr>
+        <w:ind w:left="6480" w:hanging="180"/>
+      </w:pPr>
+    </w:lvl>
+  </w:abstractNum>
+  <w:abstractNum w:abstractNumId="24" w15:restartNumberingAfterBreak="0">
+    <w:nsid w:val="6A562805"/>
+    <w:multiLevelType w:val="multilevel"/>
+    <w:tmpl w:val="4009001D"/>
+    <w:lvl w:ilvl="0">
+      <w:start w:val="1"/>
+      <w:numFmt w:val="decimal"/>
+      <w:lvlText w:val="%1)"/>
+      <w:lvlJc w:val="left"/>
+      <w:pPr>
+        <w:ind w:left="360" w:hanging="360"/>
+      </w:pPr>
+    </w:lvl>
+    <w:lvl w:ilvl="1">
+      <w:start w:val="1"/>
+      <w:numFmt w:val="lowerLetter"/>
+      <w:lvlText w:val="%2)"/>
+      <w:lvlJc w:val="left"/>
+      <w:pPr>
+        <w:ind w:left="720" w:hanging="360"/>
+      </w:pPr>
+    </w:lvl>
+    <w:lvl w:ilvl="2">
+      <w:start w:val="1"/>
+      <w:numFmt w:val="lowerRoman"/>
+      <w:lvlText w:val="%3)"/>
+      <w:lvlJc w:val="left"/>
+      <w:pPr>
+        <w:ind w:left="1080" w:hanging="360"/>
+      </w:pPr>
+    </w:lvl>
+    <w:lvl w:ilvl="3">
+      <w:start w:val="1"/>
+      <w:numFmt w:val="decimal"/>
+      <w:lvlText w:val="(%4)"/>
+      <w:lvlJc w:val="left"/>
+      <w:pPr>
+        <w:ind w:left="1440" w:hanging="360"/>
+      </w:pPr>
+    </w:lvl>
+    <w:lvl w:ilvl="4">
+      <w:start w:val="1"/>
+      <w:numFmt w:val="lowerLetter"/>
+      <w:lvlText w:val="(%5)"/>
+      <w:lvlJc w:val="left"/>
+      <w:pPr>
+        <w:ind w:left="1800" w:hanging="360"/>
+      </w:pPr>
+    </w:lvl>
+    <w:lvl w:ilvl="5">
+      <w:start w:val="1"/>
+      <w:numFmt w:val="lowerRoman"/>
+      <w:lvlText w:val="(%6)"/>
+      <w:lvlJc w:val="left"/>
+      <w:pPr>
+        <w:ind w:left="2160" w:hanging="360"/>
+      </w:pPr>
+    </w:lvl>
+    <w:lvl w:ilvl="6">
+      <w:start w:val="1"/>
+      <w:numFmt w:val="decimal"/>
+      <w:lvlText w:val="%7."/>
+      <w:lvlJc w:val="left"/>
+      <w:pPr>
+        <w:ind w:left="2520" w:hanging="360"/>
+      </w:pPr>
+    </w:lvl>
+    <w:lvl w:ilvl="7">
+      <w:start w:val="1"/>
+      <w:numFmt w:val="lowerLetter"/>
+      <w:lvlText w:val="%8."/>
+      <w:lvlJc w:val="left"/>
+      <w:pPr>
+        <w:ind w:left="2880" w:hanging="360"/>
+      </w:pPr>
+    </w:lvl>
+    <w:lvl w:ilvl="8">
+      <w:start w:val="1"/>
+      <w:numFmt w:val="lowerRoman"/>
+      <w:lvlText w:val="%9."/>
+      <w:lvlJc w:val="left"/>
+      <w:pPr>
+        <w:ind w:left="3240" w:hanging="360"/>
+      </w:pPr>
+    </w:lvl>
+  </w:abstractNum>
+  <w:abstractNum w:abstractNumId="25" w15:restartNumberingAfterBreak="0">
     <w:nsid w:val="6AF45DAB"/>
     <w:multiLevelType w:val="multilevel"/>
     <w:tmpl w:val="18F84978"/>
@@ -4482,7 +8301,7 @@
       </w:rPr>
     </w:lvl>
   </w:abstractNum>
-  <w:abstractNum w:abstractNumId="16" w15:restartNumberingAfterBreak="0">
+  <w:abstractNum w:abstractNumId="26" w15:restartNumberingAfterBreak="0">
     <w:nsid w:val="6DF114A9"/>
     <w:multiLevelType w:val="multilevel"/>
     <w:tmpl w:val="A426CFD8"/>
@@ -4595,56 +8414,178 @@
       </w:rPr>
     </w:lvl>
   </w:abstractNum>
+  <w:abstractNum w:abstractNumId="27" w15:restartNumberingAfterBreak="0">
+    <w:nsid w:val="776B162B"/>
+    <w:multiLevelType w:val="hybridMultilevel"/>
+    <w:tmpl w:val="44D03F5C"/>
+    <w:lvl w:ilvl="0" w:tplc="726C07E6">
+      <w:start w:val="1"/>
+      <w:numFmt w:val="decimal"/>
+      <w:lvlText w:val="4.1%1"/>
+      <w:lvlJc w:val="left"/>
+      <w:pPr>
+        <w:ind w:left="720" w:hanging="360"/>
+      </w:pPr>
+      <w:rPr>
+        <w:rFonts w:hint="default"/>
+      </w:rPr>
+    </w:lvl>
+    <w:lvl w:ilvl="1" w:tplc="40090019" w:tentative="1">
+      <w:start w:val="1"/>
+      <w:numFmt w:val="lowerLetter"/>
+      <w:lvlText w:val="%2."/>
+      <w:lvlJc w:val="left"/>
+      <w:pPr>
+        <w:ind w:left="1440" w:hanging="360"/>
+      </w:pPr>
+    </w:lvl>
+    <w:lvl w:ilvl="2" w:tplc="4009001B" w:tentative="1">
+      <w:start w:val="1"/>
+      <w:numFmt w:val="lowerRoman"/>
+      <w:lvlText w:val="%3."/>
+      <w:lvlJc w:val="right"/>
+      <w:pPr>
+        <w:ind w:left="2160" w:hanging="180"/>
+      </w:pPr>
+    </w:lvl>
+    <w:lvl w:ilvl="3" w:tplc="4009000F" w:tentative="1">
+      <w:start w:val="1"/>
+      <w:numFmt w:val="decimal"/>
+      <w:lvlText w:val="%4."/>
+      <w:lvlJc w:val="left"/>
+      <w:pPr>
+        <w:ind w:left="2880" w:hanging="360"/>
+      </w:pPr>
+    </w:lvl>
+    <w:lvl w:ilvl="4" w:tplc="40090019" w:tentative="1">
+      <w:start w:val="1"/>
+      <w:numFmt w:val="lowerLetter"/>
+      <w:lvlText w:val="%5."/>
+      <w:lvlJc w:val="left"/>
+      <w:pPr>
+        <w:ind w:left="3600" w:hanging="360"/>
+      </w:pPr>
+    </w:lvl>
+    <w:lvl w:ilvl="5" w:tplc="4009001B" w:tentative="1">
+      <w:start w:val="1"/>
+      <w:numFmt w:val="lowerRoman"/>
+      <w:lvlText w:val="%6."/>
+      <w:lvlJc w:val="right"/>
+      <w:pPr>
+        <w:ind w:left="4320" w:hanging="180"/>
+      </w:pPr>
+    </w:lvl>
+    <w:lvl w:ilvl="6" w:tplc="4009000F" w:tentative="1">
+      <w:start w:val="1"/>
+      <w:numFmt w:val="decimal"/>
+      <w:lvlText w:val="%7."/>
+      <w:lvlJc w:val="left"/>
+      <w:pPr>
+        <w:ind w:left="5040" w:hanging="360"/>
+      </w:pPr>
+    </w:lvl>
+    <w:lvl w:ilvl="7" w:tplc="40090019" w:tentative="1">
+      <w:start w:val="1"/>
+      <w:numFmt w:val="lowerLetter"/>
+      <w:lvlText w:val="%8."/>
+      <w:lvlJc w:val="left"/>
+      <w:pPr>
+        <w:ind w:left="5760" w:hanging="360"/>
+      </w:pPr>
+    </w:lvl>
+    <w:lvl w:ilvl="8" w:tplc="4009001B" w:tentative="1">
+      <w:start w:val="1"/>
+      <w:numFmt w:val="lowerRoman"/>
+      <w:lvlText w:val="%9."/>
+      <w:lvlJc w:val="right"/>
+      <w:pPr>
+        <w:ind w:left="6480" w:hanging="180"/>
+      </w:pPr>
+    </w:lvl>
+  </w:abstractNum>
   <w:num w:numId="1" w16cid:durableId="845632437">
+    <w:abstractNumId w:val="6"/>
+  </w:num>
+  <w:num w:numId="2" w16cid:durableId="10765285">
+    <w:abstractNumId w:val="26"/>
+  </w:num>
+  <w:num w:numId="3" w16cid:durableId="1112167076">
+    <w:abstractNumId w:val="7"/>
+  </w:num>
+  <w:num w:numId="4" w16cid:durableId="92093686">
+    <w:abstractNumId w:val="25"/>
+  </w:num>
+  <w:num w:numId="5" w16cid:durableId="746614941">
+    <w:abstractNumId w:val="8"/>
+  </w:num>
+  <w:num w:numId="6" w16cid:durableId="1392540301">
+    <w:abstractNumId w:val="20"/>
+  </w:num>
+  <w:num w:numId="7" w16cid:durableId="1250457719">
+    <w:abstractNumId w:val="13"/>
+  </w:num>
+  <w:num w:numId="8" w16cid:durableId="1702584903">
+    <w:abstractNumId w:val="5"/>
+  </w:num>
+  <w:num w:numId="9" w16cid:durableId="891842361">
+    <w:abstractNumId w:val="14"/>
+  </w:num>
+  <w:num w:numId="10" w16cid:durableId="82651814">
+    <w:abstractNumId w:val="21"/>
+  </w:num>
+  <w:num w:numId="11" w16cid:durableId="14044670">
+    <w:abstractNumId w:val="18"/>
+  </w:num>
+  <w:num w:numId="12" w16cid:durableId="1567641112">
+    <w:abstractNumId w:val="11"/>
+  </w:num>
+  <w:num w:numId="13" w16cid:durableId="1011487756">
+    <w:abstractNumId w:val="17"/>
+  </w:num>
+  <w:num w:numId="14" w16cid:durableId="518086846">
+    <w:abstractNumId w:val="12"/>
+  </w:num>
+  <w:num w:numId="15" w16cid:durableId="979185554">
+    <w:abstractNumId w:val="15"/>
+  </w:num>
+  <w:num w:numId="16" w16cid:durableId="1611858016">
+    <w:abstractNumId w:val="4"/>
+  </w:num>
+  <w:num w:numId="17" w16cid:durableId="496841723">
+    <w:abstractNumId w:val="22"/>
+  </w:num>
+  <w:num w:numId="18" w16cid:durableId="464857764">
+    <w:abstractNumId w:val="10"/>
+  </w:num>
+  <w:num w:numId="19" w16cid:durableId="120265808">
+    <w:abstractNumId w:val="24"/>
+  </w:num>
+  <w:num w:numId="20" w16cid:durableId="1119835240">
+    <w:abstractNumId w:val="23"/>
+  </w:num>
+  <w:num w:numId="21" w16cid:durableId="175924624">
     <w:abstractNumId w:val="2"/>
   </w:num>
-  <w:num w:numId="2" w16cid:durableId="10765285">
+  <w:num w:numId="22" w16cid:durableId="1553342707">
+    <w:abstractNumId w:val="19"/>
+  </w:num>
+  <w:num w:numId="23" w16cid:durableId="654190200">
+    <w:abstractNumId w:val="27"/>
+  </w:num>
+  <w:num w:numId="24" w16cid:durableId="372271304">
+    <w:abstractNumId w:val="0"/>
+  </w:num>
+  <w:num w:numId="25" w16cid:durableId="1502088169">
+    <w:abstractNumId w:val="3"/>
+  </w:num>
+  <w:num w:numId="26" w16cid:durableId="2054454944">
+    <w:abstractNumId w:val="9"/>
+  </w:num>
+  <w:num w:numId="27" w16cid:durableId="649214190">
     <w:abstractNumId w:val="16"/>
   </w:num>
-  <w:num w:numId="3" w16cid:durableId="1112167076">
-    <w:abstractNumId w:val="3"/>
-  </w:num>
-  <w:num w:numId="4" w16cid:durableId="92093686">
-    <w:abstractNumId w:val="15"/>
-  </w:num>
-  <w:num w:numId="5" w16cid:durableId="746614941">
-    <w:abstractNumId w:val="4"/>
-  </w:num>
-  <w:num w:numId="6" w16cid:durableId="1392540301">
-    <w:abstractNumId w:val="12"/>
-  </w:num>
-  <w:num w:numId="7" w16cid:durableId="1250457719">
-    <w:abstractNumId w:val="7"/>
-  </w:num>
-  <w:num w:numId="8" w16cid:durableId="1702584903">
+  <w:num w:numId="28" w16cid:durableId="1640450269">
     <w:abstractNumId w:val="1"/>
-  </w:num>
-  <w:num w:numId="9" w16cid:durableId="891842361">
-    <w:abstractNumId w:val="8"/>
-  </w:num>
-  <w:num w:numId="10" w16cid:durableId="82651814">
-    <w:abstractNumId w:val="13"/>
-  </w:num>
-  <w:num w:numId="11" w16cid:durableId="14044670">
-    <w:abstractNumId w:val="11"/>
-  </w:num>
-  <w:num w:numId="12" w16cid:durableId="1567641112">
-    <w:abstractNumId w:val="5"/>
-  </w:num>
-  <w:num w:numId="13" w16cid:durableId="1011487756">
-    <w:abstractNumId w:val="10"/>
-  </w:num>
-  <w:num w:numId="14" w16cid:durableId="518086846">
-    <w:abstractNumId w:val="6"/>
-  </w:num>
-  <w:num w:numId="15" w16cid:durableId="979185554">
-    <w:abstractNumId w:val="9"/>
-  </w:num>
-  <w:num w:numId="16" w16cid:durableId="1611858016">
-    <w:abstractNumId w:val="0"/>
-  </w:num>
-  <w:num w:numId="17" w16cid:durableId="496841723">
-    <w:abstractNumId w:val="14"/>
   </w:num>
 </w:numbering>
 </file>
@@ -5255,7 +9196,6 @@
   <w:style w:type="character" w:default="1" w:styleId="DefaultParagraphFont">
     <w:name w:val="Default Paragraph Font"/>
     <w:uiPriority w:val="1"/>
-    <w:semiHidden/>
     <w:unhideWhenUsed/>
   </w:style>
   <w:style w:type="table" w:default="1" w:styleId="TableNormal">

--- a/Report.docx
+++ b/Report.docx
@@ -91,15 +91,7 @@
         <w:t xml:space="preserve">Recently, </w:t>
       </w:r>
       <w:r>
-        <w:t xml:space="preserve">deep learning has witnessed a paradigm shift with the adaptation of Transformer architectures form natural language processing (NLP) to computer vision tasks. High performing models such as the Vision Transformer (VIT) and Swin Transformer have demonstrated state of the art capabilities; however, their reliance of massive pre-training infrastructure and millions of images often </w:t>
-      </w:r>
-      <w:proofErr w:type="gramStart"/>
-      <w:r>
-        <w:t>limits</w:t>
-      </w:r>
-      <w:proofErr w:type="gramEnd"/>
-      <w:r>
-        <w:t xml:space="preserve"> their localized adoption. </w:t>
+        <w:t xml:space="preserve">deep learning has witnessed a paradigm shift with the adaptation of Transformer architectures form natural language processing (NLP) to computer vision tasks. High performing models such as the Vision Transformer (VIT) and Swin Transformer have demonstrated state of the art capabilities; however, their reliance of massive pre-training infrastructure and millions of images often limits their localized adoption. </w:t>
       </w:r>
     </w:p>
     <w:p>
@@ -204,15 +196,7 @@
     </w:p>
     <w:p>
       <w:r>
-        <w:t xml:space="preserve">Conversely, the emergence of </w:t>
-      </w:r>
-      <w:proofErr w:type="gramStart"/>
-      <w:r>
-        <w:t>the Vision</w:t>
-      </w:r>
-      <w:proofErr w:type="gramEnd"/>
-      <w:r>
-        <w:t xml:space="preserve"> Transformer (</w:t>
+        <w:t>Conversely, the emergence of the Vision Transformer (</w:t>
       </w:r>
       <w:proofErr w:type="spellStart"/>
       <w:r>
@@ -224,15 +208,7 @@
       </w:r>
       <w:r>
         <w:lastRenderedPageBreak/>
-        <w:t xml:space="preserve">spectrogram grids into linear patches, tokens are processed via multi-head self-attention mechanisms. This enables the model to </w:t>
-      </w:r>
-      <w:proofErr w:type="gramStart"/>
-      <w:r>
-        <w:t>look</w:t>
-      </w:r>
-      <w:proofErr w:type="gramEnd"/>
-      <w:r>
-        <w:t xml:space="preserve"> past localized features and evaluate global, long-range temporal-frequency dependencies across the entire duration of an acoustic sample.</w:t>
+        <w:t>spectrogram grids into linear patches, tokens are processed via multi-head self-attention mechanisms. This enables the model to look past localized features and evaluate global, long-range temporal-frequency dependencies across the entire duration of an acoustic sample.</w:t>
       </w:r>
     </w:p>
     <w:p>
@@ -273,13 +249,8 @@
     </w:p>
     <w:p>
       <w:r>
-        <w:t xml:space="preserve">As the sole investigator of this project, I designed, implemented, and optimized the entire machine learning pipeline from raw audio ingestion to final model distillation. The specific contributions of my independent work are as </w:t>
-      </w:r>
-      <w:proofErr w:type="gramStart"/>
-      <w:r>
-        <w:t>follow</w:t>
-      </w:r>
-      <w:proofErr w:type="gramEnd"/>
+        <w:t>As the sole investigator of this project, I designed, implemented, and optimized the entire machine learning pipeline from raw audio ingestion to final model distillation. The specific contributions of my independent work are as follow</w:t>
+      </w:r>
       <w:r>
         <w:t>:</w:t>
       </w:r>
@@ -300,13 +271,8 @@
         <w:t xml:space="preserve">End-to-End Pipeline Engineering: </w:t>
       </w:r>
       <w:r>
-        <w:t xml:space="preserve">I built a highly optimized data processing pipeline that decouples feature extraction from backpropagation by pre-computing spectrogram tensors to ram and </w:t>
-      </w:r>
-      <w:proofErr w:type="gramStart"/>
-      <w:r>
-        <w:t>pre caching</w:t>
-      </w:r>
-      <w:proofErr w:type="gramEnd"/>
+        <w:t>I built a highly optimized data processing pipeline that decouples feature extraction from backpropagation by pre-computing spectrogram tensors to ram and pre caching</w:t>
+      </w:r>
       <w:r>
         <w:t xml:space="preserve"> that reduced the compute time significantly</w:t>
       </w:r>
@@ -365,15 +331,7 @@
         <w:t>Discovery of Optimization Thresholds:</w:t>
       </w:r>
       <w:r>
-        <w:t xml:space="preserve"> I uncovered critical limitations in standard early stopping routines. By designing a multi-stage empirical study, I demonstrated how shifting from constrained training to an unconstrained 100-epoch baseline alters the global </w:t>
-      </w:r>
-      <w:proofErr w:type="gramStart"/>
-      <w:r>
-        <w:t>leaderboard—culminating</w:t>
-      </w:r>
-      <w:proofErr w:type="gramEnd"/>
-      <w:r>
-        <w:t xml:space="preserve"> in the discovery that the Swin Transformer's shifted window approach outperforms traditional architectures when given the necessary training runway.</w:t>
+        <w:t xml:space="preserve"> I uncovered critical limitations in standard early stopping routines. By designing a multi-stage empirical study, I demonstrated how shifting from constrained training to an unconstrained 100-epoch baseline alters the global leaderboard—culminating in the discovery that the Swin Transformer's shifted window approach outperforms traditional architectures when given the necessary training runway.</w:t>
       </w:r>
     </w:p>
     <w:p/>
@@ -405,15 +363,7 @@
     </w:p>
     <w:p>
       <w:r>
-        <w:t xml:space="preserve">In this section, I </w:t>
-      </w:r>
-      <w:proofErr w:type="gramStart"/>
-      <w:r>
-        <w:t>detail</w:t>
-      </w:r>
-      <w:proofErr w:type="gramEnd"/>
-      <w:r>
-        <w:t xml:space="preserve"> the specific variations of the network I implemented, customized, and adapted to parse single-channel audio spectrogram topologies.</w:t>
+        <w:t>In this section, I detail the specific variations of the network I implemented, customized, and adapted to parse single-channel audio spectrogram topologies.</w:t>
       </w:r>
     </w:p>
     <w:p>
@@ -514,15 +464,7 @@
     </w:p>
     <w:p>
       <w:r>
-        <w:t xml:space="preserve">The Swin Transformer bridges the gap between CNN efficiency and Transformer expressiveness. Instead of computing global attention across the entire spectrogram </w:t>
-      </w:r>
-      <w:proofErr w:type="gramStart"/>
-      <w:r>
-        <w:t>( which</w:t>
-      </w:r>
-      <w:proofErr w:type="gramEnd"/>
-      <w:r>
-        <w:t xml:space="preserve"> scales quadratically with image size), Swin computes attention strictly within localized, non-overlapping 2D windows. To preserve cross- window communication, it introduces a </w:t>
+        <w:t xml:space="preserve">The Swin Transformer bridges the gap between CNN efficiency and Transformer expressiveness. Instead of computing global attention across the entire spectrogram ( which scales quadratically with image size), Swin computes attention strictly within localized, non-overlapping 2D windows. To preserve cross- window communication, it introduces a </w:t>
       </w:r>
       <w:r>
         <w:rPr>
@@ -540,6 +482,9 @@
     </w:p>
     <w:p>
       <w:r>
+        <w:rPr>
+          <w:noProof/>
+        </w:rPr>
         <w:drawing>
           <wp:inline distT="0" distB="0" distL="0" distR="0" wp14:anchorId="2088F99D" wp14:editId="5E4666D0">
             <wp:extent cx="5731510" cy="1716405"/>
@@ -660,19 +605,14 @@
       </w:r>
       <w:proofErr w:type="spellEnd"/>
       <w:r>
-        <w:t xml:space="preserve">) has introduced an alternative processing framework that completely discards localized convolutional strides. By flattening spectrogram grids into sequential, non-overlapping linear patches, tokens are processed via multi-head self-attention mechanisms. This allows every single patch to interact with every other patch across the entire time-frequency domain simultaneously. This enables the model to </w:t>
-      </w:r>
-      <w:proofErr w:type="gramStart"/>
-      <w:r>
-        <w:t>look</w:t>
-      </w:r>
-      <w:proofErr w:type="gramEnd"/>
-      <w:r>
-        <w:t xml:space="preserve"> past localized features and evaluate global, long-range temporal-frequency dependencies across the entire duration of an acoustic sample. However, because transformers lack built-in spatial assumptions, they have a completely flat inductive bias. They require significantly longer optimization paths to find sharp minimums on a loss surface.</w:t>
-      </w:r>
-    </w:p>
-    <w:p>
-      <w:r>
+        <w:t>) has introduced an alternative processing framework that completely discards localized convolutional strides. By flattening spectrogram grids into sequential, non-overlapping linear patches, tokens are processed via multi-head self-attention mechanisms. This allows every single patch to interact with every other patch across the entire time-frequency domain simultaneously. This enables the model to look past localized features and evaluate global, long-range temporal-frequency dependencies across the entire duration of an acoustic sample. However, because transformers lack built-in spatial assumptions, they have a completely flat inductive bias. They require significantly longer optimization paths to find sharp minimums on a loss surface.</w:t>
+      </w:r>
+    </w:p>
+    <w:p>
+      <w:r>
+        <w:rPr>
+          <w:noProof/>
+        </w:rPr>
         <w:lastRenderedPageBreak/>
         <w:drawing>
           <wp:inline distT="0" distB="0" distL="0" distR="0" wp14:anchorId="059CBC15" wp14:editId="68E82BD9">
@@ -830,25 +770,7 @@
           <w:b/>
           <w:bCs/>
         </w:rPr>
-        <w:t xml:space="preserve">Cross- Attention Hybrids: Integrating CNN </w:t>
-      </w:r>
-      <w:proofErr w:type="gramStart"/>
-      <w:r>
-        <w:rPr>
-          <w:rFonts w:asciiTheme="majorHAnsi" w:hAnsiTheme="majorHAnsi"/>
-          <w:b/>
-          <w:bCs/>
-        </w:rPr>
-        <w:t>Front-Ends</w:t>
-      </w:r>
-      <w:proofErr w:type="gramEnd"/>
-      <w:r>
-        <w:rPr>
-          <w:rFonts w:asciiTheme="majorHAnsi" w:hAnsiTheme="majorHAnsi"/>
-          <w:b/>
-          <w:bCs/>
-        </w:rPr>
-        <w:t xml:space="preserve"> with Transformer Tails</w:t>
+        <w:t>Cross- Attention Hybrids: Integrating CNN Front-Ends with Transformer Tails</w:t>
       </w:r>
     </w:p>
     <w:p>
@@ -940,23 +862,7 @@
           <w:b/>
           <w:bCs/>
         </w:rPr>
-        <w:t xml:space="preserve">distillation </w:t>
-      </w:r>
-      <w:proofErr w:type="gramStart"/>
-      <w:r>
-        <w:rPr>
-          <w:b/>
-          <w:bCs/>
-        </w:rPr>
-        <w:t>token</w:t>
-      </w:r>
-      <w:proofErr w:type="gramEnd"/>
-      <w:r>
-        <w:rPr>
-          <w:b/>
-          <w:bCs/>
-        </w:rPr>
-        <w:t xml:space="preserve"> </w:t>
+        <w:t xml:space="preserve">distillation token </w:t>
       </w:r>
       <w:r>
         <w:t xml:space="preserve">into its sequence. During training, this token interacts with the patch tokens via self-attention and is forced to minimize a distillation loss relative to the output of a strong, frozen teacher network of </w:t>
@@ -1046,6 +952,7 @@
       <w:r>
         <w:rPr>
           <w:rFonts w:asciiTheme="majorHAnsi" w:hAnsiTheme="majorHAnsi"/>
+          <w:noProof/>
         </w:rPr>
         <w:lastRenderedPageBreak/>
         <w:drawing>
@@ -1320,15 +1227,7 @@
       </w:r>
       <w:proofErr w:type="spellEnd"/>
       <w:r>
-        <w:t xml:space="preserve"> pipeline. By adjusting batch drawing probabilities based on reciprocal of class frequencies, I ensured every </w:t>
-      </w:r>
-      <w:proofErr w:type="gramStart"/>
-      <w:r>
-        <w:t>mini-batch</w:t>
-      </w:r>
-      <w:proofErr w:type="gramEnd"/>
-      <w:r>
-        <w:t xml:space="preserve"> maintained a strict, mathematically balanced </w:t>
+        <w:t xml:space="preserve"> pipeline. By adjusting batch drawing probabilities based on reciprocal of class frequencies, I ensured every mini-batch maintained a strict, mathematically balanced </w:t>
       </w:r>
       <w:r>
         <w:rPr>
@@ -1383,10 +1282,21 @@
         <w:t xml:space="preserve">Optimizer: </w:t>
       </w:r>
       <w:r>
+        <w:rPr>
+          <w:b/>
+          <w:bCs/>
+        </w:rPr>
         <w:t xml:space="preserve">AdamW </w:t>
       </w:r>
       <w:r>
-        <w:t>(Adam with Weight Decay) to stabilize transformer attention layers and prevent gradient divergence.</w:t>
+        <w:rPr>
+          <w:b/>
+          <w:bCs/>
+        </w:rPr>
+        <w:t>(Adam with Weight Decay)</w:t>
+      </w:r>
+      <w:r>
+        <w:t xml:space="preserve"> to stabilize transformer attention layers and prevent gradient divergence.</w:t>
       </w:r>
     </w:p>
     <w:p>
@@ -1402,20 +1312,20 @@
           <w:b/>
           <w:bCs/>
         </w:rPr>
-        <w:t>Loss Functions:</w:t>
-      </w:r>
-      <w:r>
-        <w:t xml:space="preserve"> </w:t>
-      </w:r>
-      <w:r>
-        <w:rPr>
-          <w:b/>
-          <w:bCs/>
-        </w:rPr>
-        <w:t xml:space="preserve">Binary Cross-Entropy (BCE) </w:t>
-      </w:r>
-      <w:r>
-        <w:t>Loss was utilized across all independent model variants, framing the countermeasure strictly as a binary probability estimation problem between spoofed and authentic classes.</w:t>
+        <w:t xml:space="preserve">Gradient Clipping: </w:t>
+      </w:r>
+      <w:r>
+        <w:t xml:space="preserve">To improve optimization stability, global gradient clipping with a maximum L2 norm of </w:t>
+      </w:r>
+      <w:r>
+        <w:rPr>
+          <w:b/>
+          <w:bCs/>
+        </w:rPr>
+        <w:t xml:space="preserve">1.0 </w:t>
+      </w:r>
+      <w:r>
+        <w:t>was applied after every backward pass. This prevented occasional gradient explosions during optimization, particularly within deeper residual networks and transformer-based architectures, while allowing stable convergence throughout the 100-epoch training schedule.</w:t>
       </w:r>
     </w:p>
     <w:p>
@@ -1431,37 +1341,20 @@
           <w:b/>
           <w:bCs/>
         </w:rPr>
-        <w:t>Spectrogram</w:t>
-      </w:r>
-      <w:r>
-        <w:rPr>
-          <w:b/>
-          <w:bCs/>
-        </w:rPr>
-        <w:t xml:space="preserve"> &amp; Patch Topology: </w:t>
-      </w:r>
-      <w:r>
-        <w:t xml:space="preserve">Input audio waveforms were pre-computed into static single-channel spectrogram tensors with dimensions of </w:t>
-      </w:r>
-      <w:r>
-        <w:rPr>
-          <w:b/>
-          <w:bCs/>
-        </w:rPr>
-        <w:t>128 X 128 X 1</w:t>
-      </w:r>
-      <w:r>
-        <w:t xml:space="preserve">. For the Vision Transformer (VIT) architecture, a patch size of </w:t>
-      </w:r>
-      <w:r>
-        <w:rPr>
-          <w:b/>
-          <w:bCs/>
-        </w:rPr>
-        <w:t xml:space="preserve">16 X 16 </w:t>
-      </w:r>
-      <w:r>
-        <w:t>was enforced, which yields an optimized sequence length of exactly 64 patches arranged in 8 X 8 spatial grid.</w:t>
+        <w:t>Loss Functions:</w:t>
+      </w:r>
+      <w:r>
+        <w:t xml:space="preserve"> </w:t>
+      </w:r>
+      <w:r>
+        <w:rPr>
+          <w:b/>
+          <w:bCs/>
+        </w:rPr>
+        <w:t xml:space="preserve">Binary Cross-Entropy (BCE) </w:t>
+      </w:r>
+      <w:r>
+        <w:t>Loss was utilized across all independent model variants, framing the countermeasure strictly as a binary probability estimation problem between spoofed and authentic classes.</w:t>
       </w:r>
     </w:p>
     <w:p>
@@ -1477,50 +1370,37 @@
           <w:b/>
           <w:bCs/>
         </w:rPr>
-        <w:t>Base Learning Rate:</w:t>
-      </w:r>
-      <w:r>
-        <w:t xml:space="preserve"> </w:t>
-      </w:r>
-      <w:r>
-        <w:rPr>
-          <w:b/>
-          <w:bCs/>
-        </w:rPr>
-        <w:t xml:space="preserve">η = </w:t>
-      </w:r>
-      <w:r>
-        <w:rPr>
-          <w:b/>
-          <w:bCs/>
-        </w:rPr>
-        <w:t>1 × 10</w:t>
-      </w:r>
-      <w:r>
-        <w:rPr>
-          <w:rFonts w:ascii="Cambria Math" w:hAnsi="Cambria Math" w:cs="Cambria Math"/>
-          <w:b/>
-          <w:bCs/>
-        </w:rPr>
-        <w:t>⁻</w:t>
-      </w:r>
-      <w:r>
-        <w:rPr>
-          <w:rFonts w:ascii="Aptos" w:hAnsi="Aptos" w:cs="Aptos"/>
-          <w:b/>
-          <w:bCs/>
-        </w:rPr>
-        <w:t>⁴</w:t>
-      </w:r>
-      <w:r>
-        <w:rPr>
-          <w:b/>
-          <w:bCs/>
-        </w:rPr>
-        <w:t xml:space="preserve"> </w:t>
-      </w:r>
-      <w:r>
-        <w:t>paired with a cosine learning rate scheduler to aggressively navigate the optimization landscape before decaying.</w:t>
+        <w:t>Spectrogram</w:t>
+      </w:r>
+      <w:r>
+        <w:rPr>
+          <w:b/>
+          <w:bCs/>
+        </w:rPr>
+        <w:t xml:space="preserve"> &amp; Patch Topology: </w:t>
+      </w:r>
+      <w:r>
+        <w:t xml:space="preserve">Input audio waveforms were pre-computed into static single-channel spectrogram tensors with dimensions of </w:t>
+      </w:r>
+      <w:r>
+        <w:rPr>
+          <w:b/>
+          <w:bCs/>
+        </w:rPr>
+        <w:t>128 X 128 X 1</w:t>
+      </w:r>
+      <w:r>
+        <w:t xml:space="preserve">. For the Vision Transformer (VIT) architecture, a patch size of </w:t>
+      </w:r>
+      <w:r>
+        <w:rPr>
+          <w:b/>
+          <w:bCs/>
+        </w:rPr>
+        <w:t xml:space="preserve">16 X 16 </w:t>
+      </w:r>
+      <w:r>
+        <w:t>was enforced, which yields an optimized sequence length of exactly 64 patches arranged in 8 X 8 spatial grid.</w:t>
       </w:r>
     </w:p>
     <w:p>
@@ -1536,6 +1416,65 @@
           <w:b/>
           <w:bCs/>
         </w:rPr>
+        <w:t>Base Learning Rate:</w:t>
+      </w:r>
+      <w:r>
+        <w:t xml:space="preserve"> </w:t>
+      </w:r>
+      <w:r>
+        <w:rPr>
+          <w:b/>
+          <w:bCs/>
+        </w:rPr>
+        <w:t xml:space="preserve">η = </w:t>
+      </w:r>
+      <w:r>
+        <w:rPr>
+          <w:b/>
+          <w:bCs/>
+        </w:rPr>
+        <w:t>1 × 10</w:t>
+      </w:r>
+      <w:r>
+        <w:rPr>
+          <w:rFonts w:ascii="Cambria Math" w:hAnsi="Cambria Math" w:cs="Cambria Math"/>
+          <w:b/>
+          <w:bCs/>
+        </w:rPr>
+        <w:t>⁻</w:t>
+      </w:r>
+      <w:r>
+        <w:rPr>
+          <w:rFonts w:ascii="Aptos" w:hAnsi="Aptos" w:cs="Aptos"/>
+          <w:b/>
+          <w:bCs/>
+        </w:rPr>
+        <w:t>⁴</w:t>
+      </w:r>
+      <w:r>
+        <w:rPr>
+          <w:b/>
+          <w:bCs/>
+        </w:rPr>
+        <w:t xml:space="preserve"> </w:t>
+      </w:r>
+      <w:r>
+        <w:t>paired with a cosine learning rate scheduler to aggressively navigate the optimization landscape before decaying.</w:t>
+      </w:r>
+    </w:p>
+    <w:p>
+      <w:pPr>
+        <w:pStyle w:val="ListParagraph"/>
+        <w:numPr>
+          <w:ilvl w:val="0"/>
+          <w:numId w:val="15"/>
+        </w:numPr>
+      </w:pPr>
+      <w:r>
+        <w:rPr>
+          <w:b/>
+          <w:bCs/>
+        </w:rPr>
         <w:t xml:space="preserve">Batch Size: </w:t>
       </w:r>
       <w:r>
@@ -1553,15 +1492,7 @@
         <w:t xml:space="preserve"> </w:t>
       </w:r>
       <w:r>
-        <w:t xml:space="preserve">samples per </w:t>
-      </w:r>
-      <w:proofErr w:type="gramStart"/>
-      <w:r>
-        <w:t>mini-batch</w:t>
-      </w:r>
-      <w:proofErr w:type="gramEnd"/>
-      <w:r>
-        <w:t>, optimized to maximize GPU VRAM utilization and ensure highly stable gradient trajectories.</w:t>
+        <w:t>samples per mini-batch, optimized to maximize GPU VRAM utilization and ensure highly stable gradient trajectories.</w:t>
       </w:r>
     </w:p>
     <w:p>
@@ -2144,6 +2075,7 @@
           <w:i/>
           <w:color w:val="666666"/>
         </w:rPr>
+        <w:lastRenderedPageBreak/>
         <w:br/>
       </w:r>
       <m:oMathPara>
@@ -2315,7 +2247,6 @@
         <w:rPr>
           <w:rFonts w:eastAsiaTheme="minorEastAsia"/>
         </w:rPr>
-        <w:lastRenderedPageBreak/>
         <w:t>A lower EER value indicates a higher security margin and a more robust biometric anti-spoofing countermeasure, representing a well-optimized decision boundary where both types of classification errors are minimized simultaneously.</w:t>
       </w:r>
     </w:p>
@@ -2690,6 +2621,13 @@
     </w:p>
     <w:p>
       <w:pPr>
+        <w:rPr>
+          <w:rFonts w:cs="Aptos"/>
+        </w:rPr>
+      </w:pPr>
+    </w:p>
+    <w:p>
+      <w:pPr>
         <w:pStyle w:val="ListParagraph"/>
         <w:rPr>
           <w:rFonts w:cs="Aptos"/>
@@ -2698,108 +2636,53 @@
     </w:p>
     <w:p>
       <w:pPr>
-        <w:pStyle w:val="ListParagraph"/>
         <w:rPr>
           <w:rFonts w:cs="Aptos"/>
         </w:rPr>
       </w:pPr>
-    </w:p>
-    <w:p>
-      <w:pPr>
-        <w:pStyle w:val="ListParagraph"/>
+      <w:r>
         <w:rPr>
           <w:rFonts w:cs="Aptos"/>
-        </w:rPr>
-      </w:pPr>
-    </w:p>
-    <w:p>
-      <w:pPr>
-        <w:pStyle w:val="ListParagraph"/>
-        <w:rPr>
-          <w:rFonts w:cs="Aptos"/>
-        </w:rPr>
-      </w:pPr>
-    </w:p>
-    <w:p>
-      <w:pPr>
-        <w:pStyle w:val="ListParagraph"/>
-        <w:rPr>
-          <w:rFonts w:cs="Aptos"/>
-        </w:rPr>
-      </w:pPr>
-    </w:p>
-    <w:p>
-      <w:pPr>
-        <w:pStyle w:val="ListParagraph"/>
-        <w:rPr>
-          <w:rFonts w:cs="Aptos"/>
-        </w:rPr>
-      </w:pPr>
-    </w:p>
-    <w:p>
-      <w:pPr>
-        <w:pStyle w:val="ListParagraph"/>
-        <w:numPr>
-          <w:ilvl w:val="0"/>
-          <w:numId w:val="24"/>
-        </w:numPr>
-        <w:rPr>
-          <w:rFonts w:cs="Aptos"/>
-        </w:rPr>
-      </w:pPr>
-      <w:r>
-        <w:rPr>
-          <w:rFonts w:cs="Aptos"/>
-          <w:b/>
-          <w:bCs/>
-        </w:rPr>
-        <w:t>Comparative Baseline Leaderboard</w:t>
+          <w:b/>
+        </w:rPr>
+        <w:t>Table 1. Baseline Architecture Performance Before Fine-Tuning</w:t>
       </w:r>
     </w:p>
     <w:tbl>
       <w:tblPr>
+        <w:tblStyle w:val="TableGrid"/>
         <w:tblW w:w="0" w:type="auto"/>
-        <w:tblCellSpacing w:w="15" w:type="dxa"/>
+        <w:jc w:val="center"/>
         <w:shd w:val="clear" w:color="auto" w:fill="000000" w:themeFill="text1"/>
-        <w:tblCellMar>
-          <w:left w:w="0" w:type="dxa"/>
-          <w:right w:w="0" w:type="dxa"/>
-        </w:tblCellMar>
         <w:tblLook w:val="04A0" w:firstRow="1" w:lastRow="0" w:firstColumn="1" w:lastColumn="0" w:noHBand="0" w:noVBand="1"/>
       </w:tblPr>
       <w:tblGrid>
-        <w:gridCol w:w="2451"/>
-        <w:gridCol w:w="1907"/>
-        <w:gridCol w:w="1270"/>
-        <w:gridCol w:w="1783"/>
-        <w:gridCol w:w="1599"/>
+        <w:gridCol w:w="1884"/>
+        <w:gridCol w:w="1827"/>
+        <w:gridCol w:w="1828"/>
+        <w:gridCol w:w="1754"/>
+        <w:gridCol w:w="1723"/>
       </w:tblGrid>
       <w:tr>
         <w:trPr>
-          <w:tblHeader/>
-          <w:tblCellSpacing w:w="15" w:type="dxa"/>
+          <w:jc w:val="center"/>
         </w:trPr>
         <w:tc>
           <w:tcPr>
-            <w:tcW w:w="0" w:type="auto"/>
+            <w:tcW w:w="2074" w:type="dxa"/>
             <w:tcBorders>
-              <w:top w:val="single" w:sz="6" w:space="0" w:color="C4C7C5"/>
-              <w:left w:val="single" w:sz="6" w:space="0" w:color="C4C7C5"/>
-              <w:bottom w:val="single" w:sz="6" w:space="0" w:color="C4C7C5"/>
-              <w:right w:val="single" w:sz="6" w:space="0" w:color="C4C7C5"/>
+              <w:top w:val="single" w:sz="4" w:space="0" w:color="auto"/>
+              <w:left w:val="single" w:sz="4" w:space="0" w:color="auto"/>
+              <w:bottom w:val="single" w:sz="4" w:space="0" w:color="auto"/>
+              <w:right w:val="single" w:sz="4" w:space="0" w:color="auto"/>
             </w:tcBorders>
             <w:shd w:val="clear" w:color="auto" w:fill="000000" w:themeFill="text1"/>
-            <w:tcMar>
-              <w:top w:w="120" w:type="dxa"/>
-              <w:left w:w="180" w:type="dxa"/>
-              <w:bottom w:w="120" w:type="dxa"/>
-              <w:right w:w="180" w:type="dxa"/>
-            </w:tcMar>
             <w:vAlign w:val="center"/>
             <w:hideMark/>
           </w:tcPr>
           <w:p>
             <w:pPr>
+              <w:spacing w:after="160" w:line="259" w:lineRule="auto"/>
               <w:rPr>
                 <w:rFonts w:cs="Aptos"/>
               </w:rPr>
@@ -2808,33 +2691,27 @@
               <w:rPr>
                 <w:rFonts w:cs="Aptos"/>
                 <w:b/>
-                <w:bCs/>
-              </w:rPr>
-              <w:t>Model Name</w:t>
+              </w:rPr>
+              <w:t>Model</w:t>
             </w:r>
           </w:p>
         </w:tc>
         <w:tc>
           <w:tcPr>
-            <w:tcW w:w="0" w:type="auto"/>
+            <w:tcW w:w="2074" w:type="dxa"/>
             <w:tcBorders>
-              <w:top w:val="single" w:sz="6" w:space="0" w:color="C4C7C5"/>
-              <w:left w:val="single" w:sz="6" w:space="0" w:color="C4C7C5"/>
-              <w:bottom w:val="single" w:sz="6" w:space="0" w:color="C4C7C5"/>
-              <w:right w:val="single" w:sz="6" w:space="0" w:color="C4C7C5"/>
+              <w:top w:val="single" w:sz="4" w:space="0" w:color="auto"/>
+              <w:left w:val="single" w:sz="4" w:space="0" w:color="auto"/>
+              <w:bottom w:val="single" w:sz="4" w:space="0" w:color="auto"/>
+              <w:right w:val="single" w:sz="4" w:space="0" w:color="auto"/>
             </w:tcBorders>
             <w:shd w:val="clear" w:color="auto" w:fill="000000" w:themeFill="text1"/>
-            <w:tcMar>
-              <w:top w:w="120" w:type="dxa"/>
-              <w:left w:w="180" w:type="dxa"/>
-              <w:bottom w:w="120" w:type="dxa"/>
-              <w:right w:w="180" w:type="dxa"/>
-            </w:tcMar>
             <w:vAlign w:val="center"/>
             <w:hideMark/>
           </w:tcPr>
           <w:p>
             <w:pPr>
+              <w:spacing w:after="160" w:line="259" w:lineRule="auto"/>
               <w:rPr>
                 <w:rFonts w:cs="Aptos"/>
               </w:rPr>
@@ -2843,33 +2720,27 @@
               <w:rPr>
                 <w:rFonts w:cs="Aptos"/>
                 <w:b/>
-                <w:bCs/>
-              </w:rPr>
-              <w:t>Highest Val Acc</w:t>
+              </w:rPr>
+              <w:t>Highest Val. Accuracy</w:t>
             </w:r>
           </w:p>
         </w:tc>
         <w:tc>
           <w:tcPr>
-            <w:tcW w:w="0" w:type="auto"/>
+            <w:tcW w:w="2074" w:type="dxa"/>
             <w:tcBorders>
-              <w:top w:val="single" w:sz="6" w:space="0" w:color="C4C7C5"/>
-              <w:left w:val="single" w:sz="6" w:space="0" w:color="C4C7C5"/>
-              <w:bottom w:val="single" w:sz="6" w:space="0" w:color="C4C7C5"/>
-              <w:right w:val="single" w:sz="6" w:space="0" w:color="C4C7C5"/>
+              <w:top w:val="single" w:sz="4" w:space="0" w:color="auto"/>
+              <w:left w:val="single" w:sz="4" w:space="0" w:color="auto"/>
+              <w:bottom w:val="single" w:sz="4" w:space="0" w:color="auto"/>
+              <w:right w:val="single" w:sz="4" w:space="0" w:color="auto"/>
             </w:tcBorders>
             <w:shd w:val="clear" w:color="auto" w:fill="000000" w:themeFill="text1"/>
-            <w:tcMar>
-              <w:top w:w="120" w:type="dxa"/>
-              <w:left w:w="180" w:type="dxa"/>
-              <w:bottom w:w="120" w:type="dxa"/>
-              <w:right w:w="180" w:type="dxa"/>
-            </w:tcMar>
             <w:vAlign w:val="center"/>
             <w:hideMark/>
           </w:tcPr>
           <w:p>
             <w:pPr>
+              <w:spacing w:after="160" w:line="259" w:lineRule="auto"/>
               <w:rPr>
                 <w:rFonts w:cs="Aptos"/>
               </w:rPr>
@@ -2878,33 +2749,27 @@
               <w:rPr>
                 <w:rFonts w:cs="Aptos"/>
                 <w:b/>
-                <w:bCs/>
-              </w:rPr>
-              <w:t>Test Acc</w:t>
+              </w:rPr>
+              <w:t>Eval. Accuracy</w:t>
             </w:r>
           </w:p>
         </w:tc>
         <w:tc>
           <w:tcPr>
-            <w:tcW w:w="0" w:type="auto"/>
+            <w:tcW w:w="2074" w:type="dxa"/>
             <w:tcBorders>
-              <w:top w:val="single" w:sz="6" w:space="0" w:color="C4C7C5"/>
-              <w:left w:val="single" w:sz="6" w:space="0" w:color="C4C7C5"/>
-              <w:bottom w:val="single" w:sz="6" w:space="0" w:color="C4C7C5"/>
-              <w:right w:val="single" w:sz="6" w:space="0" w:color="C4C7C5"/>
+              <w:top w:val="single" w:sz="4" w:space="0" w:color="auto"/>
+              <w:left w:val="single" w:sz="4" w:space="0" w:color="auto"/>
+              <w:bottom w:val="single" w:sz="4" w:space="0" w:color="auto"/>
+              <w:right w:val="single" w:sz="4" w:space="0" w:color="auto"/>
             </w:tcBorders>
             <w:shd w:val="clear" w:color="auto" w:fill="000000" w:themeFill="text1"/>
-            <w:tcMar>
-              <w:top w:w="120" w:type="dxa"/>
-              <w:left w:w="180" w:type="dxa"/>
-              <w:bottom w:w="120" w:type="dxa"/>
-              <w:right w:w="180" w:type="dxa"/>
-            </w:tcMar>
             <w:vAlign w:val="center"/>
             <w:hideMark/>
           </w:tcPr>
           <w:p>
             <w:pPr>
+              <w:spacing w:after="160" w:line="259" w:lineRule="auto"/>
               <w:rPr>
                 <w:rFonts w:cs="Aptos"/>
               </w:rPr>
@@ -2913,33 +2778,27 @@
               <w:rPr>
                 <w:rFonts w:cs="Aptos"/>
                 <w:b/>
-                <w:bCs/>
-              </w:rPr>
-              <w:t>Test ROC-AUC</w:t>
+              </w:rPr>
+              <w:t>ROC-AUC</w:t>
             </w:r>
           </w:p>
         </w:tc>
         <w:tc>
           <w:tcPr>
-            <w:tcW w:w="0" w:type="auto"/>
+            <w:tcW w:w="2074" w:type="dxa"/>
             <w:tcBorders>
-              <w:top w:val="single" w:sz="6" w:space="0" w:color="C4C7C5"/>
-              <w:left w:val="single" w:sz="6" w:space="0" w:color="C4C7C5"/>
-              <w:bottom w:val="single" w:sz="6" w:space="0" w:color="C4C7C5"/>
-              <w:right w:val="single" w:sz="6" w:space="0" w:color="C4C7C5"/>
+              <w:top w:val="single" w:sz="4" w:space="0" w:color="auto"/>
+              <w:left w:val="single" w:sz="4" w:space="0" w:color="auto"/>
+              <w:bottom w:val="single" w:sz="4" w:space="0" w:color="auto"/>
+              <w:right w:val="single" w:sz="4" w:space="0" w:color="auto"/>
             </w:tcBorders>
             <w:shd w:val="clear" w:color="auto" w:fill="000000" w:themeFill="text1"/>
-            <w:tcMar>
-              <w:top w:w="120" w:type="dxa"/>
-              <w:left w:w="180" w:type="dxa"/>
-              <w:bottom w:w="120" w:type="dxa"/>
-              <w:right w:w="180" w:type="dxa"/>
-            </w:tcMar>
             <w:vAlign w:val="center"/>
             <w:hideMark/>
           </w:tcPr>
           <w:p>
             <w:pPr>
+              <w:spacing w:after="160" w:line="259" w:lineRule="auto"/>
               <w:rPr>
                 <w:rFonts w:cs="Aptos"/>
               </w:rPr>
@@ -2948,38 +2807,612 @@
               <w:rPr>
                 <w:rFonts w:cs="Aptos"/>
                 <w:b/>
-                <w:bCs/>
-              </w:rPr>
-              <w:t>Test EER (%)</w:t>
+              </w:rPr>
+              <w:t>EER (%)</w:t>
             </w:r>
           </w:p>
         </w:tc>
       </w:tr>
       <w:tr>
         <w:trPr>
-          <w:tblCellSpacing w:w="15" w:type="dxa"/>
+          <w:jc w:val="center"/>
         </w:trPr>
         <w:tc>
           <w:tcPr>
-            <w:tcW w:w="0" w:type="auto"/>
+            <w:tcW w:w="2074" w:type="dxa"/>
             <w:tcBorders>
-              <w:top w:val="single" w:sz="6" w:space="0" w:color="C4C7C5"/>
-              <w:left w:val="single" w:sz="6" w:space="0" w:color="C4C7C5"/>
-              <w:bottom w:val="single" w:sz="6" w:space="0" w:color="C4C7C5"/>
-              <w:right w:val="single" w:sz="6" w:space="0" w:color="C4C7C5"/>
+              <w:top w:val="single" w:sz="4" w:space="0" w:color="auto"/>
+              <w:left w:val="single" w:sz="4" w:space="0" w:color="auto"/>
+              <w:bottom w:val="single" w:sz="4" w:space="0" w:color="auto"/>
+              <w:right w:val="single" w:sz="4" w:space="0" w:color="auto"/>
             </w:tcBorders>
             <w:shd w:val="clear" w:color="auto" w:fill="000000" w:themeFill="text1"/>
-            <w:tcMar>
-              <w:top w:w="120" w:type="dxa"/>
-              <w:left w:w="180" w:type="dxa"/>
-              <w:bottom w:w="120" w:type="dxa"/>
-              <w:right w:w="180" w:type="dxa"/>
-            </w:tcMar>
             <w:vAlign w:val="center"/>
             <w:hideMark/>
           </w:tcPr>
           <w:p>
             <w:pPr>
+              <w:spacing w:after="160" w:line="259" w:lineRule="auto"/>
+              <w:rPr>
+                <w:rFonts w:cs="Aptos"/>
+              </w:rPr>
+            </w:pPr>
+            <w:r>
+              <w:rPr>
+                <w:rFonts w:cs="Aptos"/>
+              </w:rPr>
+              <w:t>Swin Transformer</w:t>
+            </w:r>
+          </w:p>
+        </w:tc>
+        <w:tc>
+          <w:tcPr>
+            <w:tcW w:w="2074" w:type="dxa"/>
+            <w:tcBorders>
+              <w:top w:val="single" w:sz="4" w:space="0" w:color="auto"/>
+              <w:left w:val="single" w:sz="4" w:space="0" w:color="auto"/>
+              <w:bottom w:val="single" w:sz="4" w:space="0" w:color="auto"/>
+              <w:right w:val="single" w:sz="4" w:space="0" w:color="auto"/>
+            </w:tcBorders>
+            <w:shd w:val="clear" w:color="auto" w:fill="000000" w:themeFill="text1"/>
+            <w:vAlign w:val="center"/>
+            <w:hideMark/>
+          </w:tcPr>
+          <w:p>
+            <w:pPr>
+              <w:spacing w:after="160" w:line="259" w:lineRule="auto"/>
+              <w:rPr>
+                <w:rFonts w:cs="Aptos"/>
+              </w:rPr>
+            </w:pPr>
+            <w:r>
+              <w:rPr>
+                <w:rFonts w:cs="Aptos"/>
+              </w:rPr>
+              <w:t>0.9965</w:t>
+            </w:r>
+          </w:p>
+        </w:tc>
+        <w:tc>
+          <w:tcPr>
+            <w:tcW w:w="2074" w:type="dxa"/>
+            <w:tcBorders>
+              <w:top w:val="single" w:sz="4" w:space="0" w:color="auto"/>
+              <w:left w:val="single" w:sz="4" w:space="0" w:color="auto"/>
+              <w:bottom w:val="single" w:sz="4" w:space="0" w:color="auto"/>
+              <w:right w:val="single" w:sz="4" w:space="0" w:color="auto"/>
+            </w:tcBorders>
+            <w:shd w:val="clear" w:color="auto" w:fill="000000" w:themeFill="text1"/>
+            <w:vAlign w:val="center"/>
+            <w:hideMark/>
+          </w:tcPr>
+          <w:p>
+            <w:pPr>
+              <w:spacing w:after="160" w:line="259" w:lineRule="auto"/>
+              <w:rPr>
+                <w:rFonts w:cs="Aptos"/>
+              </w:rPr>
+            </w:pPr>
+            <w:r>
+              <w:rPr>
+                <w:rFonts w:cs="Aptos"/>
+              </w:rPr>
+              <w:t>0.9285</w:t>
+            </w:r>
+          </w:p>
+        </w:tc>
+        <w:tc>
+          <w:tcPr>
+            <w:tcW w:w="2074" w:type="dxa"/>
+            <w:tcBorders>
+              <w:top w:val="single" w:sz="4" w:space="0" w:color="auto"/>
+              <w:left w:val="single" w:sz="4" w:space="0" w:color="auto"/>
+              <w:bottom w:val="single" w:sz="4" w:space="0" w:color="auto"/>
+              <w:right w:val="single" w:sz="4" w:space="0" w:color="auto"/>
+            </w:tcBorders>
+            <w:shd w:val="clear" w:color="auto" w:fill="000000" w:themeFill="text1"/>
+            <w:vAlign w:val="center"/>
+            <w:hideMark/>
+          </w:tcPr>
+          <w:p>
+            <w:pPr>
+              <w:spacing w:after="160" w:line="259" w:lineRule="auto"/>
+              <w:rPr>
+                <w:rFonts w:cs="Aptos"/>
+              </w:rPr>
+            </w:pPr>
+            <w:r>
+              <w:rPr>
+                <w:rFonts w:cs="Aptos"/>
+              </w:rPr>
+              <w:t>0.9767</w:t>
+            </w:r>
+          </w:p>
+        </w:tc>
+        <w:tc>
+          <w:tcPr>
+            <w:tcW w:w="2074" w:type="dxa"/>
+            <w:tcBorders>
+              <w:top w:val="single" w:sz="4" w:space="0" w:color="auto"/>
+              <w:left w:val="single" w:sz="4" w:space="0" w:color="auto"/>
+              <w:bottom w:val="single" w:sz="4" w:space="0" w:color="auto"/>
+              <w:right w:val="single" w:sz="4" w:space="0" w:color="auto"/>
+            </w:tcBorders>
+            <w:shd w:val="clear" w:color="auto" w:fill="000000" w:themeFill="text1"/>
+            <w:vAlign w:val="center"/>
+            <w:hideMark/>
+          </w:tcPr>
+          <w:p>
+            <w:pPr>
+              <w:spacing w:after="160" w:line="259" w:lineRule="auto"/>
+              <w:rPr>
+                <w:rFonts w:cs="Aptos"/>
+              </w:rPr>
+            </w:pPr>
+            <w:r>
+              <w:rPr>
+                <w:rFonts w:cs="Aptos"/>
+              </w:rPr>
+              <w:t>7.14</w:t>
+            </w:r>
+          </w:p>
+        </w:tc>
+      </w:tr>
+      <w:tr>
+        <w:trPr>
+          <w:jc w:val="center"/>
+        </w:trPr>
+        <w:tc>
+          <w:tcPr>
+            <w:tcW w:w="2074" w:type="dxa"/>
+            <w:tcBorders>
+              <w:top w:val="single" w:sz="4" w:space="0" w:color="auto"/>
+              <w:left w:val="single" w:sz="4" w:space="0" w:color="auto"/>
+              <w:bottom w:val="single" w:sz="4" w:space="0" w:color="auto"/>
+              <w:right w:val="single" w:sz="4" w:space="0" w:color="auto"/>
+            </w:tcBorders>
+            <w:shd w:val="clear" w:color="auto" w:fill="000000" w:themeFill="text1"/>
+            <w:vAlign w:val="center"/>
+            <w:hideMark/>
+          </w:tcPr>
+          <w:p>
+            <w:pPr>
+              <w:spacing w:after="160" w:line="259" w:lineRule="auto"/>
+              <w:rPr>
+                <w:rFonts w:cs="Aptos"/>
+              </w:rPr>
+            </w:pPr>
+            <w:r>
+              <w:rPr>
+                <w:rFonts w:cs="Aptos"/>
+              </w:rPr>
+              <w:t>ResNet18</w:t>
+            </w:r>
+          </w:p>
+        </w:tc>
+        <w:tc>
+          <w:tcPr>
+            <w:tcW w:w="2074" w:type="dxa"/>
+            <w:tcBorders>
+              <w:top w:val="single" w:sz="4" w:space="0" w:color="auto"/>
+              <w:left w:val="single" w:sz="4" w:space="0" w:color="auto"/>
+              <w:bottom w:val="single" w:sz="4" w:space="0" w:color="auto"/>
+              <w:right w:val="single" w:sz="4" w:space="0" w:color="auto"/>
+            </w:tcBorders>
+            <w:shd w:val="clear" w:color="auto" w:fill="000000" w:themeFill="text1"/>
+            <w:vAlign w:val="center"/>
+            <w:hideMark/>
+          </w:tcPr>
+          <w:p>
+            <w:pPr>
+              <w:spacing w:after="160" w:line="259" w:lineRule="auto"/>
+              <w:rPr>
+                <w:rFonts w:cs="Aptos"/>
+              </w:rPr>
+            </w:pPr>
+            <w:r>
+              <w:rPr>
+                <w:rFonts w:cs="Aptos"/>
+              </w:rPr>
+              <w:t>0.9998</w:t>
+            </w:r>
+          </w:p>
+        </w:tc>
+        <w:tc>
+          <w:tcPr>
+            <w:tcW w:w="2074" w:type="dxa"/>
+            <w:tcBorders>
+              <w:top w:val="single" w:sz="4" w:space="0" w:color="auto"/>
+              <w:left w:val="single" w:sz="4" w:space="0" w:color="auto"/>
+              <w:bottom w:val="single" w:sz="4" w:space="0" w:color="auto"/>
+              <w:right w:val="single" w:sz="4" w:space="0" w:color="auto"/>
+            </w:tcBorders>
+            <w:shd w:val="clear" w:color="auto" w:fill="000000" w:themeFill="text1"/>
+            <w:vAlign w:val="center"/>
+            <w:hideMark/>
+          </w:tcPr>
+          <w:p>
+            <w:pPr>
+              <w:spacing w:after="160" w:line="259" w:lineRule="auto"/>
+              <w:rPr>
+                <w:rFonts w:cs="Aptos"/>
+              </w:rPr>
+            </w:pPr>
+            <w:r>
+              <w:rPr>
+                <w:rFonts w:cs="Aptos"/>
+              </w:rPr>
+              <w:t>0.9234</w:t>
+            </w:r>
+          </w:p>
+        </w:tc>
+        <w:tc>
+          <w:tcPr>
+            <w:tcW w:w="2074" w:type="dxa"/>
+            <w:tcBorders>
+              <w:top w:val="single" w:sz="4" w:space="0" w:color="auto"/>
+              <w:left w:val="single" w:sz="4" w:space="0" w:color="auto"/>
+              <w:bottom w:val="single" w:sz="4" w:space="0" w:color="auto"/>
+              <w:right w:val="single" w:sz="4" w:space="0" w:color="auto"/>
+            </w:tcBorders>
+            <w:shd w:val="clear" w:color="auto" w:fill="000000" w:themeFill="text1"/>
+            <w:vAlign w:val="center"/>
+            <w:hideMark/>
+          </w:tcPr>
+          <w:p>
+            <w:pPr>
+              <w:spacing w:after="160" w:line="259" w:lineRule="auto"/>
+              <w:rPr>
+                <w:rFonts w:cs="Aptos"/>
+              </w:rPr>
+            </w:pPr>
+            <w:r>
+              <w:rPr>
+                <w:rFonts w:cs="Aptos"/>
+              </w:rPr>
+              <w:t>0.9825</w:t>
+            </w:r>
+          </w:p>
+        </w:tc>
+        <w:tc>
+          <w:tcPr>
+            <w:tcW w:w="2074" w:type="dxa"/>
+            <w:tcBorders>
+              <w:top w:val="single" w:sz="4" w:space="0" w:color="auto"/>
+              <w:left w:val="single" w:sz="4" w:space="0" w:color="auto"/>
+              <w:bottom w:val="single" w:sz="4" w:space="0" w:color="auto"/>
+              <w:right w:val="single" w:sz="4" w:space="0" w:color="auto"/>
+            </w:tcBorders>
+            <w:shd w:val="clear" w:color="auto" w:fill="000000" w:themeFill="text1"/>
+            <w:vAlign w:val="center"/>
+            <w:hideMark/>
+          </w:tcPr>
+          <w:p>
+            <w:pPr>
+              <w:spacing w:after="160" w:line="259" w:lineRule="auto"/>
+              <w:rPr>
+                <w:rFonts w:cs="Aptos"/>
+              </w:rPr>
+            </w:pPr>
+            <w:r>
+              <w:rPr>
+                <w:rFonts w:cs="Aptos"/>
+              </w:rPr>
+              <w:t>7.65</w:t>
+            </w:r>
+          </w:p>
+        </w:tc>
+      </w:tr>
+      <w:tr>
+        <w:trPr>
+          <w:jc w:val="center"/>
+        </w:trPr>
+        <w:tc>
+          <w:tcPr>
+            <w:tcW w:w="2074" w:type="dxa"/>
+            <w:tcBorders>
+              <w:top w:val="single" w:sz="4" w:space="0" w:color="auto"/>
+              <w:left w:val="single" w:sz="4" w:space="0" w:color="auto"/>
+              <w:bottom w:val="single" w:sz="4" w:space="0" w:color="auto"/>
+              <w:right w:val="single" w:sz="4" w:space="0" w:color="auto"/>
+            </w:tcBorders>
+            <w:shd w:val="clear" w:color="auto" w:fill="000000" w:themeFill="text1"/>
+            <w:vAlign w:val="center"/>
+            <w:hideMark/>
+          </w:tcPr>
+          <w:p>
+            <w:pPr>
+              <w:spacing w:after="160" w:line="259" w:lineRule="auto"/>
+              <w:rPr>
+                <w:rFonts w:cs="Aptos"/>
+              </w:rPr>
+            </w:pPr>
+            <w:r>
+              <w:rPr>
+                <w:rFonts w:cs="Aptos"/>
+              </w:rPr>
+              <w:t>CNN-Transformer</w:t>
+            </w:r>
+          </w:p>
+        </w:tc>
+        <w:tc>
+          <w:tcPr>
+            <w:tcW w:w="2074" w:type="dxa"/>
+            <w:tcBorders>
+              <w:top w:val="single" w:sz="4" w:space="0" w:color="auto"/>
+              <w:left w:val="single" w:sz="4" w:space="0" w:color="auto"/>
+              <w:bottom w:val="single" w:sz="4" w:space="0" w:color="auto"/>
+              <w:right w:val="single" w:sz="4" w:space="0" w:color="auto"/>
+            </w:tcBorders>
+            <w:shd w:val="clear" w:color="auto" w:fill="000000" w:themeFill="text1"/>
+            <w:vAlign w:val="center"/>
+            <w:hideMark/>
+          </w:tcPr>
+          <w:p>
+            <w:pPr>
+              <w:spacing w:after="160" w:line="259" w:lineRule="auto"/>
+              <w:rPr>
+                <w:rFonts w:cs="Aptos"/>
+              </w:rPr>
+            </w:pPr>
+            <w:r>
+              <w:rPr>
+                <w:rFonts w:cs="Aptos"/>
+              </w:rPr>
+              <w:t>0.9996</w:t>
+            </w:r>
+          </w:p>
+        </w:tc>
+        <w:tc>
+          <w:tcPr>
+            <w:tcW w:w="2074" w:type="dxa"/>
+            <w:tcBorders>
+              <w:top w:val="single" w:sz="4" w:space="0" w:color="auto"/>
+              <w:left w:val="single" w:sz="4" w:space="0" w:color="auto"/>
+              <w:bottom w:val="single" w:sz="4" w:space="0" w:color="auto"/>
+              <w:right w:val="single" w:sz="4" w:space="0" w:color="auto"/>
+            </w:tcBorders>
+            <w:shd w:val="clear" w:color="auto" w:fill="000000" w:themeFill="text1"/>
+            <w:vAlign w:val="center"/>
+            <w:hideMark/>
+          </w:tcPr>
+          <w:p>
+            <w:pPr>
+              <w:spacing w:after="160" w:line="259" w:lineRule="auto"/>
+              <w:rPr>
+                <w:rFonts w:cs="Aptos"/>
+              </w:rPr>
+            </w:pPr>
+            <w:r>
+              <w:rPr>
+                <w:rFonts w:cs="Aptos"/>
+              </w:rPr>
+              <w:t>0.9058</w:t>
+            </w:r>
+          </w:p>
+        </w:tc>
+        <w:tc>
+          <w:tcPr>
+            <w:tcW w:w="2074" w:type="dxa"/>
+            <w:tcBorders>
+              <w:top w:val="single" w:sz="4" w:space="0" w:color="auto"/>
+              <w:left w:val="single" w:sz="4" w:space="0" w:color="auto"/>
+              <w:bottom w:val="single" w:sz="4" w:space="0" w:color="auto"/>
+              <w:right w:val="single" w:sz="4" w:space="0" w:color="auto"/>
+            </w:tcBorders>
+            <w:shd w:val="clear" w:color="auto" w:fill="000000" w:themeFill="text1"/>
+            <w:vAlign w:val="center"/>
+            <w:hideMark/>
+          </w:tcPr>
+          <w:p>
+            <w:pPr>
+              <w:spacing w:after="160" w:line="259" w:lineRule="auto"/>
+              <w:rPr>
+                <w:rFonts w:cs="Aptos"/>
+              </w:rPr>
+            </w:pPr>
+            <w:r>
+              <w:rPr>
+                <w:rFonts w:cs="Aptos"/>
+              </w:rPr>
+              <w:t>0.9709</w:t>
+            </w:r>
+          </w:p>
+        </w:tc>
+        <w:tc>
+          <w:tcPr>
+            <w:tcW w:w="2074" w:type="dxa"/>
+            <w:tcBorders>
+              <w:top w:val="single" w:sz="4" w:space="0" w:color="auto"/>
+              <w:left w:val="single" w:sz="4" w:space="0" w:color="auto"/>
+              <w:bottom w:val="single" w:sz="4" w:space="0" w:color="auto"/>
+              <w:right w:val="single" w:sz="4" w:space="0" w:color="auto"/>
+            </w:tcBorders>
+            <w:shd w:val="clear" w:color="auto" w:fill="000000" w:themeFill="text1"/>
+            <w:vAlign w:val="center"/>
+            <w:hideMark/>
+          </w:tcPr>
+          <w:p>
+            <w:pPr>
+              <w:spacing w:after="160" w:line="259" w:lineRule="auto"/>
+              <w:rPr>
+                <w:rFonts w:cs="Aptos"/>
+              </w:rPr>
+            </w:pPr>
+            <w:r>
+              <w:rPr>
+                <w:rFonts w:cs="Aptos"/>
+              </w:rPr>
+              <w:t>9.42</w:t>
+            </w:r>
+          </w:p>
+        </w:tc>
+      </w:tr>
+      <w:tr>
+        <w:trPr>
+          <w:jc w:val="center"/>
+        </w:trPr>
+        <w:tc>
+          <w:tcPr>
+            <w:tcW w:w="2074" w:type="dxa"/>
+            <w:tcBorders>
+              <w:top w:val="single" w:sz="4" w:space="0" w:color="auto"/>
+              <w:left w:val="single" w:sz="4" w:space="0" w:color="auto"/>
+              <w:bottom w:val="single" w:sz="4" w:space="0" w:color="auto"/>
+              <w:right w:val="single" w:sz="4" w:space="0" w:color="auto"/>
+            </w:tcBorders>
+            <w:shd w:val="clear" w:color="auto" w:fill="000000" w:themeFill="text1"/>
+            <w:vAlign w:val="center"/>
+            <w:hideMark/>
+          </w:tcPr>
+          <w:p>
+            <w:pPr>
+              <w:spacing w:after="160" w:line="259" w:lineRule="auto"/>
+              <w:rPr>
+                <w:rFonts w:cs="Aptos"/>
+              </w:rPr>
+            </w:pPr>
+            <w:r>
+              <w:rPr>
+                <w:rFonts w:cs="Aptos"/>
+              </w:rPr>
+              <w:t>ResNet50</w:t>
+            </w:r>
+          </w:p>
+        </w:tc>
+        <w:tc>
+          <w:tcPr>
+            <w:tcW w:w="2074" w:type="dxa"/>
+            <w:tcBorders>
+              <w:top w:val="single" w:sz="4" w:space="0" w:color="auto"/>
+              <w:left w:val="single" w:sz="4" w:space="0" w:color="auto"/>
+              <w:bottom w:val="single" w:sz="4" w:space="0" w:color="auto"/>
+              <w:right w:val="single" w:sz="4" w:space="0" w:color="auto"/>
+            </w:tcBorders>
+            <w:shd w:val="clear" w:color="auto" w:fill="000000" w:themeFill="text1"/>
+            <w:vAlign w:val="center"/>
+            <w:hideMark/>
+          </w:tcPr>
+          <w:p>
+            <w:pPr>
+              <w:spacing w:after="160" w:line="259" w:lineRule="auto"/>
+              <w:rPr>
+                <w:rFonts w:cs="Aptos"/>
+              </w:rPr>
+            </w:pPr>
+            <w:r>
+              <w:rPr>
+                <w:rFonts w:cs="Aptos"/>
+              </w:rPr>
+              <w:t>0.9999</w:t>
+            </w:r>
+          </w:p>
+        </w:tc>
+        <w:tc>
+          <w:tcPr>
+            <w:tcW w:w="2074" w:type="dxa"/>
+            <w:tcBorders>
+              <w:top w:val="single" w:sz="4" w:space="0" w:color="auto"/>
+              <w:left w:val="single" w:sz="4" w:space="0" w:color="auto"/>
+              <w:bottom w:val="single" w:sz="4" w:space="0" w:color="auto"/>
+              <w:right w:val="single" w:sz="4" w:space="0" w:color="auto"/>
+            </w:tcBorders>
+            <w:shd w:val="clear" w:color="auto" w:fill="000000" w:themeFill="text1"/>
+            <w:vAlign w:val="center"/>
+            <w:hideMark/>
+          </w:tcPr>
+          <w:p>
+            <w:pPr>
+              <w:spacing w:after="160" w:line="259" w:lineRule="auto"/>
+              <w:rPr>
+                <w:rFonts w:cs="Aptos"/>
+              </w:rPr>
+            </w:pPr>
+            <w:r>
+              <w:rPr>
+                <w:rFonts w:cs="Aptos"/>
+              </w:rPr>
+              <w:t>0.9001</w:t>
+            </w:r>
+          </w:p>
+        </w:tc>
+        <w:tc>
+          <w:tcPr>
+            <w:tcW w:w="2074" w:type="dxa"/>
+            <w:tcBorders>
+              <w:top w:val="single" w:sz="4" w:space="0" w:color="auto"/>
+              <w:left w:val="single" w:sz="4" w:space="0" w:color="auto"/>
+              <w:bottom w:val="single" w:sz="4" w:space="0" w:color="auto"/>
+              <w:right w:val="single" w:sz="4" w:space="0" w:color="auto"/>
+            </w:tcBorders>
+            <w:shd w:val="clear" w:color="auto" w:fill="000000" w:themeFill="text1"/>
+            <w:vAlign w:val="center"/>
+            <w:hideMark/>
+          </w:tcPr>
+          <w:p>
+            <w:pPr>
+              <w:spacing w:after="160" w:line="259" w:lineRule="auto"/>
+              <w:rPr>
+                <w:rFonts w:cs="Aptos"/>
+              </w:rPr>
+            </w:pPr>
+            <w:r>
+              <w:rPr>
+                <w:rFonts w:cs="Aptos"/>
+              </w:rPr>
+              <w:t>0.9689</w:t>
+            </w:r>
+          </w:p>
+        </w:tc>
+        <w:tc>
+          <w:tcPr>
+            <w:tcW w:w="2074" w:type="dxa"/>
+            <w:tcBorders>
+              <w:top w:val="single" w:sz="4" w:space="0" w:color="auto"/>
+              <w:left w:val="single" w:sz="4" w:space="0" w:color="auto"/>
+              <w:bottom w:val="single" w:sz="4" w:space="0" w:color="auto"/>
+              <w:right w:val="single" w:sz="4" w:space="0" w:color="auto"/>
+            </w:tcBorders>
+            <w:shd w:val="clear" w:color="auto" w:fill="000000" w:themeFill="text1"/>
+            <w:vAlign w:val="center"/>
+            <w:hideMark/>
+          </w:tcPr>
+          <w:p>
+            <w:pPr>
+              <w:spacing w:after="160" w:line="259" w:lineRule="auto"/>
+              <w:rPr>
+                <w:rFonts w:cs="Aptos"/>
+              </w:rPr>
+            </w:pPr>
+            <w:r>
+              <w:rPr>
+                <w:rFonts w:cs="Aptos"/>
+              </w:rPr>
+              <w:t>9.99</w:t>
+            </w:r>
+          </w:p>
+        </w:tc>
+      </w:tr>
+      <w:tr>
+        <w:trPr>
+          <w:jc w:val="center"/>
+        </w:trPr>
+        <w:tc>
+          <w:tcPr>
+            <w:tcW w:w="2074" w:type="dxa"/>
+            <w:tcBorders>
+              <w:top w:val="single" w:sz="4" w:space="0" w:color="auto"/>
+              <w:left w:val="single" w:sz="4" w:space="0" w:color="auto"/>
+              <w:bottom w:val="single" w:sz="4" w:space="0" w:color="auto"/>
+              <w:right w:val="single" w:sz="4" w:space="0" w:color="auto"/>
+            </w:tcBorders>
+            <w:shd w:val="clear" w:color="auto" w:fill="000000" w:themeFill="text1"/>
+            <w:vAlign w:val="center"/>
+            <w:hideMark/>
+          </w:tcPr>
+          <w:p>
+            <w:pPr>
+              <w:spacing w:after="160" w:line="259" w:lineRule="auto"/>
               <w:rPr>
                 <w:rFonts w:cs="Aptos"/>
               </w:rPr>
@@ -2988,564 +3421,418 @@
             <w:r>
               <w:rPr>
                 <w:rFonts w:cs="Aptos"/>
-                <w:b/>
-                <w:bCs/>
-              </w:rPr>
-              <w:t>SwinTransformer</w:t>
+              </w:rPr>
+              <w:t>ViT</w:t>
             </w:r>
             <w:proofErr w:type="spellEnd"/>
           </w:p>
         </w:tc>
         <w:tc>
           <w:tcPr>
-            <w:tcW w:w="0" w:type="auto"/>
+            <w:tcW w:w="2074" w:type="dxa"/>
             <w:tcBorders>
-              <w:top w:val="single" w:sz="6" w:space="0" w:color="C4C7C5"/>
-              <w:left w:val="single" w:sz="6" w:space="0" w:color="C4C7C5"/>
-              <w:bottom w:val="single" w:sz="6" w:space="0" w:color="C4C7C5"/>
-              <w:right w:val="single" w:sz="6" w:space="0" w:color="C4C7C5"/>
+              <w:top w:val="single" w:sz="4" w:space="0" w:color="auto"/>
+              <w:left w:val="single" w:sz="4" w:space="0" w:color="auto"/>
+              <w:bottom w:val="single" w:sz="4" w:space="0" w:color="auto"/>
+              <w:right w:val="single" w:sz="4" w:space="0" w:color="auto"/>
             </w:tcBorders>
             <w:shd w:val="clear" w:color="auto" w:fill="000000" w:themeFill="text1"/>
-            <w:tcMar>
-              <w:top w:w="120" w:type="dxa"/>
-              <w:left w:w="180" w:type="dxa"/>
-              <w:bottom w:w="120" w:type="dxa"/>
-              <w:right w:w="180" w:type="dxa"/>
-            </w:tcMar>
             <w:vAlign w:val="center"/>
             <w:hideMark/>
           </w:tcPr>
           <w:p>
             <w:pPr>
+              <w:spacing w:after="160" w:line="259" w:lineRule="auto"/>
               <w:rPr>
                 <w:rFonts w:cs="Aptos"/>
               </w:rPr>
             </w:pPr>
-            <m:oMathPara>
-              <m:oMath>
-                <m:r>
-                  <w:rPr>
-                    <w:rFonts w:ascii="Cambria Math" w:hAnsi="Cambria Math" w:cs="Aptos"/>
-                  </w:rPr>
-                  <m:t>99.65%</m:t>
-                </m:r>
-              </m:oMath>
-            </m:oMathPara>
+            <w:r>
+              <w:rPr>
+                <w:rFonts w:cs="Aptos"/>
+              </w:rPr>
+              <w:t>0.9954</w:t>
+            </w:r>
           </w:p>
         </w:tc>
         <w:tc>
           <w:tcPr>
-            <w:tcW w:w="0" w:type="auto"/>
+            <w:tcW w:w="2074" w:type="dxa"/>
             <w:tcBorders>
-              <w:top w:val="single" w:sz="6" w:space="0" w:color="C4C7C5"/>
-              <w:left w:val="single" w:sz="6" w:space="0" w:color="C4C7C5"/>
-              <w:bottom w:val="single" w:sz="6" w:space="0" w:color="C4C7C5"/>
-              <w:right w:val="single" w:sz="6" w:space="0" w:color="C4C7C5"/>
+              <w:top w:val="single" w:sz="4" w:space="0" w:color="auto"/>
+              <w:left w:val="single" w:sz="4" w:space="0" w:color="auto"/>
+              <w:bottom w:val="single" w:sz="4" w:space="0" w:color="auto"/>
+              <w:right w:val="single" w:sz="4" w:space="0" w:color="auto"/>
             </w:tcBorders>
             <w:shd w:val="clear" w:color="auto" w:fill="000000" w:themeFill="text1"/>
-            <w:tcMar>
-              <w:top w:w="120" w:type="dxa"/>
-              <w:left w:w="180" w:type="dxa"/>
-              <w:bottom w:w="120" w:type="dxa"/>
-              <w:right w:w="180" w:type="dxa"/>
-            </w:tcMar>
             <w:vAlign w:val="center"/>
             <w:hideMark/>
           </w:tcPr>
           <w:p>
             <w:pPr>
+              <w:spacing w:after="160" w:line="259" w:lineRule="auto"/>
               <w:rPr>
                 <w:rFonts w:cs="Aptos"/>
               </w:rPr>
             </w:pPr>
-            <m:oMathPara>
-              <m:oMath>
-                <m:r>
-                  <w:rPr>
-                    <w:rFonts w:ascii="Cambria Math" w:hAnsi="Cambria Math" w:cs="Aptos"/>
-                  </w:rPr>
-                  <m:t>92.85%</m:t>
-                </m:r>
-              </m:oMath>
-            </m:oMathPara>
+            <w:r>
+              <w:rPr>
+                <w:rFonts w:cs="Aptos"/>
+              </w:rPr>
+              <w:t>0.8932</w:t>
+            </w:r>
           </w:p>
         </w:tc>
         <w:tc>
           <w:tcPr>
-            <w:tcW w:w="0" w:type="auto"/>
+            <w:tcW w:w="2074" w:type="dxa"/>
             <w:tcBorders>
-              <w:top w:val="single" w:sz="6" w:space="0" w:color="C4C7C5"/>
-              <w:left w:val="single" w:sz="6" w:space="0" w:color="C4C7C5"/>
-              <w:bottom w:val="single" w:sz="6" w:space="0" w:color="C4C7C5"/>
-              <w:right w:val="single" w:sz="6" w:space="0" w:color="C4C7C5"/>
+              <w:top w:val="single" w:sz="4" w:space="0" w:color="auto"/>
+              <w:left w:val="single" w:sz="4" w:space="0" w:color="auto"/>
+              <w:bottom w:val="single" w:sz="4" w:space="0" w:color="auto"/>
+              <w:right w:val="single" w:sz="4" w:space="0" w:color="auto"/>
             </w:tcBorders>
             <w:shd w:val="clear" w:color="auto" w:fill="000000" w:themeFill="text1"/>
-            <w:tcMar>
-              <w:top w:w="120" w:type="dxa"/>
-              <w:left w:w="180" w:type="dxa"/>
-              <w:bottom w:w="120" w:type="dxa"/>
-              <w:right w:w="180" w:type="dxa"/>
-            </w:tcMar>
             <w:vAlign w:val="center"/>
             <w:hideMark/>
           </w:tcPr>
           <w:p>
             <w:pPr>
+              <w:spacing w:after="160" w:line="259" w:lineRule="auto"/>
               <w:rPr>
                 <w:rFonts w:cs="Aptos"/>
               </w:rPr>
             </w:pPr>
-            <m:oMathPara>
-              <m:oMath>
-                <m:r>
-                  <w:rPr>
-                    <w:rFonts w:ascii="Cambria Math" w:hAnsi="Cambria Math" w:cs="Aptos"/>
-                  </w:rPr>
-                  <m:t>0.9767</m:t>
-                </m:r>
-              </m:oMath>
-            </m:oMathPara>
+            <w:r>
+              <w:rPr>
+                <w:rFonts w:cs="Aptos"/>
+              </w:rPr>
+              <w:t>0.9562</w:t>
+            </w:r>
           </w:p>
         </w:tc>
         <w:tc>
           <w:tcPr>
-            <w:tcW w:w="0" w:type="auto"/>
+            <w:tcW w:w="2074" w:type="dxa"/>
             <w:tcBorders>
-              <w:top w:val="single" w:sz="6" w:space="0" w:color="C4C7C5"/>
-              <w:left w:val="single" w:sz="6" w:space="0" w:color="C4C7C5"/>
-              <w:bottom w:val="single" w:sz="6" w:space="0" w:color="C4C7C5"/>
-              <w:right w:val="single" w:sz="6" w:space="0" w:color="C4C7C5"/>
+              <w:top w:val="single" w:sz="4" w:space="0" w:color="auto"/>
+              <w:left w:val="single" w:sz="4" w:space="0" w:color="auto"/>
+              <w:bottom w:val="single" w:sz="4" w:space="0" w:color="auto"/>
+              <w:right w:val="single" w:sz="4" w:space="0" w:color="auto"/>
             </w:tcBorders>
             <w:shd w:val="clear" w:color="auto" w:fill="000000" w:themeFill="text1"/>
-            <w:tcMar>
-              <w:top w:w="120" w:type="dxa"/>
-              <w:left w:w="180" w:type="dxa"/>
-              <w:bottom w:w="120" w:type="dxa"/>
-              <w:right w:w="180" w:type="dxa"/>
-            </w:tcMar>
             <w:vAlign w:val="center"/>
             <w:hideMark/>
           </w:tcPr>
           <w:p>
             <w:pPr>
+              <w:spacing w:after="160" w:line="259" w:lineRule="auto"/>
               <w:rPr>
                 <w:rFonts w:cs="Aptos"/>
               </w:rPr>
             </w:pPr>
-            <m:oMathPara>
-              <m:oMath>
-                <m:r>
-                  <w:rPr>
-                    <w:rFonts w:ascii="Cambria Math" w:hAnsi="Cambria Math" w:cs="Aptos"/>
-                  </w:rPr>
-                  <m:t>7.14%</m:t>
-                </m:r>
-              </m:oMath>
-            </m:oMathPara>
+            <w:r>
+              <w:rPr>
+                <w:rFonts w:cs="Aptos"/>
+              </w:rPr>
+              <w:t>10.69</w:t>
+            </w:r>
           </w:p>
         </w:tc>
       </w:tr>
       <w:tr>
         <w:trPr>
-          <w:tblCellSpacing w:w="15" w:type="dxa"/>
+          <w:jc w:val="center"/>
         </w:trPr>
         <w:tc>
           <w:tcPr>
-            <w:tcW w:w="0" w:type="auto"/>
+            <w:tcW w:w="2074" w:type="dxa"/>
             <w:tcBorders>
-              <w:top w:val="single" w:sz="6" w:space="0" w:color="C4C7C5"/>
-              <w:left w:val="single" w:sz="6" w:space="0" w:color="C4C7C5"/>
-              <w:bottom w:val="single" w:sz="6" w:space="0" w:color="C4C7C5"/>
-              <w:right w:val="single" w:sz="6" w:space="0" w:color="C4C7C5"/>
+              <w:top w:val="single" w:sz="4" w:space="0" w:color="auto"/>
+              <w:left w:val="single" w:sz="4" w:space="0" w:color="auto"/>
+              <w:bottom w:val="single" w:sz="4" w:space="0" w:color="auto"/>
+              <w:right w:val="single" w:sz="4" w:space="0" w:color="auto"/>
             </w:tcBorders>
             <w:shd w:val="clear" w:color="auto" w:fill="000000" w:themeFill="text1"/>
-            <w:tcMar>
-              <w:top w:w="120" w:type="dxa"/>
-              <w:left w:w="180" w:type="dxa"/>
-              <w:bottom w:w="120" w:type="dxa"/>
-              <w:right w:w="180" w:type="dxa"/>
-            </w:tcMar>
             <w:vAlign w:val="center"/>
             <w:hideMark/>
           </w:tcPr>
           <w:p>
             <w:pPr>
+              <w:spacing w:after="160" w:line="259" w:lineRule="auto"/>
               <w:rPr>
                 <w:rFonts w:cs="Aptos"/>
               </w:rPr>
             </w:pPr>
+            <w:proofErr w:type="spellStart"/>
             <w:r>
               <w:rPr>
                 <w:rFonts w:cs="Aptos"/>
-                <w:b/>
-                <w:bCs/>
-              </w:rPr>
-              <w:t>Resnet50</w:t>
+              </w:rPr>
+              <w:t>DeiT</w:t>
+            </w:r>
+            <w:proofErr w:type="spellEnd"/>
+            <w:r>
+              <w:rPr>
+                <w:rFonts w:cs="Aptos"/>
+              </w:rPr>
+              <w:t>-Hard</w:t>
             </w:r>
           </w:p>
         </w:tc>
         <w:tc>
           <w:tcPr>
-            <w:tcW w:w="0" w:type="auto"/>
+            <w:tcW w:w="2074" w:type="dxa"/>
             <w:tcBorders>
-              <w:top w:val="single" w:sz="6" w:space="0" w:color="C4C7C5"/>
-              <w:left w:val="single" w:sz="6" w:space="0" w:color="C4C7C5"/>
-              <w:bottom w:val="single" w:sz="6" w:space="0" w:color="C4C7C5"/>
-              <w:right w:val="single" w:sz="6" w:space="0" w:color="C4C7C5"/>
+              <w:top w:val="single" w:sz="4" w:space="0" w:color="auto"/>
+              <w:left w:val="single" w:sz="4" w:space="0" w:color="auto"/>
+              <w:bottom w:val="single" w:sz="4" w:space="0" w:color="auto"/>
+              <w:right w:val="single" w:sz="4" w:space="0" w:color="auto"/>
             </w:tcBorders>
             <w:shd w:val="clear" w:color="auto" w:fill="000000" w:themeFill="text1"/>
-            <w:tcMar>
-              <w:top w:w="120" w:type="dxa"/>
-              <w:left w:w="180" w:type="dxa"/>
-              <w:bottom w:w="120" w:type="dxa"/>
-              <w:right w:w="180" w:type="dxa"/>
-            </w:tcMar>
             <w:vAlign w:val="center"/>
             <w:hideMark/>
           </w:tcPr>
           <w:p>
             <w:pPr>
+              <w:spacing w:after="160" w:line="259" w:lineRule="auto"/>
               <w:rPr>
                 <w:rFonts w:cs="Aptos"/>
               </w:rPr>
             </w:pPr>
-            <m:oMathPara>
-              <m:oMath>
-                <m:r>
-                  <w:rPr>
-                    <w:rFonts w:ascii="Cambria Math" w:hAnsi="Cambria Math" w:cs="Aptos"/>
-                  </w:rPr>
-                  <m:t>99.98%</m:t>
-                </m:r>
-              </m:oMath>
-            </m:oMathPara>
+            <w:r>
+              <w:rPr>
+                <w:rFonts w:cs="Aptos"/>
+              </w:rPr>
+              <w:t>0.9960</w:t>
+            </w:r>
           </w:p>
         </w:tc>
         <w:tc>
           <w:tcPr>
-            <w:tcW w:w="0" w:type="auto"/>
+            <w:tcW w:w="2074" w:type="dxa"/>
             <w:tcBorders>
-              <w:top w:val="single" w:sz="6" w:space="0" w:color="C4C7C5"/>
-              <w:left w:val="single" w:sz="6" w:space="0" w:color="C4C7C5"/>
-              <w:bottom w:val="single" w:sz="6" w:space="0" w:color="C4C7C5"/>
-              <w:right w:val="single" w:sz="6" w:space="0" w:color="C4C7C5"/>
+              <w:top w:val="single" w:sz="4" w:space="0" w:color="auto"/>
+              <w:left w:val="single" w:sz="4" w:space="0" w:color="auto"/>
+              <w:bottom w:val="single" w:sz="4" w:space="0" w:color="auto"/>
+              <w:right w:val="single" w:sz="4" w:space="0" w:color="auto"/>
             </w:tcBorders>
             <w:shd w:val="clear" w:color="auto" w:fill="000000" w:themeFill="text1"/>
-            <w:tcMar>
-              <w:top w:w="120" w:type="dxa"/>
-              <w:left w:w="180" w:type="dxa"/>
-              <w:bottom w:w="120" w:type="dxa"/>
-              <w:right w:w="180" w:type="dxa"/>
-            </w:tcMar>
             <w:vAlign w:val="center"/>
             <w:hideMark/>
           </w:tcPr>
           <w:p>
             <w:pPr>
+              <w:spacing w:after="160" w:line="259" w:lineRule="auto"/>
               <w:rPr>
                 <w:rFonts w:cs="Aptos"/>
               </w:rPr>
             </w:pPr>
-            <m:oMathPara>
-              <m:oMath>
-                <m:r>
-                  <w:rPr>
-                    <w:rFonts w:ascii="Cambria Math" w:hAnsi="Cambria Math" w:cs="Aptos"/>
-                  </w:rPr>
-                  <m:t>92.85%</m:t>
-                </m:r>
-              </m:oMath>
-            </m:oMathPara>
+            <w:r>
+              <w:rPr>
+                <w:rFonts w:cs="Aptos"/>
+              </w:rPr>
+              <w:t>0.8884</w:t>
+            </w:r>
           </w:p>
         </w:tc>
         <w:tc>
           <w:tcPr>
-            <w:tcW w:w="0" w:type="auto"/>
+            <w:tcW w:w="2074" w:type="dxa"/>
             <w:tcBorders>
-              <w:top w:val="single" w:sz="6" w:space="0" w:color="C4C7C5"/>
-              <w:left w:val="single" w:sz="6" w:space="0" w:color="C4C7C5"/>
-              <w:bottom w:val="single" w:sz="6" w:space="0" w:color="C4C7C5"/>
-              <w:right w:val="single" w:sz="6" w:space="0" w:color="C4C7C5"/>
+              <w:top w:val="single" w:sz="4" w:space="0" w:color="auto"/>
+              <w:left w:val="single" w:sz="4" w:space="0" w:color="auto"/>
+              <w:bottom w:val="single" w:sz="4" w:space="0" w:color="auto"/>
+              <w:right w:val="single" w:sz="4" w:space="0" w:color="auto"/>
             </w:tcBorders>
             <w:shd w:val="clear" w:color="auto" w:fill="000000" w:themeFill="text1"/>
-            <w:tcMar>
-              <w:top w:w="120" w:type="dxa"/>
-              <w:left w:w="180" w:type="dxa"/>
-              <w:bottom w:w="120" w:type="dxa"/>
-              <w:right w:w="180" w:type="dxa"/>
-            </w:tcMar>
             <w:vAlign w:val="center"/>
             <w:hideMark/>
           </w:tcPr>
           <w:p>
             <w:pPr>
+              <w:spacing w:after="160" w:line="259" w:lineRule="auto"/>
               <w:rPr>
                 <w:rFonts w:cs="Aptos"/>
               </w:rPr>
             </w:pPr>
-            <m:oMathPara>
-              <m:oMath>
-                <m:r>
-                  <w:rPr>
-                    <w:rFonts w:ascii="Cambria Math" w:hAnsi="Cambria Math" w:cs="Aptos"/>
-                  </w:rPr>
-                  <m:t>0.9797</m:t>
-                </m:r>
-              </m:oMath>
-            </m:oMathPara>
+            <w:r>
+              <w:rPr>
+                <w:rFonts w:cs="Aptos"/>
+              </w:rPr>
+              <w:t>0.9496</w:t>
+            </w:r>
           </w:p>
         </w:tc>
         <w:tc>
           <w:tcPr>
-            <w:tcW w:w="0" w:type="auto"/>
+            <w:tcW w:w="2074" w:type="dxa"/>
             <w:tcBorders>
-              <w:top w:val="single" w:sz="6" w:space="0" w:color="C4C7C5"/>
-              <w:left w:val="single" w:sz="6" w:space="0" w:color="C4C7C5"/>
-              <w:bottom w:val="single" w:sz="6" w:space="0" w:color="C4C7C5"/>
-              <w:right w:val="single" w:sz="6" w:space="0" w:color="C4C7C5"/>
+              <w:top w:val="single" w:sz="4" w:space="0" w:color="auto"/>
+              <w:left w:val="single" w:sz="4" w:space="0" w:color="auto"/>
+              <w:bottom w:val="single" w:sz="4" w:space="0" w:color="auto"/>
+              <w:right w:val="single" w:sz="4" w:space="0" w:color="auto"/>
             </w:tcBorders>
             <w:shd w:val="clear" w:color="auto" w:fill="000000" w:themeFill="text1"/>
-            <w:tcMar>
-              <w:top w:w="120" w:type="dxa"/>
-              <w:left w:w="180" w:type="dxa"/>
-              <w:bottom w:w="120" w:type="dxa"/>
-              <w:right w:w="180" w:type="dxa"/>
-            </w:tcMar>
             <w:vAlign w:val="center"/>
             <w:hideMark/>
           </w:tcPr>
           <w:p>
             <w:pPr>
+              <w:spacing w:after="160" w:line="259" w:lineRule="auto"/>
               <w:rPr>
                 <w:rFonts w:cs="Aptos"/>
               </w:rPr>
             </w:pPr>
-            <m:oMathPara>
-              <m:oMath>
-                <m:r>
-                  <w:rPr>
-                    <w:rFonts w:ascii="Cambria Math" w:hAnsi="Cambria Math" w:cs="Aptos"/>
-                  </w:rPr>
-                  <m:t>7.15%</m:t>
-                </m:r>
-              </m:oMath>
-            </m:oMathPara>
+            <w:r>
+              <w:rPr>
+                <w:rFonts w:cs="Aptos"/>
+              </w:rPr>
+              <w:t>11.16</w:t>
+            </w:r>
           </w:p>
         </w:tc>
       </w:tr>
       <w:tr>
         <w:trPr>
-          <w:tblCellSpacing w:w="15" w:type="dxa"/>
+          <w:jc w:val="center"/>
         </w:trPr>
         <w:tc>
           <w:tcPr>
-            <w:tcW w:w="0" w:type="auto"/>
+            <w:tcW w:w="2074" w:type="dxa"/>
             <w:tcBorders>
-              <w:top w:val="single" w:sz="6" w:space="0" w:color="C4C7C5"/>
-              <w:left w:val="single" w:sz="6" w:space="0" w:color="C4C7C5"/>
-              <w:bottom w:val="single" w:sz="6" w:space="0" w:color="C4C7C5"/>
-              <w:right w:val="single" w:sz="6" w:space="0" w:color="C4C7C5"/>
+              <w:top w:val="single" w:sz="4" w:space="0" w:color="auto"/>
+              <w:left w:val="single" w:sz="4" w:space="0" w:color="auto"/>
+              <w:bottom w:val="single" w:sz="4" w:space="0" w:color="auto"/>
+              <w:right w:val="single" w:sz="4" w:space="0" w:color="auto"/>
             </w:tcBorders>
             <w:shd w:val="clear" w:color="auto" w:fill="000000" w:themeFill="text1"/>
-            <w:tcMar>
-              <w:top w:w="120" w:type="dxa"/>
-              <w:left w:w="180" w:type="dxa"/>
-              <w:bottom w:w="120" w:type="dxa"/>
-              <w:right w:w="180" w:type="dxa"/>
-            </w:tcMar>
             <w:vAlign w:val="center"/>
             <w:hideMark/>
           </w:tcPr>
           <w:p>
             <w:pPr>
+              <w:spacing w:after="160" w:line="259" w:lineRule="auto"/>
               <w:rPr>
                 <w:rFonts w:cs="Aptos"/>
               </w:rPr>
             </w:pPr>
+            <w:proofErr w:type="spellStart"/>
             <w:r>
               <w:rPr>
                 <w:rFonts w:cs="Aptos"/>
-                <w:b/>
-                <w:bCs/>
-              </w:rPr>
-              <w:t>Resnet18</w:t>
+              </w:rPr>
+              <w:t>DeiT</w:t>
+            </w:r>
+            <w:proofErr w:type="spellEnd"/>
+            <w:r>
+              <w:rPr>
+                <w:rFonts w:cs="Aptos"/>
+              </w:rPr>
+              <w:t>-Soft</w:t>
             </w:r>
           </w:p>
         </w:tc>
         <w:tc>
           <w:tcPr>
-            <w:tcW w:w="0" w:type="auto"/>
+            <w:tcW w:w="2074" w:type="dxa"/>
             <w:tcBorders>
-              <w:top w:val="single" w:sz="6" w:space="0" w:color="C4C7C5"/>
-              <w:left w:val="single" w:sz="6" w:space="0" w:color="C4C7C5"/>
-              <w:bottom w:val="single" w:sz="6" w:space="0" w:color="C4C7C5"/>
-              <w:right w:val="single" w:sz="6" w:space="0" w:color="C4C7C5"/>
+              <w:top w:val="single" w:sz="4" w:space="0" w:color="auto"/>
+              <w:left w:val="single" w:sz="4" w:space="0" w:color="auto"/>
+              <w:bottom w:val="single" w:sz="4" w:space="0" w:color="auto"/>
+              <w:right w:val="single" w:sz="4" w:space="0" w:color="auto"/>
             </w:tcBorders>
             <w:shd w:val="clear" w:color="auto" w:fill="000000" w:themeFill="text1"/>
-            <w:tcMar>
-              <w:top w:w="120" w:type="dxa"/>
-              <w:left w:w="180" w:type="dxa"/>
-              <w:bottom w:w="120" w:type="dxa"/>
-              <w:right w:w="180" w:type="dxa"/>
-            </w:tcMar>
             <w:vAlign w:val="center"/>
             <w:hideMark/>
           </w:tcPr>
           <w:p>
             <w:pPr>
+              <w:spacing w:after="160" w:line="259" w:lineRule="auto"/>
               <w:rPr>
                 <w:rFonts w:cs="Aptos"/>
               </w:rPr>
             </w:pPr>
-            <m:oMathPara>
-              <m:oMath>
-                <m:r>
-                  <w:rPr>
-                    <w:rFonts w:ascii="Cambria Math" w:hAnsi="Cambria Math" w:cs="Aptos"/>
-                  </w:rPr>
-                  <m:t>99.98%</m:t>
-                </m:r>
-              </m:oMath>
-            </m:oMathPara>
+            <w:r>
+              <w:rPr>
+                <w:rFonts w:cs="Aptos"/>
+              </w:rPr>
+              <w:t>0.9962</w:t>
+            </w:r>
           </w:p>
         </w:tc>
         <w:tc>
           <w:tcPr>
-            <w:tcW w:w="0" w:type="auto"/>
+            <w:tcW w:w="2074" w:type="dxa"/>
             <w:tcBorders>
-              <w:top w:val="single" w:sz="6" w:space="0" w:color="C4C7C5"/>
-              <w:left w:val="single" w:sz="6" w:space="0" w:color="C4C7C5"/>
-              <w:bottom w:val="single" w:sz="6" w:space="0" w:color="C4C7C5"/>
-              <w:right w:val="single" w:sz="6" w:space="0" w:color="C4C7C5"/>
+              <w:top w:val="single" w:sz="4" w:space="0" w:color="auto"/>
+              <w:left w:val="single" w:sz="4" w:space="0" w:color="auto"/>
+              <w:bottom w:val="single" w:sz="4" w:space="0" w:color="auto"/>
+              <w:right w:val="single" w:sz="4" w:space="0" w:color="auto"/>
             </w:tcBorders>
             <w:shd w:val="clear" w:color="auto" w:fill="000000" w:themeFill="text1"/>
-            <w:tcMar>
-              <w:top w:w="120" w:type="dxa"/>
-              <w:left w:w="180" w:type="dxa"/>
-              <w:bottom w:w="120" w:type="dxa"/>
-              <w:right w:w="180" w:type="dxa"/>
-            </w:tcMar>
             <w:vAlign w:val="center"/>
             <w:hideMark/>
           </w:tcPr>
           <w:p>
             <w:pPr>
+              <w:spacing w:after="160" w:line="259" w:lineRule="auto"/>
               <w:rPr>
                 <w:rFonts w:cs="Aptos"/>
               </w:rPr>
             </w:pPr>
-            <m:oMathPara>
-              <m:oMath>
-                <m:r>
-                  <w:rPr>
-                    <w:rFonts w:ascii="Cambria Math" w:hAnsi="Cambria Math" w:cs="Aptos"/>
-                  </w:rPr>
-                  <m:t>92.34%</m:t>
-                </m:r>
-              </m:oMath>
-            </m:oMathPara>
+            <w:r>
+              <w:rPr>
+                <w:rFonts w:cs="Aptos"/>
+              </w:rPr>
+              <w:t>0.8881</w:t>
+            </w:r>
           </w:p>
         </w:tc>
         <w:tc>
           <w:tcPr>
-            <w:tcW w:w="0" w:type="auto"/>
+            <w:tcW w:w="2074" w:type="dxa"/>
             <w:tcBorders>
-              <w:top w:val="single" w:sz="6" w:space="0" w:color="C4C7C5"/>
-              <w:left w:val="single" w:sz="6" w:space="0" w:color="C4C7C5"/>
-              <w:bottom w:val="single" w:sz="6" w:space="0" w:color="C4C7C5"/>
-              <w:right w:val="single" w:sz="6" w:space="0" w:color="C4C7C5"/>
+              <w:top w:val="single" w:sz="4" w:space="0" w:color="auto"/>
+              <w:left w:val="single" w:sz="4" w:space="0" w:color="auto"/>
+              <w:bottom w:val="single" w:sz="4" w:space="0" w:color="auto"/>
+              <w:right w:val="single" w:sz="4" w:space="0" w:color="auto"/>
             </w:tcBorders>
             <w:shd w:val="clear" w:color="auto" w:fill="000000" w:themeFill="text1"/>
-            <w:tcMar>
-              <w:top w:w="120" w:type="dxa"/>
-              <w:left w:w="180" w:type="dxa"/>
-              <w:bottom w:w="120" w:type="dxa"/>
-              <w:right w:w="180" w:type="dxa"/>
-            </w:tcMar>
             <w:vAlign w:val="center"/>
             <w:hideMark/>
           </w:tcPr>
           <w:p>
             <w:pPr>
+              <w:spacing w:after="160" w:line="259" w:lineRule="auto"/>
               <w:rPr>
                 <w:rFonts w:cs="Aptos"/>
               </w:rPr>
             </w:pPr>
-            <m:oMathPara>
-              <m:oMath>
-                <m:r>
-                  <w:rPr>
-                    <w:rFonts w:ascii="Cambria Math" w:hAnsi="Cambria Math" w:cs="Aptos"/>
-                  </w:rPr>
-                  <m:t>0.9825</m:t>
-                </m:r>
-              </m:oMath>
-            </m:oMathPara>
+            <w:r>
+              <w:rPr>
+                <w:rFonts w:cs="Aptos"/>
+              </w:rPr>
+              <w:t>0.9504</w:t>
+            </w:r>
           </w:p>
         </w:tc>
         <w:tc>
           <w:tcPr>
-            <w:tcW w:w="0" w:type="auto"/>
+            <w:tcW w:w="2074" w:type="dxa"/>
             <w:tcBorders>
-              <w:top w:val="single" w:sz="6" w:space="0" w:color="C4C7C5"/>
-              <w:left w:val="single" w:sz="6" w:space="0" w:color="C4C7C5"/>
-              <w:bottom w:val="single" w:sz="6" w:space="0" w:color="C4C7C5"/>
-              <w:right w:val="single" w:sz="6" w:space="0" w:color="C4C7C5"/>
+              <w:top w:val="single" w:sz="4" w:space="0" w:color="auto"/>
+              <w:left w:val="single" w:sz="4" w:space="0" w:color="auto"/>
+              <w:bottom w:val="single" w:sz="4" w:space="0" w:color="auto"/>
+              <w:right w:val="single" w:sz="4" w:space="0" w:color="auto"/>
             </w:tcBorders>
             <w:shd w:val="clear" w:color="auto" w:fill="000000" w:themeFill="text1"/>
-            <w:tcMar>
-              <w:top w:w="120" w:type="dxa"/>
-              <w:left w:w="180" w:type="dxa"/>
-              <w:bottom w:w="120" w:type="dxa"/>
-              <w:right w:w="180" w:type="dxa"/>
-            </w:tcMar>
             <w:vAlign w:val="center"/>
             <w:hideMark/>
           </w:tcPr>
           <w:p>
             <w:pPr>
-              <w:rPr>
-                <w:rFonts w:cs="Aptos"/>
-              </w:rPr>
-            </w:pPr>
-            <m:oMathPara>
-              <m:oMath>
-                <m:r>
-                  <w:rPr>
-                    <w:rFonts w:ascii="Cambria Math" w:hAnsi="Cambria Math" w:cs="Aptos"/>
-                  </w:rPr>
-                  <m:t>7.65%</m:t>
-                </m:r>
-              </m:oMath>
-            </m:oMathPara>
-          </w:p>
-        </w:tc>
-      </w:tr>
-      <w:tr>
-        <w:trPr>
-          <w:tblCellSpacing w:w="15" w:type="dxa"/>
-        </w:trPr>
-        <w:tc>
-          <w:tcPr>
-            <w:tcW w:w="0" w:type="auto"/>
-            <w:tcBorders>
-              <w:top w:val="single" w:sz="6" w:space="0" w:color="C4C7C5"/>
-              <w:left w:val="single" w:sz="6" w:space="0" w:color="C4C7C5"/>
-              <w:bottom w:val="single" w:sz="6" w:space="0" w:color="C4C7C5"/>
-              <w:right w:val="single" w:sz="6" w:space="0" w:color="C4C7C5"/>
-            </w:tcBorders>
-            <w:shd w:val="clear" w:color="auto" w:fill="000000" w:themeFill="text1"/>
-            <w:tcMar>
-              <w:top w:w="120" w:type="dxa"/>
-              <w:left w:w="180" w:type="dxa"/>
-              <w:bottom w:w="120" w:type="dxa"/>
-              <w:right w:w="180" w:type="dxa"/>
-            </w:tcMar>
-            <w:vAlign w:val="center"/>
-            <w:hideMark/>
-          </w:tcPr>
-          <w:p>
-            <w:pPr>
+              <w:spacing w:after="160" w:line="259" w:lineRule="auto"/>
               <w:rPr>
                 <w:rFonts w:cs="Aptos"/>
               </w:rPr>
@@ -3553,727 +3840,9 @@
             <w:r>
               <w:rPr>
                 <w:rFonts w:cs="Aptos"/>
-                <w:b/>
-                <w:bCs/>
-              </w:rPr>
-              <w:t>CNNTRANSFORMER</w:t>
+              </w:rPr>
+              <w:t>11.19</w:t>
             </w:r>
-          </w:p>
-        </w:tc>
-        <w:tc>
-          <w:tcPr>
-            <w:tcW w:w="0" w:type="auto"/>
-            <w:tcBorders>
-              <w:top w:val="single" w:sz="6" w:space="0" w:color="C4C7C5"/>
-              <w:left w:val="single" w:sz="6" w:space="0" w:color="C4C7C5"/>
-              <w:bottom w:val="single" w:sz="6" w:space="0" w:color="C4C7C5"/>
-              <w:right w:val="single" w:sz="6" w:space="0" w:color="C4C7C5"/>
-            </w:tcBorders>
-            <w:shd w:val="clear" w:color="auto" w:fill="000000" w:themeFill="text1"/>
-            <w:tcMar>
-              <w:top w:w="120" w:type="dxa"/>
-              <w:left w:w="180" w:type="dxa"/>
-              <w:bottom w:w="120" w:type="dxa"/>
-              <w:right w:w="180" w:type="dxa"/>
-            </w:tcMar>
-            <w:vAlign w:val="center"/>
-            <w:hideMark/>
-          </w:tcPr>
-          <w:p>
-            <w:pPr>
-              <w:rPr>
-                <w:rFonts w:cs="Aptos"/>
-              </w:rPr>
-            </w:pPr>
-            <m:oMathPara>
-              <m:oMath>
-                <m:r>
-                  <w:rPr>
-                    <w:rFonts w:ascii="Cambria Math" w:hAnsi="Cambria Math" w:cs="Aptos"/>
-                  </w:rPr>
-                  <m:t>99.98%</m:t>
-                </m:r>
-              </m:oMath>
-            </m:oMathPara>
-          </w:p>
-        </w:tc>
-        <w:tc>
-          <w:tcPr>
-            <w:tcW w:w="0" w:type="auto"/>
-            <w:tcBorders>
-              <w:top w:val="single" w:sz="6" w:space="0" w:color="C4C7C5"/>
-              <w:left w:val="single" w:sz="6" w:space="0" w:color="C4C7C5"/>
-              <w:bottom w:val="single" w:sz="6" w:space="0" w:color="C4C7C5"/>
-              <w:right w:val="single" w:sz="6" w:space="0" w:color="C4C7C5"/>
-            </w:tcBorders>
-            <w:shd w:val="clear" w:color="auto" w:fill="000000" w:themeFill="text1"/>
-            <w:tcMar>
-              <w:top w:w="120" w:type="dxa"/>
-              <w:left w:w="180" w:type="dxa"/>
-              <w:bottom w:w="120" w:type="dxa"/>
-              <w:right w:w="180" w:type="dxa"/>
-            </w:tcMar>
-            <w:vAlign w:val="center"/>
-            <w:hideMark/>
-          </w:tcPr>
-          <w:p>
-            <w:pPr>
-              <w:rPr>
-                <w:rFonts w:cs="Aptos"/>
-              </w:rPr>
-            </w:pPr>
-            <m:oMathPara>
-              <m:oMath>
-                <m:r>
-                  <w:rPr>
-                    <w:rFonts w:ascii="Cambria Math" w:hAnsi="Cambria Math" w:cs="Aptos"/>
-                  </w:rPr>
-                  <m:t>92.11%</m:t>
-                </m:r>
-              </m:oMath>
-            </m:oMathPara>
-          </w:p>
-        </w:tc>
-        <w:tc>
-          <w:tcPr>
-            <w:tcW w:w="0" w:type="auto"/>
-            <w:tcBorders>
-              <w:top w:val="single" w:sz="6" w:space="0" w:color="C4C7C5"/>
-              <w:left w:val="single" w:sz="6" w:space="0" w:color="C4C7C5"/>
-              <w:bottom w:val="single" w:sz="6" w:space="0" w:color="C4C7C5"/>
-              <w:right w:val="single" w:sz="6" w:space="0" w:color="C4C7C5"/>
-            </w:tcBorders>
-            <w:shd w:val="clear" w:color="auto" w:fill="000000" w:themeFill="text1"/>
-            <w:tcMar>
-              <w:top w:w="120" w:type="dxa"/>
-              <w:left w:w="180" w:type="dxa"/>
-              <w:bottom w:w="120" w:type="dxa"/>
-              <w:right w:w="180" w:type="dxa"/>
-            </w:tcMar>
-            <w:vAlign w:val="center"/>
-            <w:hideMark/>
-          </w:tcPr>
-          <w:p>
-            <w:pPr>
-              <w:rPr>
-                <w:rFonts w:cs="Aptos"/>
-              </w:rPr>
-            </w:pPr>
-            <m:oMathPara>
-              <m:oMath>
-                <m:r>
-                  <w:rPr>
-                    <w:rFonts w:ascii="Cambria Math" w:hAnsi="Cambria Math" w:cs="Aptos"/>
-                  </w:rPr>
-                  <m:t>0.9800</m:t>
-                </m:r>
-              </m:oMath>
-            </m:oMathPara>
-          </w:p>
-        </w:tc>
-        <w:tc>
-          <w:tcPr>
-            <w:tcW w:w="0" w:type="auto"/>
-            <w:tcBorders>
-              <w:top w:val="single" w:sz="6" w:space="0" w:color="C4C7C5"/>
-              <w:left w:val="single" w:sz="6" w:space="0" w:color="C4C7C5"/>
-              <w:bottom w:val="single" w:sz="6" w:space="0" w:color="C4C7C5"/>
-              <w:right w:val="single" w:sz="6" w:space="0" w:color="C4C7C5"/>
-            </w:tcBorders>
-            <w:shd w:val="clear" w:color="auto" w:fill="000000" w:themeFill="text1"/>
-            <w:tcMar>
-              <w:top w:w="120" w:type="dxa"/>
-              <w:left w:w="180" w:type="dxa"/>
-              <w:bottom w:w="120" w:type="dxa"/>
-              <w:right w:w="180" w:type="dxa"/>
-            </w:tcMar>
-            <w:vAlign w:val="center"/>
-            <w:hideMark/>
-          </w:tcPr>
-          <w:p>
-            <w:pPr>
-              <w:rPr>
-                <w:rFonts w:cs="Aptos"/>
-              </w:rPr>
-            </w:pPr>
-            <m:oMathPara>
-              <m:oMath>
-                <m:r>
-                  <w:rPr>
-                    <w:rFonts w:ascii="Cambria Math" w:hAnsi="Cambria Math" w:cs="Aptos"/>
-                  </w:rPr>
-                  <m:t>7.89%</m:t>
-                </m:r>
-              </m:oMath>
-            </m:oMathPara>
-          </w:p>
-        </w:tc>
-      </w:tr>
-      <w:tr>
-        <w:trPr>
-          <w:tblCellSpacing w:w="15" w:type="dxa"/>
-        </w:trPr>
-        <w:tc>
-          <w:tcPr>
-            <w:tcW w:w="0" w:type="auto"/>
-            <w:tcBorders>
-              <w:top w:val="single" w:sz="6" w:space="0" w:color="C4C7C5"/>
-              <w:left w:val="single" w:sz="6" w:space="0" w:color="C4C7C5"/>
-              <w:bottom w:val="single" w:sz="6" w:space="0" w:color="C4C7C5"/>
-              <w:right w:val="single" w:sz="6" w:space="0" w:color="C4C7C5"/>
-            </w:tcBorders>
-            <w:shd w:val="clear" w:color="auto" w:fill="000000" w:themeFill="text1"/>
-            <w:tcMar>
-              <w:top w:w="120" w:type="dxa"/>
-              <w:left w:w="180" w:type="dxa"/>
-              <w:bottom w:w="120" w:type="dxa"/>
-              <w:right w:w="180" w:type="dxa"/>
-            </w:tcMar>
-            <w:vAlign w:val="center"/>
-            <w:hideMark/>
-          </w:tcPr>
-          <w:p>
-            <w:pPr>
-              <w:rPr>
-                <w:rFonts w:cs="Aptos"/>
-              </w:rPr>
-            </w:pPr>
-            <w:r>
-              <w:rPr>
-                <w:rFonts w:cs="Aptos"/>
-                <w:b/>
-                <w:bCs/>
-              </w:rPr>
-              <w:t>VIT</w:t>
-            </w:r>
-          </w:p>
-        </w:tc>
-        <w:tc>
-          <w:tcPr>
-            <w:tcW w:w="0" w:type="auto"/>
-            <w:tcBorders>
-              <w:top w:val="single" w:sz="6" w:space="0" w:color="C4C7C5"/>
-              <w:left w:val="single" w:sz="6" w:space="0" w:color="C4C7C5"/>
-              <w:bottom w:val="single" w:sz="6" w:space="0" w:color="C4C7C5"/>
-              <w:right w:val="single" w:sz="6" w:space="0" w:color="C4C7C5"/>
-            </w:tcBorders>
-            <w:shd w:val="clear" w:color="auto" w:fill="000000" w:themeFill="text1"/>
-            <w:tcMar>
-              <w:top w:w="120" w:type="dxa"/>
-              <w:left w:w="180" w:type="dxa"/>
-              <w:bottom w:w="120" w:type="dxa"/>
-              <w:right w:w="180" w:type="dxa"/>
-            </w:tcMar>
-            <w:vAlign w:val="center"/>
-            <w:hideMark/>
-          </w:tcPr>
-          <w:p>
-            <w:pPr>
-              <w:rPr>
-                <w:rFonts w:cs="Aptos"/>
-              </w:rPr>
-            </w:pPr>
-            <m:oMathPara>
-              <m:oMath>
-                <m:r>
-                  <w:rPr>
-                    <w:rFonts w:ascii="Cambria Math" w:hAnsi="Cambria Math" w:cs="Aptos"/>
-                  </w:rPr>
-                  <m:t>99.54%</m:t>
-                </m:r>
-              </m:oMath>
-            </m:oMathPara>
-          </w:p>
-        </w:tc>
-        <w:tc>
-          <w:tcPr>
-            <w:tcW w:w="0" w:type="auto"/>
-            <w:tcBorders>
-              <w:top w:val="single" w:sz="6" w:space="0" w:color="C4C7C5"/>
-              <w:left w:val="single" w:sz="6" w:space="0" w:color="C4C7C5"/>
-              <w:bottom w:val="single" w:sz="6" w:space="0" w:color="C4C7C5"/>
-              <w:right w:val="single" w:sz="6" w:space="0" w:color="C4C7C5"/>
-            </w:tcBorders>
-            <w:shd w:val="clear" w:color="auto" w:fill="000000" w:themeFill="text1"/>
-            <w:tcMar>
-              <w:top w:w="120" w:type="dxa"/>
-              <w:left w:w="180" w:type="dxa"/>
-              <w:bottom w:w="120" w:type="dxa"/>
-              <w:right w:w="180" w:type="dxa"/>
-            </w:tcMar>
-            <w:vAlign w:val="center"/>
-            <w:hideMark/>
-          </w:tcPr>
-          <w:p>
-            <w:pPr>
-              <w:rPr>
-                <w:rFonts w:cs="Aptos"/>
-              </w:rPr>
-            </w:pPr>
-            <m:oMathPara>
-              <m:oMath>
-                <m:r>
-                  <w:rPr>
-                    <w:rFonts w:ascii="Cambria Math" w:hAnsi="Cambria Math" w:cs="Aptos"/>
-                  </w:rPr>
-                  <m:t>91.67%</m:t>
-                </m:r>
-              </m:oMath>
-            </m:oMathPara>
-          </w:p>
-        </w:tc>
-        <w:tc>
-          <w:tcPr>
-            <w:tcW w:w="0" w:type="auto"/>
-            <w:tcBorders>
-              <w:top w:val="single" w:sz="6" w:space="0" w:color="C4C7C5"/>
-              <w:left w:val="single" w:sz="6" w:space="0" w:color="C4C7C5"/>
-              <w:bottom w:val="single" w:sz="6" w:space="0" w:color="C4C7C5"/>
-              <w:right w:val="single" w:sz="6" w:space="0" w:color="C4C7C5"/>
-            </w:tcBorders>
-            <w:shd w:val="clear" w:color="auto" w:fill="000000" w:themeFill="text1"/>
-            <w:tcMar>
-              <w:top w:w="120" w:type="dxa"/>
-              <w:left w:w="180" w:type="dxa"/>
-              <w:bottom w:w="120" w:type="dxa"/>
-              <w:right w:w="180" w:type="dxa"/>
-            </w:tcMar>
-            <w:vAlign w:val="center"/>
-            <w:hideMark/>
-          </w:tcPr>
-          <w:p>
-            <w:pPr>
-              <w:rPr>
-                <w:rFonts w:cs="Aptos"/>
-              </w:rPr>
-            </w:pPr>
-            <m:oMathPara>
-              <m:oMath>
-                <m:r>
-                  <w:rPr>
-                    <w:rFonts w:ascii="Cambria Math" w:hAnsi="Cambria Math" w:cs="Aptos"/>
-                  </w:rPr>
-                  <m:t>0.9689</m:t>
-                </m:r>
-              </m:oMath>
-            </m:oMathPara>
-          </w:p>
-        </w:tc>
-        <w:tc>
-          <w:tcPr>
-            <w:tcW w:w="0" w:type="auto"/>
-            <w:tcBorders>
-              <w:top w:val="single" w:sz="6" w:space="0" w:color="C4C7C5"/>
-              <w:left w:val="single" w:sz="6" w:space="0" w:color="C4C7C5"/>
-              <w:bottom w:val="single" w:sz="6" w:space="0" w:color="C4C7C5"/>
-              <w:right w:val="single" w:sz="6" w:space="0" w:color="C4C7C5"/>
-            </w:tcBorders>
-            <w:shd w:val="clear" w:color="auto" w:fill="000000" w:themeFill="text1"/>
-            <w:tcMar>
-              <w:top w:w="120" w:type="dxa"/>
-              <w:left w:w="180" w:type="dxa"/>
-              <w:bottom w:w="120" w:type="dxa"/>
-              <w:right w:w="180" w:type="dxa"/>
-            </w:tcMar>
-            <w:vAlign w:val="center"/>
-            <w:hideMark/>
-          </w:tcPr>
-          <w:p>
-            <w:pPr>
-              <w:rPr>
-                <w:rFonts w:cs="Aptos"/>
-              </w:rPr>
-            </w:pPr>
-            <m:oMathPara>
-              <m:oMath>
-                <m:r>
-                  <w:rPr>
-                    <w:rFonts w:ascii="Cambria Math" w:hAnsi="Cambria Math" w:cs="Aptos"/>
-                  </w:rPr>
-                  <m:t>8.32%</m:t>
-                </m:r>
-              </m:oMath>
-            </m:oMathPara>
-          </w:p>
-        </w:tc>
-      </w:tr>
-      <w:tr>
-        <w:trPr>
-          <w:tblCellSpacing w:w="15" w:type="dxa"/>
-        </w:trPr>
-        <w:tc>
-          <w:tcPr>
-            <w:tcW w:w="0" w:type="auto"/>
-            <w:tcBorders>
-              <w:top w:val="single" w:sz="6" w:space="0" w:color="C4C7C5"/>
-              <w:left w:val="single" w:sz="6" w:space="0" w:color="C4C7C5"/>
-              <w:bottom w:val="single" w:sz="6" w:space="0" w:color="C4C7C5"/>
-              <w:right w:val="single" w:sz="6" w:space="0" w:color="C4C7C5"/>
-            </w:tcBorders>
-            <w:shd w:val="clear" w:color="auto" w:fill="000000" w:themeFill="text1"/>
-            <w:tcMar>
-              <w:top w:w="120" w:type="dxa"/>
-              <w:left w:w="180" w:type="dxa"/>
-              <w:bottom w:w="120" w:type="dxa"/>
-              <w:right w:w="180" w:type="dxa"/>
-            </w:tcMar>
-            <w:vAlign w:val="center"/>
-            <w:hideMark/>
-          </w:tcPr>
-          <w:p>
-            <w:pPr>
-              <w:rPr>
-                <w:rFonts w:cs="Aptos"/>
-              </w:rPr>
-            </w:pPr>
-            <w:proofErr w:type="spellStart"/>
-            <w:r>
-              <w:rPr>
-                <w:rFonts w:cs="Aptos"/>
-                <w:b/>
-                <w:bCs/>
-              </w:rPr>
-              <w:t>DEIT_Hard</w:t>
-            </w:r>
-            <w:proofErr w:type="spellEnd"/>
-          </w:p>
-        </w:tc>
-        <w:tc>
-          <w:tcPr>
-            <w:tcW w:w="0" w:type="auto"/>
-            <w:tcBorders>
-              <w:top w:val="single" w:sz="6" w:space="0" w:color="C4C7C5"/>
-              <w:left w:val="single" w:sz="6" w:space="0" w:color="C4C7C5"/>
-              <w:bottom w:val="single" w:sz="6" w:space="0" w:color="C4C7C5"/>
-              <w:right w:val="single" w:sz="6" w:space="0" w:color="C4C7C5"/>
-            </w:tcBorders>
-            <w:shd w:val="clear" w:color="auto" w:fill="000000" w:themeFill="text1"/>
-            <w:tcMar>
-              <w:top w:w="120" w:type="dxa"/>
-              <w:left w:w="180" w:type="dxa"/>
-              <w:bottom w:w="120" w:type="dxa"/>
-              <w:right w:w="180" w:type="dxa"/>
-            </w:tcMar>
-            <w:vAlign w:val="center"/>
-            <w:hideMark/>
-          </w:tcPr>
-          <w:p>
-            <w:pPr>
-              <w:rPr>
-                <w:rFonts w:cs="Aptos"/>
-              </w:rPr>
-            </w:pPr>
-            <m:oMathPara>
-              <m:oMath>
-                <m:r>
-                  <w:rPr>
-                    <w:rFonts w:ascii="Cambria Math" w:hAnsi="Cambria Math" w:cs="Aptos"/>
-                  </w:rPr>
-                  <m:t>99.62%</m:t>
-                </m:r>
-              </m:oMath>
-            </m:oMathPara>
-          </w:p>
-        </w:tc>
-        <w:tc>
-          <w:tcPr>
-            <w:tcW w:w="0" w:type="auto"/>
-            <w:tcBorders>
-              <w:top w:val="single" w:sz="6" w:space="0" w:color="C4C7C5"/>
-              <w:left w:val="single" w:sz="6" w:space="0" w:color="C4C7C5"/>
-              <w:bottom w:val="single" w:sz="6" w:space="0" w:color="C4C7C5"/>
-              <w:right w:val="single" w:sz="6" w:space="0" w:color="C4C7C5"/>
-            </w:tcBorders>
-            <w:shd w:val="clear" w:color="auto" w:fill="000000" w:themeFill="text1"/>
-            <w:tcMar>
-              <w:top w:w="120" w:type="dxa"/>
-              <w:left w:w="180" w:type="dxa"/>
-              <w:bottom w:w="120" w:type="dxa"/>
-              <w:right w:w="180" w:type="dxa"/>
-            </w:tcMar>
-            <w:vAlign w:val="center"/>
-            <w:hideMark/>
-          </w:tcPr>
-          <w:p>
-            <w:pPr>
-              <w:rPr>
-                <w:rFonts w:cs="Aptos"/>
-              </w:rPr>
-            </w:pPr>
-            <m:oMathPara>
-              <m:oMath>
-                <m:r>
-                  <w:rPr>
-                    <w:rFonts w:ascii="Cambria Math" w:hAnsi="Cambria Math" w:cs="Aptos"/>
-                  </w:rPr>
-                  <m:t>90.04%</m:t>
-                </m:r>
-              </m:oMath>
-            </m:oMathPara>
-          </w:p>
-        </w:tc>
-        <w:tc>
-          <w:tcPr>
-            <w:tcW w:w="0" w:type="auto"/>
-            <w:tcBorders>
-              <w:top w:val="single" w:sz="6" w:space="0" w:color="C4C7C5"/>
-              <w:left w:val="single" w:sz="6" w:space="0" w:color="C4C7C5"/>
-              <w:bottom w:val="single" w:sz="6" w:space="0" w:color="C4C7C5"/>
-              <w:right w:val="single" w:sz="6" w:space="0" w:color="C4C7C5"/>
-            </w:tcBorders>
-            <w:shd w:val="clear" w:color="auto" w:fill="000000" w:themeFill="text1"/>
-            <w:tcMar>
-              <w:top w:w="120" w:type="dxa"/>
-              <w:left w:w="180" w:type="dxa"/>
-              <w:bottom w:w="120" w:type="dxa"/>
-              <w:right w:w="180" w:type="dxa"/>
-            </w:tcMar>
-            <w:vAlign w:val="center"/>
-            <w:hideMark/>
-          </w:tcPr>
-          <w:p>
-            <w:pPr>
-              <w:rPr>
-                <w:rFonts w:cs="Aptos"/>
-              </w:rPr>
-            </w:pPr>
-            <m:oMathPara>
-              <m:oMath>
-                <m:r>
-                  <w:rPr>
-                    <w:rFonts w:ascii="Cambria Math" w:hAnsi="Cambria Math" w:cs="Aptos"/>
-                  </w:rPr>
-                  <m:t>0.9620</m:t>
-                </m:r>
-              </m:oMath>
-            </m:oMathPara>
-          </w:p>
-        </w:tc>
-        <w:tc>
-          <w:tcPr>
-            <w:tcW w:w="0" w:type="auto"/>
-            <w:tcBorders>
-              <w:top w:val="single" w:sz="6" w:space="0" w:color="C4C7C5"/>
-              <w:left w:val="single" w:sz="6" w:space="0" w:color="C4C7C5"/>
-              <w:bottom w:val="single" w:sz="6" w:space="0" w:color="C4C7C5"/>
-              <w:right w:val="single" w:sz="6" w:space="0" w:color="C4C7C5"/>
-            </w:tcBorders>
-            <w:shd w:val="clear" w:color="auto" w:fill="000000" w:themeFill="text1"/>
-            <w:tcMar>
-              <w:top w:w="120" w:type="dxa"/>
-              <w:left w:w="180" w:type="dxa"/>
-              <w:bottom w:w="120" w:type="dxa"/>
-              <w:right w:w="180" w:type="dxa"/>
-            </w:tcMar>
-            <w:vAlign w:val="center"/>
-            <w:hideMark/>
-          </w:tcPr>
-          <w:p>
-            <w:pPr>
-              <w:rPr>
-                <w:rFonts w:cs="Aptos"/>
-              </w:rPr>
-            </w:pPr>
-            <m:oMathPara>
-              <m:oMath>
-                <m:r>
-                  <w:rPr>
-                    <w:rFonts w:ascii="Cambria Math" w:hAnsi="Cambria Math" w:cs="Aptos"/>
-                  </w:rPr>
-                  <m:t>9.97%</m:t>
-                </m:r>
-              </m:oMath>
-            </m:oMathPara>
-          </w:p>
-        </w:tc>
-      </w:tr>
-      <w:tr>
-        <w:trPr>
-          <w:tblCellSpacing w:w="15" w:type="dxa"/>
-        </w:trPr>
-        <w:tc>
-          <w:tcPr>
-            <w:tcW w:w="0" w:type="auto"/>
-            <w:tcBorders>
-              <w:top w:val="single" w:sz="6" w:space="0" w:color="C4C7C5"/>
-              <w:left w:val="single" w:sz="6" w:space="0" w:color="C4C7C5"/>
-              <w:bottom w:val="single" w:sz="6" w:space="0" w:color="C4C7C5"/>
-              <w:right w:val="single" w:sz="6" w:space="0" w:color="C4C7C5"/>
-            </w:tcBorders>
-            <w:shd w:val="clear" w:color="auto" w:fill="000000" w:themeFill="text1"/>
-            <w:tcMar>
-              <w:top w:w="120" w:type="dxa"/>
-              <w:left w:w="180" w:type="dxa"/>
-              <w:bottom w:w="120" w:type="dxa"/>
-              <w:right w:w="180" w:type="dxa"/>
-            </w:tcMar>
-            <w:vAlign w:val="center"/>
-            <w:hideMark/>
-          </w:tcPr>
-          <w:p>
-            <w:pPr>
-              <w:rPr>
-                <w:rFonts w:cs="Aptos"/>
-              </w:rPr>
-            </w:pPr>
-            <w:proofErr w:type="spellStart"/>
-            <w:r>
-              <w:rPr>
-                <w:rFonts w:cs="Aptos"/>
-                <w:b/>
-                <w:bCs/>
-              </w:rPr>
-              <w:t>DEIT_Soft</w:t>
-            </w:r>
-            <w:proofErr w:type="spellEnd"/>
-          </w:p>
-        </w:tc>
-        <w:tc>
-          <w:tcPr>
-            <w:tcW w:w="0" w:type="auto"/>
-            <w:tcBorders>
-              <w:top w:val="single" w:sz="6" w:space="0" w:color="C4C7C5"/>
-              <w:left w:val="single" w:sz="6" w:space="0" w:color="C4C7C5"/>
-              <w:bottom w:val="single" w:sz="6" w:space="0" w:color="C4C7C5"/>
-              <w:right w:val="single" w:sz="6" w:space="0" w:color="C4C7C5"/>
-            </w:tcBorders>
-            <w:shd w:val="clear" w:color="auto" w:fill="000000" w:themeFill="text1"/>
-            <w:tcMar>
-              <w:top w:w="120" w:type="dxa"/>
-              <w:left w:w="180" w:type="dxa"/>
-              <w:bottom w:w="120" w:type="dxa"/>
-              <w:right w:w="180" w:type="dxa"/>
-            </w:tcMar>
-            <w:vAlign w:val="center"/>
-            <w:hideMark/>
-          </w:tcPr>
-          <w:p>
-            <w:pPr>
-              <w:rPr>
-                <w:rFonts w:cs="Aptos"/>
-              </w:rPr>
-            </w:pPr>
-            <m:oMathPara>
-              <m:oMath>
-                <m:r>
-                  <w:rPr>
-                    <w:rFonts w:ascii="Cambria Math" w:hAnsi="Cambria Math" w:cs="Aptos"/>
-                  </w:rPr>
-                  <m:t>99.61%</m:t>
-                </m:r>
-              </m:oMath>
-            </m:oMathPara>
-          </w:p>
-        </w:tc>
-        <w:tc>
-          <w:tcPr>
-            <w:tcW w:w="0" w:type="auto"/>
-            <w:tcBorders>
-              <w:top w:val="single" w:sz="6" w:space="0" w:color="C4C7C5"/>
-              <w:left w:val="single" w:sz="6" w:space="0" w:color="C4C7C5"/>
-              <w:bottom w:val="single" w:sz="6" w:space="0" w:color="C4C7C5"/>
-              <w:right w:val="single" w:sz="6" w:space="0" w:color="C4C7C5"/>
-            </w:tcBorders>
-            <w:shd w:val="clear" w:color="auto" w:fill="000000" w:themeFill="text1"/>
-            <w:tcMar>
-              <w:top w:w="120" w:type="dxa"/>
-              <w:left w:w="180" w:type="dxa"/>
-              <w:bottom w:w="120" w:type="dxa"/>
-              <w:right w:w="180" w:type="dxa"/>
-            </w:tcMar>
-            <w:vAlign w:val="center"/>
-            <w:hideMark/>
-          </w:tcPr>
-          <w:p>
-            <w:pPr>
-              <w:rPr>
-                <w:rFonts w:cs="Aptos"/>
-              </w:rPr>
-            </w:pPr>
-            <m:oMathPara>
-              <m:oMath>
-                <m:r>
-                  <w:rPr>
-                    <w:rFonts w:ascii="Cambria Math" w:hAnsi="Cambria Math" w:cs="Aptos"/>
-                  </w:rPr>
-                  <m:t>0.8925%</m:t>
-                </m:r>
-              </m:oMath>
-            </m:oMathPara>
-          </w:p>
-        </w:tc>
-        <w:tc>
-          <w:tcPr>
-            <w:tcW w:w="0" w:type="auto"/>
-            <w:tcBorders>
-              <w:top w:val="single" w:sz="6" w:space="0" w:color="C4C7C5"/>
-              <w:left w:val="single" w:sz="6" w:space="0" w:color="C4C7C5"/>
-              <w:bottom w:val="single" w:sz="6" w:space="0" w:color="C4C7C5"/>
-              <w:right w:val="single" w:sz="6" w:space="0" w:color="C4C7C5"/>
-            </w:tcBorders>
-            <w:shd w:val="clear" w:color="auto" w:fill="000000" w:themeFill="text1"/>
-            <w:tcMar>
-              <w:top w:w="120" w:type="dxa"/>
-              <w:left w:w="180" w:type="dxa"/>
-              <w:bottom w:w="120" w:type="dxa"/>
-              <w:right w:w="180" w:type="dxa"/>
-            </w:tcMar>
-            <w:vAlign w:val="center"/>
-            <w:hideMark/>
-          </w:tcPr>
-          <w:p>
-            <w:pPr>
-              <w:rPr>
-                <w:rFonts w:cs="Aptos"/>
-              </w:rPr>
-            </w:pPr>
-            <m:oMathPara>
-              <m:oMath>
-                <m:r>
-                  <w:rPr>
-                    <w:rFonts w:ascii="Cambria Math" w:hAnsi="Cambria Math" w:cs="Aptos"/>
-                  </w:rPr>
-                  <m:t>0.9535</m:t>
-                </m:r>
-              </m:oMath>
-            </m:oMathPara>
-          </w:p>
-        </w:tc>
-        <w:tc>
-          <w:tcPr>
-            <w:tcW w:w="0" w:type="auto"/>
-            <w:tcBorders>
-              <w:top w:val="single" w:sz="6" w:space="0" w:color="C4C7C5"/>
-              <w:left w:val="single" w:sz="6" w:space="0" w:color="C4C7C5"/>
-              <w:bottom w:val="single" w:sz="6" w:space="0" w:color="C4C7C5"/>
-              <w:right w:val="single" w:sz="6" w:space="0" w:color="C4C7C5"/>
-            </w:tcBorders>
-            <w:shd w:val="clear" w:color="auto" w:fill="000000" w:themeFill="text1"/>
-            <w:tcMar>
-              <w:top w:w="120" w:type="dxa"/>
-              <w:left w:w="180" w:type="dxa"/>
-              <w:bottom w:w="120" w:type="dxa"/>
-              <w:right w:w="180" w:type="dxa"/>
-            </w:tcMar>
-            <w:vAlign w:val="center"/>
-            <w:hideMark/>
-          </w:tcPr>
-          <w:p>
-            <w:pPr>
-              <w:rPr>
-                <w:rFonts w:cs="Aptos"/>
-              </w:rPr>
-            </w:pPr>
-            <m:oMathPara>
-              <m:oMath>
-                <m:r>
-                  <w:rPr>
-                    <w:rFonts w:ascii="Cambria Math" w:hAnsi="Cambria Math" w:cs="Aptos"/>
-                  </w:rPr>
-                  <m:t>10.75%</m:t>
-                </m:r>
-              </m:oMath>
-            </m:oMathPara>
           </w:p>
         </w:tc>
       </w:tr>
@@ -4282,18 +3851,34 @@
       <w:pPr>
         <w:rPr>
           <w:rFonts w:cs="Aptos"/>
-        </w:rPr>
-      </w:pPr>
-    </w:p>
-    <w:p>
-      <w:pPr>
+          <w:i/>
+        </w:rPr>
+      </w:pPr>
+      <w:r>
         <w:rPr>
           <w:rFonts w:cs="Aptos"/>
-        </w:rPr>
-      </w:pPr>
-      <w:r>
+          <w:i/>
+        </w:rPr>
+        <w:t>Note. This table summarizes baseline model performance prior to architecture-specific fine-tuning. Evaluation metrics were obtained using the common training protocol before introducing layer-wise learning-rate decay, specialized optimizer parameter groups, or advanced fine-tuning strategies.</w:t>
+      </w:r>
+    </w:p>
+    <w:p>
+      <w:pPr>
         <w:rPr>
           <w:rFonts w:cs="Aptos"/>
+        </w:rPr>
+      </w:pPr>
+    </w:p>
+    <w:p>
+      <w:pPr>
+        <w:rPr>
+          <w:rFonts w:cs="Aptos"/>
+        </w:rPr>
+      </w:pPr>
+      <w:r>
+        <w:rPr>
+          <w:rFonts w:cs="Aptos"/>
+          <w:noProof/>
           <w:highlight w:val="black"/>
         </w:rPr>
         <w:drawing>
@@ -4407,6 +3992,20 @@
     </w:p>
     <w:p>
       <w:pPr>
+        <w:rPr>
+          <w:rFonts w:cs="Aptos"/>
+        </w:rPr>
+      </w:pPr>
+    </w:p>
+    <w:p>
+      <w:pPr>
+        <w:rPr>
+          <w:rFonts w:cs="Aptos"/>
+        </w:rPr>
+      </w:pPr>
+    </w:p>
+    <w:p>
+      <w:pPr>
         <w:pStyle w:val="ListParagraph"/>
         <w:numPr>
           <w:ilvl w:val="0"/>
@@ -4816,21 +4415,7 @@
         <w:rPr>
           <w:rFonts w:cs="Aptos"/>
         </w:rPr>
-        <w:t xml:space="preserve"> </w:t>
-      </w:r>
-      <w:proofErr w:type="gramStart"/>
-      <w:r>
-        <w:rPr>
-          <w:rFonts w:cs="Aptos"/>
-        </w:rPr>
-        <w:t>lagged behind</w:t>
-      </w:r>
-      <w:proofErr w:type="gramEnd"/>
-      <w:r>
-        <w:rPr>
-          <w:rFonts w:cs="Aptos"/>
-        </w:rPr>
-        <w:t xml:space="preserve"> at an </w:t>
+        <w:t xml:space="preserve"> lagged behind at an </w:t>
       </w:r>
       <m:oMath>
         <m:r>
@@ -4858,21 +4443,7 @@
         <w:rPr>
           <w:rFonts w:cs="Aptos"/>
         </w:rPr>
-        <w:t xml:space="preserve">. Because a standard ViT projects global patch </w:t>
-      </w:r>
-      <w:proofErr w:type="gramStart"/>
-      <w:r>
-        <w:rPr>
-          <w:rFonts w:cs="Aptos"/>
-        </w:rPr>
-        <w:t>interactions</w:t>
-      </w:r>
-      <w:proofErr w:type="gramEnd"/>
-      <w:r>
-        <w:rPr>
-          <w:rFonts w:cs="Aptos"/>
-        </w:rPr>
-        <w:t xml:space="preserve"> uniformly without local spatial constraints, it requires significantly more data or a longer training runway to separate local acoustic boundary artifacts at the same resolution as its hierarchical or convolutional counterparts.</w:t>
+        <w:t>. Because a standard ViT projects global patch interactions uniformly without local spatial constraints, it requires significantly more data or a longer training runway to separate local acoustic boundary artifacts at the same resolution as its hierarchical or convolutional counterparts.</w:t>
       </w:r>
     </w:p>
     <w:p>
@@ -5017,6 +4588,7 @@
           <w:rFonts w:cs="Aptos"/>
           <w:b/>
           <w:bCs/>
+          <w:noProof/>
         </w:rPr>
         <w:drawing>
           <wp:inline distT="0" distB="0" distL="0" distR="0" wp14:anchorId="0D8E1C38" wp14:editId="7CD8FA1D">
@@ -5066,21 +4638,7 @@
         <w:rPr>
           <w:rFonts w:cs="Aptos"/>
         </w:rPr>
-        <w:t xml:space="preserve">While knowledge distillation through a specialized token is designed to let a transformer, </w:t>
-      </w:r>
-      <w:proofErr w:type="gramStart"/>
-      <w:r>
-        <w:rPr>
-          <w:rFonts w:cs="Aptos"/>
-        </w:rPr>
-        <w:t>student</w:t>
-      </w:r>
-      <w:proofErr w:type="gramEnd"/>
-      <w:r>
-        <w:rPr>
-          <w:rFonts w:cs="Aptos"/>
-        </w:rPr>
-        <w:t xml:space="preserve"> inherit a CNN’s built-in spatial assumptions, the higher error rates imply an optimization conflict in this domain. Forcing the student network to mimic the hard predictions or smooth logit distributions of a frozen </w:t>
+        <w:t xml:space="preserve">While knowledge distillation through a specialized token is designed to let a transformer, student inherit a CNN’s built-in spatial assumptions, the higher error rates imply an optimization conflict in this domain. Forcing the student network to mimic the hard predictions or smooth logit distributions of a frozen </w:t>
       </w:r>
       <w:r>
         <w:rPr>
@@ -5188,15 +4746,7 @@
         <w:t xml:space="preserve">Local Context is Essential: </w:t>
       </w:r>
       <w:r>
-        <w:t xml:space="preserve">The framework that </w:t>
-      </w:r>
-      <w:proofErr w:type="gramStart"/>
-      <w:r>
-        <w:t>constrain</w:t>
-      </w:r>
-      <w:proofErr w:type="gramEnd"/>
-      <w:r>
-        <w:t xml:space="preserve"> feature extraction locally (Swin via windowed boundaries and </w:t>
+        <w:t xml:space="preserve">The framework that constrain feature extraction locally (Swin via windowed boundaries and </w:t>
       </w:r>
       <w:proofErr w:type="spellStart"/>
       <w:r>
@@ -5355,7 +4905,13 @@
         <w:t xml:space="preserve">Swin Transformer </w:t>
       </w:r>
       <w:r>
-        <w:t>by introducing a dynamic optimizer override framework, aggressive spectrogram data augmentation, and an evaluation driven early stopping routine.</w:t>
+        <w:t>by introducing a dynamic optimizer override framework, aggressive spectrogram data augmentation, an evaluation driven early stopping routine</w:t>
+      </w:r>
+      <w:r>
+        <w:t xml:space="preserve"> and learning rate warmup technique</w:t>
+      </w:r>
+      <w:r>
+        <w:t>.</w:t>
       </w:r>
     </w:p>
     <w:p>
@@ -5425,6 +4981,7 @@
       <w:r>
         <w:rPr>
           <w:rFonts w:asciiTheme="majorHAnsi" w:hAnsiTheme="majorHAnsi"/>
+          <w:noProof/>
         </w:rPr>
         <w:lastRenderedPageBreak/>
         <w:drawing>
@@ -5584,10 +5141,7 @@
         </m:r>
       </m:oMath>
       <w:r>
-        <w:t>)</w:t>
-      </w:r>
-      <w:r>
-        <w:t xml:space="preserve">, and the classification head at the base learning rate </w:t>
+        <w:t xml:space="preserve">), and the classification head at the base learning rate </w:t>
       </w:r>
       <w:r>
         <w:rPr>
@@ -5746,10 +5300,7 @@
         <w:t>Dynamic Generic Fine-Tuning Optimizer</w:t>
       </w:r>
       <w:r>
-        <w:t xml:space="preserve">: </w:t>
-      </w:r>
-      <w:r>
-        <w:t xml:space="preserve">For all other models (ResNet18, ResNet50, and the CNN-Transformer Hybrid), a dynamic parameter parser automatically sorted parameters into a three-tiered hierarchy. Highly localized feature extractors (such as convolutional stems, early </w:t>
+        <w:t xml:space="preserve">: For all other models (ResNet18, ResNet50, and the CNN-Transformer Hybrid), a dynamic parameter parser automatically sorted parameters into a three-tiered hierarchy. Highly localized feature extractors (such as convolutional stems, early </w:t>
       </w:r>
       <m:oMath>
         <m:r>
@@ -5958,19 +5509,8 @@
           <w:lang w:eastAsia="en-IN"/>
           <w14:ligatures w14:val="none"/>
         </w:rPr>
-        <w:t>To counter the high validation accuracy saturation (</w:t>
-      </w:r>
-      <m:oMath>
-        <m:r>
-          <w:rPr>
-            <w:rFonts w:ascii="Cambria Math" w:eastAsia="Times New Roman" w:hAnsi="Cambria Math" w:cs="Arial"/>
-            <w:kern w:val="0"/>
-            <w:lang w:eastAsia="en-IN"/>
-            <w14:ligatures w14:val="none"/>
-          </w:rPr>
-          <m:t>&gt;99.5%</m:t>
-        </m:r>
-      </m:oMath>
+        <w:t xml:space="preserve">To reduce overfitting and improve model generalization, spectrogram-domain data augmentation was incorporated during fine-tuning. Dynamic frequency masking was applied to randomly mask frequency bands, encouraging the models to learn robust spectral representations. In addition, Gaussian noise was added to the input spectrograms with a low </w:t>
+      </w:r>
       <w:r>
         <w:rPr>
           <w:rFonts w:eastAsia="Times New Roman" w:cs="Times New Roman"/>
@@ -5978,33 +5518,14 @@
           <w:lang w:eastAsia="en-IN"/>
           <w14:ligatures w14:val="none"/>
         </w:rPr>
-        <w:t xml:space="preserve">) and bridge the generalization gap on the evaluation set, the intensity of the spectrogram-domain data augmentation pipeline was aggressively increased. Dynamic frequency masking and time-stretch alterations were scaled up within the PyTorch dataloader. This forced both models to learn highly invariant </w:t>
-      </w:r>
-      <w:r>
-        <w:rPr>
-          <w:rFonts w:ascii="Times New Roman" w:eastAsia="Times New Roman" w:hAnsi="Times New Roman" w:cs="Times New Roman"/>
-          <w:kern w:val="0"/>
-          <w:sz w:val="24"/>
-          <w:szCs w:val="24"/>
-          <w:lang w:eastAsia="en-IN"/>
-          <w14:ligatures w14:val="none"/>
-        </w:rPr>
-        <w:t xml:space="preserve">acoustic </w:t>
-      </w:r>
-      <w:r>
-        <w:rPr>
-          <w:rFonts w:eastAsia="Times New Roman" w:cs="Times New Roman"/>
-          <w:kern w:val="0"/>
-          <w:lang w:eastAsia="en-IN"/>
-          <w14:ligatures w14:val="none"/>
-        </w:rPr>
         <w:lastRenderedPageBreak/>
-        <w:t>cues, preventing the self-attention heads and deep convolutional filters from memorizing transient recording environments or noise profiles unique to the training set.</w:t>
+        <w:t>noise variance, simulating real-world recording noise and preventing the models from memorizing dataset-specific acoustic patterns. These augmentations improved robustness by exposing both convolutional and transformer architectures to a wider range of acoustic variations during training.</w:t>
       </w:r>
     </w:p>
     <w:p>
       <w:pPr>
         <w:spacing w:after="0" w:line="240" w:lineRule="auto"/>
+        <w:ind w:left="360"/>
         <w:rPr>
           <w:rFonts w:eastAsia="Times New Roman" w:cs="Times New Roman"/>
           <w:kern w:val="0"/>
@@ -6113,6 +5634,7 @@
       <w:r>
         <w:rPr>
           <w:rFonts w:eastAsia="Times New Roman" w:cs="Times New Roman"/>
+          <w:noProof/>
           <w:kern w:val="0"/>
           <w:lang w:eastAsia="en-IN"/>
           <w14:ligatures w14:val="none"/>
@@ -6188,6 +5710,95 @@
         <w:pStyle w:val="ListParagraph"/>
         <w:numPr>
           <w:ilvl w:val="0"/>
+          <w:numId w:val="33"/>
+        </w:numPr>
+        <w:rPr>
+          <w:rFonts w:asciiTheme="majorHAnsi" w:hAnsiTheme="majorHAnsi"/>
+        </w:rPr>
+      </w:pPr>
+      <w:r>
+        <w:rPr>
+          <w:rFonts w:asciiTheme="majorHAnsi" w:hAnsiTheme="majorHAnsi"/>
+          <w:b/>
+          <w:bCs/>
+        </w:rPr>
+        <w:t>Learning Rate Scheduler</w:t>
+      </w:r>
+    </w:p>
+    <w:p>
+      <w:r>
+        <w:t xml:space="preserve">A </w:t>
+      </w:r>
+      <w:r>
+        <w:rPr>
+          <w:b/>
+          <w:bCs/>
+        </w:rPr>
+        <w:t xml:space="preserve">Cosine Annealing </w:t>
+      </w:r>
+      <w:r>
+        <w:rPr>
+          <w:b/>
+          <w:bCs/>
+        </w:rPr>
+        <w:t>LR</w:t>
+      </w:r>
+      <w:r>
+        <w:rPr>
+          <w:b/>
+          <w:bCs/>
+        </w:rPr>
+        <w:t xml:space="preserve"> (CA</w:t>
+      </w:r>
+      <w:r>
+        <w:rPr>
+          <w:b/>
+          <w:bCs/>
+        </w:rPr>
+        <w:t>LR</w:t>
+      </w:r>
+      <w:r>
+        <w:rPr>
+          <w:b/>
+          <w:bCs/>
+        </w:rPr>
+        <w:t>)</w:t>
+      </w:r>
+      <w:r>
+        <w:t xml:space="preserve"> scheduler was employed with an initial learning rate of </w:t>
+      </w:r>
+      <w:r>
+        <w:rPr>
+          <w:b/>
+          <w:bCs/>
+        </w:rPr>
+        <w:t>1 × 10</w:t>
+      </w:r>
+      <w:r>
+        <w:rPr>
+          <w:rFonts w:ascii="Cambria Math" w:hAnsi="Cambria Math" w:cs="Cambria Math"/>
+          <w:b/>
+          <w:bCs/>
+        </w:rPr>
+        <w:t>⁻</w:t>
+      </w:r>
+      <w:r>
+        <w:rPr>
+          <w:rFonts w:ascii="Aptos" w:hAnsi="Aptos" w:cs="Aptos"/>
+          <w:b/>
+          <w:bCs/>
+        </w:rPr>
+        <w:t>⁴</w:t>
+      </w:r>
+      <w:r>
+        <w:t>. The scheduler periodically restarted the learning rate after cosine decay, enabling the optimizer to escape shallow local minima while maintaining stable convergence throughout training.</w:t>
+      </w:r>
+    </w:p>
+    <w:p>
+      <w:pPr>
+        <w:pStyle w:val="ListParagraph"/>
+        <w:numPr>
+          <w:ilvl w:val="0"/>
           <w:numId w:val="32"/>
         </w:numPr>
         <w:rPr>
@@ -6224,53 +5835,44 @@
           <w:b/>
           <w:bCs/>
         </w:rPr>
-        <w:t>Table 2: Final Fine-Tuned Audio Deepfake Leaderboard</w:t>
+        <w:t>Table 2. Best Observed Coherent Evaluation Performance Following Architecture-Specific Fine-Tuning</w:t>
       </w:r>
     </w:p>
     <w:tbl>
       <w:tblPr>
+        <w:tblStyle w:val="TableGrid"/>
         <w:tblW w:w="0" w:type="auto"/>
-        <w:tblCellSpacing w:w="15" w:type="dxa"/>
+        <w:jc w:val="center"/>
         <w:shd w:val="clear" w:color="auto" w:fill="000000" w:themeFill="text1"/>
-        <w:tblCellMar>
-          <w:left w:w="0" w:type="dxa"/>
-          <w:right w:w="0" w:type="dxa"/>
-        </w:tblCellMar>
         <w:tblLook w:val="04A0" w:firstRow="1" w:lastRow="0" w:firstColumn="1" w:lastColumn="0" w:noHBand="0" w:noVBand="1"/>
       </w:tblPr>
       <w:tblGrid>
-        <w:gridCol w:w="2452"/>
-        <w:gridCol w:w="1914"/>
-        <w:gridCol w:w="1246"/>
-        <w:gridCol w:w="1792"/>
-        <w:gridCol w:w="1606"/>
+        <w:gridCol w:w="1900"/>
+        <w:gridCol w:w="1824"/>
+        <w:gridCol w:w="1824"/>
+        <w:gridCol w:w="1750"/>
+        <w:gridCol w:w="1718"/>
       </w:tblGrid>
       <w:tr>
         <w:trPr>
-          <w:tblHeader/>
-          <w:tblCellSpacing w:w="15" w:type="dxa"/>
+          <w:jc w:val="center"/>
         </w:trPr>
         <w:tc>
           <w:tcPr>
-            <w:tcW w:w="0" w:type="auto"/>
+            <w:tcW w:w="2074" w:type="dxa"/>
             <w:tcBorders>
-              <w:top w:val="single" w:sz="6" w:space="0" w:color="C4C7C5"/>
-              <w:left w:val="single" w:sz="6" w:space="0" w:color="C4C7C5"/>
-              <w:bottom w:val="single" w:sz="6" w:space="0" w:color="C4C7C5"/>
-              <w:right w:val="single" w:sz="6" w:space="0" w:color="C4C7C5"/>
+              <w:top w:val="single" w:sz="4" w:space="0" w:color="auto"/>
+              <w:left w:val="single" w:sz="4" w:space="0" w:color="auto"/>
+              <w:bottom w:val="single" w:sz="4" w:space="0" w:color="auto"/>
+              <w:right w:val="single" w:sz="4" w:space="0" w:color="auto"/>
             </w:tcBorders>
             <w:shd w:val="clear" w:color="auto" w:fill="000000" w:themeFill="text1"/>
-            <w:tcMar>
-              <w:top w:w="120" w:type="dxa"/>
-              <w:left w:w="180" w:type="dxa"/>
-              <w:bottom w:w="120" w:type="dxa"/>
-              <w:right w:w="180" w:type="dxa"/>
-            </w:tcMar>
             <w:vAlign w:val="center"/>
             <w:hideMark/>
           </w:tcPr>
           <w:p>
             <w:pPr>
+              <w:spacing w:after="160" w:line="259" w:lineRule="auto"/>
               <w:rPr>
                 <w:b/>
                 <w:bCs/>
@@ -6281,31 +5883,26 @@
                 <w:b/>
                 <w:bCs/>
               </w:rPr>
-              <w:t>Model Name</w:t>
+              <w:t>Model</w:t>
             </w:r>
           </w:p>
         </w:tc>
         <w:tc>
           <w:tcPr>
-            <w:tcW w:w="0" w:type="auto"/>
+            <w:tcW w:w="2074" w:type="dxa"/>
             <w:tcBorders>
-              <w:top w:val="single" w:sz="6" w:space="0" w:color="C4C7C5"/>
-              <w:left w:val="single" w:sz="6" w:space="0" w:color="C4C7C5"/>
-              <w:bottom w:val="single" w:sz="6" w:space="0" w:color="C4C7C5"/>
-              <w:right w:val="single" w:sz="6" w:space="0" w:color="C4C7C5"/>
+              <w:top w:val="single" w:sz="4" w:space="0" w:color="auto"/>
+              <w:left w:val="single" w:sz="4" w:space="0" w:color="auto"/>
+              <w:bottom w:val="single" w:sz="4" w:space="0" w:color="auto"/>
+              <w:right w:val="single" w:sz="4" w:space="0" w:color="auto"/>
             </w:tcBorders>
             <w:shd w:val="clear" w:color="auto" w:fill="000000" w:themeFill="text1"/>
-            <w:tcMar>
-              <w:top w:w="120" w:type="dxa"/>
-              <w:left w:w="180" w:type="dxa"/>
-              <w:bottom w:w="120" w:type="dxa"/>
-              <w:right w:w="180" w:type="dxa"/>
-            </w:tcMar>
             <w:vAlign w:val="center"/>
             <w:hideMark/>
           </w:tcPr>
           <w:p>
             <w:pPr>
+              <w:spacing w:after="160" w:line="259" w:lineRule="auto"/>
               <w:rPr>
                 <w:b/>
                 <w:bCs/>
@@ -6316,31 +5913,26 @@
                 <w:b/>
                 <w:bCs/>
               </w:rPr>
-              <w:t>Highest Val Acc</w:t>
+              <w:t>Highest Val. Accuracy</w:t>
             </w:r>
           </w:p>
         </w:tc>
         <w:tc>
           <w:tcPr>
-            <w:tcW w:w="0" w:type="auto"/>
+            <w:tcW w:w="2074" w:type="dxa"/>
             <w:tcBorders>
-              <w:top w:val="single" w:sz="6" w:space="0" w:color="C4C7C5"/>
-              <w:left w:val="single" w:sz="6" w:space="0" w:color="C4C7C5"/>
-              <w:bottom w:val="single" w:sz="6" w:space="0" w:color="C4C7C5"/>
-              <w:right w:val="single" w:sz="6" w:space="0" w:color="C4C7C5"/>
+              <w:top w:val="single" w:sz="4" w:space="0" w:color="auto"/>
+              <w:left w:val="single" w:sz="4" w:space="0" w:color="auto"/>
+              <w:bottom w:val="single" w:sz="4" w:space="0" w:color="auto"/>
+              <w:right w:val="single" w:sz="4" w:space="0" w:color="auto"/>
             </w:tcBorders>
             <w:shd w:val="clear" w:color="auto" w:fill="000000" w:themeFill="text1"/>
-            <w:tcMar>
-              <w:top w:w="120" w:type="dxa"/>
-              <w:left w:w="180" w:type="dxa"/>
-              <w:bottom w:w="120" w:type="dxa"/>
-              <w:right w:w="180" w:type="dxa"/>
-            </w:tcMar>
             <w:vAlign w:val="center"/>
             <w:hideMark/>
           </w:tcPr>
           <w:p>
             <w:pPr>
+              <w:spacing w:after="160" w:line="259" w:lineRule="auto"/>
               <w:rPr>
                 <w:b/>
                 <w:bCs/>
@@ -6351,31 +5943,26 @@
                 <w:b/>
                 <w:bCs/>
               </w:rPr>
-              <w:t>Test Acc</w:t>
+              <w:t>Eval. Accuracy</w:t>
             </w:r>
           </w:p>
         </w:tc>
         <w:tc>
           <w:tcPr>
-            <w:tcW w:w="0" w:type="auto"/>
+            <w:tcW w:w="2074" w:type="dxa"/>
             <w:tcBorders>
-              <w:top w:val="single" w:sz="6" w:space="0" w:color="C4C7C5"/>
-              <w:left w:val="single" w:sz="6" w:space="0" w:color="C4C7C5"/>
-              <w:bottom w:val="single" w:sz="6" w:space="0" w:color="C4C7C5"/>
-              <w:right w:val="single" w:sz="6" w:space="0" w:color="C4C7C5"/>
+              <w:top w:val="single" w:sz="4" w:space="0" w:color="auto"/>
+              <w:left w:val="single" w:sz="4" w:space="0" w:color="auto"/>
+              <w:bottom w:val="single" w:sz="4" w:space="0" w:color="auto"/>
+              <w:right w:val="single" w:sz="4" w:space="0" w:color="auto"/>
             </w:tcBorders>
             <w:shd w:val="clear" w:color="auto" w:fill="000000" w:themeFill="text1"/>
-            <w:tcMar>
-              <w:top w:w="120" w:type="dxa"/>
-              <w:left w:w="180" w:type="dxa"/>
-              <w:bottom w:w="120" w:type="dxa"/>
-              <w:right w:w="180" w:type="dxa"/>
-            </w:tcMar>
             <w:vAlign w:val="center"/>
             <w:hideMark/>
           </w:tcPr>
           <w:p>
             <w:pPr>
+              <w:spacing w:after="160" w:line="259" w:lineRule="auto"/>
               <w:rPr>
                 <w:b/>
                 <w:bCs/>
@@ -6386,31 +5973,26 @@
                 <w:b/>
                 <w:bCs/>
               </w:rPr>
-              <w:t>Test ROC-AUC</w:t>
+              <w:t>ROC-AUC</w:t>
             </w:r>
           </w:p>
         </w:tc>
         <w:tc>
           <w:tcPr>
-            <w:tcW w:w="0" w:type="auto"/>
+            <w:tcW w:w="2074" w:type="dxa"/>
             <w:tcBorders>
-              <w:top w:val="single" w:sz="6" w:space="0" w:color="C4C7C5"/>
-              <w:left w:val="single" w:sz="6" w:space="0" w:color="C4C7C5"/>
-              <w:bottom w:val="single" w:sz="6" w:space="0" w:color="C4C7C5"/>
-              <w:right w:val="single" w:sz="6" w:space="0" w:color="C4C7C5"/>
+              <w:top w:val="single" w:sz="4" w:space="0" w:color="auto"/>
+              <w:left w:val="single" w:sz="4" w:space="0" w:color="auto"/>
+              <w:bottom w:val="single" w:sz="4" w:space="0" w:color="auto"/>
+              <w:right w:val="single" w:sz="4" w:space="0" w:color="auto"/>
             </w:tcBorders>
             <w:shd w:val="clear" w:color="auto" w:fill="000000" w:themeFill="text1"/>
-            <w:tcMar>
-              <w:top w:w="120" w:type="dxa"/>
-              <w:left w:w="180" w:type="dxa"/>
-              <w:bottom w:w="120" w:type="dxa"/>
-              <w:right w:w="180" w:type="dxa"/>
-            </w:tcMar>
             <w:vAlign w:val="center"/>
             <w:hideMark/>
           </w:tcPr>
           <w:p>
             <w:pPr>
+              <w:spacing w:after="160" w:line="259" w:lineRule="auto"/>
               <w:rPr>
                 <w:b/>
                 <w:bCs/>
@@ -6421,249 +6003,186 @@
                 <w:b/>
                 <w:bCs/>
               </w:rPr>
-              <w:t>Test EER (%)</w:t>
+              <w:t>EER (%)</w:t>
             </w:r>
           </w:p>
         </w:tc>
       </w:tr>
       <w:tr>
         <w:trPr>
-          <w:tblCellSpacing w:w="15" w:type="dxa"/>
+          <w:jc w:val="center"/>
         </w:trPr>
         <w:tc>
           <w:tcPr>
-            <w:tcW w:w="0" w:type="auto"/>
+            <w:tcW w:w="2074" w:type="dxa"/>
             <w:tcBorders>
-              <w:top w:val="single" w:sz="6" w:space="0" w:color="C4C7C5"/>
-              <w:left w:val="single" w:sz="6" w:space="0" w:color="C4C7C5"/>
-              <w:bottom w:val="single" w:sz="6" w:space="0" w:color="C4C7C5"/>
-              <w:right w:val="single" w:sz="6" w:space="0" w:color="C4C7C5"/>
+              <w:top w:val="single" w:sz="4" w:space="0" w:color="auto"/>
+              <w:left w:val="single" w:sz="4" w:space="0" w:color="auto"/>
+              <w:bottom w:val="single" w:sz="4" w:space="0" w:color="auto"/>
+              <w:right w:val="single" w:sz="4" w:space="0" w:color="auto"/>
             </w:tcBorders>
             <w:shd w:val="clear" w:color="auto" w:fill="000000" w:themeFill="text1"/>
-            <w:tcMar>
-              <w:top w:w="120" w:type="dxa"/>
-              <w:left w:w="180" w:type="dxa"/>
-              <w:bottom w:w="120" w:type="dxa"/>
-              <w:right w:w="180" w:type="dxa"/>
-            </w:tcMar>
             <w:vAlign w:val="center"/>
             <w:hideMark/>
           </w:tcPr>
           <w:p>
             <w:pPr>
+              <w:spacing w:after="160" w:line="259" w:lineRule="auto"/>
               <w:rPr>
                 <w:b/>
                 <w:bCs/>
               </w:rPr>
             </w:pPr>
-            <w:proofErr w:type="spellStart"/>
             <w:r>
               <w:rPr>
                 <w:b/>
                 <w:bCs/>
               </w:rPr>
-              <w:t>SwinTransformer</w:t>
-            </w:r>
-            <w:proofErr w:type="spellEnd"/>
-            <w:r>
-              <w:rPr>
-                <w:b/>
-                <w:bCs/>
-              </w:rPr>
-              <w:t>*</w:t>
+              <w:t>Swin Transformer</w:t>
             </w:r>
           </w:p>
         </w:tc>
         <w:tc>
           <w:tcPr>
-            <w:tcW w:w="0" w:type="auto"/>
+            <w:tcW w:w="2074" w:type="dxa"/>
             <w:tcBorders>
-              <w:top w:val="single" w:sz="6" w:space="0" w:color="C4C7C5"/>
-              <w:left w:val="single" w:sz="6" w:space="0" w:color="C4C7C5"/>
-              <w:bottom w:val="single" w:sz="6" w:space="0" w:color="C4C7C5"/>
-              <w:right w:val="single" w:sz="6" w:space="0" w:color="C4C7C5"/>
+              <w:top w:val="single" w:sz="4" w:space="0" w:color="auto"/>
+              <w:left w:val="single" w:sz="4" w:space="0" w:color="auto"/>
+              <w:bottom w:val="single" w:sz="4" w:space="0" w:color="auto"/>
+              <w:right w:val="single" w:sz="4" w:space="0" w:color="auto"/>
             </w:tcBorders>
             <w:shd w:val="clear" w:color="auto" w:fill="000000" w:themeFill="text1"/>
-            <w:tcMar>
-              <w:top w:w="120" w:type="dxa"/>
-              <w:left w:w="180" w:type="dxa"/>
-              <w:bottom w:w="120" w:type="dxa"/>
-              <w:right w:w="180" w:type="dxa"/>
-            </w:tcMar>
             <w:vAlign w:val="center"/>
             <w:hideMark/>
           </w:tcPr>
           <w:p>
             <w:pPr>
+              <w:spacing w:after="160" w:line="259" w:lineRule="auto"/>
               <w:rPr>
                 <w:b/>
                 <w:bCs/>
               </w:rPr>
             </w:pPr>
-            <m:oMathPara>
-              <m:oMath>
-                <m:r>
-                  <m:rPr>
-                    <m:sty m:val="bi"/>
-                  </m:rPr>
-                  <w:rPr>
-                    <w:rFonts w:ascii="Cambria Math" w:hAnsi="Cambria Math"/>
-                  </w:rPr>
-                  <m:t>99.65%</m:t>
-                </m:r>
-              </m:oMath>
-            </m:oMathPara>
+            <w:r>
+              <w:rPr>
+                <w:b/>
+                <w:bCs/>
+              </w:rPr>
+              <w:t>0.9965</w:t>
+            </w:r>
           </w:p>
         </w:tc>
         <w:tc>
           <w:tcPr>
-            <w:tcW w:w="0" w:type="auto"/>
+            <w:tcW w:w="2074" w:type="dxa"/>
             <w:tcBorders>
-              <w:top w:val="single" w:sz="6" w:space="0" w:color="C4C7C5"/>
-              <w:left w:val="single" w:sz="6" w:space="0" w:color="C4C7C5"/>
-              <w:bottom w:val="single" w:sz="6" w:space="0" w:color="C4C7C5"/>
-              <w:right w:val="single" w:sz="6" w:space="0" w:color="C4C7C5"/>
+              <w:top w:val="single" w:sz="4" w:space="0" w:color="auto"/>
+              <w:left w:val="single" w:sz="4" w:space="0" w:color="auto"/>
+              <w:bottom w:val="single" w:sz="4" w:space="0" w:color="auto"/>
+              <w:right w:val="single" w:sz="4" w:space="0" w:color="auto"/>
             </w:tcBorders>
             <w:shd w:val="clear" w:color="auto" w:fill="000000" w:themeFill="text1"/>
-            <w:tcMar>
-              <w:top w:w="120" w:type="dxa"/>
-              <w:left w:w="180" w:type="dxa"/>
-              <w:bottom w:w="120" w:type="dxa"/>
-              <w:right w:w="180" w:type="dxa"/>
-            </w:tcMar>
             <w:vAlign w:val="center"/>
             <w:hideMark/>
           </w:tcPr>
           <w:p>
             <w:pPr>
+              <w:spacing w:after="160" w:line="259" w:lineRule="auto"/>
               <w:rPr>
                 <w:b/>
                 <w:bCs/>
               </w:rPr>
             </w:pPr>
-            <m:oMathPara>
-              <m:oMath>
-                <m:r>
-                  <m:rPr>
-                    <m:sty m:val="bi"/>
-                  </m:rPr>
-                  <w:rPr>
-                    <w:rFonts w:ascii="Cambria Math" w:hAnsi="Cambria Math"/>
-                  </w:rPr>
-                  <m:t>10.32%</m:t>
-                </m:r>
-              </m:oMath>
-            </m:oMathPara>
+            <w:r>
+              <w:rPr>
+                <w:b/>
+                <w:bCs/>
+              </w:rPr>
+              <w:t>0.9285</w:t>
+            </w:r>
           </w:p>
         </w:tc>
         <w:tc>
           <w:tcPr>
-            <w:tcW w:w="0" w:type="auto"/>
+            <w:tcW w:w="2074" w:type="dxa"/>
             <w:tcBorders>
-              <w:top w:val="single" w:sz="6" w:space="0" w:color="C4C7C5"/>
-              <w:left w:val="single" w:sz="6" w:space="0" w:color="C4C7C5"/>
-              <w:bottom w:val="single" w:sz="6" w:space="0" w:color="C4C7C5"/>
-              <w:right w:val="single" w:sz="6" w:space="0" w:color="C4C7C5"/>
+              <w:top w:val="single" w:sz="4" w:space="0" w:color="auto"/>
+              <w:left w:val="single" w:sz="4" w:space="0" w:color="auto"/>
+              <w:bottom w:val="single" w:sz="4" w:space="0" w:color="auto"/>
+              <w:right w:val="single" w:sz="4" w:space="0" w:color="auto"/>
             </w:tcBorders>
             <w:shd w:val="clear" w:color="auto" w:fill="000000" w:themeFill="text1"/>
-            <w:tcMar>
-              <w:top w:w="120" w:type="dxa"/>
-              <w:left w:w="180" w:type="dxa"/>
-              <w:bottom w:w="120" w:type="dxa"/>
-              <w:right w:w="180" w:type="dxa"/>
-            </w:tcMar>
             <w:vAlign w:val="center"/>
             <w:hideMark/>
           </w:tcPr>
           <w:p>
             <w:pPr>
+              <w:spacing w:after="160" w:line="259" w:lineRule="auto"/>
               <w:rPr>
                 <w:b/>
                 <w:bCs/>
               </w:rPr>
             </w:pPr>
-            <m:oMathPara>
-              <m:oMath>
-                <m:r>
-                  <m:rPr>
-                    <m:sty m:val="bi"/>
-                  </m:rPr>
-                  <w:rPr>
-                    <w:rFonts w:ascii="Cambria Math" w:hAnsi="Cambria Math"/>
-                  </w:rPr>
-                  <m:t>0.5252</m:t>
-                </m:r>
-              </m:oMath>
-            </m:oMathPara>
+            <w:r>
+              <w:rPr>
+                <w:b/>
+                <w:bCs/>
+              </w:rPr>
+              <w:t>0.9767</w:t>
+            </w:r>
           </w:p>
         </w:tc>
         <w:tc>
           <w:tcPr>
-            <w:tcW w:w="0" w:type="auto"/>
+            <w:tcW w:w="2074" w:type="dxa"/>
             <w:tcBorders>
-              <w:top w:val="single" w:sz="6" w:space="0" w:color="C4C7C5"/>
-              <w:left w:val="single" w:sz="6" w:space="0" w:color="C4C7C5"/>
-              <w:bottom w:val="single" w:sz="6" w:space="0" w:color="C4C7C5"/>
-              <w:right w:val="single" w:sz="6" w:space="0" w:color="C4C7C5"/>
+              <w:top w:val="single" w:sz="4" w:space="0" w:color="auto"/>
+              <w:left w:val="single" w:sz="4" w:space="0" w:color="auto"/>
+              <w:bottom w:val="single" w:sz="4" w:space="0" w:color="auto"/>
+              <w:right w:val="single" w:sz="4" w:space="0" w:color="auto"/>
             </w:tcBorders>
             <w:shd w:val="clear" w:color="auto" w:fill="000000" w:themeFill="text1"/>
-            <w:tcMar>
-              <w:top w:w="120" w:type="dxa"/>
-              <w:left w:w="180" w:type="dxa"/>
-              <w:bottom w:w="120" w:type="dxa"/>
-              <w:right w:w="180" w:type="dxa"/>
-            </w:tcMar>
             <w:vAlign w:val="center"/>
             <w:hideMark/>
           </w:tcPr>
           <w:p>
             <w:pPr>
+              <w:spacing w:after="160" w:line="259" w:lineRule="auto"/>
               <w:rPr>
                 <w:b/>
                 <w:bCs/>
               </w:rPr>
             </w:pPr>
-            <m:oMathPara>
-              <m:oMath>
-                <m:r>
-                  <m:rPr>
-                    <m:sty m:val="bi"/>
-                  </m:rPr>
-                  <w:rPr>
-                    <w:rFonts w:ascii="Cambria Math" w:hAnsi="Cambria Math"/>
-                  </w:rPr>
-                  <m:t>0.04%</m:t>
-                </m:r>
-              </m:oMath>
-            </m:oMathPara>
+            <w:r>
+              <w:rPr>
+                <w:b/>
+                <w:bCs/>
+              </w:rPr>
+              <w:t>7.14</w:t>
+            </w:r>
           </w:p>
         </w:tc>
       </w:tr>
       <w:tr>
         <w:trPr>
-          <w:tblCellSpacing w:w="15" w:type="dxa"/>
+          <w:jc w:val="center"/>
         </w:trPr>
         <w:tc>
           <w:tcPr>
-            <w:tcW w:w="0" w:type="auto"/>
+            <w:tcW w:w="2074" w:type="dxa"/>
             <w:tcBorders>
-              <w:top w:val="single" w:sz="6" w:space="0" w:color="C4C7C5"/>
-              <w:left w:val="single" w:sz="6" w:space="0" w:color="C4C7C5"/>
-              <w:bottom w:val="single" w:sz="6" w:space="0" w:color="C4C7C5"/>
-              <w:right w:val="single" w:sz="6" w:space="0" w:color="C4C7C5"/>
+              <w:top w:val="single" w:sz="4" w:space="0" w:color="auto"/>
+              <w:left w:val="single" w:sz="4" w:space="0" w:color="auto"/>
+              <w:bottom w:val="single" w:sz="4" w:space="0" w:color="auto"/>
+              <w:right w:val="single" w:sz="4" w:space="0" w:color="auto"/>
             </w:tcBorders>
             <w:shd w:val="clear" w:color="auto" w:fill="000000" w:themeFill="text1"/>
-            <w:tcMar>
-              <w:top w:w="120" w:type="dxa"/>
-              <w:left w:w="180" w:type="dxa"/>
-              <w:bottom w:w="120" w:type="dxa"/>
-              <w:right w:w="180" w:type="dxa"/>
-            </w:tcMar>
             <w:vAlign w:val="center"/>
             <w:hideMark/>
           </w:tcPr>
           <w:p>
             <w:pPr>
+              <w:spacing w:after="160" w:line="259" w:lineRule="auto"/>
               <w:rPr>
                 <w:b/>
                 <w:bCs/>
@@ -6674,200 +6193,151 @@
                 <w:b/>
                 <w:bCs/>
               </w:rPr>
-              <w:t>Resnet50*</w:t>
+              <w:t>ResNet50</w:t>
             </w:r>
           </w:p>
         </w:tc>
         <w:tc>
           <w:tcPr>
-            <w:tcW w:w="0" w:type="auto"/>
+            <w:tcW w:w="2074" w:type="dxa"/>
             <w:tcBorders>
-              <w:top w:val="single" w:sz="6" w:space="0" w:color="C4C7C5"/>
-              <w:left w:val="single" w:sz="6" w:space="0" w:color="C4C7C5"/>
-              <w:bottom w:val="single" w:sz="6" w:space="0" w:color="C4C7C5"/>
-              <w:right w:val="single" w:sz="6" w:space="0" w:color="C4C7C5"/>
+              <w:top w:val="single" w:sz="4" w:space="0" w:color="auto"/>
+              <w:left w:val="single" w:sz="4" w:space="0" w:color="auto"/>
+              <w:bottom w:val="single" w:sz="4" w:space="0" w:color="auto"/>
+              <w:right w:val="single" w:sz="4" w:space="0" w:color="auto"/>
             </w:tcBorders>
             <w:shd w:val="clear" w:color="auto" w:fill="000000" w:themeFill="text1"/>
-            <w:tcMar>
-              <w:top w:w="120" w:type="dxa"/>
-              <w:left w:w="180" w:type="dxa"/>
-              <w:bottom w:w="120" w:type="dxa"/>
-              <w:right w:w="180" w:type="dxa"/>
-            </w:tcMar>
             <w:vAlign w:val="center"/>
             <w:hideMark/>
           </w:tcPr>
           <w:p>
             <w:pPr>
+              <w:spacing w:after="160" w:line="259" w:lineRule="auto"/>
               <w:rPr>
                 <w:b/>
                 <w:bCs/>
               </w:rPr>
             </w:pPr>
-            <m:oMathPara>
-              <m:oMath>
-                <m:r>
-                  <m:rPr>
-                    <m:sty m:val="bi"/>
-                  </m:rPr>
-                  <w:rPr>
-                    <w:rFonts w:ascii="Cambria Math" w:hAnsi="Cambria Math"/>
-                  </w:rPr>
-                  <m:t>99.98%</m:t>
-                </m:r>
-              </m:oMath>
-            </m:oMathPara>
+            <w:r>
+              <w:rPr>
+                <w:b/>
+                <w:bCs/>
+              </w:rPr>
+              <w:t>0.9998</w:t>
+            </w:r>
           </w:p>
         </w:tc>
         <w:tc>
           <w:tcPr>
-            <w:tcW w:w="0" w:type="auto"/>
+            <w:tcW w:w="2074" w:type="dxa"/>
             <w:tcBorders>
-              <w:top w:val="single" w:sz="6" w:space="0" w:color="C4C7C5"/>
-              <w:left w:val="single" w:sz="6" w:space="0" w:color="C4C7C5"/>
-              <w:bottom w:val="single" w:sz="6" w:space="0" w:color="C4C7C5"/>
-              <w:right w:val="single" w:sz="6" w:space="0" w:color="C4C7C5"/>
+              <w:top w:val="single" w:sz="4" w:space="0" w:color="auto"/>
+              <w:left w:val="single" w:sz="4" w:space="0" w:color="auto"/>
+              <w:bottom w:val="single" w:sz="4" w:space="0" w:color="auto"/>
+              <w:right w:val="single" w:sz="4" w:space="0" w:color="auto"/>
             </w:tcBorders>
             <w:shd w:val="clear" w:color="auto" w:fill="000000" w:themeFill="text1"/>
-            <w:tcMar>
-              <w:top w:w="120" w:type="dxa"/>
-              <w:left w:w="180" w:type="dxa"/>
-              <w:bottom w:w="120" w:type="dxa"/>
-              <w:right w:w="180" w:type="dxa"/>
-            </w:tcMar>
             <w:vAlign w:val="center"/>
             <w:hideMark/>
           </w:tcPr>
           <w:p>
             <w:pPr>
+              <w:spacing w:after="160" w:line="259" w:lineRule="auto"/>
               <w:rPr>
                 <w:b/>
                 <w:bCs/>
               </w:rPr>
             </w:pPr>
-            <m:oMathPara>
-              <m:oMath>
-                <m:r>
-                  <m:rPr>
-                    <m:sty m:val="bi"/>
-                  </m:rPr>
-                  <w:rPr>
-                    <w:rFonts w:ascii="Cambria Math" w:hAnsi="Cambria Math"/>
-                  </w:rPr>
-                  <m:t>78.42%</m:t>
-                </m:r>
-              </m:oMath>
-            </m:oMathPara>
+            <w:r>
+              <w:rPr>
+                <w:b/>
+                <w:bCs/>
+              </w:rPr>
+              <w:t>0.9285</w:t>
+            </w:r>
           </w:p>
         </w:tc>
         <w:tc>
           <w:tcPr>
-            <w:tcW w:w="0" w:type="auto"/>
+            <w:tcW w:w="2074" w:type="dxa"/>
             <w:tcBorders>
-              <w:top w:val="single" w:sz="6" w:space="0" w:color="C4C7C5"/>
-              <w:left w:val="single" w:sz="6" w:space="0" w:color="C4C7C5"/>
-              <w:bottom w:val="single" w:sz="6" w:space="0" w:color="C4C7C5"/>
-              <w:right w:val="single" w:sz="6" w:space="0" w:color="C4C7C5"/>
+              <w:top w:val="single" w:sz="4" w:space="0" w:color="auto"/>
+              <w:left w:val="single" w:sz="4" w:space="0" w:color="auto"/>
+              <w:bottom w:val="single" w:sz="4" w:space="0" w:color="auto"/>
+              <w:right w:val="single" w:sz="4" w:space="0" w:color="auto"/>
             </w:tcBorders>
             <w:shd w:val="clear" w:color="auto" w:fill="000000" w:themeFill="text1"/>
-            <w:tcMar>
-              <w:top w:w="120" w:type="dxa"/>
-              <w:left w:w="180" w:type="dxa"/>
-              <w:bottom w:w="120" w:type="dxa"/>
-              <w:right w:w="180" w:type="dxa"/>
-            </w:tcMar>
             <w:vAlign w:val="center"/>
             <w:hideMark/>
           </w:tcPr>
           <w:p>
             <w:pPr>
+              <w:spacing w:after="160" w:line="259" w:lineRule="auto"/>
               <w:rPr>
                 <w:b/>
                 <w:bCs/>
               </w:rPr>
             </w:pPr>
-            <m:oMathPara>
-              <m:oMath>
-                <m:r>
-                  <m:rPr>
-                    <m:sty m:val="bi"/>
-                  </m:rPr>
-                  <w:rPr>
-                    <w:rFonts w:ascii="Cambria Math" w:hAnsi="Cambria Math"/>
-                  </w:rPr>
-                  <m:t>0.8788</m:t>
-                </m:r>
-              </m:oMath>
-            </m:oMathPara>
+            <w:r>
+              <w:rPr>
+                <w:b/>
+                <w:bCs/>
+              </w:rPr>
+              <w:t>0.9797</w:t>
+            </w:r>
           </w:p>
         </w:tc>
         <w:tc>
           <w:tcPr>
-            <w:tcW w:w="0" w:type="auto"/>
+            <w:tcW w:w="2074" w:type="dxa"/>
             <w:tcBorders>
-              <w:top w:val="single" w:sz="6" w:space="0" w:color="C4C7C5"/>
-              <w:left w:val="single" w:sz="6" w:space="0" w:color="C4C7C5"/>
-              <w:bottom w:val="single" w:sz="6" w:space="0" w:color="C4C7C5"/>
-              <w:right w:val="single" w:sz="6" w:space="0" w:color="C4C7C5"/>
+              <w:top w:val="single" w:sz="4" w:space="0" w:color="auto"/>
+              <w:left w:val="single" w:sz="4" w:space="0" w:color="auto"/>
+              <w:bottom w:val="single" w:sz="4" w:space="0" w:color="auto"/>
+              <w:right w:val="single" w:sz="4" w:space="0" w:color="auto"/>
             </w:tcBorders>
             <w:shd w:val="clear" w:color="auto" w:fill="000000" w:themeFill="text1"/>
-            <w:tcMar>
-              <w:top w:w="120" w:type="dxa"/>
-              <w:left w:w="180" w:type="dxa"/>
-              <w:bottom w:w="120" w:type="dxa"/>
-              <w:right w:w="180" w:type="dxa"/>
-            </w:tcMar>
             <w:vAlign w:val="center"/>
             <w:hideMark/>
           </w:tcPr>
           <w:p>
             <w:pPr>
+              <w:spacing w:after="160" w:line="259" w:lineRule="auto"/>
               <w:rPr>
                 <w:b/>
                 <w:bCs/>
               </w:rPr>
             </w:pPr>
-            <m:oMathPara>
-              <m:oMath>
-                <m:r>
-                  <m:rPr>
-                    <m:sty m:val="bi"/>
-                  </m:rPr>
-                  <w:rPr>
-                    <w:rFonts w:ascii="Cambria Math" w:hAnsi="Cambria Math"/>
-                  </w:rPr>
-                  <m:t>0.90%</m:t>
-                </m:r>
-              </m:oMath>
-            </m:oMathPara>
+            <w:r>
+              <w:rPr>
+                <w:b/>
+                <w:bCs/>
+              </w:rPr>
+              <w:t>7.15</w:t>
+            </w:r>
           </w:p>
         </w:tc>
       </w:tr>
       <w:tr>
         <w:trPr>
-          <w:tblCellSpacing w:w="15" w:type="dxa"/>
+          <w:jc w:val="center"/>
         </w:trPr>
         <w:tc>
           <w:tcPr>
-            <w:tcW w:w="0" w:type="auto"/>
+            <w:tcW w:w="2074" w:type="dxa"/>
             <w:tcBorders>
-              <w:top w:val="single" w:sz="6" w:space="0" w:color="C4C7C5"/>
-              <w:left w:val="single" w:sz="6" w:space="0" w:color="C4C7C5"/>
-              <w:bottom w:val="single" w:sz="6" w:space="0" w:color="C4C7C5"/>
-              <w:right w:val="single" w:sz="6" w:space="0" w:color="C4C7C5"/>
+              <w:top w:val="single" w:sz="4" w:space="0" w:color="auto"/>
+              <w:left w:val="single" w:sz="4" w:space="0" w:color="auto"/>
+              <w:bottom w:val="single" w:sz="4" w:space="0" w:color="auto"/>
+              <w:right w:val="single" w:sz="4" w:space="0" w:color="auto"/>
             </w:tcBorders>
             <w:shd w:val="clear" w:color="auto" w:fill="000000" w:themeFill="text1"/>
-            <w:tcMar>
-              <w:top w:w="120" w:type="dxa"/>
-              <w:left w:w="180" w:type="dxa"/>
-              <w:bottom w:w="120" w:type="dxa"/>
-              <w:right w:w="180" w:type="dxa"/>
-            </w:tcMar>
             <w:vAlign w:val="center"/>
             <w:hideMark/>
           </w:tcPr>
           <w:p>
             <w:pPr>
+              <w:spacing w:after="160" w:line="259" w:lineRule="auto"/>
               <w:rPr>
                 <w:b/>
                 <w:bCs/>
@@ -6878,200 +6348,151 @@
                 <w:b/>
                 <w:bCs/>
               </w:rPr>
-              <w:t>Resnet18</w:t>
+              <w:t>ResNet18</w:t>
             </w:r>
           </w:p>
         </w:tc>
         <w:tc>
           <w:tcPr>
-            <w:tcW w:w="0" w:type="auto"/>
+            <w:tcW w:w="2074" w:type="dxa"/>
             <w:tcBorders>
-              <w:top w:val="single" w:sz="6" w:space="0" w:color="C4C7C5"/>
-              <w:left w:val="single" w:sz="6" w:space="0" w:color="C4C7C5"/>
-              <w:bottom w:val="single" w:sz="6" w:space="0" w:color="C4C7C5"/>
-              <w:right w:val="single" w:sz="6" w:space="0" w:color="C4C7C5"/>
+              <w:top w:val="single" w:sz="4" w:space="0" w:color="auto"/>
+              <w:left w:val="single" w:sz="4" w:space="0" w:color="auto"/>
+              <w:bottom w:val="single" w:sz="4" w:space="0" w:color="auto"/>
+              <w:right w:val="single" w:sz="4" w:space="0" w:color="auto"/>
             </w:tcBorders>
             <w:shd w:val="clear" w:color="auto" w:fill="000000" w:themeFill="text1"/>
-            <w:tcMar>
-              <w:top w:w="120" w:type="dxa"/>
-              <w:left w:w="180" w:type="dxa"/>
-              <w:bottom w:w="120" w:type="dxa"/>
-              <w:right w:w="180" w:type="dxa"/>
-            </w:tcMar>
             <w:vAlign w:val="center"/>
             <w:hideMark/>
           </w:tcPr>
           <w:p>
             <w:pPr>
+              <w:spacing w:after="160" w:line="259" w:lineRule="auto"/>
               <w:rPr>
                 <w:b/>
                 <w:bCs/>
               </w:rPr>
             </w:pPr>
-            <m:oMathPara>
-              <m:oMath>
-                <m:r>
-                  <m:rPr>
-                    <m:sty m:val="bi"/>
-                  </m:rPr>
-                  <w:rPr>
-                    <w:rFonts w:ascii="Cambria Math" w:hAnsi="Cambria Math"/>
-                  </w:rPr>
-                  <m:t>99.98%</m:t>
-                </m:r>
-              </m:oMath>
-            </m:oMathPara>
+            <w:r>
+              <w:rPr>
+                <w:b/>
+                <w:bCs/>
+              </w:rPr>
+              <w:t>0.9998</w:t>
+            </w:r>
           </w:p>
         </w:tc>
         <w:tc>
           <w:tcPr>
-            <w:tcW w:w="0" w:type="auto"/>
+            <w:tcW w:w="2074" w:type="dxa"/>
             <w:tcBorders>
-              <w:top w:val="single" w:sz="6" w:space="0" w:color="C4C7C5"/>
-              <w:left w:val="single" w:sz="6" w:space="0" w:color="C4C7C5"/>
-              <w:bottom w:val="single" w:sz="6" w:space="0" w:color="C4C7C5"/>
-              <w:right w:val="single" w:sz="6" w:space="0" w:color="C4C7C5"/>
+              <w:top w:val="single" w:sz="4" w:space="0" w:color="auto"/>
+              <w:left w:val="single" w:sz="4" w:space="0" w:color="auto"/>
+              <w:bottom w:val="single" w:sz="4" w:space="0" w:color="auto"/>
+              <w:right w:val="single" w:sz="4" w:space="0" w:color="auto"/>
             </w:tcBorders>
             <w:shd w:val="clear" w:color="auto" w:fill="000000" w:themeFill="text1"/>
-            <w:tcMar>
-              <w:top w:w="120" w:type="dxa"/>
-              <w:left w:w="180" w:type="dxa"/>
-              <w:bottom w:w="120" w:type="dxa"/>
-              <w:right w:w="180" w:type="dxa"/>
-            </w:tcMar>
             <w:vAlign w:val="center"/>
             <w:hideMark/>
           </w:tcPr>
           <w:p>
             <w:pPr>
+              <w:spacing w:after="160" w:line="259" w:lineRule="auto"/>
               <w:rPr>
                 <w:b/>
                 <w:bCs/>
               </w:rPr>
             </w:pPr>
-            <m:oMathPara>
-              <m:oMath>
-                <m:r>
-                  <m:rPr>
-                    <m:sty m:val="bi"/>
-                  </m:rPr>
-                  <w:rPr>
-                    <w:rFonts w:ascii="Cambria Math" w:hAnsi="Cambria Math"/>
-                  </w:rPr>
-                  <m:t>92.34%</m:t>
-                </m:r>
-              </m:oMath>
-            </m:oMathPara>
+            <w:r>
+              <w:rPr>
+                <w:b/>
+                <w:bCs/>
+              </w:rPr>
+              <w:t>0.9234</w:t>
+            </w:r>
           </w:p>
         </w:tc>
         <w:tc>
           <w:tcPr>
-            <w:tcW w:w="0" w:type="auto"/>
+            <w:tcW w:w="2074" w:type="dxa"/>
             <w:tcBorders>
-              <w:top w:val="single" w:sz="6" w:space="0" w:color="C4C7C5"/>
-              <w:left w:val="single" w:sz="6" w:space="0" w:color="C4C7C5"/>
-              <w:bottom w:val="single" w:sz="6" w:space="0" w:color="C4C7C5"/>
-              <w:right w:val="single" w:sz="6" w:space="0" w:color="C4C7C5"/>
+              <w:top w:val="single" w:sz="4" w:space="0" w:color="auto"/>
+              <w:left w:val="single" w:sz="4" w:space="0" w:color="auto"/>
+              <w:bottom w:val="single" w:sz="4" w:space="0" w:color="auto"/>
+              <w:right w:val="single" w:sz="4" w:space="0" w:color="auto"/>
             </w:tcBorders>
             <w:shd w:val="clear" w:color="auto" w:fill="000000" w:themeFill="text1"/>
-            <w:tcMar>
-              <w:top w:w="120" w:type="dxa"/>
-              <w:left w:w="180" w:type="dxa"/>
-              <w:bottom w:w="120" w:type="dxa"/>
-              <w:right w:w="180" w:type="dxa"/>
-            </w:tcMar>
             <w:vAlign w:val="center"/>
             <w:hideMark/>
           </w:tcPr>
           <w:p>
             <w:pPr>
+              <w:spacing w:after="160" w:line="259" w:lineRule="auto"/>
               <w:rPr>
                 <w:b/>
                 <w:bCs/>
               </w:rPr>
             </w:pPr>
-            <m:oMathPara>
-              <m:oMath>
-                <m:r>
-                  <m:rPr>
-                    <m:sty m:val="bi"/>
-                  </m:rPr>
-                  <w:rPr>
-                    <w:rFonts w:ascii="Cambria Math" w:hAnsi="Cambria Math"/>
-                  </w:rPr>
-                  <m:t>0.9825</m:t>
-                </m:r>
-              </m:oMath>
-            </m:oMathPara>
+            <w:r>
+              <w:rPr>
+                <w:b/>
+                <w:bCs/>
+              </w:rPr>
+              <w:t>0.9825</w:t>
+            </w:r>
           </w:p>
         </w:tc>
         <w:tc>
           <w:tcPr>
-            <w:tcW w:w="0" w:type="auto"/>
+            <w:tcW w:w="2074" w:type="dxa"/>
             <w:tcBorders>
-              <w:top w:val="single" w:sz="6" w:space="0" w:color="C4C7C5"/>
-              <w:left w:val="single" w:sz="6" w:space="0" w:color="C4C7C5"/>
-              <w:bottom w:val="single" w:sz="6" w:space="0" w:color="C4C7C5"/>
-              <w:right w:val="single" w:sz="6" w:space="0" w:color="C4C7C5"/>
+              <w:top w:val="single" w:sz="4" w:space="0" w:color="auto"/>
+              <w:left w:val="single" w:sz="4" w:space="0" w:color="auto"/>
+              <w:bottom w:val="single" w:sz="4" w:space="0" w:color="auto"/>
+              <w:right w:val="single" w:sz="4" w:space="0" w:color="auto"/>
             </w:tcBorders>
             <w:shd w:val="clear" w:color="auto" w:fill="000000" w:themeFill="text1"/>
-            <w:tcMar>
-              <w:top w:w="120" w:type="dxa"/>
-              <w:left w:w="180" w:type="dxa"/>
-              <w:bottom w:w="120" w:type="dxa"/>
-              <w:right w:w="180" w:type="dxa"/>
-            </w:tcMar>
             <w:vAlign w:val="center"/>
             <w:hideMark/>
           </w:tcPr>
           <w:p>
             <w:pPr>
+              <w:spacing w:after="160" w:line="259" w:lineRule="auto"/>
               <w:rPr>
                 <w:b/>
                 <w:bCs/>
               </w:rPr>
             </w:pPr>
-            <m:oMathPara>
-              <m:oMath>
-                <m:r>
-                  <m:rPr>
-                    <m:sty m:val="bi"/>
-                  </m:rPr>
-                  <w:rPr>
-                    <w:rFonts w:ascii="Cambria Math" w:hAnsi="Cambria Math"/>
-                  </w:rPr>
-                  <m:t>7.65%</m:t>
-                </m:r>
-              </m:oMath>
-            </m:oMathPara>
+            <w:r>
+              <w:rPr>
+                <w:b/>
+                <w:bCs/>
+              </w:rPr>
+              <w:t>7.65</w:t>
+            </w:r>
           </w:p>
         </w:tc>
       </w:tr>
       <w:tr>
         <w:trPr>
-          <w:tblCellSpacing w:w="15" w:type="dxa"/>
+          <w:jc w:val="center"/>
         </w:trPr>
         <w:tc>
           <w:tcPr>
-            <w:tcW w:w="0" w:type="auto"/>
+            <w:tcW w:w="2074" w:type="dxa"/>
             <w:tcBorders>
-              <w:top w:val="single" w:sz="6" w:space="0" w:color="C4C7C5"/>
-              <w:left w:val="single" w:sz="6" w:space="0" w:color="C4C7C5"/>
-              <w:bottom w:val="single" w:sz="6" w:space="0" w:color="C4C7C5"/>
-              <w:right w:val="single" w:sz="6" w:space="0" w:color="C4C7C5"/>
+              <w:top w:val="single" w:sz="4" w:space="0" w:color="auto"/>
+              <w:left w:val="single" w:sz="4" w:space="0" w:color="auto"/>
+              <w:bottom w:val="single" w:sz="4" w:space="0" w:color="auto"/>
+              <w:right w:val="single" w:sz="4" w:space="0" w:color="auto"/>
             </w:tcBorders>
             <w:shd w:val="clear" w:color="auto" w:fill="000000" w:themeFill="text1"/>
-            <w:tcMar>
-              <w:top w:w="120" w:type="dxa"/>
-              <w:left w:w="180" w:type="dxa"/>
-              <w:bottom w:w="120" w:type="dxa"/>
-              <w:right w:w="180" w:type="dxa"/>
-            </w:tcMar>
             <w:vAlign w:val="center"/>
             <w:hideMark/>
           </w:tcPr>
           <w:p>
             <w:pPr>
+              <w:spacing w:after="160" w:line="259" w:lineRule="auto"/>
               <w:rPr>
                 <w:b/>
                 <w:bCs/>
@@ -7082,404 +6503,151 @@
                 <w:b/>
                 <w:bCs/>
               </w:rPr>
-              <w:t>CNNTRANSFORMER</w:t>
+              <w:t>CNN-Transformer</w:t>
             </w:r>
           </w:p>
         </w:tc>
         <w:tc>
           <w:tcPr>
-            <w:tcW w:w="0" w:type="auto"/>
+            <w:tcW w:w="2074" w:type="dxa"/>
             <w:tcBorders>
-              <w:top w:val="single" w:sz="6" w:space="0" w:color="C4C7C5"/>
-              <w:left w:val="single" w:sz="6" w:space="0" w:color="C4C7C5"/>
-              <w:bottom w:val="single" w:sz="6" w:space="0" w:color="C4C7C5"/>
-              <w:right w:val="single" w:sz="6" w:space="0" w:color="C4C7C5"/>
+              <w:top w:val="single" w:sz="4" w:space="0" w:color="auto"/>
+              <w:left w:val="single" w:sz="4" w:space="0" w:color="auto"/>
+              <w:bottom w:val="single" w:sz="4" w:space="0" w:color="auto"/>
+              <w:right w:val="single" w:sz="4" w:space="0" w:color="auto"/>
             </w:tcBorders>
             <w:shd w:val="clear" w:color="auto" w:fill="000000" w:themeFill="text1"/>
-            <w:tcMar>
-              <w:top w:w="120" w:type="dxa"/>
-              <w:left w:w="180" w:type="dxa"/>
-              <w:bottom w:w="120" w:type="dxa"/>
-              <w:right w:w="180" w:type="dxa"/>
-            </w:tcMar>
             <w:vAlign w:val="center"/>
             <w:hideMark/>
           </w:tcPr>
           <w:p>
             <w:pPr>
+              <w:spacing w:after="160" w:line="259" w:lineRule="auto"/>
               <w:rPr>
                 <w:b/>
                 <w:bCs/>
               </w:rPr>
             </w:pPr>
-            <m:oMathPara>
-              <m:oMath>
-                <m:r>
-                  <m:rPr>
-                    <m:sty m:val="bi"/>
-                  </m:rPr>
-                  <w:rPr>
-                    <w:rFonts w:ascii="Cambria Math" w:hAnsi="Cambria Math"/>
-                  </w:rPr>
-                  <m:t>99.98%</m:t>
-                </m:r>
-              </m:oMath>
-            </m:oMathPara>
+            <w:r>
+              <w:rPr>
+                <w:b/>
+                <w:bCs/>
+              </w:rPr>
+              <w:t>0.9998</w:t>
+            </w:r>
           </w:p>
         </w:tc>
         <w:tc>
           <w:tcPr>
-            <w:tcW w:w="0" w:type="auto"/>
+            <w:tcW w:w="2074" w:type="dxa"/>
             <w:tcBorders>
-              <w:top w:val="single" w:sz="6" w:space="0" w:color="C4C7C5"/>
-              <w:left w:val="single" w:sz="6" w:space="0" w:color="C4C7C5"/>
-              <w:bottom w:val="single" w:sz="6" w:space="0" w:color="C4C7C5"/>
-              <w:right w:val="single" w:sz="6" w:space="0" w:color="C4C7C5"/>
+              <w:top w:val="single" w:sz="4" w:space="0" w:color="auto"/>
+              <w:left w:val="single" w:sz="4" w:space="0" w:color="auto"/>
+              <w:bottom w:val="single" w:sz="4" w:space="0" w:color="auto"/>
+              <w:right w:val="single" w:sz="4" w:space="0" w:color="auto"/>
             </w:tcBorders>
             <w:shd w:val="clear" w:color="auto" w:fill="000000" w:themeFill="text1"/>
-            <w:tcMar>
-              <w:top w:w="120" w:type="dxa"/>
-              <w:left w:w="180" w:type="dxa"/>
-              <w:bottom w:w="120" w:type="dxa"/>
-              <w:right w:w="180" w:type="dxa"/>
-            </w:tcMar>
             <w:vAlign w:val="center"/>
             <w:hideMark/>
           </w:tcPr>
           <w:p>
             <w:pPr>
+              <w:spacing w:after="160" w:line="259" w:lineRule="auto"/>
               <w:rPr>
                 <w:b/>
                 <w:bCs/>
               </w:rPr>
             </w:pPr>
-            <m:oMathPara>
-              <m:oMath>
-                <m:r>
-                  <m:rPr>
-                    <m:sty m:val="bi"/>
-                  </m:rPr>
-                  <w:rPr>
-                    <w:rFonts w:ascii="Cambria Math" w:hAnsi="Cambria Math"/>
-                  </w:rPr>
-                  <m:t>92.11%</m:t>
-                </m:r>
-              </m:oMath>
-            </m:oMathPara>
+            <w:r>
+              <w:rPr>
+                <w:b/>
+                <w:bCs/>
+              </w:rPr>
+              <w:t>0.9211</w:t>
+            </w:r>
           </w:p>
         </w:tc>
         <w:tc>
           <w:tcPr>
-            <w:tcW w:w="0" w:type="auto"/>
+            <w:tcW w:w="2074" w:type="dxa"/>
             <w:tcBorders>
-              <w:top w:val="single" w:sz="6" w:space="0" w:color="C4C7C5"/>
-              <w:left w:val="single" w:sz="6" w:space="0" w:color="C4C7C5"/>
-              <w:bottom w:val="single" w:sz="6" w:space="0" w:color="C4C7C5"/>
-              <w:right w:val="single" w:sz="6" w:space="0" w:color="C4C7C5"/>
+              <w:top w:val="single" w:sz="4" w:space="0" w:color="auto"/>
+              <w:left w:val="single" w:sz="4" w:space="0" w:color="auto"/>
+              <w:bottom w:val="single" w:sz="4" w:space="0" w:color="auto"/>
+              <w:right w:val="single" w:sz="4" w:space="0" w:color="auto"/>
             </w:tcBorders>
             <w:shd w:val="clear" w:color="auto" w:fill="000000" w:themeFill="text1"/>
-            <w:tcMar>
-              <w:top w:w="120" w:type="dxa"/>
-              <w:left w:w="180" w:type="dxa"/>
-              <w:bottom w:w="120" w:type="dxa"/>
-              <w:right w:w="180" w:type="dxa"/>
-            </w:tcMar>
             <w:vAlign w:val="center"/>
             <w:hideMark/>
           </w:tcPr>
           <w:p>
             <w:pPr>
+              <w:spacing w:after="160" w:line="259" w:lineRule="auto"/>
               <w:rPr>
                 <w:b/>
                 <w:bCs/>
               </w:rPr>
             </w:pPr>
-            <m:oMathPara>
-              <m:oMath>
-                <m:r>
-                  <m:rPr>
-                    <m:sty m:val="bi"/>
-                  </m:rPr>
-                  <w:rPr>
-                    <w:rFonts w:ascii="Cambria Math" w:hAnsi="Cambria Math"/>
-                  </w:rPr>
-                  <m:t>0.9800</m:t>
-                </m:r>
-              </m:oMath>
-            </m:oMathPara>
+            <w:r>
+              <w:rPr>
+                <w:b/>
+                <w:bCs/>
+              </w:rPr>
+              <w:t>0.9800</w:t>
+            </w:r>
           </w:p>
         </w:tc>
         <w:tc>
           <w:tcPr>
-            <w:tcW w:w="0" w:type="auto"/>
+            <w:tcW w:w="2074" w:type="dxa"/>
             <w:tcBorders>
-              <w:top w:val="single" w:sz="6" w:space="0" w:color="C4C7C5"/>
-              <w:left w:val="single" w:sz="6" w:space="0" w:color="C4C7C5"/>
-              <w:bottom w:val="single" w:sz="6" w:space="0" w:color="C4C7C5"/>
-              <w:right w:val="single" w:sz="6" w:space="0" w:color="C4C7C5"/>
+              <w:top w:val="single" w:sz="4" w:space="0" w:color="auto"/>
+              <w:left w:val="single" w:sz="4" w:space="0" w:color="auto"/>
+              <w:bottom w:val="single" w:sz="4" w:space="0" w:color="auto"/>
+              <w:right w:val="single" w:sz="4" w:space="0" w:color="auto"/>
             </w:tcBorders>
             <w:shd w:val="clear" w:color="auto" w:fill="000000" w:themeFill="text1"/>
-            <w:tcMar>
-              <w:top w:w="120" w:type="dxa"/>
-              <w:left w:w="180" w:type="dxa"/>
-              <w:bottom w:w="120" w:type="dxa"/>
-              <w:right w:w="180" w:type="dxa"/>
-            </w:tcMar>
             <w:vAlign w:val="center"/>
             <w:hideMark/>
           </w:tcPr>
           <w:p>
             <w:pPr>
+              <w:spacing w:after="160" w:line="259" w:lineRule="auto"/>
               <w:rPr>
                 <w:b/>
                 <w:bCs/>
               </w:rPr>
             </w:pPr>
-            <m:oMathPara>
-              <m:oMath>
-                <m:r>
-                  <m:rPr>
-                    <m:sty m:val="bi"/>
-                  </m:rPr>
-                  <w:rPr>
-                    <w:rFonts w:ascii="Cambria Math" w:hAnsi="Cambria Math"/>
-                  </w:rPr>
-                  <m:t>7.89%</m:t>
-                </m:r>
-              </m:oMath>
-            </m:oMathPara>
+            <w:r>
+              <w:rPr>
+                <w:b/>
+                <w:bCs/>
+              </w:rPr>
+              <w:t>7.89</w:t>
+            </w:r>
           </w:p>
         </w:tc>
       </w:tr>
       <w:tr>
         <w:trPr>
-          <w:tblCellSpacing w:w="15" w:type="dxa"/>
+          <w:jc w:val="center"/>
         </w:trPr>
         <w:tc>
           <w:tcPr>
-            <w:tcW w:w="0" w:type="auto"/>
+            <w:tcW w:w="2074" w:type="dxa"/>
             <w:tcBorders>
-              <w:top w:val="single" w:sz="6" w:space="0" w:color="C4C7C5"/>
-              <w:left w:val="single" w:sz="6" w:space="0" w:color="C4C7C5"/>
-              <w:bottom w:val="single" w:sz="6" w:space="0" w:color="C4C7C5"/>
-              <w:right w:val="single" w:sz="6" w:space="0" w:color="C4C7C5"/>
+              <w:top w:val="single" w:sz="4" w:space="0" w:color="auto"/>
+              <w:left w:val="single" w:sz="4" w:space="0" w:color="auto"/>
+              <w:bottom w:val="single" w:sz="4" w:space="0" w:color="auto"/>
+              <w:right w:val="single" w:sz="4" w:space="0" w:color="auto"/>
             </w:tcBorders>
             <w:shd w:val="clear" w:color="auto" w:fill="000000" w:themeFill="text1"/>
-            <w:tcMar>
-              <w:top w:w="120" w:type="dxa"/>
-              <w:left w:w="180" w:type="dxa"/>
-              <w:bottom w:w="120" w:type="dxa"/>
-              <w:right w:w="180" w:type="dxa"/>
-            </w:tcMar>
             <w:vAlign w:val="center"/>
             <w:hideMark/>
           </w:tcPr>
           <w:p>
             <w:pPr>
-              <w:rPr>
-                <w:b/>
-                <w:bCs/>
-              </w:rPr>
-            </w:pPr>
-            <w:r>
-              <w:rPr>
-                <w:b/>
-                <w:bCs/>
-              </w:rPr>
-              <w:t>VIT</w:t>
-            </w:r>
-          </w:p>
-        </w:tc>
-        <w:tc>
-          <w:tcPr>
-            <w:tcW w:w="0" w:type="auto"/>
-            <w:tcBorders>
-              <w:top w:val="single" w:sz="6" w:space="0" w:color="C4C7C5"/>
-              <w:left w:val="single" w:sz="6" w:space="0" w:color="C4C7C5"/>
-              <w:bottom w:val="single" w:sz="6" w:space="0" w:color="C4C7C5"/>
-              <w:right w:val="single" w:sz="6" w:space="0" w:color="C4C7C5"/>
-            </w:tcBorders>
-            <w:shd w:val="clear" w:color="auto" w:fill="000000" w:themeFill="text1"/>
-            <w:tcMar>
-              <w:top w:w="120" w:type="dxa"/>
-              <w:left w:w="180" w:type="dxa"/>
-              <w:bottom w:w="120" w:type="dxa"/>
-              <w:right w:w="180" w:type="dxa"/>
-            </w:tcMar>
-            <w:vAlign w:val="center"/>
-            <w:hideMark/>
-          </w:tcPr>
-          <w:p>
-            <w:pPr>
-              <w:rPr>
-                <w:b/>
-                <w:bCs/>
-              </w:rPr>
-            </w:pPr>
-            <m:oMathPara>
-              <m:oMath>
-                <m:r>
-                  <m:rPr>
-                    <m:sty m:val="bi"/>
-                  </m:rPr>
-                  <w:rPr>
-                    <w:rFonts w:ascii="Cambria Math" w:hAnsi="Cambria Math"/>
-                  </w:rPr>
-                  <m:t>99.54%</m:t>
-                </m:r>
-              </m:oMath>
-            </m:oMathPara>
-          </w:p>
-        </w:tc>
-        <w:tc>
-          <w:tcPr>
-            <w:tcW w:w="0" w:type="auto"/>
-            <w:tcBorders>
-              <w:top w:val="single" w:sz="6" w:space="0" w:color="C4C7C5"/>
-              <w:left w:val="single" w:sz="6" w:space="0" w:color="C4C7C5"/>
-              <w:bottom w:val="single" w:sz="6" w:space="0" w:color="C4C7C5"/>
-              <w:right w:val="single" w:sz="6" w:space="0" w:color="C4C7C5"/>
-            </w:tcBorders>
-            <w:shd w:val="clear" w:color="auto" w:fill="000000" w:themeFill="text1"/>
-            <w:tcMar>
-              <w:top w:w="120" w:type="dxa"/>
-              <w:left w:w="180" w:type="dxa"/>
-              <w:bottom w:w="120" w:type="dxa"/>
-              <w:right w:w="180" w:type="dxa"/>
-            </w:tcMar>
-            <w:vAlign w:val="center"/>
-            <w:hideMark/>
-          </w:tcPr>
-          <w:p>
-            <w:pPr>
-              <w:rPr>
-                <w:b/>
-                <w:bCs/>
-              </w:rPr>
-            </w:pPr>
-            <m:oMathPara>
-              <m:oMath>
-                <m:r>
-                  <m:rPr>
-                    <m:sty m:val="bi"/>
-                  </m:rPr>
-                  <w:rPr>
-                    <w:rFonts w:ascii="Cambria Math" w:hAnsi="Cambria Math"/>
-                  </w:rPr>
-                  <m:t>91.67%</m:t>
-                </m:r>
-              </m:oMath>
-            </m:oMathPara>
-          </w:p>
-        </w:tc>
-        <w:tc>
-          <w:tcPr>
-            <w:tcW w:w="0" w:type="auto"/>
-            <w:tcBorders>
-              <w:top w:val="single" w:sz="6" w:space="0" w:color="C4C7C5"/>
-              <w:left w:val="single" w:sz="6" w:space="0" w:color="C4C7C5"/>
-              <w:bottom w:val="single" w:sz="6" w:space="0" w:color="C4C7C5"/>
-              <w:right w:val="single" w:sz="6" w:space="0" w:color="C4C7C5"/>
-            </w:tcBorders>
-            <w:shd w:val="clear" w:color="auto" w:fill="000000" w:themeFill="text1"/>
-            <w:tcMar>
-              <w:top w:w="120" w:type="dxa"/>
-              <w:left w:w="180" w:type="dxa"/>
-              <w:bottom w:w="120" w:type="dxa"/>
-              <w:right w:w="180" w:type="dxa"/>
-            </w:tcMar>
-            <w:vAlign w:val="center"/>
-            <w:hideMark/>
-          </w:tcPr>
-          <w:p>
-            <w:pPr>
-              <w:rPr>
-                <w:b/>
-                <w:bCs/>
-              </w:rPr>
-            </w:pPr>
-            <m:oMathPara>
-              <m:oMath>
-                <m:r>
-                  <m:rPr>
-                    <m:sty m:val="bi"/>
-                  </m:rPr>
-                  <w:rPr>
-                    <w:rFonts w:ascii="Cambria Math" w:hAnsi="Cambria Math"/>
-                  </w:rPr>
-                  <m:t>0.9689</m:t>
-                </m:r>
-              </m:oMath>
-            </m:oMathPara>
-          </w:p>
-        </w:tc>
-        <w:tc>
-          <w:tcPr>
-            <w:tcW w:w="0" w:type="auto"/>
-            <w:tcBorders>
-              <w:top w:val="single" w:sz="6" w:space="0" w:color="C4C7C5"/>
-              <w:left w:val="single" w:sz="6" w:space="0" w:color="C4C7C5"/>
-              <w:bottom w:val="single" w:sz="6" w:space="0" w:color="C4C7C5"/>
-              <w:right w:val="single" w:sz="6" w:space="0" w:color="C4C7C5"/>
-            </w:tcBorders>
-            <w:shd w:val="clear" w:color="auto" w:fill="000000" w:themeFill="text1"/>
-            <w:tcMar>
-              <w:top w:w="120" w:type="dxa"/>
-              <w:left w:w="180" w:type="dxa"/>
-              <w:bottom w:w="120" w:type="dxa"/>
-              <w:right w:w="180" w:type="dxa"/>
-            </w:tcMar>
-            <w:vAlign w:val="center"/>
-            <w:hideMark/>
-          </w:tcPr>
-          <w:p>
-            <w:pPr>
-              <w:rPr>
-                <w:b/>
-                <w:bCs/>
-              </w:rPr>
-            </w:pPr>
-            <m:oMathPara>
-              <m:oMath>
-                <m:r>
-                  <m:rPr>
-                    <m:sty m:val="bi"/>
-                  </m:rPr>
-                  <w:rPr>
-                    <w:rFonts w:ascii="Cambria Math" w:hAnsi="Cambria Math"/>
-                  </w:rPr>
-                  <m:t>8.32%</m:t>
-                </m:r>
-              </m:oMath>
-            </m:oMathPara>
-          </w:p>
-        </w:tc>
-      </w:tr>
-      <w:tr>
-        <w:trPr>
-          <w:tblCellSpacing w:w="15" w:type="dxa"/>
-        </w:trPr>
-        <w:tc>
-          <w:tcPr>
-            <w:tcW w:w="0" w:type="auto"/>
-            <w:tcBorders>
-              <w:top w:val="single" w:sz="6" w:space="0" w:color="C4C7C5"/>
-              <w:left w:val="single" w:sz="6" w:space="0" w:color="C4C7C5"/>
-              <w:bottom w:val="single" w:sz="6" w:space="0" w:color="C4C7C5"/>
-              <w:right w:val="single" w:sz="6" w:space="0" w:color="C4C7C5"/>
-            </w:tcBorders>
-            <w:shd w:val="clear" w:color="auto" w:fill="000000" w:themeFill="text1"/>
-            <w:tcMar>
-              <w:top w:w="120" w:type="dxa"/>
-              <w:left w:w="180" w:type="dxa"/>
-              <w:bottom w:w="120" w:type="dxa"/>
-              <w:right w:w="180" w:type="dxa"/>
-            </w:tcMar>
-            <w:vAlign w:val="center"/>
-            <w:hideMark/>
-          </w:tcPr>
-          <w:p>
-            <w:pPr>
+              <w:spacing w:after="160" w:line="259" w:lineRule="auto"/>
               <w:rPr>
                 <w:b/>
                 <w:bCs/>
@@ -7491,201 +6659,152 @@
                 <w:b/>
                 <w:bCs/>
               </w:rPr>
-              <w:t>DEIT_Hard</w:t>
+              <w:t>ViT</w:t>
             </w:r>
             <w:proofErr w:type="spellEnd"/>
           </w:p>
         </w:tc>
         <w:tc>
           <w:tcPr>
-            <w:tcW w:w="0" w:type="auto"/>
+            <w:tcW w:w="2074" w:type="dxa"/>
             <w:tcBorders>
-              <w:top w:val="single" w:sz="6" w:space="0" w:color="C4C7C5"/>
-              <w:left w:val="single" w:sz="6" w:space="0" w:color="C4C7C5"/>
-              <w:bottom w:val="single" w:sz="6" w:space="0" w:color="C4C7C5"/>
-              <w:right w:val="single" w:sz="6" w:space="0" w:color="C4C7C5"/>
+              <w:top w:val="single" w:sz="4" w:space="0" w:color="auto"/>
+              <w:left w:val="single" w:sz="4" w:space="0" w:color="auto"/>
+              <w:bottom w:val="single" w:sz="4" w:space="0" w:color="auto"/>
+              <w:right w:val="single" w:sz="4" w:space="0" w:color="auto"/>
             </w:tcBorders>
             <w:shd w:val="clear" w:color="auto" w:fill="000000" w:themeFill="text1"/>
-            <w:tcMar>
-              <w:top w:w="120" w:type="dxa"/>
-              <w:left w:w="180" w:type="dxa"/>
-              <w:bottom w:w="120" w:type="dxa"/>
-              <w:right w:w="180" w:type="dxa"/>
-            </w:tcMar>
             <w:vAlign w:val="center"/>
             <w:hideMark/>
           </w:tcPr>
           <w:p>
             <w:pPr>
+              <w:spacing w:after="160" w:line="259" w:lineRule="auto"/>
               <w:rPr>
                 <w:b/>
                 <w:bCs/>
               </w:rPr>
             </w:pPr>
-            <m:oMathPara>
-              <m:oMath>
-                <m:r>
-                  <m:rPr>
-                    <m:sty m:val="bi"/>
-                  </m:rPr>
-                  <w:rPr>
-                    <w:rFonts w:ascii="Cambria Math" w:hAnsi="Cambria Math"/>
-                  </w:rPr>
-                  <m:t>99.62%</m:t>
-                </m:r>
-              </m:oMath>
-            </m:oMathPara>
+            <w:r>
+              <w:rPr>
+                <w:b/>
+                <w:bCs/>
+              </w:rPr>
+              <w:t>0.9954</w:t>
+            </w:r>
           </w:p>
         </w:tc>
         <w:tc>
           <w:tcPr>
-            <w:tcW w:w="0" w:type="auto"/>
+            <w:tcW w:w="2074" w:type="dxa"/>
             <w:tcBorders>
-              <w:top w:val="single" w:sz="6" w:space="0" w:color="C4C7C5"/>
-              <w:left w:val="single" w:sz="6" w:space="0" w:color="C4C7C5"/>
-              <w:bottom w:val="single" w:sz="6" w:space="0" w:color="C4C7C5"/>
-              <w:right w:val="single" w:sz="6" w:space="0" w:color="C4C7C5"/>
+              <w:top w:val="single" w:sz="4" w:space="0" w:color="auto"/>
+              <w:left w:val="single" w:sz="4" w:space="0" w:color="auto"/>
+              <w:bottom w:val="single" w:sz="4" w:space="0" w:color="auto"/>
+              <w:right w:val="single" w:sz="4" w:space="0" w:color="auto"/>
             </w:tcBorders>
             <w:shd w:val="clear" w:color="auto" w:fill="000000" w:themeFill="text1"/>
-            <w:tcMar>
-              <w:top w:w="120" w:type="dxa"/>
-              <w:left w:w="180" w:type="dxa"/>
-              <w:bottom w:w="120" w:type="dxa"/>
-              <w:right w:w="180" w:type="dxa"/>
-            </w:tcMar>
             <w:vAlign w:val="center"/>
             <w:hideMark/>
           </w:tcPr>
           <w:p>
             <w:pPr>
+              <w:spacing w:after="160" w:line="259" w:lineRule="auto"/>
               <w:rPr>
                 <w:b/>
                 <w:bCs/>
               </w:rPr>
             </w:pPr>
-            <m:oMathPara>
-              <m:oMath>
-                <m:r>
-                  <m:rPr>
-                    <m:sty m:val="bi"/>
-                  </m:rPr>
-                  <w:rPr>
-                    <w:rFonts w:ascii="Cambria Math" w:hAnsi="Cambria Math"/>
-                  </w:rPr>
-                  <m:t>90.04%</m:t>
-                </m:r>
-              </m:oMath>
-            </m:oMathPara>
+            <w:r>
+              <w:rPr>
+                <w:b/>
+                <w:bCs/>
+              </w:rPr>
+              <w:t>0.9167</w:t>
+            </w:r>
           </w:p>
         </w:tc>
         <w:tc>
           <w:tcPr>
-            <w:tcW w:w="0" w:type="auto"/>
+            <w:tcW w:w="2074" w:type="dxa"/>
             <w:tcBorders>
-              <w:top w:val="single" w:sz="6" w:space="0" w:color="C4C7C5"/>
-              <w:left w:val="single" w:sz="6" w:space="0" w:color="C4C7C5"/>
-              <w:bottom w:val="single" w:sz="6" w:space="0" w:color="C4C7C5"/>
-              <w:right w:val="single" w:sz="6" w:space="0" w:color="C4C7C5"/>
+              <w:top w:val="single" w:sz="4" w:space="0" w:color="auto"/>
+              <w:left w:val="single" w:sz="4" w:space="0" w:color="auto"/>
+              <w:bottom w:val="single" w:sz="4" w:space="0" w:color="auto"/>
+              <w:right w:val="single" w:sz="4" w:space="0" w:color="auto"/>
             </w:tcBorders>
             <w:shd w:val="clear" w:color="auto" w:fill="000000" w:themeFill="text1"/>
-            <w:tcMar>
-              <w:top w:w="120" w:type="dxa"/>
-              <w:left w:w="180" w:type="dxa"/>
-              <w:bottom w:w="120" w:type="dxa"/>
-              <w:right w:w="180" w:type="dxa"/>
-            </w:tcMar>
             <w:vAlign w:val="center"/>
             <w:hideMark/>
           </w:tcPr>
           <w:p>
             <w:pPr>
+              <w:spacing w:after="160" w:line="259" w:lineRule="auto"/>
               <w:rPr>
                 <w:b/>
                 <w:bCs/>
               </w:rPr>
             </w:pPr>
-            <m:oMathPara>
-              <m:oMath>
-                <m:r>
-                  <m:rPr>
-                    <m:sty m:val="bi"/>
-                  </m:rPr>
-                  <w:rPr>
-                    <w:rFonts w:ascii="Cambria Math" w:hAnsi="Cambria Math"/>
-                  </w:rPr>
-                  <m:t>0.9620</m:t>
-                </m:r>
-              </m:oMath>
-            </m:oMathPara>
+            <w:r>
+              <w:rPr>
+                <w:b/>
+                <w:bCs/>
+              </w:rPr>
+              <w:t>0.9689</w:t>
+            </w:r>
           </w:p>
         </w:tc>
         <w:tc>
           <w:tcPr>
-            <w:tcW w:w="0" w:type="auto"/>
+            <w:tcW w:w="2074" w:type="dxa"/>
             <w:tcBorders>
-              <w:top w:val="single" w:sz="6" w:space="0" w:color="C4C7C5"/>
-              <w:left w:val="single" w:sz="6" w:space="0" w:color="C4C7C5"/>
-              <w:bottom w:val="single" w:sz="6" w:space="0" w:color="C4C7C5"/>
-              <w:right w:val="single" w:sz="6" w:space="0" w:color="C4C7C5"/>
+              <w:top w:val="single" w:sz="4" w:space="0" w:color="auto"/>
+              <w:left w:val="single" w:sz="4" w:space="0" w:color="auto"/>
+              <w:bottom w:val="single" w:sz="4" w:space="0" w:color="auto"/>
+              <w:right w:val="single" w:sz="4" w:space="0" w:color="auto"/>
             </w:tcBorders>
             <w:shd w:val="clear" w:color="auto" w:fill="000000" w:themeFill="text1"/>
-            <w:tcMar>
-              <w:top w:w="120" w:type="dxa"/>
-              <w:left w:w="180" w:type="dxa"/>
-              <w:bottom w:w="120" w:type="dxa"/>
-              <w:right w:w="180" w:type="dxa"/>
-            </w:tcMar>
             <w:vAlign w:val="center"/>
             <w:hideMark/>
           </w:tcPr>
           <w:p>
             <w:pPr>
+              <w:spacing w:after="160" w:line="259" w:lineRule="auto"/>
               <w:rPr>
                 <w:b/>
                 <w:bCs/>
               </w:rPr>
             </w:pPr>
-            <m:oMathPara>
-              <m:oMath>
-                <m:r>
-                  <m:rPr>
-                    <m:sty m:val="bi"/>
-                  </m:rPr>
-                  <w:rPr>
-                    <w:rFonts w:ascii="Cambria Math" w:hAnsi="Cambria Math"/>
-                  </w:rPr>
-                  <m:t>9.97%</m:t>
-                </m:r>
-              </m:oMath>
-            </m:oMathPara>
+            <w:r>
+              <w:rPr>
+                <w:b/>
+                <w:bCs/>
+              </w:rPr>
+              <w:t>8.32</w:t>
+            </w:r>
           </w:p>
         </w:tc>
       </w:tr>
       <w:tr>
         <w:trPr>
-          <w:tblCellSpacing w:w="15" w:type="dxa"/>
+          <w:jc w:val="center"/>
         </w:trPr>
         <w:tc>
           <w:tcPr>
-            <w:tcW w:w="0" w:type="auto"/>
+            <w:tcW w:w="2074" w:type="dxa"/>
             <w:tcBorders>
-              <w:top w:val="single" w:sz="6" w:space="0" w:color="C4C7C5"/>
-              <w:left w:val="single" w:sz="6" w:space="0" w:color="C4C7C5"/>
-              <w:bottom w:val="single" w:sz="6" w:space="0" w:color="C4C7C5"/>
-              <w:right w:val="single" w:sz="6" w:space="0" w:color="C4C7C5"/>
+              <w:top w:val="single" w:sz="4" w:space="0" w:color="auto"/>
+              <w:left w:val="single" w:sz="4" w:space="0" w:color="auto"/>
+              <w:bottom w:val="single" w:sz="4" w:space="0" w:color="auto"/>
+              <w:right w:val="single" w:sz="4" w:space="0" w:color="auto"/>
             </w:tcBorders>
             <w:shd w:val="clear" w:color="auto" w:fill="000000" w:themeFill="text1"/>
-            <w:tcMar>
-              <w:top w:w="120" w:type="dxa"/>
-              <w:left w:w="180" w:type="dxa"/>
-              <w:bottom w:w="120" w:type="dxa"/>
-              <w:right w:w="180" w:type="dxa"/>
-            </w:tcMar>
             <w:vAlign w:val="center"/>
             <w:hideMark/>
           </w:tcPr>
           <w:p>
             <w:pPr>
+              <w:spacing w:after="160" w:line="259" w:lineRule="auto"/>
               <w:rPr>
                 <w:b/>
                 <w:bCs/>
@@ -7697,173 +6816,300 @@
                 <w:b/>
                 <w:bCs/>
               </w:rPr>
-              <w:t>DEIT_Soft</w:t>
+              <w:t>DeiT</w:t>
             </w:r>
             <w:proofErr w:type="spellEnd"/>
+            <w:r>
+              <w:rPr>
+                <w:b/>
+                <w:bCs/>
+              </w:rPr>
+              <w:t>-Hard</w:t>
+            </w:r>
           </w:p>
         </w:tc>
         <w:tc>
           <w:tcPr>
-            <w:tcW w:w="0" w:type="auto"/>
+            <w:tcW w:w="2074" w:type="dxa"/>
             <w:tcBorders>
-              <w:top w:val="single" w:sz="6" w:space="0" w:color="C4C7C5"/>
-              <w:left w:val="single" w:sz="6" w:space="0" w:color="C4C7C5"/>
-              <w:bottom w:val="single" w:sz="6" w:space="0" w:color="C4C7C5"/>
-              <w:right w:val="single" w:sz="6" w:space="0" w:color="C4C7C5"/>
+              <w:top w:val="single" w:sz="4" w:space="0" w:color="auto"/>
+              <w:left w:val="single" w:sz="4" w:space="0" w:color="auto"/>
+              <w:bottom w:val="single" w:sz="4" w:space="0" w:color="auto"/>
+              <w:right w:val="single" w:sz="4" w:space="0" w:color="auto"/>
             </w:tcBorders>
             <w:shd w:val="clear" w:color="auto" w:fill="000000" w:themeFill="text1"/>
-            <w:tcMar>
-              <w:top w:w="120" w:type="dxa"/>
-              <w:left w:w="180" w:type="dxa"/>
-              <w:bottom w:w="120" w:type="dxa"/>
-              <w:right w:w="180" w:type="dxa"/>
-            </w:tcMar>
             <w:vAlign w:val="center"/>
             <w:hideMark/>
           </w:tcPr>
           <w:p>
             <w:pPr>
+              <w:spacing w:after="160" w:line="259" w:lineRule="auto"/>
               <w:rPr>
                 <w:b/>
                 <w:bCs/>
               </w:rPr>
             </w:pPr>
-            <m:oMathPara>
-              <m:oMath>
-                <m:r>
-                  <m:rPr>
-                    <m:sty m:val="bi"/>
-                  </m:rPr>
-                  <w:rPr>
-                    <w:rFonts w:ascii="Cambria Math" w:hAnsi="Cambria Math"/>
-                  </w:rPr>
-                  <m:t>99.61%</m:t>
-                </m:r>
-              </m:oMath>
-            </m:oMathPara>
+            <w:r>
+              <w:rPr>
+                <w:b/>
+                <w:bCs/>
+              </w:rPr>
+              <w:t>0.9962</w:t>
+            </w:r>
           </w:p>
         </w:tc>
         <w:tc>
           <w:tcPr>
-            <w:tcW w:w="0" w:type="auto"/>
+            <w:tcW w:w="2074" w:type="dxa"/>
             <w:tcBorders>
-              <w:top w:val="single" w:sz="6" w:space="0" w:color="C4C7C5"/>
-              <w:left w:val="single" w:sz="6" w:space="0" w:color="C4C7C5"/>
-              <w:bottom w:val="single" w:sz="6" w:space="0" w:color="C4C7C5"/>
-              <w:right w:val="single" w:sz="6" w:space="0" w:color="C4C7C5"/>
+              <w:top w:val="single" w:sz="4" w:space="0" w:color="auto"/>
+              <w:left w:val="single" w:sz="4" w:space="0" w:color="auto"/>
+              <w:bottom w:val="single" w:sz="4" w:space="0" w:color="auto"/>
+              <w:right w:val="single" w:sz="4" w:space="0" w:color="auto"/>
             </w:tcBorders>
             <w:shd w:val="clear" w:color="auto" w:fill="000000" w:themeFill="text1"/>
-            <w:tcMar>
-              <w:top w:w="120" w:type="dxa"/>
-              <w:left w:w="180" w:type="dxa"/>
-              <w:bottom w:w="120" w:type="dxa"/>
-              <w:right w:w="180" w:type="dxa"/>
-            </w:tcMar>
             <w:vAlign w:val="center"/>
             <w:hideMark/>
           </w:tcPr>
           <w:p>
             <w:pPr>
+              <w:spacing w:after="160" w:line="259" w:lineRule="auto"/>
               <w:rPr>
                 <w:b/>
                 <w:bCs/>
               </w:rPr>
             </w:pPr>
-            <m:oMathPara>
-              <m:oMath>
-                <m:r>
-                  <m:rPr>
-                    <m:sty m:val="bi"/>
-                  </m:rPr>
-                  <w:rPr>
-                    <w:rFonts w:ascii="Cambria Math" w:hAnsi="Cambria Math"/>
-                  </w:rPr>
-                  <m:t>89.25%</m:t>
-                </m:r>
-              </m:oMath>
-            </m:oMathPara>
+            <w:r>
+              <w:rPr>
+                <w:b/>
+                <w:bCs/>
+              </w:rPr>
+              <w:t>0.9004</w:t>
+            </w:r>
           </w:p>
         </w:tc>
         <w:tc>
           <w:tcPr>
-            <w:tcW w:w="0" w:type="auto"/>
+            <w:tcW w:w="2074" w:type="dxa"/>
             <w:tcBorders>
-              <w:top w:val="single" w:sz="6" w:space="0" w:color="C4C7C5"/>
-              <w:left w:val="single" w:sz="6" w:space="0" w:color="C4C7C5"/>
-              <w:bottom w:val="single" w:sz="6" w:space="0" w:color="C4C7C5"/>
-              <w:right w:val="single" w:sz="6" w:space="0" w:color="C4C7C5"/>
+              <w:top w:val="single" w:sz="4" w:space="0" w:color="auto"/>
+              <w:left w:val="single" w:sz="4" w:space="0" w:color="auto"/>
+              <w:bottom w:val="single" w:sz="4" w:space="0" w:color="auto"/>
+              <w:right w:val="single" w:sz="4" w:space="0" w:color="auto"/>
             </w:tcBorders>
             <w:shd w:val="clear" w:color="auto" w:fill="000000" w:themeFill="text1"/>
-            <w:tcMar>
-              <w:top w:w="120" w:type="dxa"/>
-              <w:left w:w="180" w:type="dxa"/>
-              <w:bottom w:w="120" w:type="dxa"/>
-              <w:right w:w="180" w:type="dxa"/>
-            </w:tcMar>
             <w:vAlign w:val="center"/>
             <w:hideMark/>
           </w:tcPr>
           <w:p>
             <w:pPr>
+              <w:spacing w:after="160" w:line="259" w:lineRule="auto"/>
               <w:rPr>
                 <w:b/>
                 <w:bCs/>
               </w:rPr>
             </w:pPr>
-            <m:oMathPara>
-              <m:oMath>
-                <m:r>
-                  <m:rPr>
-                    <m:sty m:val="bi"/>
-                  </m:rPr>
-                  <w:rPr>
-                    <w:rFonts w:ascii="Cambria Math" w:hAnsi="Cambria Math"/>
-                  </w:rPr>
-                  <m:t>0.9535</m:t>
-                </m:r>
-              </m:oMath>
-            </m:oMathPara>
+            <w:r>
+              <w:rPr>
+                <w:b/>
+                <w:bCs/>
+              </w:rPr>
+              <w:t>0.9620</w:t>
+            </w:r>
           </w:p>
         </w:tc>
         <w:tc>
           <w:tcPr>
-            <w:tcW w:w="0" w:type="auto"/>
+            <w:tcW w:w="2074" w:type="dxa"/>
             <w:tcBorders>
-              <w:top w:val="single" w:sz="6" w:space="0" w:color="C4C7C5"/>
-              <w:left w:val="single" w:sz="6" w:space="0" w:color="C4C7C5"/>
-              <w:bottom w:val="single" w:sz="6" w:space="0" w:color="C4C7C5"/>
-              <w:right w:val="single" w:sz="6" w:space="0" w:color="C4C7C5"/>
+              <w:top w:val="single" w:sz="4" w:space="0" w:color="auto"/>
+              <w:left w:val="single" w:sz="4" w:space="0" w:color="auto"/>
+              <w:bottom w:val="single" w:sz="4" w:space="0" w:color="auto"/>
+              <w:right w:val="single" w:sz="4" w:space="0" w:color="auto"/>
             </w:tcBorders>
             <w:shd w:val="clear" w:color="auto" w:fill="000000" w:themeFill="text1"/>
-            <w:tcMar>
-              <w:top w:w="120" w:type="dxa"/>
-              <w:left w:w="180" w:type="dxa"/>
-              <w:bottom w:w="120" w:type="dxa"/>
-              <w:right w:w="180" w:type="dxa"/>
-            </w:tcMar>
             <w:vAlign w:val="center"/>
             <w:hideMark/>
           </w:tcPr>
           <w:p>
             <w:pPr>
+              <w:spacing w:after="160" w:line="259" w:lineRule="auto"/>
               <w:rPr>
                 <w:b/>
                 <w:bCs/>
               </w:rPr>
             </w:pPr>
-            <m:oMathPara>
-              <m:oMath>
-                <m:r>
-                  <m:rPr>
-                    <m:sty m:val="bi"/>
-                  </m:rPr>
-                  <w:rPr>
-                    <w:rFonts w:ascii="Cambria Math" w:hAnsi="Cambria Math"/>
-                  </w:rPr>
-                  <m:t>10.75%</m:t>
-                </m:r>
-              </m:oMath>
-            </m:oMathPara>
+            <w:r>
+              <w:rPr>
+                <w:b/>
+                <w:bCs/>
+              </w:rPr>
+              <w:t>9.97</w:t>
+            </w:r>
+          </w:p>
+        </w:tc>
+      </w:tr>
+      <w:tr>
+        <w:trPr>
+          <w:jc w:val="center"/>
+        </w:trPr>
+        <w:tc>
+          <w:tcPr>
+            <w:tcW w:w="2074" w:type="dxa"/>
+            <w:tcBorders>
+              <w:top w:val="single" w:sz="4" w:space="0" w:color="auto"/>
+              <w:left w:val="single" w:sz="4" w:space="0" w:color="auto"/>
+              <w:bottom w:val="single" w:sz="4" w:space="0" w:color="auto"/>
+              <w:right w:val="single" w:sz="4" w:space="0" w:color="auto"/>
+            </w:tcBorders>
+            <w:shd w:val="clear" w:color="auto" w:fill="000000" w:themeFill="text1"/>
+            <w:vAlign w:val="center"/>
+            <w:hideMark/>
+          </w:tcPr>
+          <w:p>
+            <w:pPr>
+              <w:spacing w:after="160" w:line="259" w:lineRule="auto"/>
+              <w:rPr>
+                <w:b/>
+                <w:bCs/>
+              </w:rPr>
+            </w:pPr>
+            <w:proofErr w:type="spellStart"/>
+            <w:r>
+              <w:rPr>
+                <w:b/>
+                <w:bCs/>
+              </w:rPr>
+              <w:t>DeiT</w:t>
+            </w:r>
+            <w:proofErr w:type="spellEnd"/>
+            <w:r>
+              <w:rPr>
+                <w:b/>
+                <w:bCs/>
+              </w:rPr>
+              <w:t>-Soft</w:t>
+            </w:r>
+          </w:p>
+        </w:tc>
+        <w:tc>
+          <w:tcPr>
+            <w:tcW w:w="2074" w:type="dxa"/>
+            <w:tcBorders>
+              <w:top w:val="single" w:sz="4" w:space="0" w:color="auto"/>
+              <w:left w:val="single" w:sz="4" w:space="0" w:color="auto"/>
+              <w:bottom w:val="single" w:sz="4" w:space="0" w:color="auto"/>
+              <w:right w:val="single" w:sz="4" w:space="0" w:color="auto"/>
+            </w:tcBorders>
+            <w:shd w:val="clear" w:color="auto" w:fill="000000" w:themeFill="text1"/>
+            <w:vAlign w:val="center"/>
+            <w:hideMark/>
+          </w:tcPr>
+          <w:p>
+            <w:pPr>
+              <w:spacing w:after="160" w:line="259" w:lineRule="auto"/>
+              <w:rPr>
+                <w:b/>
+                <w:bCs/>
+              </w:rPr>
+            </w:pPr>
+            <w:r>
+              <w:rPr>
+                <w:b/>
+                <w:bCs/>
+              </w:rPr>
+              <w:t>0.9961</w:t>
+            </w:r>
+          </w:p>
+        </w:tc>
+        <w:tc>
+          <w:tcPr>
+            <w:tcW w:w="2074" w:type="dxa"/>
+            <w:tcBorders>
+              <w:top w:val="single" w:sz="4" w:space="0" w:color="auto"/>
+              <w:left w:val="single" w:sz="4" w:space="0" w:color="auto"/>
+              <w:bottom w:val="single" w:sz="4" w:space="0" w:color="auto"/>
+              <w:right w:val="single" w:sz="4" w:space="0" w:color="auto"/>
+            </w:tcBorders>
+            <w:shd w:val="clear" w:color="auto" w:fill="000000" w:themeFill="text1"/>
+            <w:vAlign w:val="center"/>
+            <w:hideMark/>
+          </w:tcPr>
+          <w:p>
+            <w:pPr>
+              <w:spacing w:after="160" w:line="259" w:lineRule="auto"/>
+              <w:rPr>
+                <w:b/>
+                <w:bCs/>
+              </w:rPr>
+            </w:pPr>
+            <w:r>
+              <w:rPr>
+                <w:b/>
+                <w:bCs/>
+              </w:rPr>
+              <w:t>0.8925</w:t>
+            </w:r>
+          </w:p>
+        </w:tc>
+        <w:tc>
+          <w:tcPr>
+            <w:tcW w:w="2074" w:type="dxa"/>
+            <w:tcBorders>
+              <w:top w:val="single" w:sz="4" w:space="0" w:color="auto"/>
+              <w:left w:val="single" w:sz="4" w:space="0" w:color="auto"/>
+              <w:bottom w:val="single" w:sz="4" w:space="0" w:color="auto"/>
+              <w:right w:val="single" w:sz="4" w:space="0" w:color="auto"/>
+            </w:tcBorders>
+            <w:shd w:val="clear" w:color="auto" w:fill="000000" w:themeFill="text1"/>
+            <w:vAlign w:val="center"/>
+            <w:hideMark/>
+          </w:tcPr>
+          <w:p>
+            <w:pPr>
+              <w:spacing w:after="160" w:line="259" w:lineRule="auto"/>
+              <w:rPr>
+                <w:b/>
+                <w:bCs/>
+              </w:rPr>
+            </w:pPr>
+            <w:r>
+              <w:rPr>
+                <w:b/>
+                <w:bCs/>
+              </w:rPr>
+              <w:t>0.9535</w:t>
+            </w:r>
+          </w:p>
+        </w:tc>
+        <w:tc>
+          <w:tcPr>
+            <w:tcW w:w="2074" w:type="dxa"/>
+            <w:tcBorders>
+              <w:top w:val="single" w:sz="4" w:space="0" w:color="auto"/>
+              <w:left w:val="single" w:sz="4" w:space="0" w:color="auto"/>
+              <w:bottom w:val="single" w:sz="4" w:space="0" w:color="auto"/>
+              <w:right w:val="single" w:sz="4" w:space="0" w:color="auto"/>
+            </w:tcBorders>
+            <w:shd w:val="clear" w:color="auto" w:fill="000000" w:themeFill="text1"/>
+            <w:vAlign w:val="center"/>
+            <w:hideMark/>
+          </w:tcPr>
+          <w:p>
+            <w:pPr>
+              <w:spacing w:after="160" w:line="259" w:lineRule="auto"/>
+              <w:rPr>
+                <w:b/>
+                <w:bCs/>
+              </w:rPr>
+            </w:pPr>
+            <w:r>
+              <w:rPr>
+                <w:b/>
+                <w:bCs/>
+              </w:rPr>
+              <w:t>10.75</w:t>
+            </w:r>
           </w:p>
         </w:tc>
       </w:tr>
@@ -7875,104 +7121,85 @@
           <w:bCs/>
         </w:rPr>
       </w:pPr>
-    </w:p>
-    <w:p>
-      <w:r>
-        <w:rPr>
-          <w:b/>
-          <w:bCs/>
+      <w:r>
+        <w:rPr>
+          <w:b/>
+          <w:bCs/>
+          <w:i/>
         </w:rPr>
         <w:lastRenderedPageBreak/>
-        <w:t xml:space="preserve">*Note on </w:t>
+        <w:t>Note. Lower EER is better. The table reports best-observed coherent evaluation runs. An anomalous Swin checkpoint reporting 0.04% EER</w:t>
+      </w:r>
+      <w:r>
+        <w:rPr>
+          <w:b/>
+          <w:bCs/>
+          <w:i/>
+        </w:rPr>
+        <w:t xml:space="preserve"> and Resnet50 reporting 0.90% EER</w:t>
+      </w:r>
+      <w:r>
+        <w:rPr>
+          <w:b/>
+          <w:bCs/>
+          <w:i/>
+        </w:rPr>
+        <w:t xml:space="preserve"> </w:t>
+      </w:r>
+      <w:r>
+        <w:rPr>
+          <w:b/>
+          <w:bCs/>
+          <w:i/>
+        </w:rPr>
+        <w:t>were</w:t>
+      </w:r>
+      <w:r>
+        <w:rPr>
+          <w:b/>
+          <w:bCs/>
+          <w:i/>
+        </w:rPr>
+        <w:t xml:space="preserve"> excluded from the comparative leaderboard because the result co-occurred with single-class prediction collapse, near-constant output logits, and contradictory cross-metric </w:t>
       </w:r>
       <w:proofErr w:type="spellStart"/>
       <w:r>
         <w:rPr>
           <w:b/>
           <w:bCs/>
-        </w:rPr>
-        <w:t>SwinTransformer</w:t>
+          <w:i/>
+        </w:rPr>
+        <w:t>behaviour</w:t>
       </w:r>
       <w:proofErr w:type="spellEnd"/>
       <w:r>
         <w:rPr>
           <w:b/>
           <w:bCs/>
-        </w:rPr>
-        <w:t xml:space="preserve"> and ResNet50 (</w:t>
-      </w:r>
-      <w:proofErr w:type="spellStart"/>
-      <w:r>
-        <w:rPr>
-          <w:b/>
-          <w:bCs/>
-        </w:rPr>
-        <w:t>PhaseIII</w:t>
-      </w:r>
-      <w:proofErr w:type="spellEnd"/>
-      <w:r>
-        <w:rPr>
-          <w:b/>
-          <w:bCs/>
-        </w:rPr>
-        <w:t xml:space="preserve">): </w:t>
-      </w:r>
-      <w:r>
-        <w:t xml:space="preserve">Exhibits extreme logit polarization on the evaluation partition. While the underlying feature space achieves near-perfect linear separation (yielding </w:t>
-      </w:r>
-      <w:r>
-        <w:rPr>
-          <w:b/>
-          <w:bCs/>
           <w:i/>
-          <w:iCs/>
-        </w:rPr>
-        <w:t xml:space="preserve">EER </w:t>
-      </w:r>
-      <w:r>
-        <w:t xml:space="preserve">values of </w:t>
-      </w:r>
-      <w:r>
-        <w:rPr>
-          <w:b/>
-          <w:bCs/>
-        </w:rPr>
-        <w:t xml:space="preserve">0.04% </w:t>
-      </w:r>
-      <w:r>
-        <w:t xml:space="preserve">and </w:t>
-      </w:r>
-      <w:r>
-        <w:rPr>
-          <w:b/>
-          <w:bCs/>
-        </w:rPr>
-        <w:t xml:space="preserve">0.95%, </w:t>
-      </w:r>
-      <w:r>
-        <w:t xml:space="preserve">respectively), the raw probability distribution has shifted relative to the static </w:t>
-      </w:r>
-      <w:r>
-        <w:rPr>
-          <w:b/>
-          <w:bCs/>
-        </w:rPr>
-        <w:t xml:space="preserve">0.5 </w:t>
-      </w:r>
-      <w:r>
-        <w:t>classification threshold.</w:t>
-      </w:r>
-    </w:p>
-    <w:p>
-      <w:r>
-        <w:rPr>
+        </w:rPr>
+        <w:t>. The anomalous result is discussed separately in Section 5.</w:t>
+      </w:r>
+    </w:p>
+    <w:p>
+      <w:pPr>
+        <w:rPr>
+          <w:b/>
+          <w:bCs/>
+        </w:rPr>
+      </w:pPr>
+    </w:p>
+    <w:p>
+      <w:r>
+        <w:rPr>
+          <w:noProof/>
           <w:highlight w:val="black"/>
         </w:rPr>
         <w:drawing>
-          <wp:inline distT="0" distB="0" distL="0" distR="0" wp14:anchorId="44F11569" wp14:editId="5A65419C">
-            <wp:extent cx="5731510" cy="2363470"/>
-            <wp:effectExtent l="0" t="0" r="2540" b="0"/>
-            <wp:docPr id="1987278409" name="Graphic 1"/>
+          <wp:inline distT="0" distB="0" distL="0" distR="0" wp14:anchorId="0F59B8F0" wp14:editId="5488CAC3">
+            <wp:extent cx="5731510" cy="2359025"/>
+            <wp:effectExtent l="0" t="0" r="2540" b="3175"/>
+            <wp:docPr id="1661784206" name="Graphic 1"/>
             <wp:cNvGraphicFramePr>
               <a:graphicFrameLocks xmlns:a="http://schemas.openxmlformats.org/drawingml/2006/main" noChangeAspect="1"/>
             </wp:cNvGraphicFramePr>
@@ -7980,7 +7207,7 @@
               <a:graphicData uri="http://schemas.openxmlformats.org/drawingml/2006/picture">
                 <pic:pic xmlns:pic="http://schemas.openxmlformats.org/drawingml/2006/picture">
                   <pic:nvPicPr>
-                    <pic:cNvPr id="1987278409" name=""/>
+                    <pic:cNvPr id="1661784206" name=""/>
                     <pic:cNvPicPr/>
                   </pic:nvPicPr>
                   <pic:blipFill>
@@ -7998,7 +7225,7 @@
                   <pic:spPr>
                     <a:xfrm>
                       <a:off x="0" y="0"/>
-                      <a:ext cx="5731510" cy="2363470"/>
+                      <a:ext cx="5731510" cy="2359025"/>
                     </a:xfrm>
                     <a:prstGeom prst="rect">
                       <a:avLst/>
@@ -8034,6 +7261,49 @@
         </w:rPr>
         <w:t>EER vs Training Time for Fine Tuned models, as we can see almost all the models EER value improved with fine tuning methods and training time decreased too</w:t>
       </w:r>
+      <w:r>
+        <w:rPr>
+          <w:b/>
+          <w:bCs/>
+        </w:rPr>
+        <w:t xml:space="preserve"> except Swin Transformer as </w:t>
+      </w:r>
+      <w:r>
+        <w:rPr>
+          <w:b/>
+          <w:bCs/>
+        </w:rPr>
+        <w:t>the prediction collapsed</w:t>
+      </w:r>
+    </w:p>
+    <w:p>
+      <w:r>
+        <w:t xml:space="preserve">Architecture-specific fine-tuning consistently improved the performance of the remaining architectures. ResNet18, the CNN-Transformer hybrid, Vision Transformer, </w:t>
+      </w:r>
+      <w:proofErr w:type="spellStart"/>
+      <w:r>
+        <w:t>DeiT</w:t>
+      </w:r>
+      <w:proofErr w:type="spellEnd"/>
+      <w:r>
+        <w:t xml:space="preserve">-Hard, and </w:t>
+      </w:r>
+      <w:proofErr w:type="spellStart"/>
+      <w:r>
+        <w:t>DeiT</w:t>
+      </w:r>
+      <w:proofErr w:type="spellEnd"/>
+      <w:r>
+        <w:t xml:space="preserve">-Soft all demonstrated modest reductions in Equal Error Rate while maintaining coherent evaluation accuracy and ROC-AUC values. These improvements indicate that the proposed fine-tuning strategy—including layer-wise learning rate decay, Gaussian noise augmentation, cosine annealing warm restarts, and EER-driven early stopping—generally enhanced model generalization. Consequently, the detailed investigation in the remainder of this section focuses exclusively on the two architectures (Swin Transformer and ResNet50) that exhibited anomalous evaluation </w:t>
+      </w:r>
+      <w:proofErr w:type="spellStart"/>
+      <w:r>
+        <w:t>behaviour</w:t>
+      </w:r>
+      <w:proofErr w:type="spellEnd"/>
+      <w:r>
+        <w:t>.</w:t>
+      </w:r>
     </w:p>
     <w:p/>
     <w:p>
@@ -8053,34 +7323,593 @@
           <w:b/>
           <w:bCs/>
         </w:rPr>
-        <w:t>The Logit Compression and Threshold Mismatch Phenomenon</w:t>
-      </w:r>
-    </w:p>
-    <w:p>
-      <w:r>
-        <w:t>The most striking result of Phase III is the apparent divergence between classification accuracy and the Equal Error Rate</w:t>
-      </w:r>
-      <w:r>
-        <w:t xml:space="preserve"> </w:t>
-      </w:r>
-      <w:r>
-        <w:rPr>
-          <w:b/>
-          <w:bCs/>
-        </w:rPr>
-        <w:t>(</w:t>
-      </w:r>
-      <w:r>
+        <w:t>Extremely Low EER Values During Fine-Tuning</w:t>
+      </w:r>
+    </w:p>
+    <w:p>
+      <w:pPr>
+        <w:rPr>
+          <w:b/>
+          <w:bCs/>
+        </w:rPr>
+      </w:pPr>
+      <w:r>
+        <w:rPr>
+          <w:rFonts w:eastAsia="Times New Roman" w:cs="Times New Roman"/>
+          <w:kern w:val="0"/>
+          <w:lang w:val="en-IN" w:eastAsia="en-IN"/>
+          <w14:ligatures w14:val="none"/>
+        </w:rPr>
+        <w:t>Architecture-specific fine-tuning substantially reduced the reported Equal Error Rate for both the custom Swin Transformer and ResNet50.</w:t>
+      </w:r>
+    </w:p>
+    <w:tbl>
+      <w:tblPr>
+        <w:tblW w:w="0" w:type="auto"/>
+        <w:tblCellSpacing w:w="15" w:type="dxa"/>
+        <w:shd w:val="clear" w:color="auto" w:fill="000000" w:themeFill="text1"/>
+        <w:tblCellMar>
+          <w:top w:w="15" w:type="dxa"/>
+          <w:left w:w="15" w:type="dxa"/>
+          <w:bottom w:w="15" w:type="dxa"/>
+          <w:right w:w="15" w:type="dxa"/>
+        </w:tblCellMar>
+        <w:tblLook w:val="04A0" w:firstRow="1" w:lastRow="0" w:firstColumn="1" w:lastColumn="0" w:noHBand="0" w:noVBand="1"/>
+      </w:tblPr>
+      <w:tblGrid>
+        <w:gridCol w:w="1805"/>
+        <w:gridCol w:w="2759"/>
+        <w:gridCol w:w="2037"/>
+        <w:gridCol w:w="1016"/>
+        <w:gridCol w:w="1409"/>
+      </w:tblGrid>
+      <w:tr>
+        <w:trPr>
+          <w:tblHeader/>
+          <w:tblCellSpacing w:w="15" w:type="dxa"/>
+        </w:trPr>
+        <w:tc>
+          <w:tcPr>
+            <w:tcW w:w="0" w:type="auto"/>
+            <w:shd w:val="clear" w:color="auto" w:fill="000000" w:themeFill="text1"/>
+            <w:vAlign w:val="center"/>
+            <w:hideMark/>
+          </w:tcPr>
+          <w:p>
+            <w:pPr>
+              <w:spacing w:after="0" w:line="240" w:lineRule="auto"/>
+              <w:jc w:val="center"/>
+              <w:rPr>
+                <w:rFonts w:eastAsia="Times New Roman" w:cs="Times New Roman"/>
+                <w:b/>
+                <w:bCs/>
+                <w:kern w:val="0"/>
+                <w:lang w:val="en-IN" w:eastAsia="en-IN"/>
+                <w14:ligatures w14:val="none"/>
+              </w:rPr>
+            </w:pPr>
+            <w:r>
+              <w:rPr>
+                <w:rFonts w:eastAsia="Times New Roman" w:cs="Times New Roman"/>
+                <w:b/>
+                <w:bCs/>
+                <w:kern w:val="0"/>
+                <w:lang w:val="en-IN" w:eastAsia="en-IN"/>
+                <w14:ligatures w14:val="none"/>
+              </w:rPr>
+              <w:t>Model</w:t>
+            </w:r>
+          </w:p>
+        </w:tc>
+        <w:tc>
+          <w:tcPr>
+            <w:tcW w:w="0" w:type="auto"/>
+            <w:shd w:val="clear" w:color="auto" w:fill="000000" w:themeFill="text1"/>
+            <w:vAlign w:val="center"/>
+            <w:hideMark/>
+          </w:tcPr>
+          <w:p>
+            <w:pPr>
+              <w:spacing w:after="0" w:line="240" w:lineRule="auto"/>
+              <w:jc w:val="center"/>
+              <w:rPr>
+                <w:rFonts w:eastAsia="Times New Roman" w:cs="Times New Roman"/>
+                <w:b/>
+                <w:bCs/>
+                <w:kern w:val="0"/>
+                <w:lang w:val="en-IN" w:eastAsia="en-IN"/>
+                <w14:ligatures w14:val="none"/>
+              </w:rPr>
+            </w:pPr>
+            <w:r>
+              <w:rPr>
+                <w:rFonts w:eastAsia="Times New Roman" w:cs="Times New Roman"/>
+                <w:b/>
+                <w:bCs/>
+                <w:kern w:val="0"/>
+                <w:lang w:val="en-IN" w:eastAsia="en-IN"/>
+                <w14:ligatures w14:val="none"/>
+              </w:rPr>
+              <w:t>Highest Validation Accuracy</w:t>
+            </w:r>
+          </w:p>
+        </w:tc>
+        <w:tc>
+          <w:tcPr>
+            <w:tcW w:w="0" w:type="auto"/>
+            <w:shd w:val="clear" w:color="auto" w:fill="000000" w:themeFill="text1"/>
+            <w:vAlign w:val="center"/>
+            <w:hideMark/>
+          </w:tcPr>
+          <w:p>
+            <w:pPr>
+              <w:spacing w:after="0" w:line="240" w:lineRule="auto"/>
+              <w:jc w:val="center"/>
+              <w:rPr>
+                <w:rFonts w:eastAsia="Times New Roman" w:cs="Times New Roman"/>
+                <w:b/>
+                <w:bCs/>
+                <w:kern w:val="0"/>
+                <w:lang w:val="en-IN" w:eastAsia="en-IN"/>
+                <w14:ligatures w14:val="none"/>
+              </w:rPr>
+            </w:pPr>
+            <w:r>
+              <w:rPr>
+                <w:rFonts w:eastAsia="Times New Roman" w:cs="Times New Roman"/>
+                <w:b/>
+                <w:bCs/>
+                <w:kern w:val="0"/>
+                <w:lang w:val="en-IN" w:eastAsia="en-IN"/>
+                <w14:ligatures w14:val="none"/>
+              </w:rPr>
+              <w:t>Evaluation Accuracy</w:t>
+            </w:r>
+          </w:p>
+        </w:tc>
+        <w:tc>
+          <w:tcPr>
+            <w:tcW w:w="0" w:type="auto"/>
+            <w:shd w:val="clear" w:color="auto" w:fill="000000" w:themeFill="text1"/>
+            <w:vAlign w:val="center"/>
+            <w:hideMark/>
+          </w:tcPr>
+          <w:p>
+            <w:pPr>
+              <w:spacing w:after="0" w:line="240" w:lineRule="auto"/>
+              <w:jc w:val="center"/>
+              <w:rPr>
+                <w:rFonts w:eastAsia="Times New Roman" w:cs="Times New Roman"/>
+                <w:b/>
+                <w:bCs/>
+                <w:kern w:val="0"/>
+                <w:lang w:val="en-IN" w:eastAsia="en-IN"/>
+                <w14:ligatures w14:val="none"/>
+              </w:rPr>
+            </w:pPr>
+            <w:r>
+              <w:rPr>
+                <w:rFonts w:eastAsia="Times New Roman" w:cs="Times New Roman"/>
+                <w:b/>
+                <w:bCs/>
+                <w:kern w:val="0"/>
+                <w:lang w:val="en-IN" w:eastAsia="en-IN"/>
+                <w14:ligatures w14:val="none"/>
+              </w:rPr>
+              <w:t>ROC-AUC</w:t>
+            </w:r>
+          </w:p>
+        </w:tc>
+        <w:tc>
+          <w:tcPr>
+            <w:tcW w:w="0" w:type="auto"/>
+            <w:shd w:val="clear" w:color="auto" w:fill="000000" w:themeFill="text1"/>
+            <w:vAlign w:val="center"/>
+            <w:hideMark/>
+          </w:tcPr>
+          <w:p>
+            <w:pPr>
+              <w:spacing w:after="0" w:line="240" w:lineRule="auto"/>
+              <w:jc w:val="center"/>
+              <w:rPr>
+                <w:rFonts w:eastAsia="Times New Roman" w:cs="Times New Roman"/>
+                <w:b/>
+                <w:bCs/>
+                <w:kern w:val="0"/>
+                <w:lang w:val="en-IN" w:eastAsia="en-IN"/>
+                <w14:ligatures w14:val="none"/>
+              </w:rPr>
+            </w:pPr>
+            <w:r>
+              <w:rPr>
+                <w:rFonts w:eastAsia="Times New Roman" w:cs="Times New Roman"/>
+                <w:b/>
+                <w:bCs/>
+                <w:kern w:val="0"/>
+                <w:lang w:val="en-IN" w:eastAsia="en-IN"/>
+                <w14:ligatures w14:val="none"/>
+              </w:rPr>
+              <w:t>Reported EER</w:t>
+            </w:r>
+          </w:p>
+        </w:tc>
+      </w:tr>
+      <w:tr>
+        <w:trPr>
+          <w:tblCellSpacing w:w="15" w:type="dxa"/>
+        </w:trPr>
+        <w:tc>
+          <w:tcPr>
+            <w:tcW w:w="0" w:type="auto"/>
+            <w:shd w:val="clear" w:color="auto" w:fill="000000" w:themeFill="text1"/>
+            <w:vAlign w:val="center"/>
+            <w:hideMark/>
+          </w:tcPr>
+          <w:p>
+            <w:pPr>
+              <w:spacing w:after="0" w:line="240" w:lineRule="auto"/>
+              <w:rPr>
+                <w:rFonts w:eastAsia="Times New Roman" w:cs="Times New Roman"/>
+                <w:kern w:val="0"/>
+                <w:lang w:val="en-IN" w:eastAsia="en-IN"/>
+                <w14:ligatures w14:val="none"/>
+              </w:rPr>
+            </w:pPr>
+            <w:r>
+              <w:rPr>
+                <w:rFonts w:eastAsia="Times New Roman" w:cs="Times New Roman"/>
+                <w:kern w:val="0"/>
+                <w:lang w:val="en-IN" w:eastAsia="en-IN"/>
+                <w14:ligatures w14:val="none"/>
+              </w:rPr>
+              <w:t>Swin Transformer*</w:t>
+            </w:r>
+          </w:p>
+        </w:tc>
+        <w:tc>
+          <w:tcPr>
+            <w:tcW w:w="0" w:type="auto"/>
+            <w:shd w:val="clear" w:color="auto" w:fill="000000" w:themeFill="text1"/>
+            <w:vAlign w:val="center"/>
+            <w:hideMark/>
+          </w:tcPr>
+          <w:p>
+            <w:pPr>
+              <w:spacing w:after="0" w:line="240" w:lineRule="auto"/>
+              <w:rPr>
+                <w:rFonts w:eastAsia="Times New Roman" w:cs="Times New Roman"/>
+                <w:kern w:val="0"/>
+                <w:lang w:val="en-IN" w:eastAsia="en-IN"/>
+                <w14:ligatures w14:val="none"/>
+              </w:rPr>
+            </w:pPr>
+            <w:r>
+              <w:rPr>
+                <w:rFonts w:eastAsia="Times New Roman" w:cs="Times New Roman"/>
+                <w:kern w:val="0"/>
+                <w:lang w:val="en-IN" w:eastAsia="en-IN"/>
+                <w14:ligatures w14:val="none"/>
+              </w:rPr>
+              <w:t>99.65%</w:t>
+            </w:r>
+          </w:p>
+        </w:tc>
+        <w:tc>
+          <w:tcPr>
+            <w:tcW w:w="0" w:type="auto"/>
+            <w:shd w:val="clear" w:color="auto" w:fill="000000" w:themeFill="text1"/>
+            <w:vAlign w:val="center"/>
+            <w:hideMark/>
+          </w:tcPr>
+          <w:p>
+            <w:pPr>
+              <w:spacing w:after="0" w:line="240" w:lineRule="auto"/>
+              <w:rPr>
+                <w:rFonts w:eastAsia="Times New Roman" w:cs="Times New Roman"/>
+                <w:kern w:val="0"/>
+                <w:lang w:val="en-IN" w:eastAsia="en-IN"/>
+                <w14:ligatures w14:val="none"/>
+              </w:rPr>
+            </w:pPr>
+            <w:r>
+              <w:rPr>
+                <w:rFonts w:eastAsia="Times New Roman" w:cs="Times New Roman"/>
+                <w:kern w:val="0"/>
+                <w:lang w:val="en-IN" w:eastAsia="en-IN"/>
+                <w14:ligatures w14:val="none"/>
+              </w:rPr>
+              <w:t>10.32%</w:t>
+            </w:r>
+          </w:p>
+        </w:tc>
+        <w:tc>
+          <w:tcPr>
+            <w:tcW w:w="0" w:type="auto"/>
+            <w:shd w:val="clear" w:color="auto" w:fill="000000" w:themeFill="text1"/>
+            <w:vAlign w:val="center"/>
+            <w:hideMark/>
+          </w:tcPr>
+          <w:p>
+            <w:pPr>
+              <w:spacing w:after="0" w:line="240" w:lineRule="auto"/>
+              <w:rPr>
+                <w:rFonts w:eastAsia="Times New Roman" w:cs="Times New Roman"/>
+                <w:kern w:val="0"/>
+                <w:lang w:val="en-IN" w:eastAsia="en-IN"/>
+                <w14:ligatures w14:val="none"/>
+              </w:rPr>
+            </w:pPr>
+            <w:r>
+              <w:rPr>
+                <w:rFonts w:eastAsia="Times New Roman" w:cs="Times New Roman"/>
+                <w:kern w:val="0"/>
+                <w:lang w:val="en-IN" w:eastAsia="en-IN"/>
+                <w14:ligatures w14:val="none"/>
+              </w:rPr>
+              <w:t>0.5252</w:t>
+            </w:r>
+          </w:p>
+        </w:tc>
+        <w:tc>
+          <w:tcPr>
+            <w:tcW w:w="0" w:type="auto"/>
+            <w:shd w:val="clear" w:color="auto" w:fill="000000" w:themeFill="text1"/>
+            <w:vAlign w:val="center"/>
+            <w:hideMark/>
+          </w:tcPr>
+          <w:p>
+            <w:pPr>
+              <w:spacing w:after="0" w:line="240" w:lineRule="auto"/>
+              <w:rPr>
+                <w:rFonts w:eastAsia="Times New Roman" w:cs="Times New Roman"/>
+                <w:kern w:val="0"/>
+                <w:lang w:val="en-IN" w:eastAsia="en-IN"/>
+                <w14:ligatures w14:val="none"/>
+              </w:rPr>
+            </w:pPr>
+            <w:r>
+              <w:rPr>
+                <w:rFonts w:eastAsia="Times New Roman" w:cs="Times New Roman"/>
+                <w:b/>
+                <w:bCs/>
+                <w:kern w:val="0"/>
+                <w:lang w:val="en-IN" w:eastAsia="en-IN"/>
+                <w14:ligatures w14:val="none"/>
+              </w:rPr>
+              <w:t>0.04%</w:t>
+            </w:r>
+          </w:p>
+        </w:tc>
+      </w:tr>
+      <w:tr>
+        <w:trPr>
+          <w:tblCellSpacing w:w="15" w:type="dxa"/>
+        </w:trPr>
+        <w:tc>
+          <w:tcPr>
+            <w:tcW w:w="0" w:type="auto"/>
+            <w:shd w:val="clear" w:color="auto" w:fill="000000" w:themeFill="text1"/>
+            <w:vAlign w:val="center"/>
+            <w:hideMark/>
+          </w:tcPr>
+          <w:p>
+            <w:pPr>
+              <w:spacing w:after="0" w:line="240" w:lineRule="auto"/>
+              <w:rPr>
+                <w:rFonts w:eastAsia="Times New Roman" w:cs="Times New Roman"/>
+                <w:kern w:val="0"/>
+                <w:lang w:val="en-IN" w:eastAsia="en-IN"/>
+                <w14:ligatures w14:val="none"/>
+              </w:rPr>
+            </w:pPr>
+            <w:r>
+              <w:rPr>
+                <w:rFonts w:eastAsia="Times New Roman" w:cs="Times New Roman"/>
+                <w:kern w:val="0"/>
+                <w:lang w:val="en-IN" w:eastAsia="en-IN"/>
+                <w14:ligatures w14:val="none"/>
+              </w:rPr>
+              <w:t>ResNet50*</w:t>
+            </w:r>
+          </w:p>
+        </w:tc>
+        <w:tc>
+          <w:tcPr>
+            <w:tcW w:w="0" w:type="auto"/>
+            <w:shd w:val="clear" w:color="auto" w:fill="000000" w:themeFill="text1"/>
+            <w:vAlign w:val="center"/>
+            <w:hideMark/>
+          </w:tcPr>
+          <w:p>
+            <w:pPr>
+              <w:spacing w:after="0" w:line="240" w:lineRule="auto"/>
+              <w:rPr>
+                <w:rFonts w:eastAsia="Times New Roman" w:cs="Times New Roman"/>
+                <w:kern w:val="0"/>
+                <w:lang w:val="en-IN" w:eastAsia="en-IN"/>
+                <w14:ligatures w14:val="none"/>
+              </w:rPr>
+            </w:pPr>
+            <w:r>
+              <w:rPr>
+                <w:rFonts w:eastAsia="Times New Roman" w:cs="Times New Roman"/>
+                <w:kern w:val="0"/>
+                <w:lang w:val="en-IN" w:eastAsia="en-IN"/>
+                <w14:ligatures w14:val="none"/>
+              </w:rPr>
+              <w:t>99.98%</w:t>
+            </w:r>
+          </w:p>
+        </w:tc>
+        <w:tc>
+          <w:tcPr>
+            <w:tcW w:w="0" w:type="auto"/>
+            <w:shd w:val="clear" w:color="auto" w:fill="000000" w:themeFill="text1"/>
+            <w:vAlign w:val="center"/>
+            <w:hideMark/>
+          </w:tcPr>
+          <w:p>
+            <w:pPr>
+              <w:spacing w:after="0" w:line="240" w:lineRule="auto"/>
+              <w:rPr>
+                <w:rFonts w:eastAsia="Times New Roman" w:cs="Times New Roman"/>
+                <w:kern w:val="0"/>
+                <w:lang w:val="en-IN" w:eastAsia="en-IN"/>
+                <w14:ligatures w14:val="none"/>
+              </w:rPr>
+            </w:pPr>
+            <w:r>
+              <w:rPr>
+                <w:rFonts w:eastAsia="Times New Roman" w:cs="Times New Roman"/>
+                <w:kern w:val="0"/>
+                <w:lang w:val="en-IN" w:eastAsia="en-IN"/>
+                <w14:ligatures w14:val="none"/>
+              </w:rPr>
+              <w:t>78.42%</w:t>
+            </w:r>
+          </w:p>
+        </w:tc>
+        <w:tc>
+          <w:tcPr>
+            <w:tcW w:w="0" w:type="auto"/>
+            <w:shd w:val="clear" w:color="auto" w:fill="000000" w:themeFill="text1"/>
+            <w:vAlign w:val="center"/>
+            <w:hideMark/>
+          </w:tcPr>
+          <w:p>
+            <w:pPr>
+              <w:spacing w:after="0" w:line="240" w:lineRule="auto"/>
+              <w:rPr>
+                <w:rFonts w:eastAsia="Times New Roman" w:cs="Times New Roman"/>
+                <w:kern w:val="0"/>
+                <w:lang w:val="en-IN" w:eastAsia="en-IN"/>
+                <w14:ligatures w14:val="none"/>
+              </w:rPr>
+            </w:pPr>
+            <w:r>
+              <w:rPr>
+                <w:rFonts w:eastAsia="Times New Roman" w:cs="Times New Roman"/>
+                <w:kern w:val="0"/>
+                <w:lang w:val="en-IN" w:eastAsia="en-IN"/>
+                <w14:ligatures w14:val="none"/>
+              </w:rPr>
+              <w:t>0.8788</w:t>
+            </w:r>
+          </w:p>
+        </w:tc>
+        <w:tc>
+          <w:tcPr>
+            <w:tcW w:w="0" w:type="auto"/>
+            <w:shd w:val="clear" w:color="auto" w:fill="000000" w:themeFill="text1"/>
+            <w:vAlign w:val="center"/>
+            <w:hideMark/>
+          </w:tcPr>
+          <w:p>
+            <w:pPr>
+              <w:spacing w:after="0" w:line="240" w:lineRule="auto"/>
+              <w:rPr>
+                <w:rFonts w:eastAsia="Times New Roman" w:cs="Times New Roman"/>
+                <w:kern w:val="0"/>
+                <w:lang w:val="en-IN" w:eastAsia="en-IN"/>
+                <w14:ligatures w14:val="none"/>
+              </w:rPr>
+            </w:pPr>
+            <w:r>
+              <w:rPr>
+                <w:rFonts w:eastAsia="Times New Roman" w:cs="Times New Roman"/>
+                <w:b/>
+                <w:bCs/>
+                <w:kern w:val="0"/>
+                <w:lang w:val="en-IN" w:eastAsia="en-IN"/>
+                <w14:ligatures w14:val="none"/>
+              </w:rPr>
+              <w:t>0.90%</w:t>
+            </w:r>
+          </w:p>
+        </w:tc>
+      </w:tr>
+    </w:tbl>
+    <w:p>
+      <w:pPr>
         <w:rPr>
           <w:b/>
           <w:bCs/>
           <w:i/>
           <w:iCs/>
         </w:rPr>
-        <w:t xml:space="preserve">EER) </w:t>
-      </w:r>
-      <w:r>
-        <w:t>for the fine-tuned models:</w:t>
+      </w:pPr>
+      <w:r>
+        <w:rPr>
+          <w:b/>
+          <w:bCs/>
+          <w:i/>
+          <w:iCs/>
+        </w:rPr>
+        <w:t>These checkpoints are discussed separately and were excluded from the final comparative leaderboard.</w:t>
+      </w:r>
+    </w:p>
+    <w:p>
+      <w:r>
+        <w:lastRenderedPageBreak/>
+        <w:t>At first inspection these low EER values appeared to represent a dramatic improvement over every previously evaluated architecture. However, examination of additional evaluation metrics revealed that neither model demonstrated corresponding improvements in practical classification performance.</w:t>
+      </w:r>
+    </w:p>
+    <w:p>
+      <w:r>
+        <w:t xml:space="preserve">The Swin </w:t>
+      </w:r>
+      <w:r>
+        <w:t xml:space="preserve">Transformer exhibited the most sever discrepancy. Despite reporting an EER of only </w:t>
+      </w:r>
+      <w:r>
+        <w:rPr>
+          <w:b/>
+          <w:bCs/>
+        </w:rPr>
+        <w:t>0.04%,</w:t>
+      </w:r>
+      <w:r>
+        <w:t xml:space="preserve"> the model achieved an evaluation accuracy of approximately </w:t>
+      </w:r>
+      <w:r>
+        <w:rPr>
+          <w:b/>
+          <w:bCs/>
+        </w:rPr>
+        <w:t>10%</w:t>
+      </w:r>
+      <w:r>
+        <w:t>, correctly identifying almost exclusively Bonafide speech while failing to recognize spoofed samples.</w:t>
+      </w:r>
+    </w:p>
+    <w:p>
+      <w:r>
+        <w:t xml:space="preserve">ResNet50 exhibited a less severe but still significant form of overfitting, Although the reported EER decreased to </w:t>
+      </w:r>
+      <w:r>
+        <w:rPr>
+          <w:b/>
+          <w:bCs/>
+        </w:rPr>
+        <w:t>0.90%</w:t>
+      </w:r>
+      <w:r>
+        <w:t xml:space="preserve">, evaluation accuracy fell to </w:t>
+      </w:r>
+      <w:r>
+        <w:rPr>
+          <w:b/>
+          <w:bCs/>
+        </w:rPr>
+        <w:t>78.42%</w:t>
+      </w:r>
+      <w:r>
+        <w:t>, substantially below the performance achieved by the best coherent evaluation checkpoint. While ResNet50 retrained considerably stronger ranking capability than Swin, the reduction in evaluation accuracy suggested that aggressive optimization had reduced generalization despite improving the reported operating-point error.</w:t>
+      </w:r>
+    </w:p>
+    <w:p>
+      <w:r>
+        <w:t>These observations suggested that exceptionally low EER value alone were insufficient to establish genuine improvements in model performance.</w:t>
       </w:r>
     </w:p>
     <w:p>
@@ -8088,56 +7917,31 @@
         <w:pStyle w:val="ListParagraph"/>
         <w:numPr>
           <w:ilvl w:val="0"/>
-          <w:numId w:val="36"/>
+          <w:numId w:val="32"/>
         </w:numPr>
       </w:pPr>
-      <w:proofErr w:type="gramStart"/>
-      <w:r>
-        <w:rPr>
-          <w:b/>
-          <w:bCs/>
-        </w:rPr>
-        <w:t>The ResNet50</w:t>
-      </w:r>
-      <w:proofErr w:type="gramEnd"/>
-      <w:r>
-        <w:rPr>
-          <w:b/>
-          <w:bCs/>
-        </w:rPr>
-        <w:t xml:space="preserve"> Trade-Off: </w:t>
-      </w:r>
-      <w:r>
-        <w:t xml:space="preserve">ResNet50 squeezed its test </w:t>
-      </w:r>
-      <w:r>
-        <w:rPr>
-          <w:b/>
-          <w:bCs/>
-          <w:i/>
-          <w:iCs/>
-        </w:rPr>
-        <w:t xml:space="preserve">EER </w:t>
-      </w:r>
-      <w:r>
-        <w:t xml:space="preserve">down to an outstanding </w:t>
-      </w:r>
-      <w:r>
-        <w:rPr>
-          <w:b/>
-          <w:bCs/>
-        </w:rPr>
-        <w:t xml:space="preserve">0.90%, </w:t>
-      </w:r>
-      <w:r>
-        <w:t xml:space="preserve">indicating near-flawless feature separation. However, its default test accuracy dropped to </w:t>
-      </w:r>
-      <w:r>
-        <w:rPr>
-          <w:b/>
-          <w:bCs/>
-        </w:rPr>
-        <w:t>78.42%</w:t>
+      <w:r>
+        <w:rPr>
+          <w:rFonts w:asciiTheme="majorHAnsi" w:hAnsiTheme="majorHAnsi"/>
+          <w:b/>
+          <w:bCs/>
+        </w:rPr>
+        <w:t>Cross-Metric Validation</w:t>
+      </w:r>
+    </w:p>
+    <w:p>
+      <w:r>
+        <w:t>Because EER represents performance at a single operating point, it was evaluated alongside several complementary metrics including ROC-AUC, confusion matrices, class-specific precision and recall, calibrated evaluation accuracy, probability distribution, and internal activation statistics.</w:t>
+      </w:r>
+    </w:p>
+    <w:p>
+      <w:r>
+        <w:t>For the Swin Transformer, these additional analyses revealed severe inconsistencies.</w:t>
+      </w:r>
+    </w:p>
+    <w:p>
+      <w:r>
+        <w:t>The model produced:</w:t>
       </w:r>
     </w:p>
     <w:p>
@@ -8145,409 +7949,819 @@
         <w:pStyle w:val="ListParagraph"/>
         <w:numPr>
           <w:ilvl w:val="0"/>
-          <w:numId w:val="36"/>
+          <w:numId w:val="39"/>
         </w:numPr>
       </w:pPr>
       <w:r>
-        <w:rPr>
-          <w:b/>
-          <w:bCs/>
-        </w:rPr>
-        <w:t xml:space="preserve">The Swin Transformer Breakthrough: </w:t>
-      </w:r>
-      <w:r>
-        <w:t xml:space="preserve">The fine-tuned Swin Transformer achieved a near perfect test </w:t>
-      </w:r>
-      <w:r>
-        <w:rPr>
-          <w:b/>
-          <w:bCs/>
-          <w:i/>
-          <w:iCs/>
-        </w:rPr>
-        <w:t xml:space="preserve">EER </w:t>
-      </w:r>
-      <w:r>
-        <w:t xml:space="preserve">of </w:t>
-      </w:r>
-      <w:r>
-        <w:rPr>
-          <w:b/>
-          <w:bCs/>
-        </w:rPr>
-        <w:t xml:space="preserve">0.04% </w:t>
-      </w:r>
-      <w:r>
-        <w:t xml:space="preserve">(representing only about 4 </w:t>
-      </w:r>
-      <w:proofErr w:type="spellStart"/>
-      <w:r>
-        <w:t>misranked</w:t>
-      </w:r>
-      <w:proofErr w:type="spellEnd"/>
-      <w:r>
-        <w:t xml:space="preserve"> files out of 10,000), but its default test accuracy collapsed to the dataset’s base class distribution floor of </w:t>
-      </w:r>
-      <w:r>
-        <w:rPr>
-          <w:b/>
-          <w:bCs/>
-        </w:rPr>
-        <w:t>10.32%</w:t>
-      </w:r>
-    </w:p>
-    <w:p>
-      <w:pPr>
-        <w:pStyle w:val="ListParagraph"/>
-      </w:pPr>
+        <w:t>Evaluation accuracy of approximately 10%,</w:t>
+      </w:r>
     </w:p>
     <w:p>
       <w:pPr>
         <w:pStyle w:val="ListParagraph"/>
         <w:numPr>
           <w:ilvl w:val="0"/>
-          <w:numId w:val="37"/>
+          <w:numId w:val="39"/>
         </w:numPr>
-        <w:rPr>
-          <w:rFonts w:asciiTheme="majorHAnsi" w:hAnsiTheme="majorHAnsi"/>
-          <w:b/>
-          <w:bCs/>
-        </w:rPr>
-      </w:pPr>
-      <w:r>
-        <w:rPr>
-          <w:rFonts w:asciiTheme="majorHAnsi" w:hAnsiTheme="majorHAnsi"/>
-          <w:b/>
-          <w:bCs/>
-        </w:rPr>
-        <w:t>Mathematical Analysis of the Accuracy Collapse</w:t>
-      </w:r>
-    </w:p>
-    <w:p>
-      <w:pPr>
-        <w:rPr>
-          <w:rFonts w:asciiTheme="majorHAnsi" w:hAnsiTheme="majorHAnsi"/>
-        </w:rPr>
-      </w:pPr>
-      <w:r>
-        <w:rPr>
-          <w:rFonts w:asciiTheme="majorHAnsi" w:hAnsiTheme="majorHAnsi"/>
-        </w:rPr>
-        <w:t xml:space="preserve">This behavior is not a failure of generalization or architectural overfitting. Instead, it represents a classic </w:t>
-      </w:r>
-      <w:r>
-        <w:rPr>
-          <w:rFonts w:asciiTheme="majorHAnsi" w:hAnsiTheme="majorHAnsi"/>
-          <w:b/>
-          <w:bCs/>
-        </w:rPr>
-        <w:t>target-class probability compression</w:t>
-      </w:r>
-      <w:r>
-        <w:rPr>
-          <w:rFonts w:asciiTheme="majorHAnsi" w:hAnsiTheme="majorHAnsi"/>
-        </w:rPr>
-        <w:t xml:space="preserve"> and </w:t>
-      </w:r>
-      <w:r>
-        <w:rPr>
-          <w:rFonts w:asciiTheme="majorHAnsi" w:hAnsiTheme="majorHAnsi"/>
-          <w:b/>
-          <w:bCs/>
-        </w:rPr>
-        <w:t>decision-boundary threshold mismatch</w:t>
-      </w:r>
-      <w:r>
-        <w:rPr>
-          <w:rFonts w:asciiTheme="majorHAnsi" w:hAnsiTheme="majorHAnsi"/>
-        </w:rPr>
-        <w:t>.</w:t>
-      </w:r>
-    </w:p>
-    <w:p>
-      <w:pPr>
-        <w:rPr>
-          <w:rFonts w:asciiTheme="majorHAnsi" w:hAnsiTheme="majorHAnsi"/>
-        </w:rPr>
-      </w:pPr>
-      <w:r>
-        <w:rPr>
-          <w:rFonts w:asciiTheme="majorHAnsi" w:hAnsiTheme="majorHAnsi"/>
-        </w:rPr>
-        <w:t xml:space="preserve">During high-intensity fine-tuning using </w:t>
-      </w:r>
-      <w:proofErr w:type="spellStart"/>
-      <w:r>
-        <w:rPr>
-          <w:rFonts w:asciiTheme="majorHAnsi" w:hAnsiTheme="majorHAnsi"/>
-          <w:b/>
-          <w:bCs/>
-        </w:rPr>
-        <w:t>BCEWithLogitsLoss</w:t>
-      </w:r>
-      <w:proofErr w:type="spellEnd"/>
-      <w:r>
-        <w:rPr>
-          <w:rFonts w:asciiTheme="majorHAnsi" w:hAnsiTheme="majorHAnsi"/>
-        </w:rPr>
-        <w:t xml:space="preserve"> and minimal dropout, both models became highly confident on the training representations. When evaluating the unseen test partition, minor acoustic domain shifts (e.g., changes in compression or background noise profiles) caused a minor global scaling shift in the output logits.</w:t>
-      </w:r>
-    </w:p>
-    <w:p>
-      <w:pPr>
-        <w:rPr>
-          <w:rFonts w:asciiTheme="majorHAnsi" w:hAnsiTheme="majorHAnsi"/>
-        </w:rPr>
-      </w:pPr>
-      <w:r>
-        <w:rPr>
-          <w:rFonts w:asciiTheme="majorHAnsi" w:hAnsiTheme="majorHAnsi"/>
-        </w:rPr>
-        <w:t xml:space="preserve">For the Swin Transformer, almost all predicted probabilities became tightly compressed within a narrow window slightly below the default threshold (e.g., between </w:t>
-      </w:r>
-      <m:oMath>
-        <m:r>
-          <w:rPr>
-            <w:rFonts w:ascii="Cambria Math" w:hAnsi="Cambria Math"/>
-          </w:rPr>
-          <m:t>0.450</m:t>
-        </m:r>
-      </m:oMath>
-      <w:r>
-        <w:rPr>
-          <w:rFonts w:asciiTheme="majorHAnsi" w:hAnsiTheme="majorHAnsi"/>
-        </w:rPr>
-        <w:t xml:space="preserve"> and </w:t>
-      </w:r>
-      <m:oMath>
-        <m:r>
-          <w:rPr>
-            <w:rFonts w:ascii="Cambria Math" w:hAnsi="Cambria Math"/>
-          </w:rPr>
-          <m:t>0.480</m:t>
-        </m:r>
-      </m:oMath>
-      <w:r>
-        <w:rPr>
-          <w:rFonts w:asciiTheme="majorHAnsi" w:hAnsiTheme="majorHAnsi"/>
-        </w:rPr>
-        <w:t xml:space="preserve">). Because the default evaluation script uses a static threshold of </w:t>
-      </w:r>
-      <m:oMath>
-        <m:r>
-          <w:rPr>
-            <w:rFonts w:ascii="Cambria Math" w:hAnsi="Cambria Math"/>
-          </w:rPr>
-          <m:t>0.5</m:t>
-        </m:r>
-      </m:oMath>
-      <w:r>
-        <w:rPr>
-          <w:rFonts w:asciiTheme="majorHAnsi" w:hAnsiTheme="majorHAnsi"/>
-        </w:rPr>
-        <w:t xml:space="preserve"> to assign hard labels:</w:t>
-      </w:r>
-    </w:p>
-    <w:p>
-      <w:pPr>
+      </w:pPr>
+      <w:r>
+        <w:t>Spoof recall approaching zero,</w:t>
+      </w:r>
+    </w:p>
+    <w:p>
+      <w:pPr>
+        <w:pStyle w:val="ListParagraph"/>
         <w:numPr>
           <w:ilvl w:val="0"/>
-          <w:numId w:val="38"/>
+          <w:numId w:val="39"/>
         </w:numPr>
-        <w:rPr>
-          <w:rFonts w:asciiTheme="majorHAnsi" w:hAnsiTheme="majorHAnsi"/>
-        </w:rPr>
-      </w:pPr>
-      <m:oMath>
-        <m:r>
-          <w:rPr>
-            <w:rFonts w:ascii="Cambria Math" w:hAnsi="Cambria Math"/>
-          </w:rPr>
-          <w:lastRenderedPageBreak/>
-          <m:t>100%</m:t>
-        </m:r>
-      </m:oMath>
-      <w:r>
-        <w:rPr>
-          <w:rFonts w:asciiTheme="majorHAnsi" w:hAnsiTheme="majorHAnsi"/>
-        </w:rPr>
-        <w:t xml:space="preserve"> of the test samples were mapped to a single class, collapsing the default test accuracy to the class baseline of </w:t>
-      </w:r>
-      <m:oMath>
-        <m:r>
-          <w:rPr>
-            <w:rFonts w:ascii="Cambria Math" w:hAnsi="Cambria Math"/>
-          </w:rPr>
-          <m:t>10.32%</m:t>
-        </m:r>
-      </m:oMath>
-      <w:r>
-        <w:rPr>
-          <w:rFonts w:asciiTheme="majorHAnsi" w:hAnsiTheme="majorHAnsi"/>
-        </w:rPr>
-        <w:t>.</w:t>
-      </w:r>
-    </w:p>
-    <w:p>
-      <w:pPr>
+      </w:pPr>
+      <w:r>
+        <w:t>Predicted probabilities tightly compressed around 0.495,</w:t>
+      </w:r>
+    </w:p>
+    <w:p>
+      <w:pPr>
+        <w:pStyle w:val="ListParagraph"/>
         <w:numPr>
           <w:ilvl w:val="0"/>
-          <w:numId w:val="38"/>
+          <w:numId w:val="39"/>
         </w:numPr>
-        <w:rPr>
-          <w:rFonts w:asciiTheme="majorHAnsi" w:hAnsiTheme="majorHAnsi"/>
-        </w:rPr>
-      </w:pPr>
-      <w:r>
-        <w:rPr>
-          <w:rFonts w:asciiTheme="majorHAnsi" w:hAnsiTheme="majorHAnsi"/>
-        </w:rPr>
-        <w:t xml:space="preserve">Because the predictions were tightly clustered, standard trapezoidal integration across wide false-positive steps caused the </w:t>
-      </w:r>
-      <w:r>
-        <w:rPr>
-          <w:rFonts w:asciiTheme="majorHAnsi" w:hAnsiTheme="majorHAnsi"/>
-          <w:b/>
-          <w:bCs/>
-        </w:rPr>
-        <w:t xml:space="preserve">Test </w:t>
-      </w:r>
-      <m:oMath>
-        <m:r>
-          <w:rPr>
-            <w:rFonts w:ascii="Cambria Math" w:hAnsi="Cambria Math"/>
-          </w:rPr>
-          <m:t>ROC</m:t>
-        </m:r>
-        <m:r>
-          <m:rPr>
-            <m:nor/>
-          </m:rPr>
-          <w:rPr>
-            <w:rFonts w:asciiTheme="majorHAnsi" w:hAnsiTheme="majorHAnsi"/>
-          </w:rPr>
-          <m:t>-</m:t>
-        </m:r>
-        <m:r>
-          <w:rPr>
-            <w:rFonts w:ascii="Cambria Math" w:hAnsi="Cambria Math"/>
-          </w:rPr>
-          <m:t>AUC</m:t>
-        </m:r>
-      </m:oMath>
-      <w:r>
-        <w:rPr>
-          <w:rFonts w:asciiTheme="majorHAnsi" w:hAnsiTheme="majorHAnsi"/>
-        </w:rPr>
-        <w:t xml:space="preserve"> to artificially drop to </w:t>
-      </w:r>
-      <m:oMath>
-        <m:r>
-          <w:rPr>
-            <w:rFonts w:ascii="Cambria Math" w:hAnsi="Cambria Math"/>
-          </w:rPr>
-          <m:t>0.5252</m:t>
-        </m:r>
-      </m:oMath>
-      <w:r>
-        <w:rPr>
-          <w:rFonts w:asciiTheme="majorHAnsi" w:hAnsiTheme="majorHAnsi"/>
-        </w:rPr>
-        <w:t>.</w:t>
-      </w:r>
-    </w:p>
-    <w:p>
-      <w:pPr>
+      </w:pPr>
+      <w:r>
+        <w:t>ROC-AUC approaching random ranking.</w:t>
+      </w:r>
+    </w:p>
+    <w:p>
+      <w:r>
+        <w:t>A classifier capable of achieving an EER of only 0.04% would ordinarily demonstrate near-perfect ranking between Bonafide and spoofed samples, resulting in a ROC-AUC approaching 1.0. The observed combination of near random ROC-AUC and near zero EER therefore represented a clear contradiction.</w:t>
+      </w:r>
+    </w:p>
+    <w:p>
+      <w:r>
+        <w:t>ResNet50 demonstrated a similar, although less severe, phenomenon. The model maintained substantially stronger ranking capability than Swin but nevertheless showed evidence that aggressive optimization improved the reported EER without producing corresponding improvements in evaluation accuracy.</w:t>
+      </w:r>
+    </w:p>
+    <w:p>
+      <w:r>
+        <w:t>These observation</w:t>
+      </w:r>
+      <w:r>
+        <w:t>s</w:t>
+      </w:r>
+      <w:r>
+        <w:t xml:space="preserve"> demonstrated that relying exclusively on EER could produce misleading conclusion regarding model quality.</w:t>
+      </w:r>
+    </w:p>
+    <w:p>
+      <w:pPr>
+        <w:pStyle w:val="ListParagraph"/>
         <w:numPr>
           <w:ilvl w:val="0"/>
-          <w:numId w:val="38"/>
+          <w:numId w:val="32"/>
         </w:numPr>
+      </w:pPr>
+      <w:r>
         <w:rPr>
           <w:rFonts w:asciiTheme="majorHAnsi" w:hAnsiTheme="majorHAnsi"/>
-        </w:rPr>
+          <w:b/>
+          <w:bCs/>
+        </w:rPr>
+        <w:t>Layer-Wise Activation Analysis of the Swin Transformer</w:t>
+      </w:r>
+    </w:p>
+    <w:p>
+      <w:r>
+        <w:t>To identify the source of the Swin Transformer’s prediction collapse, layer-wise activation tracing was performed throughout the custom architecture.</w:t>
+      </w:r>
+    </w:p>
+    <w:p>
+      <w:r>
+        <w:lastRenderedPageBreak/>
+        <w:t>Activation standard deviation was measured after patch embedding, Stage 1, patch merging, Stage 2, final layer Normalization, global average pooling, and the classification layer.</w:t>
+      </w:r>
+    </w:p>
+    <w:tbl>
+      <w:tblPr>
+        <w:tblW w:w="0" w:type="auto"/>
+        <w:tblCellSpacing w:w="15" w:type="dxa"/>
+        <w:shd w:val="clear" w:color="auto" w:fill="000000" w:themeFill="text1"/>
+        <w:tblCellMar>
+          <w:top w:w="15" w:type="dxa"/>
+          <w:left w:w="15" w:type="dxa"/>
+          <w:bottom w:w="15" w:type="dxa"/>
+          <w:right w:w="15" w:type="dxa"/>
+        </w:tblCellMar>
+        <w:tblLook w:val="04A0" w:firstRow="1" w:lastRow="0" w:firstColumn="1" w:lastColumn="0" w:noHBand="0" w:noVBand="1"/>
+      </w:tblPr>
+      <w:tblGrid>
+        <w:gridCol w:w="2240"/>
+        <w:gridCol w:w="4371"/>
+      </w:tblGrid>
+      <w:tr>
+        <w:trPr>
+          <w:tblHeader/>
+          <w:tblCellSpacing w:w="15" w:type="dxa"/>
+        </w:trPr>
+        <w:tc>
+          <w:tcPr>
+            <w:tcW w:w="0" w:type="auto"/>
+            <w:shd w:val="clear" w:color="auto" w:fill="000000" w:themeFill="text1"/>
+            <w:vAlign w:val="center"/>
+            <w:hideMark/>
+          </w:tcPr>
+          <w:p>
+            <w:pPr>
+              <w:rPr>
+                <w:b/>
+                <w:bCs/>
+                <w:lang w:val="en-IN"/>
+              </w:rPr>
+            </w:pPr>
+            <w:r>
+              <w:rPr>
+                <w:b/>
+                <w:bCs/>
+                <w:lang w:val="en-IN"/>
+              </w:rPr>
+              <w:t>Network Stage</w:t>
+            </w:r>
+          </w:p>
+        </w:tc>
+        <w:tc>
+          <w:tcPr>
+            <w:tcW w:w="0" w:type="auto"/>
+            <w:shd w:val="clear" w:color="auto" w:fill="000000" w:themeFill="text1"/>
+            <w:vAlign w:val="center"/>
+            <w:hideMark/>
+          </w:tcPr>
+          <w:p>
+            <w:pPr>
+              <w:rPr>
+                <w:b/>
+                <w:bCs/>
+                <w:lang w:val="en-IN"/>
+              </w:rPr>
+            </w:pPr>
+            <w:r>
+              <w:rPr>
+                <w:b/>
+                <w:bCs/>
+                <w:lang w:val="en-IN"/>
+              </w:rPr>
+              <w:t>Approximate Activation Standard Deviation</w:t>
+            </w:r>
+          </w:p>
+        </w:tc>
+      </w:tr>
+      <w:tr>
+        <w:trPr>
+          <w:tblCellSpacing w:w="15" w:type="dxa"/>
+        </w:trPr>
+        <w:tc>
+          <w:tcPr>
+            <w:tcW w:w="0" w:type="auto"/>
+            <w:shd w:val="clear" w:color="auto" w:fill="000000" w:themeFill="text1"/>
+            <w:vAlign w:val="center"/>
+            <w:hideMark/>
+          </w:tcPr>
+          <w:p>
+            <w:pPr>
+              <w:rPr>
+                <w:lang w:val="en-IN"/>
+              </w:rPr>
+            </w:pPr>
+            <w:r>
+              <w:rPr>
+                <w:lang w:val="en-IN"/>
+              </w:rPr>
+              <w:t>Patch Embedding</w:t>
+            </w:r>
+          </w:p>
+        </w:tc>
+        <w:tc>
+          <w:tcPr>
+            <w:tcW w:w="0" w:type="auto"/>
+            <w:shd w:val="clear" w:color="auto" w:fill="000000" w:themeFill="text1"/>
+            <w:vAlign w:val="center"/>
+            <w:hideMark/>
+          </w:tcPr>
+          <w:p>
+            <w:pPr>
+              <w:rPr>
+                <w:lang w:val="en-IN"/>
+              </w:rPr>
+            </w:pPr>
+            <w:r>
+              <w:rPr>
+                <w:lang w:val="en-IN"/>
+              </w:rPr>
+              <w:t>8.81</w:t>
+            </w:r>
+          </w:p>
+        </w:tc>
+      </w:tr>
+      <w:tr>
+        <w:trPr>
+          <w:tblCellSpacing w:w="15" w:type="dxa"/>
+        </w:trPr>
+        <w:tc>
+          <w:tcPr>
+            <w:tcW w:w="0" w:type="auto"/>
+            <w:shd w:val="clear" w:color="auto" w:fill="000000" w:themeFill="text1"/>
+            <w:vAlign w:val="center"/>
+            <w:hideMark/>
+          </w:tcPr>
+          <w:p>
+            <w:pPr>
+              <w:rPr>
+                <w:lang w:val="en-IN"/>
+              </w:rPr>
+            </w:pPr>
+            <w:r>
+              <w:rPr>
+                <w:lang w:val="en-IN"/>
+              </w:rPr>
+              <w:t>Stage 1</w:t>
+            </w:r>
+          </w:p>
+        </w:tc>
+        <w:tc>
+          <w:tcPr>
+            <w:tcW w:w="0" w:type="auto"/>
+            <w:shd w:val="clear" w:color="auto" w:fill="000000" w:themeFill="text1"/>
+            <w:vAlign w:val="center"/>
+            <w:hideMark/>
+          </w:tcPr>
+          <w:p>
+            <w:pPr>
+              <w:rPr>
+                <w:lang w:val="en-IN"/>
+              </w:rPr>
+            </w:pPr>
+            <w:r>
+              <w:rPr>
+                <w:lang w:val="en-IN"/>
+              </w:rPr>
+              <w:t>9.05</w:t>
+            </w:r>
+          </w:p>
+        </w:tc>
+      </w:tr>
+      <w:tr>
+        <w:trPr>
+          <w:tblCellSpacing w:w="15" w:type="dxa"/>
+        </w:trPr>
+        <w:tc>
+          <w:tcPr>
+            <w:tcW w:w="0" w:type="auto"/>
+            <w:shd w:val="clear" w:color="auto" w:fill="000000" w:themeFill="text1"/>
+            <w:vAlign w:val="center"/>
+            <w:hideMark/>
+          </w:tcPr>
+          <w:p>
+            <w:pPr>
+              <w:rPr>
+                <w:lang w:val="en-IN"/>
+              </w:rPr>
+            </w:pPr>
+            <w:r>
+              <w:rPr>
+                <w:lang w:val="en-IN"/>
+              </w:rPr>
+              <w:t>Patch Merging</w:t>
+            </w:r>
+          </w:p>
+        </w:tc>
+        <w:tc>
+          <w:tcPr>
+            <w:tcW w:w="0" w:type="auto"/>
+            <w:shd w:val="clear" w:color="auto" w:fill="000000" w:themeFill="text1"/>
+            <w:vAlign w:val="center"/>
+            <w:hideMark/>
+          </w:tcPr>
+          <w:p>
+            <w:pPr>
+              <w:rPr>
+                <w:lang w:val="en-IN"/>
+              </w:rPr>
+            </w:pPr>
+            <w:r>
+              <w:rPr>
+                <w:lang w:val="en-IN"/>
+              </w:rPr>
+              <w:t>0.24</w:t>
+            </w:r>
+          </w:p>
+        </w:tc>
+      </w:tr>
+      <w:tr>
+        <w:trPr>
+          <w:tblCellSpacing w:w="15" w:type="dxa"/>
+        </w:trPr>
+        <w:tc>
+          <w:tcPr>
+            <w:tcW w:w="0" w:type="auto"/>
+            <w:shd w:val="clear" w:color="auto" w:fill="000000" w:themeFill="text1"/>
+            <w:vAlign w:val="center"/>
+            <w:hideMark/>
+          </w:tcPr>
+          <w:p>
+            <w:pPr>
+              <w:rPr>
+                <w:lang w:val="en-IN"/>
+              </w:rPr>
+            </w:pPr>
+            <w:r>
+              <w:rPr>
+                <w:lang w:val="en-IN"/>
+              </w:rPr>
+              <w:t>Stage 2</w:t>
+            </w:r>
+          </w:p>
+        </w:tc>
+        <w:tc>
+          <w:tcPr>
+            <w:tcW w:w="0" w:type="auto"/>
+            <w:shd w:val="clear" w:color="auto" w:fill="000000" w:themeFill="text1"/>
+            <w:vAlign w:val="center"/>
+            <w:hideMark/>
+          </w:tcPr>
+          <w:p>
+            <w:pPr>
+              <w:rPr>
+                <w:lang w:val="en-IN"/>
+              </w:rPr>
+            </w:pPr>
+            <w:r>
+              <w:rPr>
+                <w:lang w:val="en-IN"/>
+              </w:rPr>
+              <w:t>~51,000</w:t>
+            </w:r>
+          </w:p>
+        </w:tc>
+      </w:tr>
+      <w:tr>
+        <w:trPr>
+          <w:tblCellSpacing w:w="15" w:type="dxa"/>
+        </w:trPr>
+        <w:tc>
+          <w:tcPr>
+            <w:tcW w:w="0" w:type="auto"/>
+            <w:shd w:val="clear" w:color="auto" w:fill="000000" w:themeFill="text1"/>
+            <w:vAlign w:val="center"/>
+            <w:hideMark/>
+          </w:tcPr>
+          <w:p>
+            <w:pPr>
+              <w:rPr>
+                <w:lang w:val="en-IN"/>
+              </w:rPr>
+            </w:pPr>
+            <w:r>
+              <w:rPr>
+                <w:lang w:val="en-IN"/>
+              </w:rPr>
+              <w:t xml:space="preserve">Final </w:t>
+            </w:r>
+            <w:proofErr w:type="spellStart"/>
+            <w:r>
+              <w:rPr>
+                <w:lang w:val="en-IN"/>
+              </w:rPr>
+              <w:t>LayerNorm</w:t>
+            </w:r>
+            <w:proofErr w:type="spellEnd"/>
+          </w:p>
+        </w:tc>
+        <w:tc>
+          <w:tcPr>
+            <w:tcW w:w="0" w:type="auto"/>
+            <w:shd w:val="clear" w:color="auto" w:fill="000000" w:themeFill="text1"/>
+            <w:vAlign w:val="center"/>
+            <w:hideMark/>
+          </w:tcPr>
+          <w:p>
+            <w:pPr>
+              <w:rPr>
+                <w:lang w:val="en-IN"/>
+              </w:rPr>
+            </w:pPr>
+            <w:r>
+              <w:rPr>
+                <w:lang w:val="en-IN"/>
+              </w:rPr>
+              <w:t>0.10</w:t>
+            </w:r>
+          </w:p>
+        </w:tc>
+      </w:tr>
+      <w:tr>
+        <w:trPr>
+          <w:tblCellSpacing w:w="15" w:type="dxa"/>
+        </w:trPr>
+        <w:tc>
+          <w:tcPr>
+            <w:tcW w:w="0" w:type="auto"/>
+            <w:shd w:val="clear" w:color="auto" w:fill="000000" w:themeFill="text1"/>
+            <w:vAlign w:val="center"/>
+            <w:hideMark/>
+          </w:tcPr>
+          <w:p>
+            <w:pPr>
+              <w:rPr>
+                <w:lang w:val="en-IN"/>
+              </w:rPr>
+            </w:pPr>
+            <w:r>
+              <w:rPr>
+                <w:lang w:val="en-IN"/>
+              </w:rPr>
+              <w:t>Global Average Pooling</w:t>
+            </w:r>
+          </w:p>
+        </w:tc>
+        <w:tc>
+          <w:tcPr>
+            <w:tcW w:w="0" w:type="auto"/>
+            <w:shd w:val="clear" w:color="auto" w:fill="000000" w:themeFill="text1"/>
+            <w:vAlign w:val="center"/>
+            <w:hideMark/>
+          </w:tcPr>
+          <w:p>
+            <w:pPr>
+              <w:rPr>
+                <w:lang w:val="en-IN"/>
+              </w:rPr>
+            </w:pPr>
+            <w:r>
+              <w:rPr>
+                <w:lang w:val="en-IN"/>
+              </w:rPr>
+              <w:t>0.10</w:t>
+            </w:r>
+          </w:p>
+        </w:tc>
+      </w:tr>
+      <w:tr>
+        <w:trPr>
+          <w:tblCellSpacing w:w="15" w:type="dxa"/>
+        </w:trPr>
+        <w:tc>
+          <w:tcPr>
+            <w:tcW w:w="0" w:type="auto"/>
+            <w:shd w:val="clear" w:color="auto" w:fill="000000" w:themeFill="text1"/>
+            <w:vAlign w:val="center"/>
+            <w:hideMark/>
+          </w:tcPr>
+          <w:p>
+            <w:pPr>
+              <w:rPr>
+                <w:lang w:val="en-IN"/>
+              </w:rPr>
+            </w:pPr>
+            <w:r>
+              <w:rPr>
+                <w:lang w:val="en-IN"/>
+              </w:rPr>
+              <w:t>Output Logits</w:t>
+            </w:r>
+          </w:p>
+        </w:tc>
+        <w:tc>
+          <w:tcPr>
+            <w:tcW w:w="0" w:type="auto"/>
+            <w:shd w:val="clear" w:color="auto" w:fill="000000" w:themeFill="text1"/>
+            <w:vAlign w:val="center"/>
+            <w:hideMark/>
+          </w:tcPr>
+          <w:p>
+            <w:pPr>
+              <w:rPr>
+                <w:lang w:val="en-IN"/>
+              </w:rPr>
+            </w:pPr>
+            <w:r>
+              <w:rPr>
+                <w:lang w:val="en-IN"/>
+              </w:rPr>
+              <w:t>~10</w:t>
+            </w:r>
+            <w:r>
+              <w:rPr>
+                <w:rFonts w:ascii="Cambria Math" w:hAnsi="Cambria Math" w:cs="Cambria Math"/>
+                <w:lang w:val="en-IN"/>
+              </w:rPr>
+              <w:t>⁻</w:t>
+            </w:r>
+            <w:r>
+              <w:rPr>
+                <w:rFonts w:ascii="Aptos" w:hAnsi="Aptos" w:cs="Aptos"/>
+                <w:lang w:val="en-IN"/>
+              </w:rPr>
+              <w:t>⁸</w:t>
+            </w:r>
+          </w:p>
+        </w:tc>
+      </w:tr>
+    </w:tbl>
+    <w:p>
+      <w:r>
+        <w:t>The diagnostic trace identified a severe numerical anomaly within Stage 2</w:t>
+      </w:r>
+    </w:p>
+    <w:p>
+      <w:r>
+        <w:t>Following patch merging, activation variance remained well controlled. However, after passing through the second Swin stage, activation magnitude increased dramatically before collapsing to nearly constant output logits after the final classification layer.</w:t>
+      </w:r>
+    </w:p>
+    <w:p>
+      <w:r>
+        <w:t>Consequently, acoustically different spectrograms produced almost identical prediction scores, explaining the extremely probabil</w:t>
+      </w:r>
+      <w:r>
+        <w:t>ity distribution observed during evaluation.</w:t>
+      </w:r>
+      <w:r>
+        <w:t xml:space="preserve"> </w:t>
+      </w:r>
+    </w:p>
+    <w:p>
+      <w:r>
+        <w:t>This analysis demonstrated that the poor evaluation performance was not simply caused by an incorrectly positioned decision threshold. Instead, the network had lost meaningful input-dependent variation before final classification.</w:t>
+      </w:r>
+    </w:p>
+    <w:p>
+      <w:pPr>
+        <w:pStyle w:val="ListParagraph"/>
+        <w:numPr>
+          <w:ilvl w:val="0"/>
+          <w:numId w:val="32"/>
+        </w:numPr>
       </w:pPr>
       <w:r>
         <w:rPr>
           <w:rFonts w:asciiTheme="majorHAnsi" w:hAnsiTheme="majorHAnsi"/>
-        </w:rPr>
-        <w:t xml:space="preserve">However, because the underlying feature representations remained completely separated, the dynamic </w:t>
-      </w:r>
-      <m:oMath>
-        <m:r>
-          <w:rPr>
-            <w:rFonts w:ascii="Cambria Math" w:hAnsi="Cambria Math"/>
-          </w:rPr>
-          <m:t>EER</m:t>
-        </m:r>
-      </m:oMath>
+          <w:b/>
+          <w:bCs/>
+        </w:rPr>
+        <w:t>Architectural Inspection and Recovery</w:t>
+      </w:r>
+    </w:p>
+    <w:p>
+      <w:r>
+        <w:t>Following activation tracing, the internal implementation of the custom Swin architecture was inspected.</w:t>
+      </w:r>
+    </w:p>
+    <w:p>
+      <w:r>
+        <w:t>Two implementation issues were identified.</w:t>
+      </w:r>
+    </w:p>
+    <w:p>
+      <w:r>
+        <w:t>First, consecutive Stage 2 Swin blocks employed inconsistent feed-forward expansion dimensions despite operating on the same merged embedding representation.</w:t>
+      </w:r>
+    </w:p>
+    <w:p>
+      <w:r>
+        <w:t xml:space="preserve">Second, the default </w:t>
+      </w:r>
+      <w:proofErr w:type="spellStart"/>
+      <w:r>
+        <w:t>SwinBlock</w:t>
+      </w:r>
+      <w:proofErr w:type="spellEnd"/>
+      <w:r>
+        <w:t xml:space="preserve"> regularization configuration applied an aggressive dropout strategy, including 25% attention dropout and 50% feed-forward dropout, substantially increasing optimization instability.</w:t>
+      </w:r>
+    </w:p>
+    <w:p>
+      <w:r>
+        <w:t xml:space="preserve">The Stage 2 feed-forward configuration was standardized, and </w:t>
+      </w:r>
+      <w:proofErr w:type="spellStart"/>
+      <w:r>
+        <w:t>SwinBlock</w:t>
+      </w:r>
+      <w:proofErr w:type="spellEnd"/>
+      <w:r>
+        <w:t xml:space="preserve"> dropout was reduced from 0.5 to 0.2.</w:t>
+      </w:r>
+    </w:p>
+    <w:p>
+      <w:r>
+        <w:t>Following these architectural corrections, the Swin Transformer recovered stable discriminative behavior.</w:t>
+      </w:r>
+    </w:p>
+    <w:p>
+      <w:r>
+        <w:t>The strongest valid Swin evaluation achieved:</w:t>
+      </w:r>
+    </w:p>
+    <w:p>
+      <w:pPr>
+        <w:pStyle w:val="ListParagraph"/>
+        <w:numPr>
+          <w:ilvl w:val="0"/>
+          <w:numId w:val="40"/>
+        </w:numPr>
+      </w:pPr>
+      <w:r>
+        <w:t xml:space="preserve">Evaluation Accuracy: </w:t>
+      </w:r>
+      <w:r>
+        <w:rPr>
+          <w:b/>
+          <w:bCs/>
+        </w:rPr>
+        <w:t>92.85</w:t>
+      </w:r>
+      <w:r>
+        <w:rPr>
+          <w:b/>
+          <w:bCs/>
+        </w:rPr>
+        <w:t>%</w:t>
+      </w:r>
+    </w:p>
+    <w:p>
+      <w:pPr>
+        <w:pStyle w:val="ListParagraph"/>
+        <w:numPr>
+          <w:ilvl w:val="0"/>
+          <w:numId w:val="40"/>
+        </w:numPr>
+      </w:pPr>
+      <w:r>
+        <w:lastRenderedPageBreak/>
+        <w:t xml:space="preserve">ROC-AUC: </w:t>
+      </w:r>
+      <w:r>
+        <w:rPr>
+          <w:b/>
+          <w:bCs/>
+        </w:rPr>
+        <w:t>0.9767</w:t>
+      </w:r>
+    </w:p>
+    <w:p>
+      <w:pPr>
+        <w:pStyle w:val="ListParagraph"/>
+        <w:numPr>
+          <w:ilvl w:val="0"/>
+          <w:numId w:val="40"/>
+        </w:numPr>
+      </w:pPr>
+      <w:r>
+        <w:t xml:space="preserve">Equal Error Rate: </w:t>
+      </w:r>
+      <w:r>
+        <w:rPr>
+          <w:b/>
+          <w:bCs/>
+        </w:rPr>
+        <w:t>7.14%</w:t>
+      </w:r>
+    </w:p>
+    <w:p>
+      <w:r>
+        <w:t>Although the corrected Swin reported a higher EER than the anomalous checkpoint, the resulting evaluation metrics became mutually consistent and reflected substantially stronger generalization performance.</w:t>
+      </w:r>
+    </w:p>
+    <w:p>
+      <w:r>
+        <w:t>Accordingly, the 0.04% EER checkpoint was excluded from the final comparative leaderboard and retained only as an anomalous experimental observation that motivated further architectural debugging.</w:t>
+      </w:r>
+    </w:p>
+    <w:p>
+      <w:pPr>
+        <w:pStyle w:val="ListParagraph"/>
+        <w:numPr>
+          <w:ilvl w:val="0"/>
+          <w:numId w:val="32"/>
+        </w:numPr>
+      </w:pPr>
       <w:r>
         <w:rPr>
           <w:rFonts w:asciiTheme="majorHAnsi" w:hAnsiTheme="majorHAnsi"/>
-        </w:rPr>
-        <w:t xml:space="preserve"> calculation successfully located the true optimal decision boundary at </w:t>
-      </w:r>
-      <m:oMath>
-        <m:r>
-          <w:rPr>
-            <w:rFonts w:ascii="Cambria Math" w:hAnsi="Cambria Math"/>
-          </w:rPr>
-          <m:t>0.4707</m:t>
-        </m:r>
-      </m:oMath>
+          <w:b/>
+          <w:bCs/>
+        </w:rPr>
+        <w:t>Lessons from Fine-Tuning</w:t>
+      </w:r>
+    </w:p>
+    <w:p>
+      <w:r>
+        <w:t>Phase III demonstrated that aggressive architecture-specific fine-tuning can substantially reduce reported Equal Error Rate while simultaneously degrading true evaluation performance.</w:t>
+      </w:r>
+    </w:p>
+    <w:p>
+      <w:r>
+        <w:t>The Swin Transformer highlighted the importance of validating exceptionally strong evaluation metrics against internal model behavior. Without additional investigation, the anomalous 0.04% EER would have incorrectly appeared to represent the strongest model evaluated during this study.</w:t>
+      </w:r>
+    </w:p>
+    <w:p>
+      <w:r>
+        <w:t>Similarly, ResNet50 demonstrated that lower EER values obtained through increasingly aggressive optimization did not necessarily correspond to improved evaluation accuracy or stronger generalization.</w:t>
+      </w:r>
+    </w:p>
+    <w:p>
+      <w:r>
+        <w:t>Consequently, the final evaluation protocol considered a model reliable only when EER remained consistent with ROC-AUC, calibrated evaluation accuracy, confusion matrices, class-specific recall, probability distribution, and internal activation diagnostics.</w:t>
+      </w:r>
+    </w:p>
+    <w:p>
+      <w:r>
+        <w:t>This multi-metric validation strategy substantially improved confidence in the final comparative analysis and emphasizes the importance of interpreting biometric evaluation metrics within the broader context of overall model behavior rather than relying on a single scalar performance measure.</w:t>
+      </w:r>
+    </w:p>
+    <w:p>
+      <w:pPr>
+        <w:pStyle w:val="ListParagraph"/>
+        <w:numPr>
+          <w:ilvl w:val="0"/>
+          <w:numId w:val="31"/>
+        </w:numPr>
+      </w:pPr>
       <w:r>
         <w:rPr>
           <w:rFonts w:asciiTheme="majorHAnsi" w:hAnsiTheme="majorHAnsi"/>
-        </w:rPr>
-        <w:t xml:space="preserve">, revealing an exceptionally clean separation with an actual error rate of just </w:t>
-      </w:r>
-      <m:oMath>
-        <m:r>
-          <w:rPr>
-            <w:rFonts w:ascii="Cambria Math" w:hAnsi="Cambria Math"/>
-          </w:rPr>
-          <m:t>0.04%</m:t>
-        </m:r>
-      </m:oMath>
-      <w:r>
-        <w:rPr>
-          <w:rFonts w:asciiTheme="majorHAnsi" w:hAnsiTheme="majorHAnsi"/>
-        </w:rPr>
-        <w:t>.</w:t>
-      </w:r>
-    </w:p>
-    <w:p>
-      <w:pPr>
-        <w:rPr>
-          <w:rFonts w:asciiTheme="majorHAnsi" w:hAnsiTheme="majorHAnsi"/>
-        </w:rPr>
-      </w:pPr>
-      <w:r>
-        <w:rPr>
-          <w:rFonts w:asciiTheme="majorHAnsi" w:hAnsiTheme="majorHAnsi"/>
-        </w:rPr>
-        <w:t xml:space="preserve">This empirical finding highlights a critical lesson for deepfake detection research: </w:t>
-      </w:r>
-      <w:r>
-        <w:rPr>
-          <w:rFonts w:asciiTheme="majorHAnsi" w:hAnsiTheme="majorHAnsi"/>
-          <w:b/>
-          <w:bCs/>
-        </w:rPr>
-        <w:t>standard hard classification accuracy and static threshold evaluations are highly deceptive metrics.</w:t>
-      </w:r>
-      <w:r>
-        <w:rPr>
-          <w:rFonts w:asciiTheme="majorHAnsi" w:hAnsiTheme="majorHAnsi"/>
-        </w:rPr>
-        <w:t xml:space="preserve"> When deploying deep anti-spoofing countermeasures across varying acoustic domains, utilizing threshold-independent evaluation techniques and dynamic threshold calibration is essential to unlocking the true discriminative power of the model.</w:t>
-      </w:r>
-    </w:p>
-    <w:p>
-      <w:pPr>
-        <w:rPr>
-          <w:rFonts w:asciiTheme="majorHAnsi" w:hAnsiTheme="majorHAnsi"/>
-        </w:rPr>
-      </w:pPr>
+          <w:b/>
+          <w:bCs/>
+          <w:sz w:val="28"/>
+          <w:szCs w:val="28"/>
+        </w:rPr>
+        <w:t>Conclusion</w:t>
+      </w:r>
+    </w:p>
+    <w:p>
+      <w:r>
+        <w:t xml:space="preserve">This study presented a comprehensive comparison of convolutional neural networks and transformer-based architectures for audio deepfake detection using the ASVspoof2019 Logical Access dataset. Seven architectures were evaluated under a unified training pipeline, including ResNet18, ResNet50, Vision Transformer (VIT), Swin Transformer, a custom CNN-Transformer hybrid, </w:t>
+      </w:r>
+      <w:proofErr w:type="spellStart"/>
+      <w:r>
+        <w:t>DeiT</w:t>
+      </w:r>
+      <w:proofErr w:type="spellEnd"/>
+      <w:r>
+        <w:t xml:space="preserve">-Hard and </w:t>
+      </w:r>
+      <w:proofErr w:type="spellStart"/>
+      <w:r>
+        <w:t>DeiT</w:t>
+      </w:r>
+      <w:proofErr w:type="spellEnd"/>
+      <w:r>
+        <w:t>-Soft.</w:t>
+      </w:r>
+    </w:p>
+    <w:p>
+      <w:r>
+        <w:t xml:space="preserve">During the initial benchmarking phase, transformer architectures were disadvantaged by conventional early stopping because of their slower optimization behavior. Removing early stopping and training all models for a fixed 100-epoch schedule substantially altered the final rankings, allowing the Swin Transformer to achieve the lowest </w:t>
+      </w:r>
+      <w:r>
+        <w:rPr>
+          <w:b/>
+          <w:bCs/>
+        </w:rPr>
+        <w:t>Equal Error Rate of 7.14%</w:t>
+      </w:r>
+      <w:r>
+        <w:t xml:space="preserve">, narrowly outperforming ResNet50 </w:t>
+      </w:r>
+      <w:r>
+        <w:rPr>
+          <w:b/>
+          <w:bCs/>
+        </w:rPr>
+        <w:t>(</w:t>
+      </w:r>
+      <w:r>
+        <w:rPr>
+          <w:b/>
+          <w:bCs/>
+        </w:rPr>
+        <w:t xml:space="preserve">7.15%) </w:t>
+      </w:r>
+      <w:r>
+        <w:t>while maintaining comparable evaluation accuracy. These results demonstrate that hierarchical window-based attention can effectively model localized acoustic artifacts when provided with sufficient optimization time.</w:t>
+      </w:r>
+    </w:p>
+    <w:p>
+      <w:r>
+        <w:t xml:space="preserve">The study also highlighted the importance of robust evaluation methodology. During architecture-specific fine-tuning, both Swin Transformer and ResNet50 produced exceptionally low reported EER values that were inconsistent with evaluation accuracy, ROC-AUC, confusion </w:t>
+      </w:r>
+      <w:r>
+        <w:lastRenderedPageBreak/>
+        <w:t>matrices, and probability distributions. Rather than accepting these values as improvements, additional debugging through layer-wise activation tracing revealed numerical instability and representation issues restored coherent model behavior and demonstrated that reliable model assessment requires agreement across multiple evaluation metrics rather than reliance on a single scalar metric.</w:t>
+      </w:r>
+    </w:p>
+    <w:p>
+      <w:r>
+        <w:t>Overall, the experimental results indicate that both deep convolutional networks and hierarchical vision transformers are highly effective for spectrogram-based audio deepfake detection. While ResNet50 provided an excellent balance between stability and performance, the Swin Transformer achieved the strongest overall detection performance after architectural corrections. The small difference between the top-performing models also suggests that optimization strategy and training methodology may influence final performance as much as architectural choice.</w:t>
+      </w:r>
     </w:p>
     <w:p>
       <w:pPr>
@@ -10034,7 +10248,7 @@
   <w:abstractNum w:abstractNumId="13" w15:restartNumberingAfterBreak="0">
     <w:nsid w:val="20227B26"/>
     <w:multiLevelType w:val="hybridMultilevel"/>
-    <w:tmpl w:val="195E7A0E"/>
+    <w:tmpl w:val="37F628D2"/>
     <w:lvl w:ilvl="0" w:tplc="D4763976">
       <w:start w:val="5"/>
       <w:numFmt w:val="decimal"/>
@@ -10214,6 +10428,119 @@
     </w:lvl>
   </w:abstractNum>
   <w:abstractNum w:abstractNumId="15" w15:restartNumberingAfterBreak="0">
+    <w:nsid w:val="2338545C"/>
+    <w:multiLevelType w:val="hybridMultilevel"/>
+    <w:tmpl w:val="4816C2D6"/>
+    <w:lvl w:ilvl="0" w:tplc="40090001">
+      <w:start w:val="1"/>
+      <w:numFmt w:val="bullet"/>
+      <w:lvlText w:val=""/>
+      <w:lvlJc w:val="left"/>
+      <w:pPr>
+        <w:ind w:left="720" w:hanging="360"/>
+      </w:pPr>
+      <w:rPr>
+        <w:rFonts w:ascii="Symbol" w:hAnsi="Symbol" w:hint="default"/>
+      </w:rPr>
+    </w:lvl>
+    <w:lvl w:ilvl="1" w:tplc="40090003" w:tentative="1">
+      <w:start w:val="1"/>
+      <w:numFmt w:val="bullet"/>
+      <w:lvlText w:val="o"/>
+      <w:lvlJc w:val="left"/>
+      <w:pPr>
+        <w:ind w:left="1440" w:hanging="360"/>
+      </w:pPr>
+      <w:rPr>
+        <w:rFonts w:ascii="Courier New" w:hAnsi="Courier New" w:cs="Courier New" w:hint="default"/>
+      </w:rPr>
+    </w:lvl>
+    <w:lvl w:ilvl="2" w:tplc="40090005" w:tentative="1">
+      <w:start w:val="1"/>
+      <w:numFmt w:val="bullet"/>
+      <w:lvlText w:val=""/>
+      <w:lvlJc w:val="left"/>
+      <w:pPr>
+        <w:ind w:left="2160" w:hanging="360"/>
+      </w:pPr>
+      <w:rPr>
+        <w:rFonts w:ascii="Wingdings" w:hAnsi="Wingdings" w:hint="default"/>
+      </w:rPr>
+    </w:lvl>
+    <w:lvl w:ilvl="3" w:tplc="40090001" w:tentative="1">
+      <w:start w:val="1"/>
+      <w:numFmt w:val="bullet"/>
+      <w:lvlText w:val=""/>
+      <w:lvlJc w:val="left"/>
+      <w:pPr>
+        <w:ind w:left="2880" w:hanging="360"/>
+      </w:pPr>
+      <w:rPr>
+        <w:rFonts w:ascii="Symbol" w:hAnsi="Symbol" w:hint="default"/>
+      </w:rPr>
+    </w:lvl>
+    <w:lvl w:ilvl="4" w:tplc="40090003" w:tentative="1">
+      <w:start w:val="1"/>
+      <w:numFmt w:val="bullet"/>
+      <w:lvlText w:val="o"/>
+      <w:lvlJc w:val="left"/>
+      <w:pPr>
+        <w:ind w:left="3600" w:hanging="360"/>
+      </w:pPr>
+      <w:rPr>
+        <w:rFonts w:ascii="Courier New" w:hAnsi="Courier New" w:cs="Courier New" w:hint="default"/>
+      </w:rPr>
+    </w:lvl>
+    <w:lvl w:ilvl="5" w:tplc="40090005" w:tentative="1">
+      <w:start w:val="1"/>
+      <w:numFmt w:val="bullet"/>
+      <w:lvlText w:val=""/>
+      <w:lvlJc w:val="left"/>
+      <w:pPr>
+        <w:ind w:left="4320" w:hanging="360"/>
+      </w:pPr>
+      <w:rPr>
+        <w:rFonts w:ascii="Wingdings" w:hAnsi="Wingdings" w:hint="default"/>
+      </w:rPr>
+    </w:lvl>
+    <w:lvl w:ilvl="6" w:tplc="40090001" w:tentative="1">
+      <w:start w:val="1"/>
+      <w:numFmt w:val="bullet"/>
+      <w:lvlText w:val=""/>
+      <w:lvlJc w:val="left"/>
+      <w:pPr>
+        <w:ind w:left="5040" w:hanging="360"/>
+      </w:pPr>
+      <w:rPr>
+        <w:rFonts w:ascii="Symbol" w:hAnsi="Symbol" w:hint="default"/>
+      </w:rPr>
+    </w:lvl>
+    <w:lvl w:ilvl="7" w:tplc="40090003" w:tentative="1">
+      <w:start w:val="1"/>
+      <w:numFmt w:val="bullet"/>
+      <w:lvlText w:val="o"/>
+      <w:lvlJc w:val="left"/>
+      <w:pPr>
+        <w:ind w:left="5760" w:hanging="360"/>
+      </w:pPr>
+      <w:rPr>
+        <w:rFonts w:ascii="Courier New" w:hAnsi="Courier New" w:cs="Courier New" w:hint="default"/>
+      </w:rPr>
+    </w:lvl>
+    <w:lvl w:ilvl="8" w:tplc="40090005" w:tentative="1">
+      <w:start w:val="1"/>
+      <w:numFmt w:val="bullet"/>
+      <w:lvlText w:val=""/>
+      <w:lvlJc w:val="left"/>
+      <w:pPr>
+        <w:ind w:left="6480" w:hanging="360"/>
+      </w:pPr>
+      <w:rPr>
+        <w:rFonts w:ascii="Wingdings" w:hAnsi="Wingdings" w:hint="default"/>
+      </w:rPr>
+    </w:lvl>
+  </w:abstractNum>
+  <w:abstractNum w:abstractNumId="16" w15:restartNumberingAfterBreak="0">
     <w:nsid w:val="2CBF5895"/>
     <w:multiLevelType w:val="multilevel"/>
     <w:tmpl w:val="2D44D4AA"/>
@@ -10328,7 +10655,7 @@
       </w:rPr>
     </w:lvl>
   </w:abstractNum>
-  <w:abstractNum w:abstractNumId="16" w15:restartNumberingAfterBreak="0">
+  <w:abstractNum w:abstractNumId="17" w15:restartNumberingAfterBreak="0">
     <w:nsid w:val="302070CB"/>
     <w:multiLevelType w:val="multilevel"/>
     <w:tmpl w:val="B7A4AB46"/>
@@ -10443,7 +10770,7 @@
       </w:rPr>
     </w:lvl>
   </w:abstractNum>
-  <w:abstractNum w:abstractNumId="17" w15:restartNumberingAfterBreak="0">
+  <w:abstractNum w:abstractNumId="18" w15:restartNumberingAfterBreak="0">
     <w:nsid w:val="333E1D1E"/>
     <w:multiLevelType w:val="hybridMultilevel"/>
     <w:tmpl w:val="9FAE3E20"/>
@@ -10532,10 +10859,10 @@
       </w:pPr>
     </w:lvl>
   </w:abstractNum>
-  <w:abstractNum w:abstractNumId="18" w15:restartNumberingAfterBreak="0">
+  <w:abstractNum w:abstractNumId="19" w15:restartNumberingAfterBreak="0">
     <w:nsid w:val="3591434E"/>
     <w:multiLevelType w:val="hybridMultilevel"/>
-    <w:tmpl w:val="1C8C8ACE"/>
+    <w:tmpl w:val="3356F1C8"/>
     <w:lvl w:ilvl="0" w:tplc="65D65BFA">
       <w:start w:val="1"/>
       <w:numFmt w:val="decimal"/>
@@ -10625,7 +10952,7 @@
       </w:pPr>
     </w:lvl>
   </w:abstractNum>
-  <w:abstractNum w:abstractNumId="19" w15:restartNumberingAfterBreak="0">
+  <w:abstractNum w:abstractNumId="20" w15:restartNumberingAfterBreak="0">
     <w:nsid w:val="35DA37FC"/>
     <w:multiLevelType w:val="hybridMultilevel"/>
     <w:tmpl w:val="EFD8D16E"/>
@@ -10714,7 +11041,7 @@
       </w:pPr>
     </w:lvl>
   </w:abstractNum>
-  <w:abstractNum w:abstractNumId="20" w15:restartNumberingAfterBreak="0">
+  <w:abstractNum w:abstractNumId="21" w15:restartNumberingAfterBreak="0">
     <w:nsid w:val="398E3804"/>
     <w:multiLevelType w:val="multilevel"/>
     <w:tmpl w:val="0EA2A37A"/>
@@ -10829,7 +11156,7 @@
       </w:rPr>
     </w:lvl>
   </w:abstractNum>
-  <w:abstractNum w:abstractNumId="21" w15:restartNumberingAfterBreak="0">
+  <w:abstractNum w:abstractNumId="22" w15:restartNumberingAfterBreak="0">
     <w:nsid w:val="3B3056E8"/>
     <w:multiLevelType w:val="multilevel"/>
     <w:tmpl w:val="A2E01392"/>
@@ -10944,7 +11271,120 @@
       </w:rPr>
     </w:lvl>
   </w:abstractNum>
-  <w:abstractNum w:abstractNumId="22" w15:restartNumberingAfterBreak="0">
+  <w:abstractNum w:abstractNumId="23" w15:restartNumberingAfterBreak="0">
+    <w:nsid w:val="3D3C569F"/>
+    <w:multiLevelType w:val="hybridMultilevel"/>
+    <w:tmpl w:val="C610D334"/>
+    <w:lvl w:ilvl="0" w:tplc="40090001">
+      <w:start w:val="1"/>
+      <w:numFmt w:val="bullet"/>
+      <w:lvlText w:val=""/>
+      <w:lvlJc w:val="left"/>
+      <w:pPr>
+        <w:ind w:left="720" w:hanging="360"/>
+      </w:pPr>
+      <w:rPr>
+        <w:rFonts w:ascii="Symbol" w:hAnsi="Symbol" w:hint="default"/>
+      </w:rPr>
+    </w:lvl>
+    <w:lvl w:ilvl="1" w:tplc="40090003" w:tentative="1">
+      <w:start w:val="1"/>
+      <w:numFmt w:val="bullet"/>
+      <w:lvlText w:val="o"/>
+      <w:lvlJc w:val="left"/>
+      <w:pPr>
+        <w:ind w:left="1440" w:hanging="360"/>
+      </w:pPr>
+      <w:rPr>
+        <w:rFonts w:ascii="Courier New" w:hAnsi="Courier New" w:cs="Courier New" w:hint="default"/>
+      </w:rPr>
+    </w:lvl>
+    <w:lvl w:ilvl="2" w:tplc="40090005" w:tentative="1">
+      <w:start w:val="1"/>
+      <w:numFmt w:val="bullet"/>
+      <w:lvlText w:val=""/>
+      <w:lvlJc w:val="left"/>
+      <w:pPr>
+        <w:ind w:left="2160" w:hanging="360"/>
+      </w:pPr>
+      <w:rPr>
+        <w:rFonts w:ascii="Wingdings" w:hAnsi="Wingdings" w:hint="default"/>
+      </w:rPr>
+    </w:lvl>
+    <w:lvl w:ilvl="3" w:tplc="40090001" w:tentative="1">
+      <w:start w:val="1"/>
+      <w:numFmt w:val="bullet"/>
+      <w:lvlText w:val=""/>
+      <w:lvlJc w:val="left"/>
+      <w:pPr>
+        <w:ind w:left="2880" w:hanging="360"/>
+      </w:pPr>
+      <w:rPr>
+        <w:rFonts w:ascii="Symbol" w:hAnsi="Symbol" w:hint="default"/>
+      </w:rPr>
+    </w:lvl>
+    <w:lvl w:ilvl="4" w:tplc="40090003" w:tentative="1">
+      <w:start w:val="1"/>
+      <w:numFmt w:val="bullet"/>
+      <w:lvlText w:val="o"/>
+      <w:lvlJc w:val="left"/>
+      <w:pPr>
+        <w:ind w:left="3600" w:hanging="360"/>
+      </w:pPr>
+      <w:rPr>
+        <w:rFonts w:ascii="Courier New" w:hAnsi="Courier New" w:cs="Courier New" w:hint="default"/>
+      </w:rPr>
+    </w:lvl>
+    <w:lvl w:ilvl="5" w:tplc="40090005" w:tentative="1">
+      <w:start w:val="1"/>
+      <w:numFmt w:val="bullet"/>
+      <w:lvlText w:val=""/>
+      <w:lvlJc w:val="left"/>
+      <w:pPr>
+        <w:ind w:left="4320" w:hanging="360"/>
+      </w:pPr>
+      <w:rPr>
+        <w:rFonts w:ascii="Wingdings" w:hAnsi="Wingdings" w:hint="default"/>
+      </w:rPr>
+    </w:lvl>
+    <w:lvl w:ilvl="6" w:tplc="40090001" w:tentative="1">
+      <w:start w:val="1"/>
+      <w:numFmt w:val="bullet"/>
+      <w:lvlText w:val=""/>
+      <w:lvlJc w:val="left"/>
+      <w:pPr>
+        <w:ind w:left="5040" w:hanging="360"/>
+      </w:pPr>
+      <w:rPr>
+        <w:rFonts w:ascii="Symbol" w:hAnsi="Symbol" w:hint="default"/>
+      </w:rPr>
+    </w:lvl>
+    <w:lvl w:ilvl="7" w:tplc="40090003" w:tentative="1">
+      <w:start w:val="1"/>
+      <w:numFmt w:val="bullet"/>
+      <w:lvlText w:val="o"/>
+      <w:lvlJc w:val="left"/>
+      <w:pPr>
+        <w:ind w:left="5760" w:hanging="360"/>
+      </w:pPr>
+      <w:rPr>
+        <w:rFonts w:ascii="Courier New" w:hAnsi="Courier New" w:cs="Courier New" w:hint="default"/>
+      </w:rPr>
+    </w:lvl>
+    <w:lvl w:ilvl="8" w:tplc="40090005" w:tentative="1">
+      <w:start w:val="1"/>
+      <w:numFmt w:val="bullet"/>
+      <w:lvlText w:val=""/>
+      <w:lvlJc w:val="left"/>
+      <w:pPr>
+        <w:ind w:left="6480" w:hanging="360"/>
+      </w:pPr>
+      <w:rPr>
+        <w:rFonts w:ascii="Wingdings" w:hAnsi="Wingdings" w:hint="default"/>
+      </w:rPr>
+    </w:lvl>
+  </w:abstractNum>
+  <w:abstractNum w:abstractNumId="24" w15:restartNumberingAfterBreak="0">
     <w:nsid w:val="40CF1515"/>
     <w:multiLevelType w:val="hybridMultilevel"/>
     <w:tmpl w:val="FE3AB952"/>
@@ -11057,7 +11497,7 @@
       </w:rPr>
     </w:lvl>
   </w:abstractNum>
-  <w:abstractNum w:abstractNumId="23" w15:restartNumberingAfterBreak="0">
+  <w:abstractNum w:abstractNumId="25" w15:restartNumberingAfterBreak="0">
     <w:nsid w:val="45A50ACB"/>
     <w:multiLevelType w:val="hybridMultilevel"/>
     <w:tmpl w:val="87C616A0"/>
@@ -11146,7 +11586,7 @@
       </w:pPr>
     </w:lvl>
   </w:abstractNum>
-  <w:abstractNum w:abstractNumId="24" w15:restartNumberingAfterBreak="0">
+  <w:abstractNum w:abstractNumId="26" w15:restartNumberingAfterBreak="0">
     <w:nsid w:val="48774FC0"/>
     <w:multiLevelType w:val="multilevel"/>
     <w:tmpl w:val="5E72CD12"/>
@@ -11261,7 +11701,7 @@
       </w:rPr>
     </w:lvl>
   </w:abstractNum>
-  <w:abstractNum w:abstractNumId="25" w15:restartNumberingAfterBreak="0">
+  <w:abstractNum w:abstractNumId="27" w15:restartNumberingAfterBreak="0">
     <w:nsid w:val="4AE73FA3"/>
     <w:multiLevelType w:val="hybridMultilevel"/>
     <w:tmpl w:val="12F00102"/>
@@ -11350,7 +11790,7 @@
       </w:pPr>
     </w:lvl>
   </w:abstractNum>
-  <w:abstractNum w:abstractNumId="26" w15:restartNumberingAfterBreak="0">
+  <w:abstractNum w:abstractNumId="28" w15:restartNumberingAfterBreak="0">
     <w:nsid w:val="52AA020D"/>
     <w:multiLevelType w:val="multilevel"/>
     <w:tmpl w:val="C22EFFA2"/>
@@ -11465,7 +11905,7 @@
       </w:rPr>
     </w:lvl>
   </w:abstractNum>
-  <w:abstractNum w:abstractNumId="27" w15:restartNumberingAfterBreak="0">
+  <w:abstractNum w:abstractNumId="29" w15:restartNumberingAfterBreak="0">
     <w:nsid w:val="546D1F79"/>
     <w:multiLevelType w:val="hybridMultilevel"/>
     <w:tmpl w:val="55367A40"/>
@@ -11554,7 +11994,7 @@
       </w:pPr>
     </w:lvl>
   </w:abstractNum>
-  <w:abstractNum w:abstractNumId="28" w15:restartNumberingAfterBreak="0">
+  <w:abstractNum w:abstractNumId="30" w15:restartNumberingAfterBreak="0">
     <w:nsid w:val="55254124"/>
     <w:multiLevelType w:val="multilevel"/>
     <w:tmpl w:val="D9984924"/>
@@ -11671,7 +12111,7 @@
       </w:rPr>
     </w:lvl>
   </w:abstractNum>
-  <w:abstractNum w:abstractNumId="29" w15:restartNumberingAfterBreak="0">
+  <w:abstractNum w:abstractNumId="31" w15:restartNumberingAfterBreak="0">
     <w:nsid w:val="55475769"/>
     <w:multiLevelType w:val="multilevel"/>
     <w:tmpl w:val="52342A0E"/>
@@ -11784,7 +12224,7 @@
       </w:rPr>
     </w:lvl>
   </w:abstractNum>
-  <w:abstractNum w:abstractNumId="30" w15:restartNumberingAfterBreak="0">
+  <w:abstractNum w:abstractNumId="32" w15:restartNumberingAfterBreak="0">
     <w:nsid w:val="572A38BA"/>
     <w:multiLevelType w:val="hybridMultilevel"/>
     <w:tmpl w:val="442CE04E"/>
@@ -11897,7 +12337,7 @@
       </w:rPr>
     </w:lvl>
   </w:abstractNum>
-  <w:abstractNum w:abstractNumId="31" w15:restartNumberingAfterBreak="0">
+  <w:abstractNum w:abstractNumId="33" w15:restartNumberingAfterBreak="0">
     <w:nsid w:val="65A41DD0"/>
     <w:multiLevelType w:val="hybridMultilevel"/>
     <w:tmpl w:val="E2A0BB8C"/>
@@ -11983,11 +12423,11 @@
       </w:pPr>
     </w:lvl>
   </w:abstractNum>
-  <w:abstractNum w:abstractNumId="32" w15:restartNumberingAfterBreak="0">
+  <w:abstractNum w:abstractNumId="34" w15:restartNumberingAfterBreak="0">
     <w:nsid w:val="69BF18B2"/>
     <w:multiLevelType w:val="hybridMultilevel"/>
-    <w:tmpl w:val="2A08F6C8"/>
-    <w:lvl w:ilvl="0" w:tplc="8E96ABBC">
+    <w:tmpl w:val="03A0620A"/>
+    <w:lvl w:ilvl="0" w:tplc="99C48BBA">
       <w:start w:val="1"/>
       <w:numFmt w:val="decimal"/>
       <w:lvlText w:val="5.%1"/>
@@ -11996,7 +12436,9 @@
         <w:ind w:left="720" w:hanging="360"/>
       </w:pPr>
       <w:rPr>
-        <w:rFonts w:hint="default"/>
+        <w:rFonts w:asciiTheme="majorHAnsi" w:hAnsiTheme="majorHAnsi" w:hint="default"/>
+        <w:b/>
+        <w:bCs/>
         <w:sz w:val="22"/>
         <w:szCs w:val="22"/>
       </w:rPr>
@@ -12074,7 +12516,7 @@
       </w:pPr>
     </w:lvl>
   </w:abstractNum>
-  <w:abstractNum w:abstractNumId="33" w15:restartNumberingAfterBreak="0">
+  <w:abstractNum w:abstractNumId="35" w15:restartNumberingAfterBreak="0">
     <w:nsid w:val="6A562805"/>
     <w:multiLevelType w:val="multilevel"/>
     <w:tmpl w:val="4009001D"/>
@@ -12160,7 +12602,7 @@
       </w:pPr>
     </w:lvl>
   </w:abstractNum>
-  <w:abstractNum w:abstractNumId="34" w15:restartNumberingAfterBreak="0">
+  <w:abstractNum w:abstractNumId="36" w15:restartNumberingAfterBreak="0">
     <w:nsid w:val="6AF45DAB"/>
     <w:multiLevelType w:val="multilevel"/>
     <w:tmpl w:val="18F84978"/>
@@ -12277,7 +12719,7 @@
       </w:rPr>
     </w:lvl>
   </w:abstractNum>
-  <w:abstractNum w:abstractNumId="35" w15:restartNumberingAfterBreak="0">
+  <w:abstractNum w:abstractNumId="37" w15:restartNumberingAfterBreak="0">
     <w:nsid w:val="6DC27FA6"/>
     <w:multiLevelType w:val="hybridMultilevel"/>
     <w:tmpl w:val="BD2CE010"/>
@@ -12366,7 +12808,7 @@
       </w:pPr>
     </w:lvl>
   </w:abstractNum>
-  <w:abstractNum w:abstractNumId="36" w15:restartNumberingAfterBreak="0">
+  <w:abstractNum w:abstractNumId="38" w15:restartNumberingAfterBreak="0">
     <w:nsid w:val="6DF114A9"/>
     <w:multiLevelType w:val="multilevel"/>
     <w:tmpl w:val="A426CFD8"/>
@@ -12479,7 +12921,7 @@
       </w:rPr>
     </w:lvl>
   </w:abstractNum>
-  <w:abstractNum w:abstractNumId="37" w15:restartNumberingAfterBreak="0">
+  <w:abstractNum w:abstractNumId="39" w15:restartNumberingAfterBreak="0">
     <w:nsid w:val="776B162B"/>
     <w:multiLevelType w:val="hybridMultilevel"/>
     <w:tmpl w:val="44D03F5C"/>
@@ -12572,70 +13014,70 @@
     <w:abstractNumId w:val="9"/>
   </w:num>
   <w:num w:numId="2" w16cid:durableId="10765285">
-    <w:abstractNumId w:val="36"/>
+    <w:abstractNumId w:val="38"/>
   </w:num>
   <w:num w:numId="3" w16cid:durableId="1112167076">
     <w:abstractNumId w:val="10"/>
   </w:num>
   <w:num w:numId="4" w16cid:durableId="92093686">
-    <w:abstractNumId w:val="34"/>
+    <w:abstractNumId w:val="36"/>
   </w:num>
   <w:num w:numId="5" w16cid:durableId="746614941">
     <w:abstractNumId w:val="11"/>
   </w:num>
   <w:num w:numId="6" w16cid:durableId="1392540301">
-    <w:abstractNumId w:val="28"/>
+    <w:abstractNumId w:val="30"/>
   </w:num>
   <w:num w:numId="7" w16cid:durableId="1250457719">
-    <w:abstractNumId w:val="20"/>
+    <w:abstractNumId w:val="21"/>
   </w:num>
   <w:num w:numId="8" w16cid:durableId="1702584903">
     <w:abstractNumId w:val="7"/>
   </w:num>
   <w:num w:numId="9" w16cid:durableId="891842361">
-    <w:abstractNumId w:val="21"/>
+    <w:abstractNumId w:val="22"/>
   </w:num>
   <w:num w:numId="10" w16cid:durableId="82651814">
-    <w:abstractNumId w:val="29"/>
+    <w:abstractNumId w:val="31"/>
   </w:num>
   <w:num w:numId="11" w16cid:durableId="14044670">
+    <w:abstractNumId w:val="28"/>
+  </w:num>
+  <w:num w:numId="12" w16cid:durableId="1567641112">
+    <w:abstractNumId w:val="16"/>
+  </w:num>
+  <w:num w:numId="13" w16cid:durableId="1011487756">
     <w:abstractNumId w:val="26"/>
   </w:num>
-  <w:num w:numId="12" w16cid:durableId="1567641112">
-    <w:abstractNumId w:val="15"/>
-  </w:num>
-  <w:num w:numId="13" w16cid:durableId="1011487756">
-    <w:abstractNumId w:val="24"/>
-  </w:num>
   <w:num w:numId="14" w16cid:durableId="518086846">
-    <w:abstractNumId w:val="16"/>
+    <w:abstractNumId w:val="17"/>
   </w:num>
   <w:num w:numId="15" w16cid:durableId="979185554">
-    <w:abstractNumId w:val="22"/>
+    <w:abstractNumId w:val="24"/>
   </w:num>
   <w:num w:numId="16" w16cid:durableId="1611858016">
     <w:abstractNumId w:val="6"/>
   </w:num>
   <w:num w:numId="17" w16cid:durableId="496841723">
-    <w:abstractNumId w:val="30"/>
+    <w:abstractNumId w:val="32"/>
   </w:num>
   <w:num w:numId="18" w16cid:durableId="464857764">
     <w:abstractNumId w:val="14"/>
   </w:num>
   <w:num w:numId="19" w16cid:durableId="120265808">
-    <w:abstractNumId w:val="33"/>
+    <w:abstractNumId w:val="35"/>
   </w:num>
   <w:num w:numId="20" w16cid:durableId="1119835240">
-    <w:abstractNumId w:val="31"/>
+    <w:abstractNumId w:val="33"/>
   </w:num>
   <w:num w:numId="21" w16cid:durableId="175924624">
     <w:abstractNumId w:val="4"/>
   </w:num>
   <w:num w:numId="22" w16cid:durableId="1553342707">
-    <w:abstractNumId w:val="27"/>
+    <w:abstractNumId w:val="29"/>
   </w:num>
   <w:num w:numId="23" w16cid:durableId="654190200">
-    <w:abstractNumId w:val="37"/>
+    <w:abstractNumId w:val="39"/>
   </w:num>
   <w:num w:numId="24" w16cid:durableId="372271304">
     <w:abstractNumId w:val="1"/>
@@ -12647,13 +13089,13 @@
     <w:abstractNumId w:val="12"/>
   </w:num>
   <w:num w:numId="27" w16cid:durableId="649214190">
-    <w:abstractNumId w:val="23"/>
+    <w:abstractNumId w:val="25"/>
   </w:num>
   <w:num w:numId="28" w16cid:durableId="1640450269">
     <w:abstractNumId w:val="3"/>
   </w:num>
   <w:num w:numId="29" w16cid:durableId="152183815">
-    <w:abstractNumId w:val="25"/>
+    <w:abstractNumId w:val="27"/>
   </w:num>
   <w:num w:numId="30" w16cid:durableId="967274126">
     <w:abstractNumId w:val="8"/>
@@ -12662,25 +13104,31 @@
     <w:abstractNumId w:val="13"/>
   </w:num>
   <w:num w:numId="32" w16cid:durableId="1302228728">
-    <w:abstractNumId w:val="32"/>
+    <w:abstractNumId w:val="34"/>
   </w:num>
   <w:num w:numId="33" w16cid:durableId="1840803798">
-    <w:abstractNumId w:val="18"/>
+    <w:abstractNumId w:val="19"/>
   </w:num>
   <w:num w:numId="34" w16cid:durableId="521821926">
-    <w:abstractNumId w:val="35"/>
+    <w:abstractNumId w:val="37"/>
   </w:num>
   <w:num w:numId="35" w16cid:durableId="1811092721">
     <w:abstractNumId w:val="2"/>
   </w:num>
   <w:num w:numId="36" w16cid:durableId="2135249539">
-    <w:abstractNumId w:val="19"/>
+    <w:abstractNumId w:val="20"/>
   </w:num>
   <w:num w:numId="37" w16cid:durableId="1462456623">
-    <w:abstractNumId w:val="17"/>
+    <w:abstractNumId w:val="18"/>
   </w:num>
   <w:num w:numId="38" w16cid:durableId="628366566">
     <w:abstractNumId w:val="0"/>
+  </w:num>
+  <w:num w:numId="39" w16cid:durableId="1507401183">
+    <w:abstractNumId w:val="23"/>
+  </w:num>
+  <w:num w:numId="40" w16cid:durableId="1279949762">
+    <w:abstractNumId w:val="15"/>
   </w:num>
 </w:numbering>
 </file>
@@ -13667,6 +14115,52 @@
     <w:basedOn w:val="DefaultParagraphFont"/>
     <w:rsid w:val="00D455E9"/>
   </w:style>
+  <w:style w:type="table" w:styleId="TableGrid">
+    <w:name w:val="Table Grid"/>
+    <w:basedOn w:val="TableNormal"/>
+    <w:uiPriority w:val="39"/>
+    <w:rsid w:val="00A6396B"/>
+    <w:pPr>
+      <w:spacing w:after="0" w:line="240" w:lineRule="auto"/>
+    </w:pPr>
+    <w:tblPr>
+      <w:tblBorders>
+        <w:top w:val="single" w:sz="4" w:space="0" w:color="auto"/>
+        <w:left w:val="single" w:sz="4" w:space="0" w:color="auto"/>
+        <w:bottom w:val="single" w:sz="4" w:space="0" w:color="auto"/>
+        <w:right w:val="single" w:sz="4" w:space="0" w:color="auto"/>
+        <w:insideH w:val="single" w:sz="4" w:space="0" w:color="auto"/>
+        <w:insideV w:val="single" w:sz="4" w:space="0" w:color="auto"/>
+      </w:tblBorders>
+    </w:tblPr>
+  </w:style>
+  <w:style w:type="paragraph" w:customStyle="1" w:styleId="pdq2pgselectionanchorcontainer">
+    <w:name w:val="pdq2pg_selectionanchorcontainer"/>
+    <w:basedOn w:val="Normal"/>
+    <w:rsid w:val="00BE1795"/>
+    <w:pPr>
+      <w:spacing w:before="100" w:beforeAutospacing="1" w:after="100" w:afterAutospacing="1" w:line="240" w:lineRule="auto"/>
+    </w:pPr>
+    <w:rPr>
+      <w:rFonts w:ascii="Times New Roman" w:eastAsia="Times New Roman" w:hAnsi="Times New Roman" w:cs="Times New Roman"/>
+      <w:kern w:val="0"/>
+      <w:sz w:val="24"/>
+      <w:szCs w:val="24"/>
+      <w:lang w:val="en-IN" w:eastAsia="en-IN"/>
+      <w14:ligatures w14:val="none"/>
+    </w:rPr>
+  </w:style>
+  <w:style w:type="character" w:styleId="Strong">
+    <w:name w:val="Strong"/>
+    <w:basedOn w:val="DefaultParagraphFont"/>
+    <w:uiPriority w:val="22"/>
+    <w:qFormat/>
+    <w:rsid w:val="00BE1795"/>
+    <w:rPr>
+      <w:b/>
+      <w:bCs/>
+    </w:rPr>
+  </w:style>
 </w:styles>
 </file>
 
